--- a/Попов Егор отчет.docx
+++ b/Попов Егор отчет.docx
@@ -5177,7 +5177,7 @@
                 <w:noProof/>
                 <w:webHidden/>
               </w:rPr>
-              <w:t>7</w:t>
+              <w:t>8</w:t>
             </w:r>
             <w:r>
               <w:rPr>
@@ -5252,7 +5252,7 @@
                 <w:noProof/>
                 <w:webHidden/>
               </w:rPr>
-              <w:t>7</w:t>
+              <w:t>8</w:t>
             </w:r>
             <w:r>
               <w:rPr>
@@ -5555,7 +5555,7 @@
                 <w:noProof/>
                 <w:webHidden/>
               </w:rPr>
-              <w:t>11</w:t>
+              <w:t>12</w:t>
             </w:r>
             <w:r>
               <w:rPr>
@@ -5630,7 +5630,7 @@
                 <w:noProof/>
                 <w:webHidden/>
               </w:rPr>
-              <w:t>11</w:t>
+              <w:t>12</w:t>
             </w:r>
             <w:r>
               <w:rPr>
@@ -6005,7 +6005,7 @@
                 <w:noProof/>
                 <w:webHidden/>
               </w:rPr>
-              <w:t>17</w:t>
+              <w:t>18</w:t>
             </w:r>
             <w:r>
               <w:rPr>
@@ -6080,7 +6080,7 @@
                 <w:noProof/>
                 <w:webHidden/>
               </w:rPr>
-              <w:t>21</w:t>
+              <w:t>22</w:t>
             </w:r>
             <w:r>
               <w:rPr>
@@ -6155,7 +6155,7 @@
                 <w:noProof/>
                 <w:webHidden/>
               </w:rPr>
-              <w:t>22</w:t>
+              <w:t>23</w:t>
             </w:r>
             <w:r>
               <w:rPr>
@@ -6233,7 +6233,7 @@
                 <w:noProof/>
                 <w:webHidden/>
               </w:rPr>
-              <w:t>23</w:t>
+              <w:t>24</w:t>
             </w:r>
             <w:r>
               <w:rPr>
@@ -6311,7 +6311,7 @@
                 <w:noProof/>
                 <w:webHidden/>
               </w:rPr>
-              <w:t>24</w:t>
+              <w:t>25</w:t>
             </w:r>
             <w:r>
               <w:rPr>
@@ -6418,7 +6418,7 @@
                 <w:noProof/>
                 <w:webHidden/>
               </w:rPr>
-              <w:t>26</w:t>
+              <w:t>27</w:t>
             </w:r>
             <w:r>
               <w:rPr>
@@ -6471,8 +6471,8 @@
         </w:p>
       </w:sdtContent>
     </w:sdt>
-    <w:bookmarkStart w:id="3" w:name="_Toc234627983" w:displacedByCustomXml="prev"/>
-    <w:bookmarkStart w:id="4" w:name="_Toc234627084" w:displacedByCustomXml="prev"/>
+    <w:bookmarkStart w:id="3" w:name="_Toc234627084" w:displacedByCustomXml="prev"/>
+    <w:bookmarkStart w:id="4" w:name="_Toc234627983" w:displacedByCustomXml="prev"/>
     <w:p>
       <w:pPr>
         <w:pStyle w:val="10"/>
@@ -7549,20 +7549,20 @@
         <w:rPr>
           <w:rFonts w:ascii="Times New Roman" w:eastAsia="Times New Roman" w:hAnsi="Times New Roman" w:cs="Times New Roman"/>
         </w:rPr>
-        <w:t xml:space="preserve"> текущее число элементов в очереди. Для целей демонстрационной визуализации, где число элементов невелико и наглядность важнее асимптотической эффективности, такая реализация является обоснованным проектным решением; в высоконагруженных промышленных системах для устранения этого недостатка применяются кольцевой буфер или связный список с двумя указателями (на голову и хвост), обеспечивающие </w:t>
-      </w:r>
-      <w:r>
-        <w:rPr>
-          <w:rFonts w:ascii="Times New Roman" w:eastAsia="Times New Roman" w:hAnsi="Times New Roman" w:cs="Times New Roman"/>
-        </w:rPr>
-        <w:t xml:space="preserve">амортизированное </w:t>
+        <w:t xml:space="preserve"> текущее число элементов в очереди. Для целей демонстрационной визуализации, где число элементов невелико и наглядность важнее асимптотической эффективности, такая реализация является обоснованным проектным решением; в высоконагруженных промышленных системах для устранения этого недостатка применяются кольцевой буфер или связный список с двумя указателями (на голову и хвост), </w:t>
       </w:r>
       <w:r>
         <w:rPr>
           <w:rFonts w:ascii="Times New Roman" w:eastAsia="Times New Roman" w:hAnsi="Times New Roman" w:cs="Times New Roman"/>
         </w:rPr>
         <w:lastRenderedPageBreak/>
-        <w:t xml:space="preserve">время </w:t>
+        <w:t xml:space="preserve">обеспечивающие </w:t>
+      </w:r>
+      <w:r>
+        <w:rPr>
+          <w:rFonts w:ascii="Times New Roman" w:eastAsia="Times New Roman" w:hAnsi="Times New Roman" w:cs="Times New Roman"/>
+        </w:rPr>
+        <w:t xml:space="preserve">амортизированное время </w:t>
       </w:r>
       <w:proofErr w:type="gramStart"/>
       <w:r>
@@ -8336,7 +8336,6 @@
       <w:bookmarkStart w:id="21" w:name="_Toc234627090"/>
       <w:bookmarkStart w:id="22" w:name="_Toc234627989"/>
       <w:r>
-        <w:lastRenderedPageBreak/>
         <w:t>2 Анализ требований и проектирование архитектуры приложения</w:t>
       </w:r>
       <w:bookmarkEnd w:id="20"/>
@@ -8836,7 +8835,14 @@
         <w:rPr>
           <w:rFonts w:ascii="Times New Roman" w:eastAsia="Times New Roman" w:hAnsi="Times New Roman" w:cs="Times New Roman"/>
         </w:rPr>
-        <w:t>, без необходимости вносить изменения в исходный код или использовать специфичные для конкретной ОС команды и библиотеки.</w:t>
+        <w:t xml:space="preserve">, без </w:t>
+      </w:r>
+      <w:r>
+        <w:rPr>
+          <w:rFonts w:ascii="Times New Roman" w:eastAsia="Times New Roman" w:hAnsi="Times New Roman" w:cs="Times New Roman"/>
+        </w:rPr>
+        <w:lastRenderedPageBreak/>
+        <w:t>необходимости вносить изменения в исходный код или использовать специфичные для конкретной ОС команды и библиотеки.</w:t>
       </w:r>
     </w:p>
     <w:p>
@@ -8849,7 +8855,6 @@
         <w:rPr>
           <w:rFonts w:ascii="Times New Roman" w:eastAsia="Times New Roman" w:hAnsi="Times New Roman" w:cs="Times New Roman"/>
         </w:rPr>
-        <w:lastRenderedPageBreak/>
         <w:t xml:space="preserve">Для выполнения этого требования при выборе технологического стека были проанализированы несколько альтернативных вариантов реализации графического интерфейса на языке </w:t>
       </w:r>
       <w:r>
@@ -9634,7 +9639,14 @@
         <w:rPr>
           <w:rFonts w:ascii="Times New Roman" w:eastAsia="Times New Roman" w:hAnsi="Times New Roman" w:cs="Times New Roman"/>
         </w:rPr>
-        <w:t xml:space="preserve">Для обеспечения расширяемости и читаемости кода архитектура приложения построена по принципу разделения ответственности между логическим (модельным) слоем, отвечающим за хранение данных структур и реализацию алгоритмов, и слоем представления, отвечающим за отображение состояния структур и обработку действий пользователя. Такое разделение соответствует общепринятому архитектурному шаблону </w:t>
+        <w:t xml:space="preserve">Для обеспечения расширяемости и читаемости кода архитектура приложения построена по принципу разделения ответственности между логическим (модельным) слоем, отвечающим за хранение данных структур и реализацию алгоритмов, и слоем представления, отвечающим за отображение состояния структур и обработку действий пользователя. Такое разделение </w:t>
+      </w:r>
+      <w:r>
+        <w:rPr>
+          <w:rFonts w:ascii="Times New Roman" w:eastAsia="Times New Roman" w:hAnsi="Times New Roman" w:cs="Times New Roman"/>
+        </w:rPr>
+        <w:lastRenderedPageBreak/>
+        <w:t xml:space="preserve">соответствует общепринятому архитектурному шаблону </w:t>
       </w:r>
       <w:r>
         <w:rPr>
@@ -9722,7 +9734,6 @@
           <w:rFonts w:ascii="Times New Roman" w:eastAsia="Times New Roman" w:hAnsi="Times New Roman" w:cs="Times New Roman"/>
           <w:color w:val="000000" w:themeColor="text1"/>
         </w:rPr>
-        <w:lastRenderedPageBreak/>
         <w:t>1</w:t>
       </w:r>
       <w:r>
@@ -10534,6 +10545,7 @@
           <w:rFonts w:ascii="Times New Roman" w:eastAsia="Times New Roman" w:hAnsi="Times New Roman" w:cs="Times New Roman"/>
           <w:color w:val="000000" w:themeColor="text1"/>
         </w:rPr>
+        <w:lastRenderedPageBreak/>
         <w:t xml:space="preserve">Каждая из трёх специализированных панелей хранит собственный стек истории состояний (атрибут </w:t>
       </w:r>
       <w:r>
@@ -10549,15 +10561,7 @@
           <w:rFonts w:ascii="Times New Roman" w:eastAsia="Times New Roman" w:hAnsi="Times New Roman" w:cs="Times New Roman"/>
           <w:color w:val="000000" w:themeColor="text1"/>
         </w:rPr>
-        <w:t xml:space="preserve">), реализованный как список глубоких копий модели, сделанных непосредственно перед выполнением каждой изменяющей операции. Эта же техника лежит в основе </w:t>
-      </w:r>
-      <w:r>
-        <w:rPr>
-          <w:rFonts w:ascii="Times New Roman" w:eastAsia="Times New Roman" w:hAnsi="Times New Roman" w:cs="Times New Roman"/>
-          <w:color w:val="000000" w:themeColor="text1"/>
-        </w:rPr>
-        <w:lastRenderedPageBreak/>
-        <w:t xml:space="preserve">функции </w:t>
+        <w:t xml:space="preserve">), реализованный как список глубоких копий модели, сделанных непосредственно перед выполнением каждой изменяющей операции. Эта же техника лежит в основе функции </w:t>
       </w:r>
       <w:r>
         <w:rPr>
@@ -11166,7 +11170,11 @@
         <w:t>4</w:t>
       </w:r>
       <w:r>
-        <w:t xml:space="preserve"> показано состояние интерфейса вкладки «Стек» непосредственно после трёх последовательных операций </w:t>
+        <w:t xml:space="preserve"> показано </w:t>
+      </w:r>
+      <w:r>
+        <w:lastRenderedPageBreak/>
+        <w:t xml:space="preserve">состояние интерфейса вкладки «Стек» непосредственно после трёх последовательных операций </w:t>
       </w:r>
       <w:proofErr w:type="spellStart"/>
       <w:r>
@@ -11186,7 +11194,6 @@
         <w:rPr>
           <w:noProof/>
         </w:rPr>
-        <w:lastRenderedPageBreak/>
         <w:drawing>
           <wp:inline distT="0" distB="0" distL="0" distR="0" wp14:anchorId="5CF1A3F5" wp14:editId="1577D6CD">
             <wp:extent cx="4678677" cy="3796145"/>
@@ -11396,10 +11403,11 @@
         <w:rPr>
           <w:noProof/>
         </w:rPr>
+        <w:lastRenderedPageBreak/>
         <w:drawing>
-          <wp:inline distT="0" distB="0" distL="0" distR="0" wp14:anchorId="4B357796" wp14:editId="2F7103D4">
-            <wp:extent cx="4751869" cy="3858491"/>
-            <wp:effectExtent l="0" t="0" r="0" b="8890"/>
+          <wp:inline distT="0" distB="0" distL="0" distR="0" wp14:anchorId="4B357796" wp14:editId="17247C35">
+            <wp:extent cx="4625340" cy="3755750"/>
+            <wp:effectExtent l="0" t="0" r="3810" b="0"/>
             <wp:docPr id="1164922810" name="Рисунок 1"/>
             <wp:cNvGraphicFramePr>
               <a:graphicFrameLocks xmlns:a="http://schemas.openxmlformats.org/drawingml/2006/main" noChangeAspect="1"/>
@@ -11420,7 +11428,7 @@
                   <pic:spPr>
                     <a:xfrm>
                       <a:off x="0" y="0"/>
-                      <a:ext cx="4798053" cy="3895992"/>
+                      <a:ext cx="4675181" cy="3796221"/>
                     </a:xfrm>
                     <a:prstGeom prst="rect">
                       <a:avLst/>
@@ -11442,7 +11450,6 @@
         <w:rPr>
           <w:rFonts w:ascii="Times New Roman" w:eastAsia="Times New Roman" w:hAnsi="Times New Roman" w:cs="Times New Roman"/>
         </w:rPr>
-        <w:lastRenderedPageBreak/>
         <w:t xml:space="preserve">Рисунок </w:t>
       </w:r>
       <w:r>
@@ -11599,6 +11606,7 @@
         <w:rPr>
           <w:rFonts w:ascii="Times New Roman" w:hAnsi="Times New Roman" w:cs="Times New Roman"/>
         </w:rPr>
+        <w:lastRenderedPageBreak/>
         <w:t xml:space="preserve">Разработанный интерфейс обеспечивает прямое взаимодействие с моделью стека, позволяя в реальном времени отслеживать текущее состояние структуры и результаты выполнения методов </w:t>
       </w:r>
       <w:proofErr w:type="spellStart"/>
@@ -11769,14 +11777,7 @@
         <w:rPr>
           <w:rFonts w:ascii="Times New Roman" w:eastAsia="Times New Roman" w:hAnsi="Times New Roman" w:cs="Times New Roman"/>
         </w:rPr>
-        <w:t xml:space="preserve">типом данных, сохранение ссылки вместо копии привело бы к тому, что все элементы истории указывали бы на один и тот же объект в памяти, и любое изменение текущего состояния стека автоматически отражалось бы на всех ранее сохранённых снимках, делая механизм отмены операций неработоспособным. Такой подход к организации истории изменений близок к паттерну проектирования «Снимок», широко применяемому для реализации </w:t>
-      </w:r>
-      <w:r>
-        <w:rPr>
-          <w:rFonts w:ascii="Times New Roman" w:eastAsia="Times New Roman" w:hAnsi="Times New Roman" w:cs="Times New Roman"/>
-        </w:rPr>
-        <w:lastRenderedPageBreak/>
-        <w:t xml:space="preserve">отмены действий в текстовых и графических редакторах </w:t>
+        <w:t xml:space="preserve">типом данных, сохранение ссылки вместо копии привело бы к тому, что все элементы истории указывали бы на один и тот же объект в памяти, и любое изменение текущего состояния стека автоматически отражалось бы на всех ранее сохранённых снимках, делая механизм отмены операций неработоспособным. Такой подход к организации истории изменений близок к паттерну проектирования «Снимок», широко применяемому для реализации отмены действий в текстовых и графических редакторах </w:t>
       </w:r>
       <w:r>
         <w:rPr>
@@ -12006,6 +12007,7 @@
         <w:rPr>
           <w:rFonts w:ascii="Times New Roman" w:hAnsi="Times New Roman" w:cs="Times New Roman"/>
         </w:rPr>
+        <w:lastRenderedPageBreak/>
         <w:t>Представленный механизм сохранения состояний дает возможность корректно возвращаться к предыдущим этапам работы со стеком, гарантируя целостность данных при отмене последних действий пользователя.</w:t>
       </w:r>
     </w:p>
@@ -12175,11 +12177,7 @@
       </w:r>
       <w:proofErr w:type="gramEnd"/>
       <w:r>
-        <w:t xml:space="preserve">1), как в случае стека. Для целей учебной визуализации, где число одновременно отображаемых элементов очереди ограничено размерами холста (как правило, не более 10–15 </w:t>
-      </w:r>
-      <w:r>
-        <w:lastRenderedPageBreak/>
-        <w:t xml:space="preserve">элементов), эта особенность не оказывает заметного влияния на отзывчивость интерфейса; при необходимости масштабирования решения для больших объёмов данных внутреннее представление очереди целесообразно заменить на структуру </w:t>
+        <w:t xml:space="preserve">1), как в случае стека. Для целей учебной визуализации, где число одновременно отображаемых элементов очереди ограничено размерами холста (как правило, не более 10–15 элементов), эта особенность не оказывает заметного влияния на отзывчивость интерфейса; при необходимости масштабирования решения для больших объёмов данных внутреннее представление очереди целесообразно заменить на структуру </w:t>
       </w:r>
       <w:proofErr w:type="spellStart"/>
       <w:r>
@@ -12295,6 +12293,7 @@
         <w:rPr>
           <w:noProof/>
         </w:rPr>
+        <w:lastRenderedPageBreak/>
         <w:drawing>
           <wp:inline distT="0" distB="0" distL="0" distR="0" wp14:anchorId="649F8BDB" wp14:editId="194B6CC5">
             <wp:extent cx="4807527" cy="3919148"/>
@@ -12451,7 +12450,6 @@
         <w:rPr>
           <w:noProof/>
         </w:rPr>
-        <w:lastRenderedPageBreak/>
         <w:drawing>
           <wp:inline distT="0" distB="0" distL="0" distR="0" wp14:anchorId="46DD4AFC" wp14:editId="362BB85D">
             <wp:extent cx="4516582" cy="3663690"/>
@@ -12526,6 +12524,7 @@
         <w:pStyle w:val="af4"/>
       </w:pPr>
       <w:r>
+        <w:lastRenderedPageBreak/>
         <w:t xml:space="preserve">Операция </w:t>
       </w:r>
       <w:proofErr w:type="spellStart"/>
@@ -12642,7 +12641,6 @@
         <w:rPr>
           <w:rFonts w:ascii="Times New Roman" w:hAnsi="Times New Roman" w:cs="Times New Roman"/>
         </w:rPr>
-        <w:lastRenderedPageBreak/>
         <w:t>Графические элементы управления корректно визуализируют принцип FIFO, синхронно обновляя отображение модели при добавлении (</w:t>
       </w:r>
       <w:proofErr w:type="spellStart"/>
@@ -12821,7 +12819,11 @@
         <w:t>–</w:t>
       </w:r>
       <w:r>
-        <w:t xml:space="preserve"> через приватные вспомогательные методы с префиксом подчёркивания (_</w:t>
+        <w:t xml:space="preserve"> </w:t>
+      </w:r>
+      <w:r>
+        <w:lastRenderedPageBreak/>
+        <w:t>через приватные вспомогательные методы с префиксом подчёркивания (_</w:t>
       </w:r>
       <w:proofErr w:type="spellStart"/>
       <w:r>
@@ -12913,7 +12915,6 @@
         <w:rPr>
           <w:noProof/>
         </w:rPr>
-        <w:lastRenderedPageBreak/>
         <w:drawing>
           <wp:inline distT="0" distB="0" distL="0" distR="0" wp14:anchorId="55700954" wp14:editId="6E530BEB">
             <wp:extent cx="4179211" cy="3394363"/>
@@ -12994,7 +12995,11 @@
         <w:t>–</w:t>
       </w:r>
       <w:r>
-        <w:t xml:space="preserve"> зелёным; одновременно строка пути добавляется в текстовый журнал операций в виде списка [50, 30, 40]. Такая цветовая индикация и логирование позволяют пользователю наглядно проследить каждый шаг алгоритма и сопоставить его с теоретическим описанием. Результат данной операции показан на рисунке 1</w:t>
+        <w:t xml:space="preserve"> </w:t>
+      </w:r>
+      <w:r>
+        <w:lastRenderedPageBreak/>
+        <w:t>зелёным; одновременно строка пути добавляется в текстовый журнал операций в виде списка [50, 30, 40]. Такая цветовая индикация и логирование позволяют пользователю наглядно проследить каждый шаг алгоритма и сопоставить его с теоретическим описанием. Результат данной операции показан на рисунке 1</w:t>
       </w:r>
       <w:r>
         <w:t>2</w:t>
@@ -13013,9 +13018,9 @@
           <w:noProof/>
         </w:rPr>
         <w:drawing>
-          <wp:inline distT="0" distB="0" distL="0" distR="0" wp14:anchorId="260A9DAF" wp14:editId="250DB7BE">
-            <wp:extent cx="4344035" cy="3539498"/>
-            <wp:effectExtent l="0" t="0" r="0" b="3810"/>
+          <wp:inline distT="0" distB="0" distL="0" distR="0" wp14:anchorId="260A9DAF" wp14:editId="74E77F98">
+            <wp:extent cx="4262755" cy="3473272"/>
+            <wp:effectExtent l="0" t="0" r="4445" b="0"/>
             <wp:docPr id="186095317" name="Рисунок 1"/>
             <wp:cNvGraphicFramePr>
               <a:graphicFrameLocks xmlns:a="http://schemas.openxmlformats.org/drawingml/2006/main" noChangeAspect="1"/>
@@ -13036,7 +13041,7 @@
                   <pic:spPr>
                     <a:xfrm>
                       <a:off x="0" y="0"/>
-                      <a:ext cx="4377241" cy="3566554"/>
+                      <a:ext cx="4296751" cy="3500972"/>
                     </a:xfrm>
                     <a:prstGeom prst="rect">
                       <a:avLst/>
@@ -13058,7 +13063,6 @@
         <w:rPr>
           <w:rFonts w:ascii="Times New Roman" w:eastAsia="Times New Roman" w:hAnsi="Times New Roman" w:cs="Times New Roman"/>
         </w:rPr>
-        <w:lastRenderedPageBreak/>
         <w:t xml:space="preserve">Рисунок </w:t>
       </w:r>
       <w:r>
@@ -13098,6 +13102,7 @@
         <w:rPr>
           <w:noProof/>
         </w:rPr>
+        <w:lastRenderedPageBreak/>
         <w:drawing>
           <wp:inline distT="0" distB="0" distL="0" distR="0" wp14:anchorId="30C82B0E" wp14:editId="3C3E15AD">
             <wp:extent cx="4402840" cy="3588327"/>
@@ -13361,7 +13366,6 @@
       <w:bookmarkStart w:id="73" w:name="_Toc234627107"/>
       <w:bookmarkStart w:id="74" w:name="_Toc234628007"/>
       <w:r>
-        <w:lastRenderedPageBreak/>
         <w:t>3.</w:t>
       </w:r>
       <w:r>
@@ -13379,7 +13383,11 @@
         <w:pStyle w:val="af4"/>
       </w:pPr>
       <w:r>
-        <w:t>Тестирование разработанного приложения проводилось по двум направлениям: проверка корректности самой логики структур данных на контрольных наборах значений и проверка работоспособности графического интерфейса и его реакции на пользовательские действия путём автоматизированного сценарного прогона приложения с фиксацией состояния холста после каждого шага. В рамках первого направления на вход алгоритмам подавались эталонные последовательности операций, включая вырожденные и граничные случаи (пустые структуры, многократные вставки и удаления), после чего результаты сравнивались с ожидаемыми. Для графической части были подготовлены сценарии, воспроизводящие типичные действия пользователя: последовательное добавление, перемещение и удаление узлов, а также изменение параметров визуализации. Сохранённые скриншоты холста после каждого шага позволили отследить корректность отрисовки, отсутствие артефактов и своевременное обновление изображения при любых манипуляциях.</w:t>
+        <w:t xml:space="preserve">Тестирование разработанного приложения проводилось по двум направлениям: проверка корректности самой логики структур данных на контрольных наборах значений и </w:t>
+      </w:r>
+      <w:r>
+        <w:lastRenderedPageBreak/>
+        <w:t>проверка работоспособности графического интерфейса и его реакции на пользовательские действия путём автоматизированного сценарного прогона приложения с фиксацией состояния холста после каждого шага. В рамках первого направления на вход алгоритмам подавались эталонные последовательности операций, включая вырожденные и граничные случаи (пустые структуры, многократные вставки и удаления), после чего результаты сравнивались с ожидаемыми. Для графической части были подготовлены сценарии, воспроизводящие типичные действия пользователя: последовательное добавление, перемещение и удаление узлов, а также изменение параметров визуализации. Сохранённые скриншоты холста после каждого шага позволили отследить корректность отрисовки, отсутствие артефактов и своевременное обновление изображения при любых манипуляциях.</w:t>
       </w:r>
     </w:p>
     <w:p>
@@ -13599,11 +13607,7 @@
       </w:r>
       <w:proofErr w:type="spellEnd"/>
       <w:r>
-        <w:t xml:space="preserve">, </w:t>
-      </w:r>
-      <w:r>
-        <w:lastRenderedPageBreak/>
-        <w:t>корректно восстанавливающая дерево к состоянию, предшествовавшему удалению. Результаты данного сценария отражены на рисунках 9–12. Сводная таблица контрольных сценариев тестирования и их результатов представлена в таблице 2.</w:t>
+        <w:t>, корректно восстанавливающая дерево к состоянию, предшествовавшему удалению. Результаты данного сценария отражены на рисунках 9–12. Сводная таблица контрольных сценариев тестирования и их результатов представлена в таблице 2.</w:t>
       </w:r>
     </w:p>
     <w:p>
@@ -13615,6 +13619,7 @@
         <w:rPr>
           <w:rFonts w:ascii="Times New Roman" w:eastAsia="Times New Roman" w:hAnsi="Times New Roman" w:cs="Times New Roman"/>
         </w:rPr>
+        <w:lastRenderedPageBreak/>
         <w:t xml:space="preserve">Таблица </w:t>
       </w:r>
       <w:r>
@@ -14736,20 +14741,17 @@
         <w:t>Заявленное требование кроссплатформенности выполнено и подтверждено не только теоретическим обоснованием выбора технологического стека, но и практической проверкой: приложение было запущено и протестировано непосредственно в среде Linux, при этом все продемонстрированные в отчёте иллюстрации работы интерфейса получены в результате такого запуска, без внесения каких-либо изменений в исходный код приложения по сравнению с его эталонной версией, разработанной для среды Windows.</w:t>
       </w:r>
       <w:r>
+        <w:t xml:space="preserve"> Все необходимые для ознакомления материалы проекта, включая исходный код разработанного программного обеспечения и автономные исполняемые файлы для целевых операционных систем Windows (EXE) и Linux (ELF), были в полном объёме выгружены в удаленный репозиторий на платформе </w:t>
+      </w:r>
+      <w:proofErr w:type="spellStart"/>
+      <w:r>
+        <w:t>GitHub</w:t>
+      </w:r>
+      <w:proofErr w:type="spellEnd"/>
+      <w:r>
         <w:t xml:space="preserve"> </w:t>
       </w:r>
       <w:r>
-        <w:t xml:space="preserve">Все необходимые для ознакомления материалы проекта, включая исходный код разработанного программного обеспечения и автономные исполняемые файлы для целевых операционных систем Windows (EXE) и Linux (ELF), были в полном объёме выгружены в удаленный репозиторий на платформе </w:t>
-      </w:r>
-      <w:proofErr w:type="spellStart"/>
-      <w:r>
-        <w:t>GitHub</w:t>
-      </w:r>
-      <w:proofErr w:type="spellEnd"/>
-      <w:r>
-        <w:t xml:space="preserve"> </w:t>
-      </w:r>
-      <w:r>
         <w:t>[16]</w:t>
       </w:r>
       <w:r>
@@ -14773,7 +14775,11 @@
         <w:t>–</w:t>
       </w:r>
       <w:r>
-        <w:t xml:space="preserve"> достигнута полностью. Результаты практики могут быть использованы в дальнейшем как основа для расширения функциональности визуализатора</w:t>
+        <w:t xml:space="preserve"> достигнута полностью. Результаты практики могут быть использованы в дальнейшем как основа для расширения </w:t>
+      </w:r>
+      <w:r>
+        <w:lastRenderedPageBreak/>
+        <w:t>функциональности визуализатора</w:t>
       </w:r>
       <w:r>
         <w:t xml:space="preserve"> </w:t>
@@ -14806,7 +14812,6 @@
           <w:sz w:val="28"/>
           <w:szCs w:val="28"/>
         </w:rPr>
-        <w:lastRenderedPageBreak/>
         <w:t>Список</w:t>
       </w:r>
       <w:r>
@@ -15441,13 +15446,13 @@
         <w:jc w:val="both"/>
         <w:rPr>
           <w:rFonts w:ascii="Times New Roman" w:eastAsia="Times New Roman" w:hAnsi="Times New Roman" w:cs="Times New Roman"/>
-          <w:lang w:val="en-US"/>
-        </w:rPr>
-      </w:pPr>
-      <w:r>
-        <w:rPr>
-          <w:rFonts w:ascii="Times New Roman" w:eastAsia="Times New Roman" w:hAnsi="Times New Roman" w:cs="Times New Roman"/>
-        </w:rPr>
+        </w:rPr>
+      </w:pPr>
+      <w:r>
+        <w:rPr>
+          <w:rFonts w:ascii="Times New Roman" w:eastAsia="Times New Roman" w:hAnsi="Times New Roman" w:cs="Times New Roman"/>
+        </w:rPr>
+        <w:lastRenderedPageBreak/>
         <w:tab/>
         <w:t>15</w:t>
       </w:r>
@@ -15481,28 +15486,19 @@
         <w:jc w:val="both"/>
         <w:rPr>
           <w:rFonts w:ascii="Times New Roman" w:eastAsia="Times New Roman" w:hAnsi="Times New Roman" w:cs="Times New Roman"/>
-          <w:lang w:val="en-US"/>
-        </w:rPr>
-      </w:pPr>
-      <w:r>
-        <w:rPr>
-          <w:rFonts w:ascii="Times New Roman" w:eastAsia="Times New Roman" w:hAnsi="Times New Roman" w:cs="Times New Roman"/>
-          <w:lang w:val="en-US"/>
-        </w:rPr>
-        <w:lastRenderedPageBreak/>
+        </w:rPr>
+      </w:pPr>
+      <w:r>
+        <w:rPr>
+          <w:rFonts w:ascii="Times New Roman" w:eastAsia="Times New Roman" w:hAnsi="Times New Roman" w:cs="Times New Roman"/>
+        </w:rPr>
         <w:tab/>
       </w:r>
       <w:r>
         <w:rPr>
           <w:rFonts w:ascii="Times New Roman" w:eastAsia="Times New Roman" w:hAnsi="Times New Roman" w:cs="Times New Roman"/>
         </w:rPr>
-        <w:t xml:space="preserve">16 </w:t>
-      </w:r>
-      <w:r>
-        <w:rPr>
-          <w:rFonts w:ascii="Times New Roman" w:eastAsia="Times New Roman" w:hAnsi="Times New Roman" w:cs="Times New Roman"/>
-        </w:rPr>
-        <w:t xml:space="preserve">Разработка кроссплатформенного программного обеспечения для визуализации структур </w:t>
+        <w:t xml:space="preserve">16 Разработка кроссплатформенного программного обеспечения для визуализации структур </w:t>
       </w:r>
       <w:proofErr w:type="gramStart"/>
       <w:r>
@@ -15516,7 +15512,19 @@
         <w:rPr>
           <w:rFonts w:ascii="Times New Roman" w:eastAsia="Times New Roman" w:hAnsi="Times New Roman" w:cs="Times New Roman"/>
         </w:rPr>
-        <w:t xml:space="preserve"> электронный репозиторий проекта [Электронный ресурс]. — Режим доступа: [ВСТАВЬТЕ_ССЫЛКУ_НА_РЕПОЗИТОРИЙ] (дата обращения: 12.07.2026).</w:t>
+        <w:t xml:space="preserve"> электронный репозиторий проекта [Электронный ресурс]. — Режим доступа: </w:t>
+      </w:r>
+      <w:r>
+        <w:rPr>
+          <w:rFonts w:ascii="Times New Roman" w:eastAsia="Times New Roman" w:hAnsi="Times New Roman" w:cs="Times New Roman"/>
+        </w:rPr>
+        <w:t>https://github.com/Alelovv/DataStructures</w:t>
+      </w:r>
+      <w:r>
+        <w:rPr>
+          <w:rFonts w:ascii="Times New Roman" w:eastAsia="Times New Roman" w:hAnsi="Times New Roman" w:cs="Times New Roman"/>
+        </w:rPr>
+        <w:t xml:space="preserve"> (дата обращения: 12.07.2026).</w:t>
       </w:r>
     </w:p>
     <w:p>
@@ -15525,7 +15533,6 @@
         <w:jc w:val="both"/>
         <w:rPr>
           <w:rFonts w:ascii="Times New Roman" w:eastAsia="Times New Roman" w:hAnsi="Times New Roman" w:cs="Times New Roman"/>
-          <w:lang w:val="en-US"/>
         </w:rPr>
       </w:pPr>
     </w:p>
@@ -15535,7 +15542,6 @@
         <w:jc w:val="both"/>
         <w:rPr>
           <w:rFonts w:ascii="Times New Roman" w:eastAsia="Times New Roman" w:hAnsi="Times New Roman" w:cs="Times New Roman"/>
-          <w:lang w:val="en-US"/>
         </w:rPr>
       </w:pPr>
     </w:p>
@@ -15545,7 +15551,6 @@
         <w:jc w:val="both"/>
         <w:rPr>
           <w:rFonts w:ascii="Times New Roman" w:eastAsia="Times New Roman" w:hAnsi="Times New Roman" w:cs="Times New Roman"/>
-          <w:lang w:val="en-US"/>
         </w:rPr>
       </w:pPr>
     </w:p>
@@ -15555,7 +15560,6 @@
         <w:jc w:val="both"/>
         <w:rPr>
           <w:rFonts w:ascii="Times New Roman" w:eastAsia="Times New Roman" w:hAnsi="Times New Roman" w:cs="Times New Roman"/>
-          <w:lang w:val="en-US"/>
         </w:rPr>
       </w:pPr>
     </w:p>
@@ -15565,7 +15569,6 @@
         <w:jc w:val="both"/>
         <w:rPr>
           <w:rFonts w:ascii="Times New Roman" w:eastAsia="Times New Roman" w:hAnsi="Times New Roman" w:cs="Times New Roman"/>
-          <w:lang w:val="en-US"/>
         </w:rPr>
       </w:pPr>
     </w:p>
@@ -15575,7 +15578,6 @@
         <w:jc w:val="both"/>
         <w:rPr>
           <w:rFonts w:ascii="Times New Roman" w:eastAsia="Times New Roman" w:hAnsi="Times New Roman" w:cs="Times New Roman"/>
-          <w:lang w:val="en-US"/>
         </w:rPr>
       </w:pPr>
     </w:p>
@@ -15585,7 +15587,6 @@
         <w:jc w:val="both"/>
         <w:rPr>
           <w:rFonts w:ascii="Times New Roman" w:eastAsia="Times New Roman" w:hAnsi="Times New Roman" w:cs="Times New Roman"/>
-          <w:lang w:val="en-US"/>
         </w:rPr>
       </w:pPr>
     </w:p>
@@ -15595,7 +15596,6 @@
         <w:jc w:val="both"/>
         <w:rPr>
           <w:rFonts w:ascii="Times New Roman" w:eastAsia="Times New Roman" w:hAnsi="Times New Roman" w:cs="Times New Roman"/>
-          <w:lang w:val="en-US"/>
         </w:rPr>
       </w:pPr>
     </w:p>
@@ -15605,7 +15605,6 @@
         <w:jc w:val="both"/>
         <w:rPr>
           <w:rFonts w:ascii="Times New Roman" w:eastAsia="Times New Roman" w:hAnsi="Times New Roman" w:cs="Times New Roman"/>
-          <w:lang w:val="en-US"/>
         </w:rPr>
       </w:pPr>
     </w:p>
@@ -15615,7 +15614,6 @@
         <w:jc w:val="both"/>
         <w:rPr>
           <w:rFonts w:ascii="Times New Roman" w:eastAsia="Times New Roman" w:hAnsi="Times New Roman" w:cs="Times New Roman"/>
-          <w:lang w:val="en-US"/>
         </w:rPr>
       </w:pPr>
     </w:p>
@@ -15625,7 +15623,6 @@
         <w:jc w:val="both"/>
         <w:rPr>
           <w:rFonts w:ascii="Times New Roman" w:eastAsia="Times New Roman" w:hAnsi="Times New Roman" w:cs="Times New Roman"/>
-          <w:lang w:val="en-US"/>
         </w:rPr>
       </w:pPr>
     </w:p>
@@ -15635,7 +15632,6 @@
         <w:jc w:val="both"/>
         <w:rPr>
           <w:rFonts w:ascii="Times New Roman" w:eastAsia="Times New Roman" w:hAnsi="Times New Roman" w:cs="Times New Roman"/>
-          <w:lang w:val="en-US"/>
         </w:rPr>
       </w:pPr>
     </w:p>
@@ -15645,7 +15641,6 @@
         <w:jc w:val="both"/>
         <w:rPr>
           <w:rFonts w:ascii="Times New Roman" w:eastAsia="Times New Roman" w:hAnsi="Times New Roman" w:cs="Times New Roman"/>
-          <w:lang w:val="en-US"/>
         </w:rPr>
       </w:pPr>
     </w:p>
@@ -15655,7 +15650,6 @@
         <w:jc w:val="both"/>
         <w:rPr>
           <w:rFonts w:ascii="Times New Roman" w:eastAsia="Times New Roman" w:hAnsi="Times New Roman" w:cs="Times New Roman"/>
-          <w:lang w:val="en-US"/>
         </w:rPr>
       </w:pPr>
     </w:p>
@@ -15665,7 +15659,6 @@
         <w:jc w:val="both"/>
         <w:rPr>
           <w:rFonts w:ascii="Times New Roman" w:eastAsia="Times New Roman" w:hAnsi="Times New Roman" w:cs="Times New Roman"/>
-          <w:lang w:val="en-US"/>
         </w:rPr>
       </w:pPr>
     </w:p>
@@ -15675,7 +15668,6 @@
         <w:jc w:val="both"/>
         <w:rPr>
           <w:rFonts w:ascii="Times New Roman" w:eastAsia="Times New Roman" w:hAnsi="Times New Roman" w:cs="Times New Roman"/>
-          <w:lang w:val="en-US"/>
         </w:rPr>
       </w:pPr>
     </w:p>
@@ -15685,7 +15677,6 @@
         <w:jc w:val="both"/>
         <w:rPr>
           <w:rFonts w:ascii="Times New Roman" w:eastAsia="Times New Roman" w:hAnsi="Times New Roman" w:cs="Times New Roman"/>
-          <w:lang w:val="en-US"/>
         </w:rPr>
       </w:pPr>
     </w:p>
@@ -15695,7 +15686,6 @@
         <w:jc w:val="both"/>
         <w:rPr>
           <w:rFonts w:ascii="Times New Roman" w:eastAsia="Times New Roman" w:hAnsi="Times New Roman" w:cs="Times New Roman"/>
-          <w:lang w:val="en-US"/>
         </w:rPr>
       </w:pPr>
     </w:p>
@@ -15705,7 +15695,6 @@
         <w:jc w:val="both"/>
         <w:rPr>
           <w:rFonts w:ascii="Times New Roman" w:eastAsia="Times New Roman" w:hAnsi="Times New Roman" w:cs="Times New Roman"/>
-          <w:lang w:val="en-US"/>
         </w:rPr>
       </w:pPr>
     </w:p>
@@ -15715,7 +15704,6 @@
         <w:jc w:val="both"/>
         <w:rPr>
           <w:rFonts w:ascii="Times New Roman" w:eastAsia="Times New Roman" w:hAnsi="Times New Roman" w:cs="Times New Roman"/>
-          <w:lang w:val="en-US"/>
         </w:rPr>
       </w:pPr>
     </w:p>
@@ -15725,7 +15713,6 @@
         <w:jc w:val="both"/>
         <w:rPr>
           <w:rFonts w:ascii="Times New Roman" w:eastAsia="Times New Roman" w:hAnsi="Times New Roman" w:cs="Times New Roman"/>
-          <w:lang w:val="en-US"/>
         </w:rPr>
       </w:pPr>
     </w:p>
@@ -15735,7 +15722,6 @@
         <w:jc w:val="both"/>
         <w:rPr>
           <w:rFonts w:ascii="Times New Roman" w:eastAsia="Times New Roman" w:hAnsi="Times New Roman" w:cs="Times New Roman"/>
-          <w:lang w:val="en-US"/>
         </w:rPr>
       </w:pPr>
     </w:p>
@@ -15745,7 +15731,6 @@
         <w:jc w:val="both"/>
         <w:rPr>
           <w:rFonts w:ascii="Times New Roman" w:eastAsia="Times New Roman" w:hAnsi="Times New Roman" w:cs="Times New Roman"/>
-          <w:lang w:val="en-US"/>
         </w:rPr>
       </w:pPr>
     </w:p>
@@ -15755,7 +15740,6 @@
         <w:jc w:val="both"/>
         <w:rPr>
           <w:rFonts w:ascii="Times New Roman" w:eastAsia="Times New Roman" w:hAnsi="Times New Roman" w:cs="Times New Roman"/>
-          <w:lang w:val="en-US"/>
         </w:rPr>
       </w:pPr>
     </w:p>
@@ -15765,7 +15749,6 @@
         <w:jc w:val="both"/>
         <w:rPr>
           <w:rFonts w:ascii="Times New Roman" w:eastAsia="Times New Roman" w:hAnsi="Times New Roman" w:cs="Times New Roman"/>
-          <w:lang w:val="en-US"/>
         </w:rPr>
       </w:pPr>
     </w:p>
@@ -15775,7 +15758,6 @@
         <w:jc w:val="both"/>
         <w:rPr>
           <w:rFonts w:ascii="Times New Roman" w:eastAsia="Times New Roman" w:hAnsi="Times New Roman" w:cs="Times New Roman"/>
-          <w:lang w:val="en-US"/>
         </w:rPr>
       </w:pPr>
     </w:p>
@@ -15785,7 +15767,6 @@
         <w:jc w:val="both"/>
         <w:rPr>
           <w:rFonts w:ascii="Times New Roman" w:eastAsia="Times New Roman" w:hAnsi="Times New Roman" w:cs="Times New Roman"/>
-          <w:lang w:val="en-US"/>
         </w:rPr>
       </w:pPr>
     </w:p>
@@ -15795,7 +15776,6 @@
         <w:jc w:val="both"/>
         <w:rPr>
           <w:rFonts w:ascii="Times New Roman" w:eastAsia="Times New Roman" w:hAnsi="Times New Roman" w:cs="Times New Roman"/>
-          <w:lang w:val="en-US"/>
         </w:rPr>
       </w:pPr>
     </w:p>
@@ -15805,7 +15785,6 @@
         <w:jc w:val="both"/>
         <w:rPr>
           <w:rFonts w:ascii="Times New Roman" w:eastAsia="Times New Roman" w:hAnsi="Times New Roman" w:cs="Times New Roman"/>
-          <w:lang w:val="en-US"/>
         </w:rPr>
       </w:pPr>
     </w:p>
@@ -15815,7 +15794,6 @@
         <w:jc w:val="both"/>
         <w:rPr>
           <w:rFonts w:ascii="Times New Roman" w:eastAsia="Times New Roman" w:hAnsi="Times New Roman" w:cs="Times New Roman"/>
-          <w:lang w:val="en-US"/>
         </w:rPr>
       </w:pPr>
     </w:p>
@@ -15825,7 +15803,6 @@
         <w:jc w:val="both"/>
         <w:rPr>
           <w:rFonts w:ascii="Times New Roman" w:eastAsia="Times New Roman" w:hAnsi="Times New Roman" w:cs="Times New Roman"/>
-          <w:lang w:val="en-US"/>
         </w:rPr>
       </w:pPr>
     </w:p>
@@ -15835,7 +15812,6 @@
         <w:jc w:val="both"/>
         <w:rPr>
           <w:rFonts w:ascii="Times New Roman" w:eastAsia="Times New Roman" w:hAnsi="Times New Roman" w:cs="Times New Roman"/>
-          <w:lang w:val="en-US"/>
         </w:rPr>
       </w:pPr>
     </w:p>
@@ -15856,7 +15832,6 @@
           <w:szCs w:val="28"/>
           <w:lang w:eastAsia="ru-RU"/>
         </w:rPr>
-        <w:lastRenderedPageBreak/>
         <w:t>Приложение А</w:t>
       </w:r>
     </w:p>
@@ -21730,6 +21705,7 @@
   <w:style w:type="character" w:default="1" w:styleId="a0">
     <w:name w:val="Default Paragraph Font"/>
     <w:uiPriority w:val="1"/>
+    <w:semiHidden/>
     <w:unhideWhenUsed/>
   </w:style>
   <w:style w:type="table" w:default="1" w:styleId="a1">

--- a/Попов Егор отчет.docx
+++ b/Попов Егор отчет.docx
@@ -867,20 +867,8 @@
                 <w:lang w:eastAsia="ru-RU"/>
                 <w14:ligatures w14:val="none"/>
               </w:rPr>
-              <w:t xml:space="preserve">М. </w:t>
-            </w:r>
-            <w:proofErr w:type="spellStart"/>
-            <w:r>
-              <w:rPr>
-                <w:rFonts w:ascii="Times New Roman" w:eastAsia="Times New Roman" w:hAnsi="Times New Roman" w:cs="Times New Roman"/>
-                <w:color w:val="000000"/>
-                <w:kern w:val="0"/>
-                <w:lang w:eastAsia="ru-RU"/>
-                <w14:ligatures w14:val="none"/>
-              </w:rPr>
-              <w:t>Гриняк</w:t>
-            </w:r>
-            <w:proofErr w:type="spellEnd"/>
+              <w:t>М. Гриняк</w:t>
+            </w:r>
           </w:p>
         </w:tc>
       </w:tr>
@@ -1023,20 +1011,8 @@
                 <w:lang w:eastAsia="ru-RU"/>
                 <w14:ligatures w14:val="none"/>
               </w:rPr>
-              <w:t xml:space="preserve">М. В. </w:t>
-            </w:r>
-            <w:proofErr w:type="spellStart"/>
-            <w:r>
-              <w:rPr>
-                <w:rFonts w:ascii="Times New Roman" w:eastAsia="Times New Roman" w:hAnsi="Times New Roman" w:cs="Times New Roman"/>
-                <w:color w:val="000000"/>
-                <w:kern w:val="0"/>
-                <w:lang w:eastAsia="ru-RU"/>
-                <w14:ligatures w14:val="none"/>
-              </w:rPr>
-              <w:t>Водяницкий</w:t>
-            </w:r>
-            <w:proofErr w:type="spellEnd"/>
+              <w:t>М. В. Водяницкий</w:t>
+            </w:r>
           </w:p>
         </w:tc>
       </w:tr>
@@ -1566,7 +1542,27 @@
           <w:lang w:eastAsia="ru-RU"/>
           <w14:ligatures w14:val="none"/>
         </w:rPr>
-        <w:t>Срок сдачи работы: 16.07.2026</w:t>
+        <w:t>Срок сдачи работы: 1</w:t>
+      </w:r>
+      <w:r>
+        <w:rPr>
+          <w:rFonts w:ascii="Times New Roman" w:eastAsia="Times New Roman" w:hAnsi="Times New Roman" w:cs="Times New Roman"/>
+          <w:color w:val="000000"/>
+          <w:kern w:val="0"/>
+          <w:lang w:eastAsia="ru-RU"/>
+          <w14:ligatures w14:val="none"/>
+        </w:rPr>
+        <w:t>5</w:t>
+      </w:r>
+      <w:r>
+        <w:rPr>
+          <w:rFonts w:ascii="Times New Roman" w:eastAsia="Times New Roman" w:hAnsi="Times New Roman" w:cs="Times New Roman"/>
+          <w:color w:val="000000"/>
+          <w:kern w:val="0"/>
+          <w:lang w:eastAsia="ru-RU"/>
+          <w14:ligatures w14:val="none"/>
+        </w:rPr>
+        <w:t>.07.2026</w:t>
       </w:r>
     </w:p>
     <w:p>
@@ -2200,20 +2196,8 @@
                 <w:lang w:eastAsia="ru-RU"/>
                 <w14:ligatures w14:val="none"/>
               </w:rPr>
-              <w:t xml:space="preserve">В. М. </w:t>
-            </w:r>
-            <w:proofErr w:type="spellStart"/>
-            <w:r>
-              <w:rPr>
-                <w:rFonts w:ascii="Times New Roman" w:eastAsia="Times New Roman" w:hAnsi="Times New Roman" w:cs="Times New Roman"/>
-                <w:color w:val="000000"/>
-                <w:kern w:val="0"/>
-                <w:lang w:eastAsia="ru-RU"/>
-                <w14:ligatures w14:val="none"/>
-              </w:rPr>
-              <w:t>Гриняк</w:t>
-            </w:r>
-            <w:proofErr w:type="spellEnd"/>
+              <w:t>В. М. Гриняк</w:t>
+            </w:r>
           </w:p>
         </w:tc>
       </w:tr>
@@ -2316,20 +2300,8 @@
                 <w:lang w:eastAsia="ru-RU"/>
                 <w14:ligatures w14:val="none"/>
               </w:rPr>
-              <w:t xml:space="preserve">М. В. </w:t>
-            </w:r>
-            <w:proofErr w:type="spellStart"/>
-            <w:r>
-              <w:rPr>
-                <w:rFonts w:ascii="Times New Roman" w:eastAsia="Times New Roman" w:hAnsi="Times New Roman" w:cs="Times New Roman"/>
-                <w:color w:val="000000"/>
-                <w:kern w:val="0"/>
-                <w:lang w:eastAsia="ru-RU"/>
-                <w14:ligatures w14:val="none"/>
-              </w:rPr>
-              <w:t>Водяницкий</w:t>
-            </w:r>
-            <w:proofErr w:type="spellEnd"/>
+              <w:t>М. В. Водяницкий</w:t>
+            </w:r>
           </w:p>
         </w:tc>
       </w:tr>
@@ -2539,8 +2511,6 @@
         <w:jc w:val="center"/>
         <w:rPr>
           <w:rFonts w:ascii="Times New Roman" w:eastAsia="Times New Roman" w:hAnsi="Times New Roman" w:cs="Times New Roman"/>
-          <w:b/>
-          <w:bCs/>
           <w:color w:val="000000"/>
           <w:kern w:val="0"/>
           <w:sz w:val="28"/>
@@ -2631,8 +2601,6 @@
       <w:r>
         <w:rPr>
           <w:rFonts w:ascii="Times New Roman" w:eastAsia="Times New Roman" w:hAnsi="Times New Roman" w:cs="Times New Roman"/>
-          <w:b/>
-          <w:bCs/>
           <w:color w:val="000000"/>
           <w:kern w:val="0"/>
           <w:sz w:val="28"/>
@@ -2659,8 +2627,6 @@
         <w:jc w:val="center"/>
         <w:rPr>
           <w:rFonts w:ascii="Times New Roman" w:eastAsia="Times New Roman" w:hAnsi="Times New Roman" w:cs="Times New Roman"/>
-          <w:b/>
-          <w:bCs/>
           <w:color w:val="000000"/>
           <w:kern w:val="0"/>
           <w:sz w:val="28"/>
@@ -2672,8 +2638,6 @@
       <w:r>
         <w:rPr>
           <w:rFonts w:ascii="Times New Roman" w:eastAsia="Times New Roman" w:hAnsi="Times New Roman" w:cs="Times New Roman"/>
-          <w:b/>
-          <w:bCs/>
           <w:color w:val="000000"/>
           <w:kern w:val="0"/>
           <w:sz w:val="28"/>
@@ -3703,7 +3667,7 @@
               <w:rPr>
                 <w:rFonts w:ascii="Times New Roman" w:eastAsia="Times New Roman" w:hAnsi="Times New Roman" w:cs="Times New Roman"/>
               </w:rPr>
-              <w:t>3</w:t>
+              <w:t>5</w:t>
             </w:r>
             <w:r>
               <w:rPr>
@@ -3723,146 +3687,6 @@
                 <w:rFonts w:ascii="Times New Roman" w:eastAsia="Times New Roman" w:hAnsi="Times New Roman" w:cs="Times New Roman"/>
               </w:rPr>
               <w:t>.2026</w:t>
-            </w:r>
-          </w:p>
-        </w:tc>
-        <w:tc>
-          <w:tcPr>
-            <w:tcW w:w="1635" w:type="dxa"/>
-          </w:tcPr>
-          <w:p>
-            <w:pPr>
-              <w:spacing w:line="259" w:lineRule="auto"/>
-              <w:rPr>
-                <w:rFonts w:ascii="Times New Roman" w:eastAsia="Times New Roman" w:hAnsi="Times New Roman" w:cs="Times New Roman"/>
-                <w:color w:val="000000"/>
-                <w:kern w:val="0"/>
-                <w:lang w:eastAsia="ru-RU"/>
-                <w14:ligatures w14:val="none"/>
-              </w:rPr>
-            </w:pPr>
-          </w:p>
-        </w:tc>
-        <w:tc>
-          <w:tcPr>
-            <w:tcW w:w="1619" w:type="dxa"/>
-          </w:tcPr>
-          <w:p>
-            <w:pPr>
-              <w:spacing w:line="259" w:lineRule="auto"/>
-              <w:rPr>
-                <w:rFonts w:ascii="Times New Roman" w:eastAsia="Times New Roman" w:hAnsi="Times New Roman" w:cs="Times New Roman"/>
-                <w:color w:val="000000"/>
-                <w:kern w:val="0"/>
-                <w:lang w:eastAsia="ru-RU"/>
-                <w14:ligatures w14:val="none"/>
-              </w:rPr>
-            </w:pPr>
-          </w:p>
-        </w:tc>
-      </w:tr>
-      <w:tr>
-        <w:tc>
-          <w:tcPr>
-            <w:tcW w:w="562" w:type="dxa"/>
-          </w:tcPr>
-          <w:p>
-            <w:pPr>
-              <w:spacing w:line="259" w:lineRule="auto"/>
-              <w:rPr>
-                <w:rFonts w:ascii="Times New Roman" w:eastAsia="Times New Roman" w:hAnsi="Times New Roman" w:cs="Times New Roman"/>
-                <w:color w:val="000000"/>
-                <w:kern w:val="0"/>
-                <w:lang w:eastAsia="ru-RU"/>
-                <w14:ligatures w14:val="none"/>
-              </w:rPr>
-            </w:pPr>
-            <w:r>
-              <w:rPr>
-                <w:rFonts w:ascii="Times New Roman" w:eastAsia="Times New Roman" w:hAnsi="Times New Roman" w:cs="Times New Roman"/>
-                <w:color w:val="000000"/>
-                <w:kern w:val="0"/>
-                <w:lang w:eastAsia="ru-RU"/>
-                <w14:ligatures w14:val="none"/>
-              </w:rPr>
-              <w:t>5</w:t>
-            </w:r>
-          </w:p>
-        </w:tc>
-        <w:tc>
-          <w:tcPr>
-            <w:tcW w:w="2977" w:type="dxa"/>
-          </w:tcPr>
-          <w:p>
-            <w:pPr>
-              <w:spacing w:line="259" w:lineRule="auto"/>
-              <w:rPr>
-                <w:rFonts w:ascii="Times New Roman" w:eastAsia="Times New Roman" w:hAnsi="Times New Roman" w:cs="Times New Roman"/>
-                <w:color w:val="000000"/>
-                <w:kern w:val="0"/>
-                <w:lang w:eastAsia="ru-RU"/>
-                <w14:ligatures w14:val="none"/>
-              </w:rPr>
-            </w:pPr>
-            <w:r>
-              <w:rPr>
-                <w:rFonts w:ascii="Times New Roman" w:eastAsia="Times New Roman" w:hAnsi="Times New Roman" w:cs="Times New Roman"/>
-              </w:rPr>
-              <w:t>Защита отчета</w:t>
-            </w:r>
-          </w:p>
-        </w:tc>
-        <w:tc>
-          <w:tcPr>
-            <w:tcW w:w="1418" w:type="dxa"/>
-          </w:tcPr>
-          <w:p>
-            <w:pPr>
-              <w:spacing w:line="259" w:lineRule="auto"/>
-              <w:rPr>
-                <w:rFonts w:ascii="Times New Roman" w:eastAsia="Times New Roman" w:hAnsi="Times New Roman" w:cs="Times New Roman"/>
-                <w:color w:val="000000"/>
-                <w:kern w:val="0"/>
-                <w:lang w:val="en-US" w:eastAsia="ru-RU"/>
-                <w14:ligatures w14:val="none"/>
-              </w:rPr>
-            </w:pPr>
-            <w:r>
-              <w:rPr>
-                <w:rFonts w:ascii="Times New Roman" w:eastAsia="Times New Roman" w:hAnsi="Times New Roman" w:cs="Times New Roman"/>
-                <w:color w:val="000000"/>
-                <w:kern w:val="0"/>
-                <w:lang w:eastAsia="ru-RU"/>
-                <w14:ligatures w14:val="none"/>
-              </w:rPr>
-              <w:t>16.07.26</w:t>
-            </w:r>
-          </w:p>
-        </w:tc>
-        <w:tc>
-          <w:tcPr>
-            <w:tcW w:w="1417" w:type="dxa"/>
-          </w:tcPr>
-          <w:p>
-            <w:pPr>
-              <w:spacing w:line="259" w:lineRule="auto"/>
-              <w:rPr>
-                <w:rFonts w:ascii="Times New Roman" w:eastAsia="Times New Roman" w:hAnsi="Times New Roman" w:cs="Times New Roman"/>
-                <w:color w:val="000000"/>
-                <w:kern w:val="0"/>
-                <w:lang w:eastAsia="ru-RU"/>
-                <w14:ligatures w14:val="none"/>
-              </w:rPr>
-            </w:pPr>
-            <w:r>
-              <w:rPr>
-                <w:rFonts w:ascii="Times New Roman" w:eastAsia="Times New Roman" w:hAnsi="Times New Roman" w:cs="Times New Roman"/>
-                <w:color w:val="000000"/>
-                <w:kern w:val="0"/>
-                <w:lang w:eastAsia="ru-RU"/>
-                <w14:ligatures w14:val="none"/>
-              </w:rPr>
-              <w:t>16.07.26</w:t>
             </w:r>
           </w:p>
         </w:tc>
@@ -4249,22 +4073,8 @@
                 <w:lang w:eastAsia="ru-RU"/>
                 <w14:ligatures w14:val="none"/>
               </w:rPr>
-              <w:t xml:space="preserve">В. М. </w:t>
-            </w:r>
-            <w:proofErr w:type="spellStart"/>
-            <w:r>
-              <w:rPr>
-                <w:rFonts w:ascii="Times New Roman" w:eastAsia="Times New Roman" w:hAnsi="Times New Roman" w:cs="Times New Roman"/>
-                <w:color w:val="000000"/>
-                <w:kern w:val="0"/>
-                <w:sz w:val="26"/>
-                <w:szCs w:val="26"/>
-                <w:lang w:eastAsia="ru-RU"/>
-                <w14:ligatures w14:val="none"/>
-              </w:rPr>
-              <w:t>Гриняк</w:t>
-            </w:r>
-            <w:proofErr w:type="spellEnd"/>
+              <w:t>В. М. Гриняк</w:t>
+            </w:r>
           </w:p>
           <w:p>
             <w:pPr>
@@ -4377,9 +4187,22 @@
                 <w:lang w:eastAsia="ru-RU"/>
                 <w14:ligatures w14:val="none"/>
               </w:rPr>
-              <w:t xml:space="preserve">М. В. </w:t>
-            </w:r>
-            <w:proofErr w:type="spellStart"/>
+              <w:t>М. В. Водяницкий</w:t>
+            </w:r>
+          </w:p>
+          <w:p>
+            <w:pPr>
+              <w:spacing w:line="259" w:lineRule="auto"/>
+              <w:rPr>
+                <w:rFonts w:ascii="Times New Roman" w:eastAsia="Times New Roman" w:hAnsi="Times New Roman" w:cs="Times New Roman"/>
+                <w:color w:val="000000"/>
+                <w:kern w:val="0"/>
+                <w:sz w:val="28"/>
+                <w:szCs w:val="28"/>
+                <w:lang w:eastAsia="ru-RU"/>
+                <w14:ligatures w14:val="none"/>
+              </w:rPr>
+            </w:pPr>
             <w:r>
               <w:rPr>
                 <w:rFonts w:ascii="Times New Roman" w:eastAsia="Times New Roman" w:hAnsi="Times New Roman" w:cs="Times New Roman"/>
@@ -4390,33 +4213,6 @@
                 <w:lang w:eastAsia="ru-RU"/>
                 <w14:ligatures w14:val="none"/>
               </w:rPr>
-              <w:t>Водяницкий</w:t>
-            </w:r>
-            <w:proofErr w:type="spellEnd"/>
-          </w:p>
-          <w:p>
-            <w:pPr>
-              <w:spacing w:line="259" w:lineRule="auto"/>
-              <w:rPr>
-                <w:rFonts w:ascii="Times New Roman" w:eastAsia="Times New Roman" w:hAnsi="Times New Roman" w:cs="Times New Roman"/>
-                <w:color w:val="000000"/>
-                <w:kern w:val="0"/>
-                <w:sz w:val="28"/>
-                <w:szCs w:val="28"/>
-                <w:lang w:eastAsia="ru-RU"/>
-                <w14:ligatures w14:val="none"/>
-              </w:rPr>
-            </w:pPr>
-            <w:r>
-              <w:rPr>
-                <w:rFonts w:ascii="Times New Roman" w:eastAsia="Times New Roman" w:hAnsi="Times New Roman" w:cs="Times New Roman"/>
-                <w:color w:val="000000"/>
-                <w:kern w:val="0"/>
-                <w:sz w:val="26"/>
-                <w:szCs w:val="26"/>
-                <w:lang w:eastAsia="ru-RU"/>
-                <w14:ligatures w14:val="none"/>
-              </w:rPr>
               <w:t xml:space="preserve">           подпись</w:t>
             </w:r>
           </w:p>
@@ -4431,7 +4227,7 @@
       </w:pPr>
       <w:bookmarkStart w:id="1" w:name="_Toc234626947"/>
     </w:p>
-    <w:bookmarkStart w:id="2" w:name="_Toc234627982" w:displacedByCustomXml="next"/>
+    <w:bookmarkStart w:id="2" w:name="_Toc234981127" w:displacedByCustomXml="next"/>
     <w:sdt>
       <w:sdtPr>
         <w:rPr>
@@ -4588,7 +4384,7 @@
               <w:lang w:eastAsia="ru-RU"/>
             </w:rPr>
           </w:pPr>
-          <w:hyperlink w:anchor="_Toc234627982" w:history="1">
+          <w:hyperlink w:anchor="_Toc234981127" w:history="1">
             <w:r>
               <w:rPr>
                 <w:rStyle w:val="ad"/>
@@ -4620,7 +4416,7 @@
                 <w:noProof/>
                 <w:webHidden/>
               </w:rPr>
-              <w:instrText xml:space="preserve"> PAGEREF _Toc234627982 \h </w:instrText>
+              <w:instrText xml:space="preserve"> PAGEREF _Toc234981127 \h </w:instrText>
             </w:r>
             <w:r>
               <w:rPr>
@@ -4667,7 +4463,7 @@
               <w:lang w:eastAsia="ru-RU"/>
             </w:rPr>
           </w:pPr>
-          <w:hyperlink w:anchor="_Toc234627983" w:history="1">
+          <w:hyperlink w:anchor="_Toc234981128" w:history="1">
             <w:r>
               <w:rPr>
                 <w:rStyle w:val="ad"/>
@@ -4698,7 +4494,7 @@
                 <w:noProof/>
                 <w:webHidden/>
               </w:rPr>
-              <w:instrText xml:space="preserve"> PAGEREF _Toc234627983 \h </w:instrText>
+              <w:instrText xml:space="preserve"> PAGEREF _Toc234981128 \h </w:instrText>
             </w:r>
             <w:r>
               <w:rPr>
@@ -4745,14 +4541,14 @@
               <w:lang w:eastAsia="ru-RU"/>
             </w:rPr>
           </w:pPr>
-          <w:hyperlink w:anchor="_Toc234627984" w:history="1">
+          <w:hyperlink w:anchor="_Toc234981129" w:history="1">
             <w:r>
               <w:rPr>
                 <w:rStyle w:val="ad"/>
                 <w:rFonts w:ascii="Times New Roman" w:eastAsia="Arial" w:hAnsi="Times New Roman" w:cs="Times New Roman"/>
                 <w:noProof/>
               </w:rPr>
-              <w:t>1 Теоретические основы структур данных (стек, очередь и двоичное дерево поиска)</w:t>
+              <w:t>1 Теоретические основы структур данных</w:t>
             </w:r>
             <w:r>
               <w:rPr>
@@ -4776,7 +4572,7 @@
                 <w:noProof/>
                 <w:webHidden/>
               </w:rPr>
-              <w:instrText xml:space="preserve"> PAGEREF _Toc234627984 \h </w:instrText>
+              <w:instrText xml:space="preserve"> PAGEREF _Toc234981129 \h </w:instrText>
             </w:r>
             <w:r>
               <w:rPr>
@@ -4820,7 +4616,7 @@
               <w:lang w:eastAsia="ru-RU"/>
             </w:rPr>
           </w:pPr>
-          <w:hyperlink w:anchor="_Toc234627985" w:history="1">
+          <w:hyperlink w:anchor="_Toc234981130" w:history="1">
             <w:r>
               <w:rPr>
                 <w:rStyle w:val="ad"/>
@@ -4851,7 +4647,7 @@
                 <w:noProof/>
                 <w:webHidden/>
               </w:rPr>
-              <w:instrText xml:space="preserve"> PAGEREF _Toc234627985 \h </w:instrText>
+              <w:instrText xml:space="preserve"> PAGEREF _Toc234981130 \h </w:instrText>
             </w:r>
             <w:r>
               <w:rPr>
@@ -4895,7 +4691,7 @@
               <w:lang w:eastAsia="ru-RU"/>
             </w:rPr>
           </w:pPr>
-          <w:hyperlink w:anchor="_Toc234627986" w:history="1">
+          <w:hyperlink w:anchor="_Toc234981131" w:history="1">
             <w:r>
               <w:rPr>
                 <w:rStyle w:val="ad"/>
@@ -4926,7 +4722,7 @@
                 <w:noProof/>
                 <w:webHidden/>
               </w:rPr>
-              <w:instrText xml:space="preserve"> PAGEREF _Toc234627986 \h </w:instrText>
+              <w:instrText xml:space="preserve"> PAGEREF _Toc234981131 \h </w:instrText>
             </w:r>
             <w:r>
               <w:rPr>
@@ -4970,7 +4766,7 @@
               <w:lang w:eastAsia="ru-RU"/>
             </w:rPr>
           </w:pPr>
-          <w:hyperlink w:anchor="_Toc234627987" w:history="1">
+          <w:hyperlink w:anchor="_Toc234981132" w:history="1">
             <w:r>
               <w:rPr>
                 <w:rStyle w:val="ad"/>
@@ -5001,7 +4797,7 @@
                 <w:noProof/>
                 <w:webHidden/>
               </w:rPr>
-              <w:instrText xml:space="preserve"> PAGEREF _Toc234627987 \h </w:instrText>
+              <w:instrText xml:space="preserve"> PAGEREF _Toc234981132 \h </w:instrText>
             </w:r>
             <w:r>
               <w:rPr>
@@ -5024,7 +4820,7 @@
                 <w:noProof/>
                 <w:webHidden/>
               </w:rPr>
-              <w:t>5</w:t>
+              <w:t>6</w:t>
             </w:r>
             <w:r>
               <w:rPr>
@@ -5045,7 +4841,7 @@
               <w:lang w:eastAsia="ru-RU"/>
             </w:rPr>
           </w:pPr>
-          <w:hyperlink w:anchor="_Toc234627988" w:history="1">
+          <w:hyperlink w:anchor="_Toc234981133" w:history="1">
             <w:r>
               <w:rPr>
                 <w:rStyle w:val="ad"/>
@@ -5076,7 +4872,7 @@
                 <w:noProof/>
                 <w:webHidden/>
               </w:rPr>
-              <w:instrText xml:space="preserve"> PAGEREF _Toc234627988 \h </w:instrText>
+              <w:instrText xml:space="preserve"> PAGEREF _Toc234981133 \h </w:instrText>
             </w:r>
             <w:r>
               <w:rPr>
@@ -5099,7 +4895,7 @@
                 <w:noProof/>
                 <w:webHidden/>
               </w:rPr>
-              <w:t>6</w:t>
+              <w:t>7</w:t>
             </w:r>
             <w:r>
               <w:rPr>
@@ -5123,7 +4919,7 @@
               <w:lang w:eastAsia="ru-RU"/>
             </w:rPr>
           </w:pPr>
-          <w:hyperlink w:anchor="_Toc234627989" w:history="1">
+          <w:hyperlink w:anchor="_Toc234981134" w:history="1">
             <w:r>
               <w:rPr>
                 <w:rStyle w:val="ad"/>
@@ -5154,7 +4950,7 @@
                 <w:noProof/>
                 <w:webHidden/>
               </w:rPr>
-              <w:instrText xml:space="preserve"> PAGEREF _Toc234627989 \h </w:instrText>
+              <w:instrText xml:space="preserve"> PAGEREF _Toc234981134 \h </w:instrText>
             </w:r>
             <w:r>
               <w:rPr>
@@ -5198,7 +4994,7 @@
               <w:lang w:eastAsia="ru-RU"/>
             </w:rPr>
           </w:pPr>
-          <w:hyperlink w:anchor="_Toc234627990" w:history="1">
+          <w:hyperlink w:anchor="_Toc234981135" w:history="1">
             <w:r>
               <w:rPr>
                 <w:rStyle w:val="ad"/>
@@ -5229,7 +5025,7 @@
                 <w:noProof/>
                 <w:webHidden/>
               </w:rPr>
-              <w:instrText xml:space="preserve"> PAGEREF _Toc234627990 \h </w:instrText>
+              <w:instrText xml:space="preserve"> PAGEREF _Toc234981135 \h </w:instrText>
             </w:r>
             <w:r>
               <w:rPr>
@@ -5273,7 +5069,7 @@
               <w:lang w:eastAsia="ru-RU"/>
             </w:rPr>
           </w:pPr>
-          <w:hyperlink w:anchor="_Toc234627991" w:history="1">
+          <w:hyperlink w:anchor="_Toc234981136" w:history="1">
             <w:r>
               <w:rPr>
                 <w:rStyle w:val="ad"/>
@@ -5304,7 +5100,7 @@
                 <w:noProof/>
                 <w:webHidden/>
               </w:rPr>
-              <w:instrText xml:space="preserve"> PAGEREF _Toc234627991 \h </w:instrText>
+              <w:instrText xml:space="preserve"> PAGEREF _Toc234981136 \h </w:instrText>
             </w:r>
             <w:r>
               <w:rPr>
@@ -5348,14 +5144,14 @@
               <w:lang w:eastAsia="ru-RU"/>
             </w:rPr>
           </w:pPr>
-          <w:hyperlink w:anchor="_Toc234627992" w:history="1">
+          <w:hyperlink w:anchor="_Toc234981137" w:history="1">
             <w:r>
               <w:rPr>
                 <w:rStyle w:val="ad"/>
                 <w:rFonts w:ascii="Times New Roman" w:hAnsi="Times New Roman" w:cs="Times New Roman"/>
                 <w:noProof/>
               </w:rPr>
-              <w:t>2.3 Архитектура приложения и распределение ответственности</w:t>
+              <w:t>2.3 Архитектура приложения</w:t>
             </w:r>
             <w:r>
               <w:rPr>
@@ -5379,7 +5175,7 @@
                 <w:noProof/>
                 <w:webHidden/>
               </w:rPr>
-              <w:instrText xml:space="preserve"> PAGEREF _Toc234627992 \h </w:instrText>
+              <w:instrText xml:space="preserve"> PAGEREF _Toc234981137 \h </w:instrText>
             </w:r>
             <w:r>
               <w:rPr>
@@ -5402,7 +5198,7 @@
                 <w:noProof/>
                 <w:webHidden/>
               </w:rPr>
-              <w:t>9</w:t>
+              <w:t>10</w:t>
             </w:r>
             <w:r>
               <w:rPr>
@@ -5423,7 +5219,7 @@
               <w:lang w:eastAsia="ru-RU"/>
             </w:rPr>
           </w:pPr>
-          <w:hyperlink w:anchor="_Toc234627993" w:history="1">
+          <w:hyperlink w:anchor="_Toc234981138" w:history="1">
             <w:r>
               <w:rPr>
                 <w:rStyle w:val="ad"/>
@@ -5454,7 +5250,7 @@
                 <w:noProof/>
                 <w:webHidden/>
               </w:rPr>
-              <w:instrText xml:space="preserve"> PAGEREF _Toc234627993 \h </w:instrText>
+              <w:instrText xml:space="preserve"> PAGEREF _Toc234981138 \h </w:instrText>
             </w:r>
             <w:r>
               <w:rPr>
@@ -5477,7 +5273,7 @@
                 <w:noProof/>
                 <w:webHidden/>
               </w:rPr>
-              <w:t>11</w:t>
+              <w:t>12</w:t>
             </w:r>
             <w:r>
               <w:rPr>
@@ -5501,7 +5297,7 @@
               <w:lang w:eastAsia="ru-RU"/>
             </w:rPr>
           </w:pPr>
-          <w:hyperlink w:anchor="_Toc234627994" w:history="1">
+          <w:hyperlink w:anchor="_Toc234981139" w:history="1">
             <w:r>
               <w:rPr>
                 <w:rStyle w:val="ad"/>
@@ -5532,7 +5328,7 @@
                 <w:noProof/>
                 <w:webHidden/>
               </w:rPr>
-              <w:instrText xml:space="preserve"> PAGEREF _Toc234627994 \h </w:instrText>
+              <w:instrText xml:space="preserve"> PAGEREF _Toc234981139 \h </w:instrText>
             </w:r>
             <w:r>
               <w:rPr>
@@ -5555,7 +5351,7 @@
                 <w:noProof/>
                 <w:webHidden/>
               </w:rPr>
-              <w:t>12</w:t>
+              <w:t>13</w:t>
             </w:r>
             <w:r>
               <w:rPr>
@@ -5576,7 +5372,7 @@
               <w:lang w:eastAsia="ru-RU"/>
             </w:rPr>
           </w:pPr>
-          <w:hyperlink w:anchor="_Toc234627995" w:history="1">
+          <w:hyperlink w:anchor="_Toc234981140" w:history="1">
             <w:r>
               <w:rPr>
                 <w:rStyle w:val="ad"/>
@@ -5607,7 +5403,7 @@
                 <w:noProof/>
                 <w:webHidden/>
               </w:rPr>
-              <w:instrText xml:space="preserve"> PAGEREF _Toc234627995 \h </w:instrText>
+              <w:instrText xml:space="preserve"> PAGEREF _Toc234981140 \h </w:instrText>
             </w:r>
             <w:r>
               <w:rPr>
@@ -5630,7 +5426,7 @@
                 <w:noProof/>
                 <w:webHidden/>
               </w:rPr>
-              <w:t>12</w:t>
+              <w:t>13</w:t>
             </w:r>
             <w:r>
               <w:rPr>
@@ -5651,14 +5447,14 @@
               <w:lang w:eastAsia="ru-RU"/>
             </w:rPr>
           </w:pPr>
-          <w:hyperlink w:anchor="_Toc234627996" w:history="1">
+          <w:hyperlink w:anchor="_Toc234981141" w:history="1">
             <w:r>
               <w:rPr>
                 <w:rStyle w:val="ad"/>
                 <w:rFonts w:ascii="Times New Roman" w:hAnsi="Times New Roman" w:cs="Times New Roman"/>
                 <w:noProof/>
               </w:rPr>
-              <w:t>3.2 Реализация и визуализация стека</w:t>
+              <w:t>3.2 Панель управления стеком и отображение состояния</w:t>
             </w:r>
             <w:r>
               <w:rPr>
@@ -5682,7 +5478,7 @@
                 <w:noProof/>
                 <w:webHidden/>
               </w:rPr>
-              <w:instrText xml:space="preserve"> PAGEREF _Toc234627996 \h </w:instrText>
+              <w:instrText xml:space="preserve"> PAGEREF _Toc234981141 \h </w:instrText>
             </w:r>
             <w:r>
               <w:rPr>
@@ -5705,7 +5501,7 @@
                 <w:noProof/>
                 <w:webHidden/>
               </w:rPr>
-              <w:t>12</w:t>
+              <w:t>13</w:t>
             </w:r>
             <w:r>
               <w:rPr>
@@ -5726,14 +5522,14 @@
               <w:lang w:eastAsia="ru-RU"/>
             </w:rPr>
           </w:pPr>
-          <w:hyperlink w:anchor="_Toc234627997" w:history="1">
+          <w:hyperlink w:anchor="_Toc234981142" w:history="1">
             <w:r>
               <w:rPr>
                 <w:rStyle w:val="ad"/>
                 <w:rFonts w:ascii="Times New Roman" w:hAnsi="Times New Roman" w:cs="Times New Roman"/>
                 <w:noProof/>
               </w:rPr>
-              <w:t>3.3 Панель управления стеком и отображение состояния</w:t>
+              <w:t>3.3 Механизм Undo для стека</w:t>
             </w:r>
             <w:r>
               <w:rPr>
@@ -5757,7 +5553,7 @@
                 <w:noProof/>
                 <w:webHidden/>
               </w:rPr>
-              <w:instrText xml:space="preserve"> PAGEREF _Toc234627997 \h </w:instrText>
+              <w:instrText xml:space="preserve"> PAGEREF _Toc234981142 \h </w:instrText>
             </w:r>
             <w:r>
               <w:rPr>
@@ -5780,7 +5576,7 @@
                 <w:noProof/>
                 <w:webHidden/>
               </w:rPr>
-              <w:t>12</w:t>
+              <w:t>15</w:t>
             </w:r>
             <w:r>
               <w:rPr>
@@ -5801,14 +5597,14 @@
               <w:lang w:eastAsia="ru-RU"/>
             </w:rPr>
           </w:pPr>
-          <w:hyperlink w:anchor="_Toc234627998" w:history="1">
+          <w:hyperlink w:anchor="_Toc234981143" w:history="1">
             <w:r>
               <w:rPr>
                 <w:rStyle w:val="ad"/>
                 <w:rFonts w:ascii="Times New Roman" w:hAnsi="Times New Roman" w:cs="Times New Roman"/>
                 <w:noProof/>
               </w:rPr>
-              <w:t>3.4 Панель управления стеком и отображение состояния</w:t>
+              <w:t>3.4 Реализация и визуализация очереди</w:t>
             </w:r>
             <w:r>
               <w:rPr>
@@ -5832,7 +5628,7 @@
                 <w:noProof/>
                 <w:webHidden/>
               </w:rPr>
-              <w:instrText xml:space="preserve"> PAGEREF _Toc234627998 \h </w:instrText>
+              <w:instrText xml:space="preserve"> PAGEREF _Toc234981143 \h </w:instrText>
             </w:r>
             <w:r>
               <w:rPr>
@@ -5855,7 +5651,7 @@
                 <w:noProof/>
                 <w:webHidden/>
               </w:rPr>
-              <w:t>14</w:t>
+              <w:t>16</w:t>
             </w:r>
             <w:r>
               <w:rPr>
@@ -5876,14 +5672,14 @@
               <w:lang w:eastAsia="ru-RU"/>
             </w:rPr>
           </w:pPr>
-          <w:hyperlink w:anchor="_Toc234627999" w:history="1">
+          <w:hyperlink w:anchor="_Toc234981144" w:history="1">
             <w:r>
               <w:rPr>
                 <w:rStyle w:val="ad"/>
                 <w:rFonts w:ascii="Times New Roman" w:hAnsi="Times New Roman" w:cs="Times New Roman"/>
                 <w:noProof/>
               </w:rPr>
-              <w:t>3.5 Реализация и визуализация очереди</w:t>
+              <w:t>3.5.1 Класс Queue и его операции</w:t>
             </w:r>
             <w:r>
               <w:rPr>
@@ -5907,7 +5703,7 @@
                 <w:noProof/>
                 <w:webHidden/>
               </w:rPr>
-              <w:instrText xml:space="preserve"> PAGEREF _Toc234627999 \h </w:instrText>
+              <w:instrText xml:space="preserve"> PAGEREF _Toc234981144 \h </w:instrText>
             </w:r>
             <w:r>
               <w:rPr>
@@ -5930,7 +5726,7 @@
                 <w:noProof/>
                 <w:webHidden/>
               </w:rPr>
-              <w:t>15</w:t>
+              <w:t>16</w:t>
             </w:r>
             <w:r>
               <w:rPr>
@@ -5951,14 +5747,14 @@
               <w:lang w:eastAsia="ru-RU"/>
             </w:rPr>
           </w:pPr>
-          <w:hyperlink w:anchor="_Toc234628003" w:history="1">
+          <w:hyperlink w:anchor="_Toc234981145" w:history="1">
             <w:r>
               <w:rPr>
                 <w:rStyle w:val="ad"/>
                 <w:rFonts w:ascii="Times New Roman" w:hAnsi="Times New Roman" w:cs="Times New Roman"/>
                 <w:noProof/>
               </w:rPr>
-              <w:t>3.6 Реализация и визуализация двоичного дерева поиска</w:t>
+              <w:t>3.5.2 Панель управления очередью и отображение состояния</w:t>
             </w:r>
             <w:r>
               <w:rPr>
@@ -5982,7 +5778,7 @@
                 <w:noProof/>
                 <w:webHidden/>
               </w:rPr>
-              <w:instrText xml:space="preserve"> PAGEREF _Toc234628003 \h </w:instrText>
+              <w:instrText xml:space="preserve"> PAGEREF _Toc234981145 \h </w:instrText>
             </w:r>
             <w:r>
               <w:rPr>
@@ -6005,7 +5801,7 @@
                 <w:noProof/>
                 <w:webHidden/>
               </w:rPr>
-              <w:t>18</w:t>
+              <w:t>17</w:t>
             </w:r>
             <w:r>
               <w:rPr>
@@ -6026,14 +5822,14 @@
               <w:lang w:eastAsia="ru-RU"/>
             </w:rPr>
           </w:pPr>
-          <w:hyperlink w:anchor="_Toc234628007" w:history="1">
+          <w:hyperlink w:anchor="_Toc234981146" w:history="1">
             <w:r>
               <w:rPr>
                 <w:rStyle w:val="ad"/>
                 <w:rFonts w:ascii="Times New Roman" w:hAnsi="Times New Roman" w:cs="Times New Roman"/>
                 <w:noProof/>
               </w:rPr>
-              <w:t>3.7 Тестирование корректности реализованных алгоритмов</w:t>
+              <w:t>3.5.3 Механизм Undo для очереди</w:t>
             </w:r>
             <w:r>
               <w:rPr>
@@ -6057,7 +5853,7 @@
                 <w:noProof/>
                 <w:webHidden/>
               </w:rPr>
-              <w:instrText xml:space="preserve"> PAGEREF _Toc234628007 \h </w:instrText>
+              <w:instrText xml:space="preserve"> PAGEREF _Toc234981146 \h </w:instrText>
             </w:r>
             <w:r>
               <w:rPr>
@@ -6080,7 +5876,7 @@
                 <w:noProof/>
                 <w:webHidden/>
               </w:rPr>
-              <w:t>22</w:t>
+              <w:t>19</w:t>
             </w:r>
             <w:r>
               <w:rPr>
@@ -6101,14 +5897,14 @@
               <w:lang w:eastAsia="ru-RU"/>
             </w:rPr>
           </w:pPr>
-          <w:hyperlink w:anchor="_Toc234628011" w:history="1">
+          <w:hyperlink w:anchor="_Toc234981147" w:history="1">
             <w:r>
               <w:rPr>
                 <w:rStyle w:val="ad"/>
                 <w:rFonts w:ascii="Times New Roman" w:hAnsi="Times New Roman" w:cs="Times New Roman"/>
                 <w:noProof/>
               </w:rPr>
-              <w:t>3.8 Проверка кроссплатформенной работоспособности</w:t>
+              <w:t>3.6 Реализация и визуализация двоичного дерева поиска</w:t>
             </w:r>
             <w:r>
               <w:rPr>
@@ -6132,7 +5928,7 @@
                 <w:noProof/>
                 <w:webHidden/>
               </w:rPr>
-              <w:instrText xml:space="preserve"> PAGEREF _Toc234628011 \h </w:instrText>
+              <w:instrText xml:space="preserve"> PAGEREF _Toc234981147 \h </w:instrText>
             </w:r>
             <w:r>
               <w:rPr>
@@ -6155,7 +5951,157 @@
                 <w:noProof/>
                 <w:webHidden/>
               </w:rPr>
+              <w:t>19</w:t>
+            </w:r>
+            <w:r>
+              <w:rPr>
+                <w:rFonts w:ascii="Times New Roman" w:hAnsi="Times New Roman" w:cs="Times New Roman"/>
+                <w:noProof/>
+                <w:webHidden/>
+              </w:rPr>
+              <w:fldChar w:fldCharType="end"/>
+            </w:r>
+          </w:hyperlink>
+        </w:p>
+        <w:p>
+          <w:pPr>
+            <w:pStyle w:val="24"/>
+            <w:rPr>
+              <w:rFonts w:ascii="Times New Roman" w:eastAsiaTheme="minorEastAsia" w:hAnsi="Times New Roman" w:cs="Times New Roman"/>
+              <w:noProof/>
+              <w:lang w:eastAsia="ru-RU"/>
+            </w:rPr>
+          </w:pPr>
+          <w:hyperlink w:anchor="_Toc234981148" w:history="1">
+            <w:r>
+              <w:rPr>
+                <w:rStyle w:val="ad"/>
+                <w:rFonts w:ascii="Times New Roman" w:hAnsi="Times New Roman" w:cs="Times New Roman"/>
+                <w:noProof/>
+              </w:rPr>
+              <w:t>3.7 Тестирование корректности реализованных алгоритмов</w:t>
+            </w:r>
+            <w:r>
+              <w:rPr>
+                <w:rFonts w:ascii="Times New Roman" w:hAnsi="Times New Roman" w:cs="Times New Roman"/>
+                <w:noProof/>
+                <w:webHidden/>
+              </w:rPr>
+              <w:tab/>
+            </w:r>
+            <w:r>
+              <w:rPr>
+                <w:rFonts w:ascii="Times New Roman" w:hAnsi="Times New Roman" w:cs="Times New Roman"/>
+                <w:noProof/>
+                <w:webHidden/>
+              </w:rPr>
+              <w:fldChar w:fldCharType="begin"/>
+            </w:r>
+            <w:r>
+              <w:rPr>
+                <w:rFonts w:ascii="Times New Roman" w:hAnsi="Times New Roman" w:cs="Times New Roman"/>
+                <w:noProof/>
+                <w:webHidden/>
+              </w:rPr>
+              <w:instrText xml:space="preserve"> PAGEREF _Toc234981148 \h </w:instrText>
+            </w:r>
+            <w:r>
+              <w:rPr>
+                <w:rFonts w:ascii="Times New Roman" w:hAnsi="Times New Roman" w:cs="Times New Roman"/>
+                <w:noProof/>
+                <w:webHidden/>
+              </w:rPr>
+            </w:r>
+            <w:r>
+              <w:rPr>
+                <w:rFonts w:ascii="Times New Roman" w:hAnsi="Times New Roman" w:cs="Times New Roman"/>
+                <w:noProof/>
+                <w:webHidden/>
+              </w:rPr>
+              <w:fldChar w:fldCharType="separate"/>
+            </w:r>
+            <w:r>
+              <w:rPr>
+                <w:rFonts w:ascii="Times New Roman" w:hAnsi="Times New Roman" w:cs="Times New Roman"/>
+                <w:noProof/>
+                <w:webHidden/>
+              </w:rPr>
               <w:t>23</w:t>
+            </w:r>
+            <w:r>
+              <w:rPr>
+                <w:rFonts w:ascii="Times New Roman" w:hAnsi="Times New Roman" w:cs="Times New Roman"/>
+                <w:noProof/>
+                <w:webHidden/>
+              </w:rPr>
+              <w:fldChar w:fldCharType="end"/>
+            </w:r>
+          </w:hyperlink>
+        </w:p>
+        <w:p>
+          <w:pPr>
+            <w:pStyle w:val="24"/>
+            <w:rPr>
+              <w:rFonts w:ascii="Times New Roman" w:eastAsiaTheme="minorEastAsia" w:hAnsi="Times New Roman" w:cs="Times New Roman"/>
+              <w:noProof/>
+              <w:lang w:eastAsia="ru-RU"/>
+            </w:rPr>
+          </w:pPr>
+          <w:hyperlink w:anchor="_Toc234981149" w:history="1">
+            <w:r>
+              <w:rPr>
+                <w:rStyle w:val="ad"/>
+                <w:rFonts w:ascii="Times New Roman" w:hAnsi="Times New Roman" w:cs="Times New Roman"/>
+                <w:noProof/>
+              </w:rPr>
+              <w:t>3.8 Проверка кроссплатформенной работоспособности</w:t>
+            </w:r>
+            <w:r>
+              <w:rPr>
+                <w:rFonts w:ascii="Times New Roman" w:hAnsi="Times New Roman" w:cs="Times New Roman"/>
+                <w:noProof/>
+                <w:webHidden/>
+              </w:rPr>
+              <w:tab/>
+            </w:r>
+            <w:r>
+              <w:rPr>
+                <w:rFonts w:ascii="Times New Roman" w:hAnsi="Times New Roman" w:cs="Times New Roman"/>
+                <w:noProof/>
+                <w:webHidden/>
+              </w:rPr>
+              <w:fldChar w:fldCharType="begin"/>
+            </w:r>
+            <w:r>
+              <w:rPr>
+                <w:rFonts w:ascii="Times New Roman" w:hAnsi="Times New Roman" w:cs="Times New Roman"/>
+                <w:noProof/>
+                <w:webHidden/>
+              </w:rPr>
+              <w:instrText xml:space="preserve"> PAGEREF _Toc234981149 \h </w:instrText>
+            </w:r>
+            <w:r>
+              <w:rPr>
+                <w:rFonts w:ascii="Times New Roman" w:hAnsi="Times New Roman" w:cs="Times New Roman"/>
+                <w:noProof/>
+                <w:webHidden/>
+              </w:rPr>
+            </w:r>
+            <w:r>
+              <w:rPr>
+                <w:rFonts w:ascii="Times New Roman" w:hAnsi="Times New Roman" w:cs="Times New Roman"/>
+                <w:noProof/>
+                <w:webHidden/>
+              </w:rPr>
+              <w:fldChar w:fldCharType="separate"/>
+            </w:r>
+            <w:r>
+              <w:rPr>
+                <w:rFonts w:ascii="Times New Roman" w:hAnsi="Times New Roman" w:cs="Times New Roman"/>
+                <w:noProof/>
+                <w:webHidden/>
+              </w:rPr>
+              <w:t>24</w:t>
             </w:r>
             <w:r>
               <w:rPr>
@@ -6179,7 +6125,7 @@
               <w:lang w:eastAsia="ru-RU"/>
             </w:rPr>
           </w:pPr>
-          <w:hyperlink w:anchor="_Toc234628012" w:history="1">
+          <w:hyperlink w:anchor="_Toc234981150" w:history="1">
             <w:r>
               <w:rPr>
                 <w:rStyle w:val="ad"/>
@@ -6210,7 +6156,7 @@
                 <w:noProof/>
                 <w:webHidden/>
               </w:rPr>
-              <w:instrText xml:space="preserve"> PAGEREF _Toc234628012 \h </w:instrText>
+              <w:instrText xml:space="preserve"> PAGEREF _Toc234981150 \h </w:instrText>
             </w:r>
             <w:r>
               <w:rPr>
@@ -6233,7 +6179,7 @@
                 <w:noProof/>
                 <w:webHidden/>
               </w:rPr>
-              <w:t>24</w:t>
+              <w:t>25</w:t>
             </w:r>
             <w:r>
               <w:rPr>
@@ -6257,7 +6203,7 @@
               <w:lang w:eastAsia="ru-RU"/>
             </w:rPr>
           </w:pPr>
-          <w:hyperlink w:anchor="_Toc234628013" w:history="1">
+          <w:hyperlink w:anchor="_Toc234981151" w:history="1">
             <w:r>
               <w:rPr>
                 <w:rStyle w:val="ad"/>
@@ -6288,7 +6234,7 @@
                 <w:noProof/>
                 <w:webHidden/>
               </w:rPr>
-              <w:instrText xml:space="preserve"> PAGEREF _Toc234628013 \h </w:instrText>
+              <w:instrText xml:space="preserve"> PAGEREF _Toc234981151 \h </w:instrText>
             </w:r>
             <w:r>
               <w:rPr>
@@ -6311,7 +6257,7 @@
                 <w:noProof/>
                 <w:webHidden/>
               </w:rPr>
-              <w:t>25</w:t>
+              <w:t>26</w:t>
             </w:r>
             <w:r>
               <w:rPr>
@@ -6335,17 +6281,7 @@
               <w:lang w:eastAsia="ru-RU"/>
             </w:rPr>
           </w:pPr>
-          <w:r>
-            <w:rPr>
-              <w:rStyle w:val="ad"/>
-              <w:rFonts w:ascii="Times New Roman" w:hAnsi="Times New Roman" w:cs="Times New Roman"/>
-              <w:noProof/>
-              <w:color w:val="auto"/>
-              <w:u w:val="none"/>
-            </w:rPr>
-            <w:t xml:space="preserve">Приложение А </w:t>
-          </w:r>
-          <w:hyperlink w:anchor="_Toc234628014" w:history="1">
+          <w:hyperlink w:anchor="_Toc234981152" w:history="1">
             <w:r>
               <w:rPr>
                 <w:rStyle w:val="ad"/>
@@ -6395,7 +6331,7 @@
                 <w:noProof/>
                 <w:webHidden/>
               </w:rPr>
-              <w:instrText xml:space="preserve"> PAGEREF _Toc234628014 \h </w:instrText>
+              <w:instrText xml:space="preserve"> PAGEREF _Toc234981152 \h </w:instrText>
             </w:r>
             <w:r>
               <w:rPr>
@@ -6418,7 +6354,7 @@
                 <w:noProof/>
                 <w:webHidden/>
               </w:rPr>
-              <w:t>27</w:t>
+              <w:t>28</w:t>
             </w:r>
             <w:r>
               <w:rPr>
@@ -6472,7 +6408,6 @@
       </w:sdtContent>
     </w:sdt>
     <w:bookmarkStart w:id="3" w:name="_Toc234627084" w:displacedByCustomXml="prev"/>
-    <w:bookmarkStart w:id="4" w:name="_Toc234627983" w:displacedByCustomXml="prev"/>
     <w:p>
       <w:pPr>
         <w:pStyle w:val="10"/>
@@ -6486,6 +6421,7 @@
           <w:szCs w:val="28"/>
         </w:rPr>
       </w:pPr>
+      <w:bookmarkStart w:id="4" w:name="_Toc234981128"/>
       <w:r>
         <w:rPr>
           <w:rFonts w:ascii="Arial" w:eastAsia="Arial" w:hAnsi="Arial" w:cs="Arial"/>
@@ -6497,8 +6433,8 @@
         <w:t>Введение</w:t>
       </w:r>
       <w:bookmarkEnd w:id="1"/>
+      <w:bookmarkEnd w:id="3"/>
       <w:bookmarkEnd w:id="4"/>
-      <w:bookmarkEnd w:id="3"/>
     </w:p>
     <w:p>
       <w:pPr>
@@ -6584,7 +6520,7 @@
         <w:rPr>
           <w:rFonts w:ascii="Times New Roman" w:eastAsia="Times New Roman" w:hAnsi="Times New Roman" w:cs="Times New Roman"/>
         </w:rPr>
-        <w:t>Целью работы является разработка кроссплатформенного программного обеспечения на языке Python для интерактивной визуализации стека, очереди и двоичного дерева поиска с поддержкой пошагового выполнения операций, динамического отображения состояний структур и ведения лога с функцией отмены действий.</w:t>
+        <w:t>Целью работы является разработка кроссплатформенного программного обеспечения для интерактивной визуализации стека, очереди и двоичного дерева поиска с поддержкой пошагового выполнения операций, динамического отображения состояний структур и ведения лога с функцией отмены действий.</w:t>
       </w:r>
     </w:p>
     <w:p>
@@ -6776,7 +6712,7 @@
       </w:pPr>
       <w:bookmarkStart w:id="5" w:name="_Toc234626948"/>
       <w:bookmarkStart w:id="6" w:name="_Toc234627085"/>
-      <w:bookmarkStart w:id="7" w:name="_Toc234627984"/>
+      <w:bookmarkStart w:id="7" w:name="_Toc234981129"/>
       <w:r>
         <w:rPr>
           <w:rFonts w:ascii="Arial" w:eastAsia="Arial" w:hAnsi="Arial" w:cs="Arial"/>
@@ -6785,7 +6721,7 @@
           <w:szCs w:val="28"/>
         </w:rPr>
         <w:lastRenderedPageBreak/>
-        <w:t>1 Теоретические основы структур данных (стек, очередь и двоичное дерево поиска)</w:t>
+        <w:t>1 Теоретические основы структур данных</w:t>
       </w:r>
       <w:bookmarkEnd w:id="5"/>
       <w:bookmarkEnd w:id="6"/>
@@ -6797,7 +6733,7 @@
       </w:pPr>
       <w:bookmarkStart w:id="8" w:name="_Toc234626949"/>
       <w:bookmarkStart w:id="9" w:name="_Toc234627086"/>
-      <w:bookmarkStart w:id="10" w:name="_Toc234627985"/>
+      <w:bookmarkStart w:id="10" w:name="_Toc234981130"/>
       <w:r>
         <w:t>1.1 Понятие абстрактного типа данных и линейной структуры</w:t>
       </w:r>
@@ -6807,21 +6743,36 @@
     </w:p>
     <w:p>
       <w:pPr>
-        <w:spacing w:after="240" w:line="360" w:lineRule="auto"/>
-        <w:ind w:firstLine="708"/>
+        <w:spacing w:after="0" w:line="360" w:lineRule="auto"/>
+        <w:ind w:firstLine="709"/>
         <w:jc w:val="both"/>
-      </w:pPr>
-      <w:r>
-        <w:rPr>
-          <w:rFonts w:ascii="Times New Roman" w:eastAsia="Times New Roman" w:hAnsi="Times New Roman" w:cs="Times New Roman"/>
-        </w:rPr>
-        <w:t>Абстрактный тип данных представляет собой математическую модель данных совместно с набором операций, определённых над этой моделью, без указания конкретного способа их внутренней реализации. Стек и очередь относятся к линейным динамическим структурам данных: элементы в них логически упорядочены друг за другом, а доступ к произвольному элементу, минуя предшествующие, в общем случае не предусмотрен интерфейсом структуры. Это принципиально отличает их от массива, в котором обеспечивается прямой доступ по индексу за константное время.</w:t>
-      </w:r>
-      <w:r>
-        <w:rPr>
-          <w:rFonts w:ascii="Times New Roman" w:eastAsia="Times New Roman" w:hAnsi="Times New Roman" w:cs="Times New Roman"/>
-        </w:rPr>
-        <w:t xml:space="preserve"> Указанное отличие напрямую определяет и различие в характере решаемых задач: массив предпочтителен там, где заранее известен размер данных и требуется произвольный доступ к элементам, тогда как стек и очередь применяются в ситуациях, где важен не произвольный доступ, а строго определённый порядок обработки элементов </w:t>
+        <w:rPr>
+          <w:rFonts w:ascii="Times New Roman" w:eastAsia="Times New Roman" w:hAnsi="Times New Roman" w:cs="Times New Roman"/>
+        </w:rPr>
+      </w:pPr>
+      <w:bookmarkStart w:id="11" w:name="_Toc234626950"/>
+      <w:bookmarkStart w:id="12" w:name="_Toc234627087"/>
+      <w:r>
+        <w:rPr>
+          <w:rFonts w:ascii="Times New Roman" w:eastAsia="Times New Roman" w:hAnsi="Times New Roman" w:cs="Times New Roman"/>
+        </w:rPr>
+        <w:t>В современной теории программирования абстрактный тип данных представляет собой универсальную математическую модель данных совместно с набором базовых операций, определённых над этой моделью, причём принципиально без указания конкретного способа их внутренней программной реализации. Стек и очередь традиционно относятся к категории линейных динамических структур данных, для которых характерно то, что все элементы в них логически упорядочены друг за другом, а непосредственный доступ к произвольному элементу, минуя предшествующие, в общем случае категорически не предусмотрен функциональным интерфейсом структуры. Это обстоятельство принципиально отличает их от классического массива, в котором всегда гарантированно обеспечивается прямой доступ по индексу за константное время. Указанное фундаментальное отличие напрямую определяет и различие в характере решаемых практических задач: массив абсолютно предпочтителен там, где заранее известен конечный размер данных и требуется произвольный доступ к элементам, тогда как стек и очередь активно применяются в ситуациях, где важен не произвольный доступ, а строго определённый порядок обработки поступающих элементов – соответственно LIFO или FIFO, – что и обуславливает их широкое использование во внутренних механизмах различных языков программирования и операционных систем.</w:t>
+      </w:r>
+    </w:p>
+    <w:p>
+      <w:pPr>
+        <w:spacing w:after="0" w:line="360" w:lineRule="auto"/>
+        <w:ind w:firstLine="709"/>
+        <w:jc w:val="both"/>
+        <w:rPr>
+          <w:rFonts w:ascii="Times New Roman" w:eastAsia="Times New Roman" w:hAnsi="Times New Roman" w:cs="Times New Roman"/>
+        </w:rPr>
+      </w:pPr>
+      <w:r>
+        <w:rPr>
+          <w:rFonts w:ascii="Times New Roman" w:eastAsia="Times New Roman" w:hAnsi="Times New Roman" w:cs="Times New Roman"/>
+        </w:rPr>
+        <w:t xml:space="preserve">Будучи абстрактными типами данных, стек и очередь не предписывают конкретного способа хранения элементов: на практике они могут быть реализованы как поверх массива, так и на основе связного списка, а в языках высокого уровня </w:t>
       </w:r>
       <w:r>
         <w:rPr>
@@ -6833,7 +6784,7 @@
         <w:rPr>
           <w:rFonts w:ascii="Times New Roman" w:eastAsia="Times New Roman" w:hAnsi="Times New Roman" w:cs="Times New Roman"/>
         </w:rPr>
-        <w:t xml:space="preserve"> соответственно LIFO или FIFO, </w:t>
+        <w:t xml:space="preserve"> с использованием стандартных библиотек. С точки зрения пользователя, однако, всегда доступен лишь строго определённый набор операций (push/pop или enqueue/dequeue вместе с проверкой на пустоту), гарантирующий соблюдение дисциплины LIFO или FIFO независимо от внутреннего устройства. Подобное отделение интерфейса от реализации </w:t>
       </w:r>
       <w:r>
         <w:rPr>
@@ -6845,13 +6796,7 @@
         <w:rPr>
           <w:rFonts w:ascii="Times New Roman" w:eastAsia="Times New Roman" w:hAnsi="Times New Roman" w:cs="Times New Roman"/>
         </w:rPr>
-        <w:t xml:space="preserve"> что и обуславливает их широкое использование </w:t>
-      </w:r>
-      <w:r>
-        <w:rPr>
-          <w:rFonts w:ascii="Times New Roman" w:eastAsia="Times New Roman" w:hAnsi="Times New Roman" w:cs="Times New Roman"/>
-        </w:rPr>
-        <w:t>во внутренних механизмах языков программирования и операционных систем [2].</w:t>
+        <w:t xml:space="preserve"> один из центральных принципов модульного программирования, позволяющий заменять одну реализацию другой без модификации клиентского кода и защищающий целостность структуры данных.</w:t>
       </w:r>
     </w:p>
     <w:p>
@@ -6863,9 +6808,7 @@
           <w:szCs w:val="24"/>
         </w:rPr>
       </w:pPr>
-      <w:bookmarkStart w:id="11" w:name="_Toc234626950"/>
-      <w:bookmarkStart w:id="12" w:name="_Toc234627087"/>
-      <w:bookmarkStart w:id="13" w:name="_Toc234627986"/>
+      <w:bookmarkStart w:id="13" w:name="_Toc234981131"/>
       <w:r>
         <w:t>1.2 Стек (LIFO)</w:t>
       </w:r>
@@ -6907,21 +6850,7 @@
         <w:rPr>
           <w:rFonts w:ascii="Times New Roman" w:eastAsia="Times New Roman" w:hAnsi="Times New Roman" w:cs="Times New Roman"/>
         </w:rPr>
-        <w:t xml:space="preserve"> первым вышел» (</w:t>
-      </w:r>
-      <w:proofErr w:type="spellStart"/>
-      <w:r>
-        <w:rPr>
-          <w:rFonts w:ascii="Times New Roman" w:eastAsia="Times New Roman" w:hAnsi="Times New Roman" w:cs="Times New Roman"/>
-        </w:rPr>
-        <w:t>Last</w:t>
-      </w:r>
-      <w:proofErr w:type="spellEnd"/>
-      <w:r>
-        <w:rPr>
-          <w:rFonts w:ascii="Times New Roman" w:eastAsia="Times New Roman" w:hAnsi="Times New Roman" w:cs="Times New Roman"/>
-        </w:rPr>
-        <w:t xml:space="preserve"> In, First Out, LIFO). Над стеком определены две основные операции изменения состояния и одна операция чтения:</w:t>
+        <w:t xml:space="preserve"> первым вышел» (Last In, First Out, LIFO). Над стеком определены две основные операции изменения состояния и одна операция чтения:</w:t>
       </w:r>
     </w:p>
     <w:p>
@@ -6947,19 +6876,11 @@
         </w:rPr>
         <w:tab/>
       </w:r>
-      <w:proofErr w:type="spellStart"/>
-      <w:r>
-        <w:rPr>
-          <w:rFonts w:ascii="Times New Roman" w:eastAsia="Times New Roman" w:hAnsi="Times New Roman" w:cs="Times New Roman"/>
-        </w:rPr>
-        <w:t>push</w:t>
-      </w:r>
-      <w:proofErr w:type="spellEnd"/>
-      <w:r>
-        <w:rPr>
-          <w:rFonts w:ascii="Times New Roman" w:eastAsia="Times New Roman" w:hAnsi="Times New Roman" w:cs="Times New Roman"/>
-        </w:rPr>
-        <w:t xml:space="preserve"> (добавление) </w:t>
+      <w:r>
+        <w:rPr>
+          <w:rFonts w:ascii="Times New Roman" w:eastAsia="Times New Roman" w:hAnsi="Times New Roman" w:cs="Times New Roman"/>
+        </w:rPr>
+        <w:t xml:space="preserve">push (добавление) </w:t>
       </w:r>
       <w:r>
         <w:rPr>
@@ -6997,19 +6918,11 @@
         </w:rPr>
         <w:tab/>
       </w:r>
-      <w:proofErr w:type="spellStart"/>
-      <w:r>
-        <w:rPr>
-          <w:rFonts w:ascii="Times New Roman" w:eastAsia="Times New Roman" w:hAnsi="Times New Roman" w:cs="Times New Roman"/>
-        </w:rPr>
-        <w:t>pop</w:t>
-      </w:r>
-      <w:proofErr w:type="spellEnd"/>
-      <w:r>
-        <w:rPr>
-          <w:rFonts w:ascii="Times New Roman" w:eastAsia="Times New Roman" w:hAnsi="Times New Roman" w:cs="Times New Roman"/>
-        </w:rPr>
-        <w:t xml:space="preserve"> (удаление) </w:t>
+      <w:r>
+        <w:rPr>
+          <w:rFonts w:ascii="Times New Roman" w:eastAsia="Times New Roman" w:hAnsi="Times New Roman" w:cs="Times New Roman"/>
+        </w:rPr>
+        <w:t xml:space="preserve">pop (удаление) </w:t>
       </w:r>
       <w:r>
         <w:rPr>
@@ -7036,6 +6949,7 @@
         <w:rPr>
           <w:rFonts w:ascii="Times New Roman" w:eastAsia="Times New Roman" w:hAnsi="Times New Roman" w:cs="Times New Roman"/>
         </w:rPr>
+        <w:lastRenderedPageBreak/>
         <w:t>3</w:t>
       </w:r>
       <w:r>
@@ -7050,33 +6964,11 @@
         </w:rPr>
         <w:tab/>
       </w:r>
-      <w:proofErr w:type="spellStart"/>
-      <w:r>
-        <w:rPr>
-          <w:rFonts w:ascii="Times New Roman" w:eastAsia="Times New Roman" w:hAnsi="Times New Roman" w:cs="Times New Roman"/>
-        </w:rPr>
-        <w:t>peek</w:t>
-      </w:r>
-      <w:proofErr w:type="spellEnd"/>
-      <w:r>
-        <w:rPr>
-          <w:rFonts w:ascii="Times New Roman" w:eastAsia="Times New Roman" w:hAnsi="Times New Roman" w:cs="Times New Roman"/>
-        </w:rPr>
-        <w:t xml:space="preserve">, или </w:t>
-      </w:r>
-      <w:proofErr w:type="spellStart"/>
-      <w:r>
-        <w:rPr>
-          <w:rFonts w:ascii="Times New Roman" w:eastAsia="Times New Roman" w:hAnsi="Times New Roman" w:cs="Times New Roman"/>
-        </w:rPr>
-        <w:t>top</w:t>
-      </w:r>
-      <w:proofErr w:type="spellEnd"/>
-      <w:r>
-        <w:rPr>
-          <w:rFonts w:ascii="Times New Roman" w:eastAsia="Times New Roman" w:hAnsi="Times New Roman" w:cs="Times New Roman"/>
-        </w:rPr>
-        <w:t xml:space="preserve"> (просмотр) </w:t>
+      <w:r>
+        <w:rPr>
+          <w:rFonts w:ascii="Times New Roman" w:eastAsia="Times New Roman" w:hAnsi="Times New Roman" w:cs="Times New Roman"/>
+        </w:rPr>
+        <w:t xml:space="preserve">peek, или top (просмотр) </w:t>
       </w:r>
       <w:r>
         <w:rPr>
@@ -7104,21 +6996,7 @@
         <w:rPr>
           <w:rFonts w:ascii="Times New Roman" w:eastAsia="Times New Roman" w:hAnsi="Times New Roman" w:cs="Times New Roman"/>
         </w:rPr>
-        <w:t xml:space="preserve">При программной реализации на основе динамического массива (как в настоящей работе) все три операции выполняются за время </w:t>
-      </w:r>
-      <w:proofErr w:type="gramStart"/>
-      <w:r>
-        <w:rPr>
-          <w:rFonts w:ascii="Times New Roman" w:eastAsia="Times New Roman" w:hAnsi="Times New Roman" w:cs="Times New Roman"/>
-        </w:rPr>
-        <w:t>O(</w:t>
-      </w:r>
-      <w:proofErr w:type="gramEnd"/>
-      <w:r>
-        <w:rPr>
-          <w:rFonts w:ascii="Times New Roman" w:eastAsia="Times New Roman" w:hAnsi="Times New Roman" w:cs="Times New Roman"/>
-        </w:rPr>
-        <w:t xml:space="preserve">1) в среднем, поскольку добавление и удаление производятся только с одного конца последовательности </w:t>
+        <w:t xml:space="preserve">При программной реализации на основе динамического массива (как в настоящей работе) все три операции выполняются за время O(1) в среднем, поскольку добавление и удаление производятся только с одного конца последовательности </w:t>
       </w:r>
       <w:r>
         <w:rPr>
@@ -7130,21 +7008,7 @@
         <w:rPr>
           <w:rFonts w:ascii="Times New Roman" w:eastAsia="Times New Roman" w:hAnsi="Times New Roman" w:cs="Times New Roman"/>
         </w:rPr>
-        <w:t xml:space="preserve"> её «хвоста», что не требует сдвига остальных элементов. Классическими примерами применения стека являются: организация стека вызовов функций в большинстве языков программирования, проверка сбалансированности скобочных последовательностей, реализация алгоритмов обхода графов в глубину (DFS) и, что наиболее существенно для данной работы, реализация механизма отмены последнего действия (</w:t>
-      </w:r>
-      <w:proofErr w:type="spellStart"/>
-      <w:r>
-        <w:rPr>
-          <w:rFonts w:ascii="Times New Roman" w:eastAsia="Times New Roman" w:hAnsi="Times New Roman" w:cs="Times New Roman"/>
-        </w:rPr>
-        <w:t>Undo</w:t>
-      </w:r>
-      <w:proofErr w:type="spellEnd"/>
-      <w:r>
-        <w:rPr>
-          <w:rFonts w:ascii="Times New Roman" w:eastAsia="Times New Roman" w:hAnsi="Times New Roman" w:cs="Times New Roman"/>
-        </w:rPr>
-        <w:t>) в интерактивных приложениях</w:t>
+        <w:t xml:space="preserve"> её «хвоста», что не требует сдвига остальных элементов. Классическими примерами применения стека являются: организация стека вызовов функций в большинстве языков программирования, проверка сбалансированности скобочных последовательностей, реализация алгоритмов обхода графов в глубину (DFS) и, что наиболее существенно для данной работы, реализация механизма отмены последнего действия (Undo) в интерактивных приложениях</w:t>
       </w:r>
       <w:r>
         <w:rPr>
@@ -7172,7 +7036,19 @@
         <w:rPr>
           <w:rFonts w:ascii="Times New Roman" w:hAnsi="Times New Roman" w:cs="Times New Roman"/>
         </w:rPr>
-        <w:t>Блок-схема алгоритма работы стека (LIFO), выполненная в соответствии с условными обозначениями ГОСТ 19.701–90 [3]</w:t>
+        <w:t>Блок-схема алгоритма работы стека (LIFO), выполненная в соответствии с</w:t>
+      </w:r>
+      <w:r>
+        <w:rPr>
+          <w:rFonts w:ascii="Times New Roman" w:hAnsi="Times New Roman" w:cs="Times New Roman"/>
+        </w:rPr>
+        <w:t xml:space="preserve">о стандартными </w:t>
+      </w:r>
+      <w:r>
+        <w:rPr>
+          <w:rFonts w:ascii="Times New Roman" w:hAnsi="Times New Roman" w:cs="Times New Roman"/>
+        </w:rPr>
+        <w:t>условными обозначениями [3]</w:t>
       </w:r>
       <w:r>
         <w:rPr>
@@ -7204,40 +7080,20 @@
         <w:rPr>
           <w:rFonts w:ascii="Times New Roman" w:hAnsi="Times New Roman" w:cs="Times New Roman"/>
         </w:rPr>
-        <w:t xml:space="preserve"> Она </w:t>
-      </w:r>
-      <w:proofErr w:type="gramStart"/>
-      <w:r>
-        <w:rPr>
-          <w:rFonts w:ascii="Times New Roman" w:hAnsi="Times New Roman" w:cs="Times New Roman"/>
-        </w:rPr>
-        <w:t>наглядно демонстрирует</w:t>
-      </w:r>
-      <w:proofErr w:type="gramEnd"/>
-      <w:r>
-        <w:rPr>
-          <w:rFonts w:ascii="Times New Roman" w:hAnsi="Times New Roman" w:cs="Times New Roman"/>
-        </w:rPr>
-        <w:t xml:space="preserve">, что </w:t>
-      </w:r>
-      <w:r>
-        <w:rPr>
-          <w:rFonts w:ascii="Times New Roman" w:hAnsi="Times New Roman" w:cs="Times New Roman"/>
-        </w:rPr>
-        <w:lastRenderedPageBreak/>
-        <w:t>новая запись всегда помещается на вершину, а извлечение происходит с той же позиции, что обеспечивает дисциплину «последним пришёл – первым вышел».</w:t>
+        <w:t xml:space="preserve"> Она наглядно демонстрирует, что новая запись всегда помещается на вершину, а извлечение происходит с той же позиции, что обеспечивает дисциплину «последним пришёл – первым вышел».</w:t>
       </w:r>
     </w:p>
     <w:p>
       <w:pPr>
         <w:pStyle w:val="aff7"/>
+        <w:jc w:val="left"/>
       </w:pPr>
       <w:r>
         <w:drawing>
-          <wp:inline distT="0" distB="0" distL="0" distR="0" wp14:anchorId="34DFF40D" wp14:editId="11AEB120">
-            <wp:extent cx="6113145" cy="3801745"/>
-            <wp:effectExtent l="0" t="0" r="1905" b="8255"/>
-            <wp:docPr id="631304778" name="Рисунок 4"/>
+          <wp:inline distT="0" distB="0" distL="0" distR="0" wp14:anchorId="142646C5" wp14:editId="2FF48BEB">
+            <wp:extent cx="6175470" cy="3764280"/>
+            <wp:effectExtent l="0" t="0" r="0" b="7620"/>
+            <wp:docPr id="1876396146" name="Рисунок 5"/>
             <wp:cNvGraphicFramePr>
               <a:graphicFrameLocks xmlns:a="http://schemas.openxmlformats.org/drawingml/2006/main" noChangeAspect="1"/>
             </wp:cNvGraphicFramePr>
@@ -7245,7 +7101,7 @@
               <a:graphicData uri="http://schemas.openxmlformats.org/drawingml/2006/picture">
                 <pic:pic xmlns:pic="http://schemas.openxmlformats.org/drawingml/2006/picture">
                   <pic:nvPicPr>
-                    <pic:cNvPr id="0" name="Picture 4"/>
+                    <pic:cNvPr id="0" name="Picture 1"/>
                     <pic:cNvPicPr>
                       <a:picLocks noChangeAspect="1" noChangeArrowheads="1"/>
                     </pic:cNvPicPr>
@@ -7266,7 +7122,7 @@
                   <pic:spPr bwMode="auto">
                     <a:xfrm>
                       <a:off x="0" y="0"/>
-                      <a:ext cx="6113145" cy="3801745"/>
+                      <a:ext cx="6207328" cy="3783699"/>
                     </a:xfrm>
                     <a:prstGeom prst="rect">
                       <a:avLst/>
@@ -7308,8 +7164,9 @@
       </w:pPr>
       <w:bookmarkStart w:id="14" w:name="_Toc234626951"/>
       <w:bookmarkStart w:id="15" w:name="_Toc234627088"/>
-      <w:bookmarkStart w:id="16" w:name="_Toc234627987"/>
-      <w:r>
+      <w:bookmarkStart w:id="16" w:name="_Toc234981132"/>
+      <w:r>
+        <w:lastRenderedPageBreak/>
         <w:t xml:space="preserve">1.3 </w:t>
       </w:r>
       <w:r>
@@ -7382,19 +7239,11 @@
         </w:rPr>
         <w:tab/>
       </w:r>
-      <w:proofErr w:type="spellStart"/>
-      <w:r>
-        <w:rPr>
-          <w:rFonts w:ascii="Times New Roman" w:eastAsia="Times New Roman" w:hAnsi="Times New Roman" w:cs="Times New Roman"/>
-        </w:rPr>
-        <w:t>enqueue</w:t>
-      </w:r>
-      <w:proofErr w:type="spellEnd"/>
-      <w:r>
-        <w:rPr>
-          <w:rFonts w:ascii="Times New Roman" w:eastAsia="Times New Roman" w:hAnsi="Times New Roman" w:cs="Times New Roman"/>
-        </w:rPr>
-        <w:t xml:space="preserve"> (постановка в очередь) </w:t>
+      <w:r>
+        <w:rPr>
+          <w:rFonts w:ascii="Times New Roman" w:eastAsia="Times New Roman" w:hAnsi="Times New Roman" w:cs="Times New Roman"/>
+        </w:rPr>
+        <w:t xml:space="preserve">enqueue (постановка в очередь) </w:t>
       </w:r>
       <w:r>
         <w:rPr>
@@ -7432,19 +7281,11 @@
         </w:rPr>
         <w:tab/>
       </w:r>
-      <w:proofErr w:type="spellStart"/>
-      <w:r>
-        <w:rPr>
-          <w:rFonts w:ascii="Times New Roman" w:eastAsia="Times New Roman" w:hAnsi="Times New Roman" w:cs="Times New Roman"/>
-        </w:rPr>
-        <w:t>dequeue</w:t>
-      </w:r>
-      <w:proofErr w:type="spellEnd"/>
-      <w:r>
-        <w:rPr>
-          <w:rFonts w:ascii="Times New Roman" w:eastAsia="Times New Roman" w:hAnsi="Times New Roman" w:cs="Times New Roman"/>
-        </w:rPr>
-        <w:t xml:space="preserve"> (выход из очереди) </w:t>
+      <w:r>
+        <w:rPr>
+          <w:rFonts w:ascii="Times New Roman" w:eastAsia="Times New Roman" w:hAnsi="Times New Roman" w:cs="Times New Roman"/>
+        </w:rPr>
+        <w:t xml:space="preserve">dequeue (выход из очереди) </w:t>
       </w:r>
       <w:r>
         <w:rPr>
@@ -7482,19 +7323,11 @@
         </w:rPr>
         <w:tab/>
       </w:r>
-      <w:proofErr w:type="spellStart"/>
-      <w:r>
-        <w:rPr>
-          <w:rFonts w:ascii="Times New Roman" w:eastAsia="Times New Roman" w:hAnsi="Times New Roman" w:cs="Times New Roman"/>
-        </w:rPr>
-        <w:t>front</w:t>
-      </w:r>
-      <w:proofErr w:type="spellEnd"/>
-      <w:r>
-        <w:rPr>
-          <w:rFonts w:ascii="Times New Roman" w:eastAsia="Times New Roman" w:hAnsi="Times New Roman" w:cs="Times New Roman"/>
-        </w:rPr>
-        <w:t xml:space="preserve"> (просмотр головы) </w:t>
+      <w:r>
+        <w:rPr>
+          <w:rFonts w:ascii="Times New Roman" w:eastAsia="Times New Roman" w:hAnsi="Times New Roman" w:cs="Times New Roman"/>
+        </w:rPr>
+        <w:t xml:space="preserve">front (просмотр головы) </w:t>
       </w:r>
       <w:r>
         <w:rPr>
@@ -7523,21 +7356,7 @@
         <w:rPr>
           <w:rFonts w:ascii="Times New Roman" w:eastAsia="Times New Roman" w:hAnsi="Times New Roman" w:cs="Times New Roman"/>
         </w:rPr>
-        <w:t xml:space="preserve">В наивной реализации на основе массива операция </w:t>
-      </w:r>
-      <w:proofErr w:type="spellStart"/>
-      <w:r>
-        <w:rPr>
-          <w:rFonts w:ascii="Times New Roman" w:eastAsia="Times New Roman" w:hAnsi="Times New Roman" w:cs="Times New Roman"/>
-        </w:rPr>
-        <w:t>dequeue</w:t>
-      </w:r>
-      <w:proofErr w:type="spellEnd"/>
-      <w:r>
-        <w:rPr>
-          <w:rFonts w:ascii="Times New Roman" w:eastAsia="Times New Roman" w:hAnsi="Times New Roman" w:cs="Times New Roman"/>
-        </w:rPr>
-        <w:t xml:space="preserve">, удаляющая элемент с начала последовательности, требует сдвига всех оставшихся элементов и выполняется за время O(n), где n </w:t>
+        <w:t xml:space="preserve">В наивной реализации на основе массива операция dequeue, удаляющая элемент с начала последовательности, требует сдвига оставшихся элементов и выполняется за время O(n), где n </w:t>
       </w:r>
       <w:r>
         <w:rPr>
@@ -7549,34 +7368,13 @@
         <w:rPr>
           <w:rFonts w:ascii="Times New Roman" w:eastAsia="Times New Roman" w:hAnsi="Times New Roman" w:cs="Times New Roman"/>
         </w:rPr>
-        <w:t xml:space="preserve"> текущее число элементов в очереди. Для целей демонстрационной визуализации, где число элементов невелико и наглядность важнее асимптотической эффективности, такая реализация является обоснованным проектным решением; в высоконагруженных промышленных системах для устранения этого недостатка применяются кольцевой буфер или связный список с двумя указателями (на голову и хвост), </w:t>
-      </w:r>
-      <w:r>
-        <w:rPr>
-          <w:rFonts w:ascii="Times New Roman" w:eastAsia="Times New Roman" w:hAnsi="Times New Roman" w:cs="Times New Roman"/>
-        </w:rPr>
-        <w:lastRenderedPageBreak/>
-        <w:t xml:space="preserve">обеспечивающие </w:t>
-      </w:r>
-      <w:r>
-        <w:rPr>
-          <w:rFonts w:ascii="Times New Roman" w:eastAsia="Times New Roman" w:hAnsi="Times New Roman" w:cs="Times New Roman"/>
-        </w:rPr>
-        <w:t xml:space="preserve">амортизированное время </w:t>
-      </w:r>
-      <w:proofErr w:type="gramStart"/>
-      <w:r>
-        <w:rPr>
-          <w:rFonts w:ascii="Times New Roman" w:eastAsia="Times New Roman" w:hAnsi="Times New Roman" w:cs="Times New Roman"/>
-        </w:rPr>
-        <w:t>O(</w:t>
-      </w:r>
-      <w:proofErr w:type="gramEnd"/>
-      <w:r>
-        <w:rPr>
-          <w:rFonts w:ascii="Times New Roman" w:eastAsia="Times New Roman" w:hAnsi="Times New Roman" w:cs="Times New Roman"/>
-        </w:rPr>
-        <w:t>1) для обеих операций [4]</w:t>
+        <w:t xml:space="preserve"> текущее число элементов в очереди. Для целей демонстрационной визуализации, где число элементов невелико и наглядность важнее асимптотической эффективности, такая реализация является обоснованным проектным решением; в высоконагруженных системах для устранения этого недостатка применяются кольцевой буфер или связный список с двумя указателями (на голову и хвост), обеспечивающие </w:t>
+      </w:r>
+      <w:r>
+        <w:rPr>
+          <w:rFonts w:ascii="Times New Roman" w:eastAsia="Times New Roman" w:hAnsi="Times New Roman" w:cs="Times New Roman"/>
+        </w:rPr>
+        <w:t>амортизированное время O(1) для обеих операций [4]</w:t>
       </w:r>
       <w:r>
         <w:rPr>
@@ -7640,10 +7438,10 @@
           <w:noProof/>
         </w:rPr>
         <w:drawing>
-          <wp:inline distT="0" distB="0" distL="0" distR="0" wp14:anchorId="275F0214" wp14:editId="4B6E12DA">
-            <wp:extent cx="6117590" cy="3799205"/>
+          <wp:inline distT="0" distB="0" distL="0" distR="0" wp14:anchorId="443A0670" wp14:editId="797F0ABA">
+            <wp:extent cx="5715000" cy="3473127"/>
             <wp:effectExtent l="0" t="0" r="0" b="0"/>
-            <wp:docPr id="2017295228" name="Рисунок 5"/>
+            <wp:docPr id="1979662004" name="Рисунок 7"/>
             <wp:cNvGraphicFramePr>
               <a:graphicFrameLocks xmlns:a="http://schemas.openxmlformats.org/drawingml/2006/main" noChangeAspect="1"/>
             </wp:cNvGraphicFramePr>
@@ -7651,7 +7449,7 @@
               <a:graphicData uri="http://schemas.openxmlformats.org/drawingml/2006/picture">
                 <pic:pic xmlns:pic="http://schemas.openxmlformats.org/drawingml/2006/picture">
                   <pic:nvPicPr>
-                    <pic:cNvPr id="0" name="Picture 5"/>
+                    <pic:cNvPr id="0" name="Picture 3"/>
                     <pic:cNvPicPr>
                       <a:picLocks noChangeAspect="1" noChangeArrowheads="1"/>
                     </pic:cNvPicPr>
@@ -7672,7 +7470,7 @@
                   <pic:spPr bwMode="auto">
                     <a:xfrm>
                       <a:off x="0" y="0"/>
-                      <a:ext cx="6117590" cy="3799205"/>
+                      <a:ext cx="5742755" cy="3489995"/>
                     </a:xfrm>
                     <a:prstGeom prst="rect">
                       <a:avLst/>
@@ -7700,20 +7498,12 @@
     <w:p>
       <w:pPr>
         <w:pStyle w:val="aff9"/>
-        <w:spacing w:line="360" w:lineRule="auto"/>
+        <w:spacing w:after="0" w:line="360" w:lineRule="auto"/>
         <w:ind w:firstLine="709"/>
         <w:jc w:val="left"/>
       </w:pPr>
       <w:r>
-        <w:t xml:space="preserve">Данная визуальная модель </w:t>
-      </w:r>
-      <w:proofErr w:type="gramStart"/>
-      <w:r>
-        <w:t>наглядно демонстрирует</w:t>
-      </w:r>
-      <w:proofErr w:type="gramEnd"/>
-      <w:r>
-        <w:t xml:space="preserve"> взаимосвязь узлов и распределение данных, что позволяет однозначно интерпретировать изменения, происходящие при выполнении базовых операций.</w:t>
+        <w:t>Данная визуальная модель наглядно демонстрирует взаимосвязь узлов и распределение данных, что позволяет однозначно интерпретировать изменения, происходящие при выполнении базовых операций.</w:t>
       </w:r>
     </w:p>
     <w:p>
@@ -7728,11 +7518,12 @@
       </w:pPr>
       <w:bookmarkStart w:id="17" w:name="_Toc234626952"/>
       <w:bookmarkStart w:id="18" w:name="_Toc234627089"/>
-      <w:bookmarkStart w:id="19" w:name="_Toc234627988"/>
+      <w:bookmarkStart w:id="19" w:name="_Toc234981133"/>
       <w:r>
         <w:rPr>
           <w:rFonts w:eastAsia="Arial" w:cs="Arial"/>
         </w:rPr>
+        <w:lastRenderedPageBreak/>
         <w:t>1.</w:t>
       </w:r>
       <w:r>
@@ -7761,35 +7552,7 @@
         <w:rPr>
           <w:rFonts w:ascii="Times New Roman" w:eastAsia="Times New Roman" w:hAnsi="Times New Roman" w:cs="Times New Roman"/>
         </w:rPr>
-        <w:t>Двоичное дерево поиска (</w:t>
-      </w:r>
-      <w:proofErr w:type="spellStart"/>
-      <w:r>
-        <w:rPr>
-          <w:rFonts w:ascii="Times New Roman" w:eastAsia="Times New Roman" w:hAnsi="Times New Roman" w:cs="Times New Roman"/>
-        </w:rPr>
-        <w:t>Binary</w:t>
-      </w:r>
-      <w:proofErr w:type="spellEnd"/>
-      <w:r>
-        <w:rPr>
-          <w:rFonts w:ascii="Times New Roman" w:eastAsia="Times New Roman" w:hAnsi="Times New Roman" w:cs="Times New Roman"/>
-        </w:rPr>
-        <w:t xml:space="preserve"> Search </w:t>
-      </w:r>
-      <w:proofErr w:type="spellStart"/>
-      <w:r>
-        <w:rPr>
-          <w:rFonts w:ascii="Times New Roman" w:eastAsia="Times New Roman" w:hAnsi="Times New Roman" w:cs="Times New Roman"/>
-        </w:rPr>
-        <w:t>Tree</w:t>
-      </w:r>
-      <w:proofErr w:type="spellEnd"/>
-      <w:r>
-        <w:rPr>
-          <w:rFonts w:ascii="Times New Roman" w:eastAsia="Times New Roman" w:hAnsi="Times New Roman" w:cs="Times New Roman"/>
-        </w:rPr>
-        <w:t xml:space="preserve">, BST) </w:t>
+        <w:t xml:space="preserve">Двоичное дерево поиска (Binary Search Tree, BST) </w:t>
       </w:r>
       <w:r>
         <w:rPr>
@@ -7856,28 +7619,7 @@
         <w:rPr>
           <w:rFonts w:ascii="Times New Roman" w:eastAsia="Times New Roman" w:hAnsi="Times New Roman" w:cs="Times New Roman"/>
         </w:rPr>
-        <w:t xml:space="preserve"> вставка нового значения в BST выполняется путём рекурсивного (либо итеративного) спуска от корня: на каждом шаге сравнивается вставляемое значение </w:t>
-      </w:r>
-      <w:proofErr w:type="gramStart"/>
-      <w:r>
-        <w:rPr>
-          <w:rFonts w:ascii="Times New Roman" w:eastAsia="Times New Roman" w:hAnsi="Times New Roman" w:cs="Times New Roman"/>
-        </w:rPr>
-        <w:t xml:space="preserve">с </w:t>
-      </w:r>
-      <w:r>
-        <w:rPr>
-          <w:rFonts w:ascii="Times New Roman" w:eastAsia="Times New Roman" w:hAnsi="Times New Roman" w:cs="Times New Roman"/>
-        </w:rPr>
-        <w:lastRenderedPageBreak/>
-        <w:t>значением</w:t>
-      </w:r>
-      <w:proofErr w:type="gramEnd"/>
-      <w:r>
-        <w:rPr>
-          <w:rFonts w:ascii="Times New Roman" w:eastAsia="Times New Roman" w:hAnsi="Times New Roman" w:cs="Times New Roman"/>
-        </w:rPr>
-        <w:t xml:space="preserve"> текущего узла, и движение продолжается в левое поддерево, если вставляемое значение меньше, либо в правое </w:t>
+        <w:t xml:space="preserve"> вставка нового значения в BST выполняется путём рекурсивного (либо итеративного) спуска от корня: на каждом шаге сравнивается вставляемое значение с значением текущего узла, и движение продолжается в левое поддерево, если вставляемое значение меньше, либо в правое </w:t>
       </w:r>
       <w:r>
         <w:rPr>
@@ -7889,7 +7631,7 @@
         <w:rPr>
           <w:rFonts w:ascii="Times New Roman" w:eastAsia="Times New Roman" w:hAnsi="Times New Roman" w:cs="Times New Roman"/>
         </w:rPr>
-        <w:t xml:space="preserve"> если больше; при достижении пустой ссылки (отсутствующего узла) на этом месте создаётся новый узел. Дублирующиеся значения в классической реализации, использованной в настоящей работе, игнорируются (структура хранит множество уникальных значений)</w:t>
+        <w:t xml:space="preserve"> если больше; при достижении пустой ссылки (отсутствующего узла) на этом месте создаётся новый узел</w:t>
       </w:r>
       <w:r>
         <w:rPr>
@@ -7949,7 +7691,7 @@
         <w:rPr>
           <w:rFonts w:ascii="Times New Roman" w:eastAsia="Times New Roman" w:hAnsi="Times New Roman" w:cs="Times New Roman"/>
         </w:rPr>
-        <w:t xml:space="preserve"> продолжается в соответствующее поддерево до тех пор, пока либо не будет найден искомый узел, либо не будет достигнута пустая ссылка, что означает отсутствие значения в дереве. Последовательность посещённых на пути поиска узлов принято называть путём поиска; визуализация этого пути является одной из ключевых демонстрационных возможностей реализованного приложения</w:t>
+        <w:t xml:space="preserve"> продолжается в соответствующее поддерево до тех пор, пока либо не будет найден искомый узел, либо не будет достигнута пустая ссылка, что означает отсутствие значения в дереве</w:t>
       </w:r>
       <w:r>
         <w:rPr>
@@ -8142,190 +7884,8 @@
         <w:rPr>
           <w:rFonts w:ascii="Times New Roman" w:eastAsia="Times New Roman" w:hAnsi="Times New Roman" w:cs="Times New Roman"/>
         </w:rPr>
-        <w:t xml:space="preserve">Временная сложность всех трёх рассмотренных операций </w:t>
-      </w:r>
-      <w:r>
-        <w:rPr>
-          <w:rFonts w:ascii="Times New Roman" w:eastAsia="Times New Roman" w:hAnsi="Times New Roman" w:cs="Times New Roman"/>
-        </w:rPr>
-        <w:t>–</w:t>
-      </w:r>
-      <w:r>
-        <w:rPr>
-          <w:rFonts w:ascii="Times New Roman" w:eastAsia="Times New Roman" w:hAnsi="Times New Roman" w:cs="Times New Roman"/>
-        </w:rPr>
-        <w:t xml:space="preserve"> вставки, поиска и удаления </w:t>
-      </w:r>
-      <w:r>
-        <w:rPr>
-          <w:rFonts w:ascii="Times New Roman" w:eastAsia="Times New Roman" w:hAnsi="Times New Roman" w:cs="Times New Roman"/>
-        </w:rPr>
-        <w:t>–</w:t>
-      </w:r>
-      <w:r>
-        <w:rPr>
-          <w:rFonts w:ascii="Times New Roman" w:eastAsia="Times New Roman" w:hAnsi="Times New Roman" w:cs="Times New Roman"/>
-        </w:rPr>
-        <w:t xml:space="preserve"> пропорциональна высоте дерева h и составляет O(h). Для сбалансированного дерева, в котором высота поддерева слева и справа от любого узла отличается незначительно, высота составляет h = </w:t>
-      </w:r>
-      <w:proofErr w:type="gramStart"/>
-      <w:r>
-        <w:rPr>
-          <w:rFonts w:ascii="Times New Roman" w:eastAsia="Times New Roman" w:hAnsi="Times New Roman" w:cs="Times New Roman"/>
-        </w:rPr>
-        <w:t>O(</w:t>
-      </w:r>
-      <w:proofErr w:type="spellStart"/>
-      <w:proofErr w:type="gramEnd"/>
-      <w:r>
-        <w:rPr>
-          <w:rFonts w:ascii="Times New Roman" w:eastAsia="Times New Roman" w:hAnsi="Times New Roman" w:cs="Times New Roman"/>
-        </w:rPr>
-        <w:t>log</w:t>
-      </w:r>
-      <w:proofErr w:type="spellEnd"/>
-      <w:r>
-        <w:rPr>
-          <w:rFonts w:ascii="Times New Roman" w:eastAsia="Times New Roman" w:hAnsi="Times New Roman" w:cs="Times New Roman"/>
-        </w:rPr>
-        <w:t xml:space="preserve"> n), где n </w:t>
-      </w:r>
-      <w:r>
-        <w:rPr>
-          <w:rFonts w:ascii="Times New Roman" w:eastAsia="Times New Roman" w:hAnsi="Times New Roman" w:cs="Times New Roman"/>
-        </w:rPr>
-        <w:t>–</w:t>
-      </w:r>
-      <w:r>
-        <w:rPr>
-          <w:rFonts w:ascii="Times New Roman" w:eastAsia="Times New Roman" w:hAnsi="Times New Roman" w:cs="Times New Roman"/>
-        </w:rPr>
-        <w:t xml:space="preserve"> число узлов, что обеспечивает логарифмическую эффективность операций. Однако в худшем случае, когда элементы вставляются в строго возрастающем или строго убывающем порядке, дерево вырождается в подобие линейного списка с высотой h = O(n), и эффективность операций деградирует до линейной. Для устранения этого недостатка в промышленных системах применяются самобалансирующиеся варианты BST </w:t>
-      </w:r>
-      <w:r>
-        <w:rPr>
-          <w:rFonts w:ascii="Times New Roman" w:eastAsia="Times New Roman" w:hAnsi="Times New Roman" w:cs="Times New Roman"/>
-        </w:rPr>
-        <w:t>–</w:t>
-      </w:r>
-      <w:r>
-        <w:rPr>
-          <w:rFonts w:ascii="Times New Roman" w:eastAsia="Times New Roman" w:hAnsi="Times New Roman" w:cs="Times New Roman"/>
-        </w:rPr>
-        <w:t xml:space="preserve"> например, </w:t>
-      </w:r>
-      <w:r>
-        <w:rPr>
-          <w:rFonts w:ascii="Times New Roman" w:eastAsia="Times New Roman" w:hAnsi="Times New Roman" w:cs="Times New Roman"/>
-        </w:rPr>
-        <w:t>красно-чёрные деревья или AVL-деревья</w:t>
-      </w:r>
-      <w:r>
-        <w:rPr>
-          <w:rFonts w:ascii="Times New Roman" w:eastAsia="Times New Roman" w:hAnsi="Times New Roman" w:cs="Times New Roman"/>
-        </w:rPr>
-        <w:t xml:space="preserve"> </w:t>
-      </w:r>
-      <w:r>
-        <w:rPr>
-          <w:rFonts w:ascii="Times New Roman" w:eastAsia="Times New Roman" w:hAnsi="Times New Roman" w:cs="Times New Roman"/>
-        </w:rPr>
-        <w:t>[2]</w:t>
-      </w:r>
-      <w:r>
-        <w:rPr>
-          <w:rFonts w:ascii="Times New Roman" w:eastAsia="Times New Roman" w:hAnsi="Times New Roman" w:cs="Times New Roman"/>
-        </w:rPr>
-        <w:t>,</w:t>
-      </w:r>
-      <w:r>
-        <w:rPr>
-          <w:rFonts w:ascii="Times New Roman" w:eastAsia="Times New Roman" w:hAnsi="Times New Roman" w:cs="Times New Roman"/>
-        </w:rPr>
-        <w:t xml:space="preserve"> </w:t>
-      </w:r>
-      <w:r>
-        <w:rPr>
-          <w:rFonts w:ascii="Times New Roman" w:eastAsia="Times New Roman" w:hAnsi="Times New Roman" w:cs="Times New Roman"/>
-        </w:rPr>
-        <w:t>–</w:t>
-      </w:r>
-      <w:r>
-        <w:rPr>
-          <w:rFonts w:ascii="Times New Roman" w:eastAsia="Times New Roman" w:hAnsi="Times New Roman" w:cs="Times New Roman"/>
-        </w:rPr>
-        <w:t xml:space="preserve"> однако их рассмотрение выходит за рамки задач данной работы, ориентированной на демонстрацию классического (</w:t>
-      </w:r>
-      <w:proofErr w:type="spellStart"/>
-      <w:r>
-        <w:rPr>
-          <w:rFonts w:ascii="Times New Roman" w:eastAsia="Times New Roman" w:hAnsi="Times New Roman" w:cs="Times New Roman"/>
-        </w:rPr>
-        <w:t>небалансированного</w:t>
-      </w:r>
-      <w:proofErr w:type="spellEnd"/>
-      <w:r>
-        <w:rPr>
-          <w:rFonts w:ascii="Times New Roman" w:eastAsia="Times New Roman" w:hAnsi="Times New Roman" w:cs="Times New Roman"/>
-        </w:rPr>
-        <w:t>) варианта структуры.</w:t>
-      </w:r>
-      <w:r>
-        <w:rPr>
-          <w:rFonts w:ascii="Times New Roman" w:eastAsia="Times New Roman" w:hAnsi="Times New Roman" w:cs="Times New Roman"/>
-        </w:rPr>
-        <w:t xml:space="preserve"> </w:t>
-      </w:r>
-      <w:r>
-        <w:rPr>
-          <w:rFonts w:ascii="Times New Roman" w:eastAsia="Times New Roman" w:hAnsi="Times New Roman" w:cs="Times New Roman"/>
-        </w:rPr>
-        <w:t>А</w:t>
-      </w:r>
-      <w:r>
-        <w:rPr>
-          <w:rFonts w:ascii="Times New Roman" w:eastAsia="Times New Roman" w:hAnsi="Times New Roman" w:cs="Times New Roman"/>
-        </w:rPr>
-        <w:t xml:space="preserve">лгоритм подробно показан на рисунке </w:t>
-      </w:r>
-      <w:r>
-        <w:rPr>
-          <w:rFonts w:ascii="Times New Roman" w:eastAsia="Times New Roman" w:hAnsi="Times New Roman" w:cs="Times New Roman"/>
-        </w:rPr>
-        <w:t>А</w:t>
-      </w:r>
-      <w:r>
-        <w:rPr>
-          <w:rFonts w:ascii="Times New Roman" w:eastAsia="Times New Roman" w:hAnsi="Times New Roman" w:cs="Times New Roman"/>
-        </w:rPr>
-        <w:t xml:space="preserve">.1 (приложение </w:t>
-      </w:r>
-      <w:r>
-        <w:rPr>
-          <w:rFonts w:ascii="Times New Roman" w:eastAsia="Times New Roman" w:hAnsi="Times New Roman" w:cs="Times New Roman"/>
-        </w:rPr>
-        <w:t>А</w:t>
-      </w:r>
-      <w:r>
-        <w:rPr>
-          <w:rFonts w:ascii="Times New Roman" w:eastAsia="Times New Roman" w:hAnsi="Times New Roman" w:cs="Times New Roman"/>
-        </w:rPr>
-        <w:t>)</w:t>
-      </w:r>
-      <w:r>
-        <w:rPr>
-          <w:rFonts w:ascii="Times New Roman" w:eastAsia="Times New Roman" w:hAnsi="Times New Roman" w:cs="Times New Roman"/>
-        </w:rPr>
-        <w:t>.</w:t>
-      </w:r>
-    </w:p>
-    <w:p>
-      <w:pPr>
-        <w:spacing w:line="360" w:lineRule="auto"/>
-        <w:rPr>
-          <w:rFonts w:ascii="Times New Roman" w:hAnsi="Times New Roman" w:cs="Times New Roman"/>
-        </w:rPr>
-      </w:pPr>
+        <w:t>Временная сложность всех трёх операций — O(h), где h — высота дерева. В сбалансированном дереве она составляет O(log n), что гарантирует логарифмическую эффективность, однако при строго упорядоченной вставке дерево вырождается в линейный список, и сложность возрастает до O(n). Для устранения этого недостатка применяются самобалансирующиеся BST [2], но их рассмотрение выходит за рамки данной работы. Алгоритм работы двоичного дерева поиска подробно показан на рисунке А.1 (приложение А).</w:t>
+      </w:r>
     </w:p>
     <w:p>
       <w:pPr>
@@ -8334,8 +7894,9 @@
       </w:pPr>
       <w:bookmarkStart w:id="20" w:name="_Toc234626953"/>
       <w:bookmarkStart w:id="21" w:name="_Toc234627090"/>
-      <w:bookmarkStart w:id="22" w:name="_Toc234627989"/>
-      <w:r>
+      <w:bookmarkStart w:id="22" w:name="_Toc234981134"/>
+      <w:r>
+        <w:lastRenderedPageBreak/>
         <w:t>2 Анализ требований и проектирование архитектуры приложения</w:t>
       </w:r>
       <w:bookmarkEnd w:id="20"/>
@@ -8349,7 +7910,7 @@
       </w:pPr>
       <w:bookmarkStart w:id="23" w:name="_Toc234626954"/>
       <w:bookmarkStart w:id="24" w:name="_Toc234627091"/>
-      <w:bookmarkStart w:id="25" w:name="_Toc234627990"/>
+      <w:bookmarkStart w:id="25" w:name="_Toc234981135"/>
       <w:r>
         <w:t>2.1 Постановка задачи и функциональные требования</w:t>
       </w:r>
@@ -8391,21 +7952,7 @@
         <w:rPr>
           <w:rFonts w:ascii="Times New Roman" w:eastAsia="Times New Roman" w:hAnsi="Times New Roman" w:cs="Times New Roman"/>
         </w:rPr>
-        <w:t xml:space="preserve"> таким образом, чтобы пользователь мог выполнять основные операции каждой структуры в пошаговом режиме и видеть графическое отображение состояния структуры, изменившееся в результате каждой выполненной операции. Дополнительным функциональным требованием является ведение журнала (лога) выполненных операций с возможностью отмены последнего действия (</w:t>
-      </w:r>
-      <w:proofErr w:type="spellStart"/>
-      <w:r>
-        <w:rPr>
-          <w:rFonts w:ascii="Times New Roman" w:eastAsia="Times New Roman" w:hAnsi="Times New Roman" w:cs="Times New Roman"/>
-        </w:rPr>
-        <w:t>Undo</w:t>
-      </w:r>
-      <w:proofErr w:type="spellEnd"/>
-      <w:r>
-        <w:rPr>
-          <w:rFonts w:ascii="Times New Roman" w:eastAsia="Times New Roman" w:hAnsi="Times New Roman" w:cs="Times New Roman"/>
-        </w:rPr>
-        <w:t>). На основании задания сформулирован следующий перечень функциональных требований к приложению:</w:t>
+        <w:t xml:space="preserve"> таким образом, чтобы пользователь мог выполнять основные операции каждой структуры в пошаговом режиме и видеть графическое отображение состояния структуры, изменившееся в результате каждой выполненной операции. Дополнительным функциональным требованием является ведение журнала (лога) выполненных операций с возможностью отмены последнего действия (Undo). На основании задания сформулирован следующий перечень функциональных требований к приложению:</w:t>
       </w:r>
     </w:p>
     <w:p>
@@ -8764,13 +8311,10 @@
     <w:p>
       <w:pPr>
         <w:pStyle w:val="aff3"/>
-        <w:rPr>
-          <w:color w:val="auto"/>
-        </w:rPr>
       </w:pPr>
       <w:bookmarkStart w:id="26" w:name="_Toc234626955"/>
       <w:bookmarkStart w:id="27" w:name="_Toc234627092"/>
-      <w:bookmarkStart w:id="28" w:name="_Toc234627991"/>
+      <w:bookmarkStart w:id="28" w:name="_Toc234981136"/>
       <w:r>
         <w:t xml:space="preserve">2.2 </w:t>
       </w:r>
@@ -8792,24 +8336,850 @@
         <w:spacing w:after="0" w:line="360" w:lineRule="auto"/>
         <w:ind w:firstLine="709"/>
         <w:jc w:val="both"/>
-      </w:pPr>
-      <w:r>
-        <w:rPr>
-          <w:rFonts w:ascii="Times New Roman" w:eastAsia="Times New Roman" w:hAnsi="Times New Roman" w:cs="Times New Roman"/>
-        </w:rPr>
-        <w:t xml:space="preserve">Помимо функциональных требований, индивидуальным заданием отдельно выделено требование кроссплатформенности </w:t>
-      </w:r>
-      <w:r>
-        <w:rPr>
-          <w:rFonts w:ascii="Times New Roman" w:eastAsia="Times New Roman" w:hAnsi="Times New Roman" w:cs="Times New Roman"/>
+        <w:rPr>
+          <w:rFonts w:ascii="Times New Roman" w:hAnsi="Times New Roman" w:cs="Times New Roman"/>
+        </w:rPr>
+      </w:pPr>
+      <w:r>
+        <w:rPr>
+          <w:rFonts w:ascii="Times New Roman" w:hAnsi="Times New Roman" w:cs="Times New Roman"/>
+        </w:rPr>
+        <w:t xml:space="preserve">Прежде чем переходить к выбору конкретной библиотеки графического интерфейса, необходимо обосновать выбор самого языка программирования, поскольку от этого решения напрямую зависят выполнимость требования кроссплатформенности и сроки разработки в рамках учебной практики. Сравнение Python с наиболее распространёнными альтернативами </w:t>
+      </w:r>
+      <w:r>
+        <w:rPr>
+          <w:rFonts w:ascii="Times New Roman" w:hAnsi="Times New Roman" w:cs="Times New Roman"/>
+        </w:rPr>
+        <w:lastRenderedPageBreak/>
+        <w:t xml:space="preserve">для разработки кроссплатформенных настольных приложений </w:t>
+      </w:r>
+      <w:r>
+        <w:rPr>
+          <w:rFonts w:ascii="Times New Roman" w:hAnsi="Times New Roman" w:cs="Times New Roman"/>
         </w:rPr>
         <w:t>–</w:t>
       </w:r>
       <w:r>
         <w:rPr>
-          <w:rFonts w:ascii="Times New Roman" w:eastAsia="Times New Roman" w:hAnsi="Times New Roman" w:cs="Times New Roman"/>
-        </w:rPr>
-        <w:t xml:space="preserve"> итоговое приложение должно одинаково корректно запускаться и работать как в операционных системах семейства </w:t>
+          <w:rFonts w:ascii="Times New Roman" w:hAnsi="Times New Roman" w:cs="Times New Roman"/>
+        </w:rPr>
+        <w:t xml:space="preserve">Java, C++ и C# </w:t>
+      </w:r>
+      <w:r>
+        <w:rPr>
+          <w:rFonts w:ascii="Times New Roman" w:hAnsi="Times New Roman" w:cs="Times New Roman"/>
+        </w:rPr>
+        <w:t>–</w:t>
+      </w:r>
+      <w:r>
+        <w:rPr>
+          <w:rFonts w:ascii="Times New Roman" w:hAnsi="Times New Roman" w:cs="Times New Roman"/>
+        </w:rPr>
+        <w:t>приведено в таблице 1.</w:t>
+      </w:r>
+    </w:p>
+    <w:p>
+      <w:pPr>
+        <w:spacing w:before="240" w:after="0" w:line="240" w:lineRule="auto"/>
+        <w:jc w:val="both"/>
+      </w:pPr>
+      <w:r>
+        <w:rPr>
+          <w:rFonts w:ascii="Times New Roman" w:eastAsia="Times New Roman" w:hAnsi="Times New Roman" w:cs="Times New Roman"/>
+        </w:rPr>
+        <w:t xml:space="preserve">Таблица 1 – </w:t>
+      </w:r>
+      <w:r>
+        <w:rPr>
+          <w:rFonts w:ascii="Times New Roman" w:eastAsia="Times New Roman" w:hAnsi="Times New Roman" w:cs="Times New Roman"/>
+        </w:rPr>
+        <w:t>Сравнение языков программирования для реализации приложения</w:t>
+      </w:r>
+    </w:p>
+    <w:tbl>
+      <w:tblPr>
+        <w:tblStyle w:val="ac"/>
+        <w:tblW w:w="9628" w:type="dxa"/>
+        <w:tblLook w:val="06A0" w:firstRow="1" w:lastRow="0" w:firstColumn="1" w:lastColumn="0" w:noHBand="1" w:noVBand="1"/>
+      </w:tblPr>
+      <w:tblGrid>
+        <w:gridCol w:w="2397"/>
+        <w:gridCol w:w="1523"/>
+        <w:gridCol w:w="1564"/>
+        <w:gridCol w:w="1786"/>
+        <w:gridCol w:w="2358"/>
+      </w:tblGrid>
+      <w:tr>
+        <w:trPr>
+          <w:trHeight w:val="705"/>
+        </w:trPr>
+        <w:tc>
+          <w:tcPr>
+            <w:tcW w:w="1963" w:type="dxa"/>
+            <w:vAlign w:val="center"/>
+          </w:tcPr>
+          <w:p>
+            <w:pPr>
+              <w:spacing w:after="120" w:afterAutospacing="1"/>
+              <w:jc w:val="center"/>
+              <w:rPr>
+                <w:lang w:val="en-US"/>
+              </w:rPr>
+            </w:pPr>
+            <w:r>
+              <w:rPr>
+                <w:rFonts w:ascii="Times New Roman" w:eastAsia="Times New Roman" w:hAnsi="Times New Roman" w:cs="Times New Roman"/>
+              </w:rPr>
+              <w:t>Критерий</w:t>
+            </w:r>
+          </w:p>
+        </w:tc>
+        <w:tc>
+          <w:tcPr>
+            <w:tcW w:w="2109" w:type="dxa"/>
+            <w:vAlign w:val="center"/>
+          </w:tcPr>
+          <w:p>
+            <w:pPr>
+              <w:spacing w:after="100" w:afterAutospacing="1"/>
+              <w:jc w:val="center"/>
+              <w:rPr>
+                <w:lang w:val="en-US"/>
+              </w:rPr>
+            </w:pPr>
+            <w:r>
+              <w:rPr>
+                <w:rFonts w:ascii="Times New Roman" w:eastAsia="Times New Roman" w:hAnsi="Times New Roman" w:cs="Times New Roman"/>
+              </w:rPr>
+              <w:t>Python</w:t>
+            </w:r>
+          </w:p>
+        </w:tc>
+        <w:tc>
+          <w:tcPr>
+            <w:tcW w:w="1734" w:type="dxa"/>
+            <w:vAlign w:val="center"/>
+          </w:tcPr>
+          <w:p>
+            <w:pPr>
+              <w:spacing w:after="120" w:afterAutospacing="1"/>
+              <w:jc w:val="center"/>
+              <w:rPr>
+                <w:lang w:val="en-US"/>
+              </w:rPr>
+            </w:pPr>
+            <w:r>
+              <w:rPr>
+                <w:rFonts w:ascii="Times New Roman" w:eastAsia="Times New Roman" w:hAnsi="Times New Roman" w:cs="Times New Roman"/>
+              </w:rPr>
+              <w:t>Java</w:t>
+            </w:r>
+          </w:p>
+        </w:tc>
+        <w:tc>
+          <w:tcPr>
+            <w:tcW w:w="1877" w:type="dxa"/>
+            <w:vAlign w:val="center"/>
+          </w:tcPr>
+          <w:p>
+            <w:pPr>
+              <w:spacing w:after="120" w:afterAutospacing="1"/>
+              <w:jc w:val="center"/>
+              <w:rPr>
+                <w:lang w:val="en-US"/>
+              </w:rPr>
+            </w:pPr>
+            <w:r>
+              <w:rPr>
+                <w:rFonts w:ascii="Times New Roman" w:eastAsia="Times New Roman" w:hAnsi="Times New Roman" w:cs="Times New Roman"/>
+              </w:rPr>
+              <w:t>C++ (Qt)</w:t>
+            </w:r>
+          </w:p>
+        </w:tc>
+        <w:tc>
+          <w:tcPr>
+            <w:tcW w:w="1945" w:type="dxa"/>
+            <w:vAlign w:val="center"/>
+          </w:tcPr>
+          <w:p>
+            <w:pPr>
+              <w:spacing w:after="100" w:afterAutospacing="1"/>
+              <w:jc w:val="center"/>
+              <w:rPr>
+                <w:rFonts w:ascii="Times New Roman" w:eastAsia="Times New Roman" w:hAnsi="Times New Roman" w:cs="Times New Roman"/>
+              </w:rPr>
+            </w:pPr>
+            <w:r>
+              <w:rPr>
+                <w:rFonts w:ascii="Times New Roman" w:eastAsia="Times New Roman" w:hAnsi="Times New Roman" w:cs="Times New Roman"/>
+              </w:rPr>
+              <w:t>C#/.NET</w:t>
+            </w:r>
+          </w:p>
+        </w:tc>
+      </w:tr>
+      <w:tr>
+        <w:trPr>
+          <w:trHeight w:val="2076"/>
+        </w:trPr>
+        <w:tc>
+          <w:tcPr>
+            <w:tcW w:w="1963" w:type="dxa"/>
+          </w:tcPr>
+          <w:p>
+            <w:pPr>
+              <w:spacing w:after="100" w:afterAutospacing="1" w:line="259" w:lineRule="auto"/>
+              <w:jc w:val="both"/>
+              <w:rPr>
+                <w:lang w:val="en-US"/>
+              </w:rPr>
+            </w:pPr>
+            <w:r>
+              <w:rPr>
+                <w:rFonts w:ascii="Times New Roman" w:eastAsia="Times New Roman" w:hAnsi="Times New Roman" w:cs="Times New Roman"/>
+              </w:rPr>
+              <w:t>Кроссплатформенность «из коробки»</w:t>
+            </w:r>
+          </w:p>
+        </w:tc>
+        <w:tc>
+          <w:tcPr>
+            <w:tcW w:w="2109" w:type="dxa"/>
+          </w:tcPr>
+          <w:p>
+            <w:pPr>
+              <w:spacing w:after="100" w:afterAutospacing="1" w:line="259" w:lineRule="auto"/>
+              <w:jc w:val="both"/>
+            </w:pPr>
+            <w:r>
+              <w:rPr>
+                <w:rFonts w:ascii="Times New Roman" w:eastAsia="Times New Roman" w:hAnsi="Times New Roman" w:cs="Times New Roman"/>
+              </w:rPr>
+              <w:t>Да, стандартная библиотека включает tkinter для Windows и Linux</w:t>
+            </w:r>
+          </w:p>
+        </w:tc>
+        <w:tc>
+          <w:tcPr>
+            <w:tcW w:w="1734" w:type="dxa"/>
+          </w:tcPr>
+          <w:p>
+            <w:pPr>
+              <w:spacing w:after="100" w:afterAutospacing="1" w:line="259" w:lineRule="auto"/>
+              <w:jc w:val="both"/>
+            </w:pPr>
+            <w:r>
+              <w:rPr>
+                <w:rFonts w:ascii="Times New Roman" w:eastAsia="Times New Roman" w:hAnsi="Times New Roman" w:cs="Times New Roman"/>
+              </w:rPr>
+              <w:t>Да, через JVM</w:t>
+            </w:r>
+          </w:p>
+        </w:tc>
+        <w:tc>
+          <w:tcPr>
+            <w:tcW w:w="1877" w:type="dxa"/>
+          </w:tcPr>
+          <w:p>
+            <w:pPr>
+              <w:spacing w:after="100" w:afterAutospacing="1" w:line="259" w:lineRule="auto"/>
+              <w:jc w:val="both"/>
+            </w:pPr>
+            <w:r>
+              <w:rPr>
+                <w:rFonts w:ascii="Times New Roman" w:eastAsia="Times New Roman" w:hAnsi="Times New Roman" w:cs="Times New Roman"/>
+                <w:color w:val="000000" w:themeColor="text1"/>
+              </w:rPr>
+              <w:t>Да, но требует подключения тяжёлого стороннего фреймворка (Qt, wxWidgets)</w:t>
+            </w:r>
+          </w:p>
+        </w:tc>
+        <w:tc>
+          <w:tcPr>
+            <w:tcW w:w="1945" w:type="dxa"/>
+          </w:tcPr>
+          <w:p>
+            <w:pPr>
+              <w:spacing w:after="100" w:afterAutospacing="1" w:line="259" w:lineRule="auto"/>
+              <w:jc w:val="both"/>
+              <w:rPr>
+                <w:rFonts w:ascii="Times New Roman" w:eastAsia="Times New Roman" w:hAnsi="Times New Roman" w:cs="Times New Roman"/>
+                <w:color w:val="000000" w:themeColor="text1"/>
+              </w:rPr>
+            </w:pPr>
+            <w:r>
+              <w:rPr>
+                <w:rFonts w:ascii="Times New Roman" w:eastAsia="Times New Roman" w:hAnsi="Times New Roman" w:cs="Times New Roman"/>
+                <w:color w:val="000000" w:themeColor="text1"/>
+              </w:rPr>
+              <w:t>Полноценная кроссплатформенность (MAUI/Avalonia) появилась относительно недавно и требует дополнительной настройки</w:t>
+            </w:r>
+          </w:p>
+        </w:tc>
+      </w:tr>
+      <w:tr>
+        <w:trPr>
+          <w:trHeight w:val="1679"/>
+        </w:trPr>
+        <w:tc>
+          <w:tcPr>
+            <w:tcW w:w="1963" w:type="dxa"/>
+          </w:tcPr>
+          <w:p>
+            <w:pPr>
+              <w:spacing w:after="100" w:afterAutospacing="1" w:line="259" w:lineRule="auto"/>
+              <w:jc w:val="both"/>
+            </w:pPr>
+            <w:r>
+              <w:rPr>
+                <w:rFonts w:ascii="Times New Roman" w:eastAsia="Times New Roman" w:hAnsi="Times New Roman" w:cs="Times New Roman"/>
+              </w:rPr>
+              <w:t>Необходимость установки окружения на целевой машине</w:t>
+            </w:r>
+          </w:p>
+        </w:tc>
+        <w:tc>
+          <w:tcPr>
+            <w:tcW w:w="2109" w:type="dxa"/>
+          </w:tcPr>
+          <w:p>
+            <w:pPr>
+              <w:spacing w:after="100" w:afterAutospacing="1" w:line="259" w:lineRule="auto"/>
+              <w:jc w:val="both"/>
+            </w:pPr>
+            <w:r>
+              <w:rPr>
+                <w:rFonts w:ascii="Times New Roman" w:eastAsia="Times New Roman" w:hAnsi="Times New Roman" w:cs="Times New Roman"/>
+              </w:rPr>
+              <w:t xml:space="preserve">Не требуется </w:t>
+            </w:r>
+            <w:r>
+              <w:rPr>
+                <w:rFonts w:ascii="Times New Roman" w:eastAsia="Times New Roman" w:hAnsi="Times New Roman" w:cs="Times New Roman"/>
+              </w:rPr>
+              <w:t>–</w:t>
+            </w:r>
+            <w:r>
+              <w:rPr>
+                <w:rFonts w:ascii="Times New Roman" w:eastAsia="Times New Roman" w:hAnsi="Times New Roman" w:cs="Times New Roman"/>
+              </w:rPr>
+              <w:t>типовые дистрибутивы Python уже включают tkinter</w:t>
+            </w:r>
+          </w:p>
+        </w:tc>
+        <w:tc>
+          <w:tcPr>
+            <w:tcW w:w="1734" w:type="dxa"/>
+          </w:tcPr>
+          <w:p>
+            <w:pPr>
+              <w:spacing w:after="100" w:afterAutospacing="1" w:line="259" w:lineRule="auto"/>
+              <w:jc w:val="both"/>
+            </w:pPr>
+            <w:r>
+              <w:rPr>
+                <w:rFonts w:ascii="Times New Roman" w:eastAsia="Times New Roman" w:hAnsi="Times New Roman" w:cs="Times New Roman"/>
+              </w:rPr>
+              <w:t>Требуется установленная JRE/JDK</w:t>
+            </w:r>
+          </w:p>
+        </w:tc>
+        <w:tc>
+          <w:tcPr>
+            <w:tcW w:w="1877" w:type="dxa"/>
+          </w:tcPr>
+          <w:p>
+            <w:pPr>
+              <w:spacing w:after="100" w:afterAutospacing="1" w:line="259" w:lineRule="auto"/>
+              <w:jc w:val="both"/>
+            </w:pPr>
+            <w:r>
+              <w:rPr>
+                <w:rFonts w:ascii="Times New Roman" w:eastAsia="Times New Roman" w:hAnsi="Times New Roman" w:cs="Times New Roman"/>
+              </w:rPr>
+              <w:t>Требуется сборка под конкретную ОС и распространение бинарных Qt-библиотек</w:t>
+            </w:r>
+          </w:p>
+        </w:tc>
+        <w:tc>
+          <w:tcPr>
+            <w:tcW w:w="1945" w:type="dxa"/>
+          </w:tcPr>
+          <w:p>
+            <w:pPr>
+              <w:spacing w:after="100" w:afterAutospacing="1" w:line="259" w:lineRule="auto"/>
+              <w:jc w:val="both"/>
+              <w:rPr>
+                <w:rFonts w:ascii="Times New Roman" w:eastAsia="Times New Roman" w:hAnsi="Times New Roman" w:cs="Times New Roman"/>
+              </w:rPr>
+            </w:pPr>
+            <w:r>
+              <w:rPr>
+                <w:rFonts w:ascii="Times New Roman" w:eastAsia="Times New Roman" w:hAnsi="Times New Roman" w:cs="Times New Roman"/>
+              </w:rPr>
+              <w:t>Требуется .NET runtime либо публикация self-contained сборки</w:t>
+            </w:r>
+          </w:p>
+        </w:tc>
+      </w:tr>
+      <w:tr>
+        <w:trPr>
+          <w:trHeight w:val="300"/>
+        </w:trPr>
+        <w:tc>
+          <w:tcPr>
+            <w:tcW w:w="1963" w:type="dxa"/>
+          </w:tcPr>
+          <w:p>
+            <w:pPr>
+              <w:spacing w:after="100" w:afterAutospacing="1" w:line="259" w:lineRule="auto"/>
+              <w:jc w:val="both"/>
+            </w:pPr>
+            <w:r>
+              <w:rPr>
+                <w:rFonts w:ascii="Times New Roman" w:eastAsia="Times New Roman" w:hAnsi="Times New Roman" w:cs="Times New Roman"/>
+              </w:rPr>
+              <w:t>Скорость разработки прототипа</w:t>
+            </w:r>
+          </w:p>
+        </w:tc>
+        <w:tc>
+          <w:tcPr>
+            <w:tcW w:w="2109" w:type="dxa"/>
+          </w:tcPr>
+          <w:p>
+            <w:pPr>
+              <w:spacing w:after="100" w:afterAutospacing="1" w:line="259" w:lineRule="auto"/>
+              <w:jc w:val="both"/>
+            </w:pPr>
+            <w:r>
+              <w:rPr>
+                <w:rFonts w:ascii="Times New Roman" w:eastAsia="Times New Roman" w:hAnsi="Times New Roman" w:cs="Times New Roman"/>
+              </w:rPr>
+              <w:t xml:space="preserve">Высокая </w:t>
+            </w:r>
+            <w:r>
+              <w:rPr>
+                <w:rFonts w:ascii="Times New Roman" w:eastAsia="Times New Roman" w:hAnsi="Times New Roman" w:cs="Times New Roman"/>
+              </w:rPr>
+              <w:t>–</w:t>
+            </w:r>
+            <w:r>
+              <w:rPr>
+                <w:rFonts w:ascii="Times New Roman" w:eastAsia="Times New Roman" w:hAnsi="Times New Roman" w:cs="Times New Roman"/>
+              </w:rPr>
+              <w:t>динамическая типизация, короткий цикл правка-запуск</w:t>
+            </w:r>
+          </w:p>
+        </w:tc>
+        <w:tc>
+          <w:tcPr>
+            <w:tcW w:w="1734" w:type="dxa"/>
+          </w:tcPr>
+          <w:p>
+            <w:pPr>
+              <w:spacing w:after="100" w:afterAutospacing="1" w:line="259" w:lineRule="auto"/>
+              <w:jc w:val="both"/>
+            </w:pPr>
+            <w:r>
+              <w:rPr>
+                <w:rFonts w:ascii="Times New Roman" w:eastAsia="Times New Roman" w:hAnsi="Times New Roman" w:cs="Times New Roman"/>
+              </w:rPr>
+              <w:t xml:space="preserve">Средняя </w:t>
+            </w:r>
+            <w:r>
+              <w:rPr>
+                <w:rFonts w:ascii="Times New Roman" w:eastAsia="Times New Roman" w:hAnsi="Times New Roman" w:cs="Times New Roman"/>
+              </w:rPr>
+              <w:t>–</w:t>
+            </w:r>
+            <w:r>
+              <w:rPr>
+                <w:rFonts w:ascii="Times New Roman" w:eastAsia="Times New Roman" w:hAnsi="Times New Roman" w:cs="Times New Roman"/>
+              </w:rPr>
+              <w:t>строгая типизация, больше шаблонного кода</w:t>
+            </w:r>
+          </w:p>
+        </w:tc>
+        <w:tc>
+          <w:tcPr>
+            <w:tcW w:w="1877" w:type="dxa"/>
+          </w:tcPr>
+          <w:p>
+            <w:pPr>
+              <w:spacing w:after="100" w:afterAutospacing="1" w:line="259" w:lineRule="auto"/>
+              <w:jc w:val="both"/>
+            </w:pPr>
+            <w:r>
+              <w:rPr>
+                <w:rFonts w:ascii="Times New Roman" w:eastAsia="Times New Roman" w:hAnsi="Times New Roman" w:cs="Times New Roman"/>
+              </w:rPr>
+              <w:t xml:space="preserve">Низкая </w:t>
+            </w:r>
+            <w:r>
+              <w:rPr>
+                <w:rFonts w:ascii="Times New Roman" w:eastAsia="Times New Roman" w:hAnsi="Times New Roman" w:cs="Times New Roman"/>
+              </w:rPr>
+              <w:t>–</w:t>
+            </w:r>
+            <w:r>
+              <w:rPr>
+                <w:rFonts w:ascii="Times New Roman" w:eastAsia="Times New Roman" w:hAnsi="Times New Roman" w:cs="Times New Roman"/>
+              </w:rPr>
+              <w:t>ручное управление памятью, сложная сборка</w:t>
+            </w:r>
+          </w:p>
+        </w:tc>
+        <w:tc>
+          <w:tcPr>
+            <w:tcW w:w="1945" w:type="dxa"/>
+          </w:tcPr>
+          <w:p>
+            <w:pPr>
+              <w:spacing w:after="100" w:afterAutospacing="1" w:line="259" w:lineRule="auto"/>
+              <w:jc w:val="both"/>
+              <w:rPr>
+                <w:rFonts w:ascii="Times New Roman" w:eastAsia="Times New Roman" w:hAnsi="Times New Roman" w:cs="Times New Roman"/>
+              </w:rPr>
+            </w:pPr>
+            <w:r>
+              <w:rPr>
+                <w:rFonts w:ascii="Times New Roman" w:eastAsia="Times New Roman" w:hAnsi="Times New Roman" w:cs="Times New Roman"/>
+              </w:rPr>
+              <w:t xml:space="preserve">Средняя </w:t>
+            </w:r>
+            <w:r>
+              <w:rPr>
+                <w:rFonts w:ascii="Times New Roman" w:eastAsia="Times New Roman" w:hAnsi="Times New Roman" w:cs="Times New Roman"/>
+              </w:rPr>
+              <w:t>–</w:t>
+            </w:r>
+            <w:r>
+              <w:rPr>
+                <w:rFonts w:ascii="Times New Roman" w:eastAsia="Times New Roman" w:hAnsi="Times New Roman" w:cs="Times New Roman"/>
+              </w:rPr>
+              <w:t>привязка к среде Visual Studio</w:t>
+            </w:r>
+          </w:p>
+        </w:tc>
+      </w:tr>
+      <w:tr>
+        <w:trPr>
+          <w:trHeight w:val="300"/>
+        </w:trPr>
+        <w:tc>
+          <w:tcPr>
+            <w:tcW w:w="1963" w:type="dxa"/>
+          </w:tcPr>
+          <w:p>
+            <w:pPr>
+              <w:spacing w:after="100" w:afterAutospacing="1" w:line="259" w:lineRule="auto"/>
+              <w:jc w:val="both"/>
+              <w:rPr>
+                <w:rFonts w:ascii="Times New Roman" w:eastAsia="Times New Roman" w:hAnsi="Times New Roman" w:cs="Times New Roman"/>
+              </w:rPr>
+            </w:pPr>
+            <w:r>
+              <w:rPr>
+                <w:rFonts w:ascii="Times New Roman" w:eastAsia="Times New Roman" w:hAnsi="Times New Roman" w:cs="Times New Roman"/>
+              </w:rPr>
+              <w:t>Порог входа для учебной задачи</w:t>
+            </w:r>
+          </w:p>
+        </w:tc>
+        <w:tc>
+          <w:tcPr>
+            <w:tcW w:w="2109" w:type="dxa"/>
+          </w:tcPr>
+          <w:p>
+            <w:pPr>
+              <w:spacing w:after="100" w:afterAutospacing="1" w:line="259" w:lineRule="auto"/>
+              <w:jc w:val="both"/>
+              <w:rPr>
+                <w:rFonts w:ascii="Times New Roman" w:eastAsia="Times New Roman" w:hAnsi="Times New Roman" w:cs="Times New Roman"/>
+              </w:rPr>
+            </w:pPr>
+            <w:r>
+              <w:rPr>
+                <w:rFonts w:ascii="Times New Roman" w:eastAsia="Times New Roman" w:hAnsi="Times New Roman" w:cs="Times New Roman"/>
+              </w:rPr>
+              <w:t xml:space="preserve">Низкий </w:t>
+            </w:r>
+            <w:r>
+              <w:rPr>
+                <w:rFonts w:ascii="Times New Roman" w:eastAsia="Times New Roman" w:hAnsi="Times New Roman" w:cs="Times New Roman"/>
+              </w:rPr>
+              <w:t>–</w:t>
+            </w:r>
+            <w:r>
+              <w:rPr>
+                <w:rFonts w:ascii="Times New Roman" w:eastAsia="Times New Roman" w:hAnsi="Times New Roman" w:cs="Times New Roman"/>
+              </w:rPr>
+              <w:t xml:space="preserve">синтаксис </w:t>
+            </w:r>
+            <w:r>
+              <w:rPr>
+                <w:rFonts w:ascii="Times New Roman" w:eastAsia="Times New Roman" w:hAnsi="Times New Roman" w:cs="Times New Roman"/>
+              </w:rPr>
+              <w:t>является простым</w:t>
+            </w:r>
+          </w:p>
+        </w:tc>
+        <w:tc>
+          <w:tcPr>
+            <w:tcW w:w="1734" w:type="dxa"/>
+          </w:tcPr>
+          <w:p>
+            <w:pPr>
+              <w:spacing w:after="100" w:afterAutospacing="1" w:line="259" w:lineRule="auto"/>
+              <w:jc w:val="both"/>
+              <w:rPr>
+                <w:rFonts w:ascii="Times New Roman" w:eastAsia="Times New Roman" w:hAnsi="Times New Roman" w:cs="Times New Roman"/>
+              </w:rPr>
+            </w:pPr>
+            <w:r>
+              <w:rPr>
+                <w:rFonts w:ascii="Times New Roman" w:eastAsia="Times New Roman" w:hAnsi="Times New Roman" w:cs="Times New Roman"/>
+              </w:rPr>
+              <w:t>Средний</w:t>
+            </w:r>
+          </w:p>
+        </w:tc>
+        <w:tc>
+          <w:tcPr>
+            <w:tcW w:w="1877" w:type="dxa"/>
+          </w:tcPr>
+          <w:p>
+            <w:pPr>
+              <w:spacing w:after="100" w:afterAutospacing="1" w:line="259" w:lineRule="auto"/>
+              <w:jc w:val="both"/>
+              <w:rPr>
+                <w:rFonts w:ascii="Times New Roman" w:eastAsia="Times New Roman" w:hAnsi="Times New Roman" w:cs="Times New Roman"/>
+              </w:rPr>
+            </w:pPr>
+            <w:r>
+              <w:rPr>
+                <w:rFonts w:ascii="Times New Roman" w:eastAsia="Times New Roman" w:hAnsi="Times New Roman" w:cs="Times New Roman"/>
+              </w:rPr>
+              <w:t>Высокий</w:t>
+            </w:r>
+          </w:p>
+        </w:tc>
+        <w:tc>
+          <w:tcPr>
+            <w:tcW w:w="1945" w:type="dxa"/>
+          </w:tcPr>
+          <w:p>
+            <w:pPr>
+              <w:spacing w:after="100" w:afterAutospacing="1" w:line="259" w:lineRule="auto"/>
+              <w:jc w:val="both"/>
+              <w:rPr>
+                <w:rFonts w:ascii="Times New Roman" w:eastAsia="Times New Roman" w:hAnsi="Times New Roman" w:cs="Times New Roman"/>
+              </w:rPr>
+            </w:pPr>
+            <w:r>
+              <w:rPr>
+                <w:rFonts w:ascii="Times New Roman" w:eastAsia="Times New Roman" w:hAnsi="Times New Roman" w:cs="Times New Roman"/>
+              </w:rPr>
+              <w:t>Средний</w:t>
+            </w:r>
+          </w:p>
+        </w:tc>
+      </w:tr>
+      <w:tr>
+        <w:trPr>
+          <w:trHeight w:val="300"/>
+        </w:trPr>
+        <w:tc>
+          <w:tcPr>
+            <w:tcW w:w="1963" w:type="dxa"/>
+          </w:tcPr>
+          <w:p>
+            <w:pPr>
+              <w:spacing w:after="100" w:afterAutospacing="1" w:line="259" w:lineRule="auto"/>
+              <w:jc w:val="both"/>
+              <w:rPr>
+                <w:rFonts w:ascii="Times New Roman" w:eastAsia="Times New Roman" w:hAnsi="Times New Roman" w:cs="Times New Roman"/>
+              </w:rPr>
+            </w:pPr>
+            <w:r>
+              <w:rPr>
+                <w:rFonts w:ascii="Times New Roman" w:eastAsia="Times New Roman" w:hAnsi="Times New Roman" w:cs="Times New Roman"/>
+              </w:rPr>
+              <w:t>Объём итогового исполняемого файла</w:t>
+            </w:r>
+          </w:p>
+        </w:tc>
+        <w:tc>
+          <w:tcPr>
+            <w:tcW w:w="2109" w:type="dxa"/>
+          </w:tcPr>
+          <w:p>
+            <w:pPr>
+              <w:spacing w:after="100" w:afterAutospacing="1" w:line="259" w:lineRule="auto"/>
+              <w:jc w:val="both"/>
+              <w:rPr>
+                <w:rFonts w:ascii="Times New Roman" w:eastAsia="Times New Roman" w:hAnsi="Times New Roman" w:cs="Times New Roman"/>
+              </w:rPr>
+            </w:pPr>
+            <w:r>
+              <w:rPr>
+                <w:rFonts w:ascii="Times New Roman" w:eastAsia="Times New Roman" w:hAnsi="Times New Roman" w:cs="Times New Roman"/>
+              </w:rPr>
+              <w:t>Умеренный (PyInstaller)</w:t>
+            </w:r>
+          </w:p>
+        </w:tc>
+        <w:tc>
+          <w:tcPr>
+            <w:tcW w:w="1734" w:type="dxa"/>
+          </w:tcPr>
+          <w:p>
+            <w:pPr>
+              <w:spacing w:after="100" w:afterAutospacing="1" w:line="259" w:lineRule="auto"/>
+              <w:jc w:val="both"/>
+              <w:rPr>
+                <w:rFonts w:ascii="Times New Roman" w:eastAsia="Times New Roman" w:hAnsi="Times New Roman" w:cs="Times New Roman"/>
+              </w:rPr>
+            </w:pPr>
+            <w:r>
+              <w:rPr>
+                <w:rFonts w:ascii="Times New Roman" w:eastAsia="Times New Roman" w:hAnsi="Times New Roman" w:cs="Times New Roman"/>
+              </w:rPr>
+              <w:t>Умеренный (JAR), но требует JRE</w:t>
+            </w:r>
+          </w:p>
+        </w:tc>
+        <w:tc>
+          <w:tcPr>
+            <w:tcW w:w="1877" w:type="dxa"/>
+          </w:tcPr>
+          <w:p>
+            <w:pPr>
+              <w:spacing w:after="100" w:afterAutospacing="1" w:line="259" w:lineRule="auto"/>
+              <w:jc w:val="both"/>
+              <w:rPr>
+                <w:rFonts w:ascii="Times New Roman" w:eastAsia="Times New Roman" w:hAnsi="Times New Roman" w:cs="Times New Roman"/>
+              </w:rPr>
+            </w:pPr>
+            <w:r>
+              <w:rPr>
+                <w:rFonts w:ascii="Times New Roman" w:eastAsia="Times New Roman" w:hAnsi="Times New Roman" w:cs="Times New Roman"/>
+              </w:rPr>
+              <w:t>Компактный нативный бинарник</w:t>
+            </w:r>
+          </w:p>
+        </w:tc>
+        <w:tc>
+          <w:tcPr>
+            <w:tcW w:w="1945" w:type="dxa"/>
+          </w:tcPr>
+          <w:p>
+            <w:pPr>
+              <w:spacing w:after="100" w:afterAutospacing="1" w:line="259" w:lineRule="auto"/>
+              <w:jc w:val="both"/>
+              <w:rPr>
+                <w:rFonts w:ascii="Times New Roman" w:eastAsia="Times New Roman" w:hAnsi="Times New Roman" w:cs="Times New Roman"/>
+              </w:rPr>
+            </w:pPr>
+            <w:r>
+              <w:rPr>
+                <w:rFonts w:ascii="Times New Roman" w:eastAsia="Times New Roman" w:hAnsi="Times New Roman" w:cs="Times New Roman"/>
+              </w:rPr>
+              <w:t>Умеренный/крупный при self-contained публикации</w:t>
+            </w:r>
+          </w:p>
+        </w:tc>
+      </w:tr>
+    </w:tbl>
+    <w:p>
+      <w:pPr>
+        <w:spacing w:after="0" w:line="240" w:lineRule="auto"/>
+        <w:jc w:val="both"/>
+        <w:rPr>
+          <w:rFonts w:ascii="Times New Roman" w:hAnsi="Times New Roman" w:cs="Times New Roman"/>
+        </w:rPr>
+      </w:pPr>
+      <w:r>
+        <w:rPr>
+          <w:rFonts w:ascii="Times New Roman" w:eastAsia="Times New Roman" w:hAnsi="Times New Roman" w:cs="Times New Roman"/>
+          <w:sz w:val="20"/>
+          <w:szCs w:val="20"/>
+        </w:rPr>
+        <w:t>Источники: [</w:t>
+      </w:r>
+      <w:r>
+        <w:rPr>
+          <w:rFonts w:ascii="Times New Roman" w:eastAsia="Times New Roman" w:hAnsi="Times New Roman" w:cs="Times New Roman"/>
+          <w:sz w:val="20"/>
+          <w:szCs w:val="20"/>
+        </w:rPr>
+        <w:t>5</w:t>
+      </w:r>
+      <w:r>
+        <w:rPr>
+          <w:rFonts w:ascii="Times New Roman" w:eastAsia="Times New Roman" w:hAnsi="Times New Roman" w:cs="Times New Roman"/>
+          <w:sz w:val="20"/>
+          <w:szCs w:val="20"/>
+        </w:rPr>
+        <w:t>,6,7</w:t>
+      </w:r>
+      <w:r>
+        <w:rPr>
+          <w:rFonts w:ascii="Times New Roman" w:eastAsia="Times New Roman" w:hAnsi="Times New Roman" w:cs="Times New Roman"/>
+          <w:sz w:val="20"/>
+          <w:szCs w:val="20"/>
+        </w:rPr>
+        <w:t>]</w:t>
+      </w:r>
+    </w:p>
+    <w:p>
+      <w:pPr>
+        <w:spacing w:before="240" w:after="0" w:line="360" w:lineRule="auto"/>
+        <w:ind w:firstLine="709"/>
+        <w:jc w:val="both"/>
+        <w:rPr>
+          <w:rFonts w:ascii="Times New Roman" w:hAnsi="Times New Roman" w:cs="Times New Roman"/>
+        </w:rPr>
+      </w:pPr>
+      <w:r>
+        <w:rPr>
+          <w:rFonts w:ascii="Times New Roman" w:hAnsi="Times New Roman" w:cs="Times New Roman"/>
+        </w:rPr>
+        <w:t>Сравнение показывает, что Python обеспечивает необходимую кроссплатформенность без установки дополнительного окружения на целевой машине, минимальный порог входа и высокую скорость разработки прототипа, что особенно важно в условиях ограниченных сроков учебной практики. Указанные преимущества обусловили выбор Python в качестве языка реализации визуализатора структур данных.</w:t>
+      </w:r>
+    </w:p>
+    <w:p>
+      <w:pPr>
+        <w:spacing w:after="0" w:line="360" w:lineRule="auto"/>
+        <w:ind w:firstLine="709"/>
+        <w:jc w:val="both"/>
+      </w:pPr>
+      <w:r>
+        <w:rPr>
+          <w:rFonts w:ascii="Times New Roman" w:eastAsia="Times New Roman" w:hAnsi="Times New Roman" w:cs="Times New Roman"/>
+        </w:rPr>
+        <w:t>Дополнительно, в рамках выбранного языка Python, было проанализировано несколько альтернативных вариантов реализации графического интерфейса</w:t>
+      </w:r>
+      <w:r>
+        <w:rPr>
+          <w:rFonts w:ascii="Times New Roman" w:eastAsia="Times New Roman" w:hAnsi="Times New Roman" w:cs="Times New Roman"/>
+        </w:rPr>
+        <w:t>. И</w:t>
+      </w:r>
+      <w:r>
+        <w:rPr>
+          <w:rFonts w:ascii="Times New Roman" w:eastAsia="Times New Roman" w:hAnsi="Times New Roman" w:cs="Times New Roman"/>
+        </w:rPr>
+        <w:t xml:space="preserve">тоговое приложение </w:t>
+      </w:r>
+      <w:r>
+        <w:rPr>
+          <w:rFonts w:ascii="Times New Roman" w:eastAsia="Times New Roman" w:hAnsi="Times New Roman" w:cs="Times New Roman"/>
+        </w:rPr>
+        <w:lastRenderedPageBreak/>
+        <w:t xml:space="preserve">должно одинаково корректно запускаться и работать как в операционных системах семейства </w:t>
       </w:r>
       <w:r>
         <w:rPr>
@@ -8835,14 +9205,7 @@
         <w:rPr>
           <w:rFonts w:ascii="Times New Roman" w:eastAsia="Times New Roman" w:hAnsi="Times New Roman" w:cs="Times New Roman"/>
         </w:rPr>
-        <w:t xml:space="preserve">, без </w:t>
-      </w:r>
-      <w:r>
-        <w:rPr>
-          <w:rFonts w:ascii="Times New Roman" w:eastAsia="Times New Roman" w:hAnsi="Times New Roman" w:cs="Times New Roman"/>
-        </w:rPr>
-        <w:lastRenderedPageBreak/>
-        <w:t>необходимости вносить изменения в исходный код или использовать специфичные для конкретной ОС команды и библиотеки.</w:t>
+        <w:t>, без необходимости вносить изменения в исходный код или использовать специфичные для конкретной ОС команды и библиотеки.</w:t>
       </w:r>
     </w:p>
     <w:p>
@@ -8868,7 +9231,19 @@
         <w:rPr>
           <w:rFonts w:ascii="Times New Roman" w:eastAsia="Times New Roman" w:hAnsi="Times New Roman" w:cs="Times New Roman"/>
         </w:rPr>
-        <w:t>, сравнение которых приведено в таблице 1.</w:t>
+        <w:t xml:space="preserve">, сравнение которых приведено в таблице </w:t>
+      </w:r>
+      <w:r>
+        <w:rPr>
+          <w:rFonts w:ascii="Times New Roman" w:eastAsia="Times New Roman" w:hAnsi="Times New Roman" w:cs="Times New Roman"/>
+        </w:rPr>
+        <w:t>2</w:t>
+      </w:r>
+      <w:r>
+        <w:rPr>
+          <w:rFonts w:ascii="Times New Roman" w:eastAsia="Times New Roman" w:hAnsi="Times New Roman" w:cs="Times New Roman"/>
+        </w:rPr>
+        <w:t>.</w:t>
       </w:r>
     </w:p>
     <w:p>
@@ -8880,7 +9255,19 @@
         <w:rPr>
           <w:rFonts w:ascii="Times New Roman" w:eastAsia="Times New Roman" w:hAnsi="Times New Roman" w:cs="Times New Roman"/>
         </w:rPr>
-        <w:t xml:space="preserve">Таблица 1 – Сравнение вариантов реализации графического интерфейса </w:t>
+        <w:t xml:space="preserve">Таблица </w:t>
+      </w:r>
+      <w:r>
+        <w:rPr>
+          <w:rFonts w:ascii="Times New Roman" w:eastAsia="Times New Roman" w:hAnsi="Times New Roman" w:cs="Times New Roman"/>
+        </w:rPr>
+        <w:t>2</w:t>
+      </w:r>
+      <w:r>
+        <w:rPr>
+          <w:rFonts w:ascii="Times New Roman" w:eastAsia="Times New Roman" w:hAnsi="Times New Roman" w:cs="Times New Roman"/>
+        </w:rPr>
+        <w:t xml:space="preserve"> – Сравнение вариантов реализации графического интерфейса </w:t>
       </w:r>
     </w:p>
     <w:tbl>
@@ -8912,7 +9299,6 @@
                 <w:lang w:val="en-US"/>
               </w:rPr>
             </w:pPr>
-            <w:proofErr w:type="spellStart"/>
             <w:r>
               <w:rPr>
                 <w:rFonts w:ascii="Times New Roman" w:eastAsia="Times New Roman" w:hAnsi="Times New Roman" w:cs="Times New Roman"/>
@@ -8920,7 +9306,6 @@
               </w:rPr>
               <w:t>Библиотека</w:t>
             </w:r>
-            <w:proofErr w:type="spellEnd"/>
           </w:p>
         </w:tc>
         <w:tc>
@@ -8936,7 +9321,6 @@
                 <w:lang w:val="en-US"/>
               </w:rPr>
             </w:pPr>
-            <w:proofErr w:type="spellStart"/>
             <w:r>
               <w:rPr>
                 <w:rFonts w:ascii="Times New Roman" w:eastAsia="Times New Roman" w:hAnsi="Times New Roman" w:cs="Times New Roman"/>
@@ -8944,7 +9328,6 @@
               </w:rPr>
               <w:t>Кроссплатформенность</w:t>
             </w:r>
-            <w:proofErr w:type="spellEnd"/>
           </w:p>
         </w:tc>
         <w:tc>
@@ -8960,31 +9343,13 @@
                 <w:lang w:val="en-US"/>
               </w:rPr>
             </w:pPr>
-            <w:proofErr w:type="spellStart"/>
             <w:r>
               <w:rPr>
                 <w:rFonts w:ascii="Times New Roman" w:eastAsia="Times New Roman" w:hAnsi="Times New Roman" w:cs="Times New Roman"/>
                 <w:lang w:val="en-US"/>
               </w:rPr>
-              <w:t>Необходимость</w:t>
-            </w:r>
-            <w:proofErr w:type="spellEnd"/>
-            <w:r>
-              <w:rPr>
-                <w:rFonts w:ascii="Times New Roman" w:eastAsia="Times New Roman" w:hAnsi="Times New Roman" w:cs="Times New Roman"/>
-                <w:lang w:val="en-US"/>
-              </w:rPr>
-              <w:t xml:space="preserve"> </w:t>
-            </w:r>
-            <w:proofErr w:type="spellStart"/>
-            <w:r>
-              <w:rPr>
-                <w:rFonts w:ascii="Times New Roman" w:eastAsia="Times New Roman" w:hAnsi="Times New Roman" w:cs="Times New Roman"/>
-                <w:lang w:val="en-US"/>
-              </w:rPr>
-              <w:t>установки</w:t>
-            </w:r>
-            <w:proofErr w:type="spellEnd"/>
+              <w:t>Необходимость установки</w:t>
+            </w:r>
           </w:p>
         </w:tc>
         <w:tc>
@@ -9000,31 +9365,13 @@
                 <w:lang w:val="en-US"/>
               </w:rPr>
             </w:pPr>
-            <w:proofErr w:type="spellStart"/>
             <w:r>
               <w:rPr>
                 <w:rFonts w:ascii="Times New Roman" w:eastAsia="Times New Roman" w:hAnsi="Times New Roman" w:cs="Times New Roman"/>
                 <w:lang w:val="en-US"/>
               </w:rPr>
-              <w:t>Сложность</w:t>
-            </w:r>
-            <w:proofErr w:type="spellEnd"/>
-            <w:r>
-              <w:rPr>
-                <w:rFonts w:ascii="Times New Roman" w:eastAsia="Times New Roman" w:hAnsi="Times New Roman" w:cs="Times New Roman"/>
-                <w:lang w:val="en-US"/>
-              </w:rPr>
-              <w:t xml:space="preserve"> </w:t>
-            </w:r>
-            <w:proofErr w:type="spellStart"/>
-            <w:r>
-              <w:rPr>
-                <w:rFonts w:ascii="Times New Roman" w:eastAsia="Times New Roman" w:hAnsi="Times New Roman" w:cs="Times New Roman"/>
-                <w:lang w:val="en-US"/>
-              </w:rPr>
-              <w:t>освоения</w:t>
-            </w:r>
-            <w:proofErr w:type="spellEnd"/>
+              <w:t>Сложность освоения</w:t>
+            </w:r>
           </w:p>
         </w:tc>
       </w:tr>
@@ -9044,7 +9391,6 @@
                 <w:lang w:val="en-US"/>
               </w:rPr>
             </w:pPr>
-            <w:proofErr w:type="spellStart"/>
             <w:r>
               <w:rPr>
                 <w:rFonts w:ascii="Times New Roman" w:eastAsia="Times New Roman" w:hAnsi="Times New Roman" w:cs="Times New Roman"/>
@@ -9052,7 +9398,6 @@
               </w:rPr>
               <w:t>Tkinter</w:t>
             </w:r>
-            <w:proofErr w:type="spellEnd"/>
           </w:p>
         </w:tc>
         <w:tc>
@@ -9070,7 +9415,6 @@
               </w:rPr>
               <w:t xml:space="preserve">Входит в стандартную библиотеку </w:t>
             </w:r>
-            <w:proofErr w:type="spellStart"/>
             <w:r>
               <w:rPr>
                 <w:rFonts w:ascii="Times New Roman" w:eastAsia="Times New Roman" w:hAnsi="Times New Roman" w:cs="Times New Roman"/>
@@ -9078,7 +9422,6 @@
               </w:rPr>
               <w:t>CPython</w:t>
             </w:r>
-            <w:proofErr w:type="spellEnd"/>
             <w:r>
               <w:rPr>
                 <w:rFonts w:ascii="Times New Roman" w:eastAsia="Times New Roman" w:hAnsi="Times New Roman" w:cs="Times New Roman"/>
@@ -9135,7 +9478,6 @@
               </w:rPr>
               <w:t>3-</w:t>
             </w:r>
-            <w:proofErr w:type="spellStart"/>
             <w:r>
               <w:rPr>
                 <w:rFonts w:ascii="Times New Roman" w:eastAsia="Times New Roman" w:hAnsi="Times New Roman" w:cs="Times New Roman"/>
@@ -9143,7 +9485,6 @@
               </w:rPr>
               <w:t>tk</w:t>
             </w:r>
-            <w:proofErr w:type="spellEnd"/>
             <w:r>
               <w:rPr>
                 <w:rFonts w:ascii="Times New Roman" w:eastAsia="Times New Roman" w:hAnsi="Times New Roman" w:cs="Times New Roman"/>
@@ -9177,7 +9518,6 @@
                 <w:lang w:val="en-US"/>
               </w:rPr>
             </w:pPr>
-            <w:proofErr w:type="spellStart"/>
             <w:r>
               <w:rPr>
                 <w:rFonts w:ascii="Times New Roman" w:eastAsia="Times New Roman" w:hAnsi="Times New Roman" w:cs="Times New Roman"/>
@@ -9186,7 +9526,6 @@
               </w:rPr>
               <w:t>Низкая</w:t>
             </w:r>
-            <w:proofErr w:type="spellEnd"/>
           </w:p>
           <w:p>
             <w:pPr>
@@ -9215,31 +9554,13 @@
                 <w:lang w:val="en-US"/>
               </w:rPr>
             </w:pPr>
-            <w:proofErr w:type="spellStart"/>
             <w:r>
               <w:rPr>
                 <w:rFonts w:ascii="Times New Roman" w:eastAsia="Times New Roman" w:hAnsi="Times New Roman" w:cs="Times New Roman"/>
                 <w:lang w:val="en-US"/>
               </w:rPr>
-              <w:t>PyQt</w:t>
-            </w:r>
-            <w:proofErr w:type="spellEnd"/>
-            <w:r>
-              <w:rPr>
-                <w:rFonts w:ascii="Times New Roman" w:eastAsia="Times New Roman" w:hAnsi="Times New Roman" w:cs="Times New Roman"/>
-                <w:lang w:val="en-US"/>
-              </w:rPr>
-              <w:t>/</w:t>
-            </w:r>
-            <w:proofErr w:type="spellStart"/>
-            <w:r>
-              <w:rPr>
-                <w:rFonts w:ascii="Times New Roman" w:eastAsia="Times New Roman" w:hAnsi="Times New Roman" w:cs="Times New Roman"/>
-                <w:lang w:val="en-US"/>
-              </w:rPr>
-              <w:t>PySide</w:t>
-            </w:r>
-            <w:proofErr w:type="spellEnd"/>
+              <w:t>PyQt/PySide</w:t>
+            </w:r>
           </w:p>
         </w:tc>
         <w:tc>
@@ -9295,31 +9616,13 @@
                 <w:lang w:val="en-US"/>
               </w:rPr>
             </w:pPr>
-            <w:proofErr w:type="spellStart"/>
             <w:r>
               <w:rPr>
                 <w:rFonts w:ascii="Times New Roman" w:eastAsia="Times New Roman" w:hAnsi="Times New Roman" w:cs="Times New Roman"/>
                 <w:lang w:val="en-US"/>
               </w:rPr>
-              <w:t>Средняя</w:t>
-            </w:r>
-            <w:proofErr w:type="spellEnd"/>
-            <w:r>
-              <w:rPr>
-                <w:rFonts w:ascii="Times New Roman" w:eastAsia="Times New Roman" w:hAnsi="Times New Roman" w:cs="Times New Roman"/>
-                <w:lang w:val="en-US"/>
-              </w:rPr>
-              <w:t>/</w:t>
-            </w:r>
-            <w:proofErr w:type="spellStart"/>
-            <w:r>
-              <w:rPr>
-                <w:rFonts w:ascii="Times New Roman" w:eastAsia="Times New Roman" w:hAnsi="Times New Roman" w:cs="Times New Roman"/>
-                <w:lang w:val="en-US"/>
-              </w:rPr>
-              <w:t>высокая</w:t>
-            </w:r>
-            <w:proofErr w:type="spellEnd"/>
+              <w:t>Средняя/высокая</w:t>
+            </w:r>
           </w:p>
         </w:tc>
       </w:tr>
@@ -9416,7 +9719,6 @@
                 <w:lang w:val="en-US"/>
               </w:rPr>
             </w:pPr>
-            <w:proofErr w:type="spellStart"/>
             <w:r>
               <w:rPr>
                 <w:rFonts w:ascii="Times New Roman" w:eastAsia="Times New Roman" w:hAnsi="Times New Roman" w:cs="Times New Roman"/>
@@ -9424,7 +9726,6 @@
               </w:rPr>
               <w:t>Высокая</w:t>
             </w:r>
-            <w:proofErr w:type="spellEnd"/>
           </w:p>
         </w:tc>
       </w:tr>
@@ -9451,15 +9752,16 @@
           <w:sz w:val="20"/>
           <w:szCs w:val="20"/>
         </w:rPr>
-        <w:t>Источники: [5</w:t>
+        <w:t>Источники: [</w:t>
       </w:r>
       <w:r>
         <w:rPr>
           <w:rFonts w:ascii="Times New Roman" w:eastAsia="Times New Roman" w:hAnsi="Times New Roman" w:cs="Times New Roman"/>
           <w:sz w:val="20"/>
           <w:szCs w:val="20"/>
-        </w:rPr>
-        <w:t>,</w:t>
+          <w:lang w:val="en-US"/>
+        </w:rPr>
+        <w:t>8</w:t>
       </w:r>
       <w:r>
         <w:rPr>
@@ -9467,7 +9769,7 @@
           <w:sz w:val="20"/>
           <w:szCs w:val="20"/>
         </w:rPr>
-        <w:t xml:space="preserve"> 6</w:t>
+        <w:t>,</w:t>
       </w:r>
       <w:r>
         <w:rPr>
@@ -9475,15 +9777,16 @@
           <w:sz w:val="20"/>
           <w:szCs w:val="20"/>
         </w:rPr>
-        <w:t>,</w:t>
+        <w:t xml:space="preserve"> </w:t>
       </w:r>
       <w:r>
         <w:rPr>
           <w:rFonts w:ascii="Times New Roman" w:eastAsia="Times New Roman" w:hAnsi="Times New Roman" w:cs="Times New Roman"/>
           <w:sz w:val="20"/>
           <w:szCs w:val="20"/>
-        </w:rPr>
-        <w:t xml:space="preserve"> 7</w:t>
+          <w:lang w:val="en-US"/>
+        </w:rPr>
+        <w:t>9</w:t>
       </w:r>
       <w:r>
         <w:rPr>
@@ -9499,7 +9802,49 @@
           <w:sz w:val="20"/>
           <w:szCs w:val="20"/>
         </w:rPr>
-        <w:t xml:space="preserve"> 8]</w:t>
+        <w:t xml:space="preserve"> </w:t>
+      </w:r>
+      <w:r>
+        <w:rPr>
+          <w:rFonts w:ascii="Times New Roman" w:eastAsia="Times New Roman" w:hAnsi="Times New Roman" w:cs="Times New Roman"/>
+          <w:sz w:val="20"/>
+          <w:szCs w:val="20"/>
+          <w:lang w:val="en-US"/>
+        </w:rPr>
+        <w:t>10</w:t>
+      </w:r>
+      <w:r>
+        <w:rPr>
+          <w:rFonts w:ascii="Times New Roman" w:eastAsia="Times New Roman" w:hAnsi="Times New Roman" w:cs="Times New Roman"/>
+          <w:sz w:val="20"/>
+          <w:szCs w:val="20"/>
+        </w:rPr>
+        <w:t>,</w:t>
+      </w:r>
+      <w:r>
+        <w:rPr>
+          <w:rFonts w:ascii="Times New Roman" w:eastAsia="Times New Roman" w:hAnsi="Times New Roman" w:cs="Times New Roman"/>
+          <w:sz w:val="20"/>
+          <w:szCs w:val="20"/>
+        </w:rPr>
+        <w:t xml:space="preserve"> </w:t>
+      </w:r>
+      <w:r>
+        <w:rPr>
+          <w:rFonts w:ascii="Times New Roman" w:eastAsia="Times New Roman" w:hAnsi="Times New Roman" w:cs="Times New Roman"/>
+          <w:sz w:val="20"/>
+          <w:szCs w:val="20"/>
+          <w:lang w:val="en-US"/>
+        </w:rPr>
+        <w:t>11</w:t>
+      </w:r>
+      <w:r>
+        <w:rPr>
+          <w:rFonts w:ascii="Times New Roman" w:eastAsia="Times New Roman" w:hAnsi="Times New Roman" w:cs="Times New Roman"/>
+          <w:sz w:val="20"/>
+          <w:szCs w:val="20"/>
+        </w:rPr>
+        <w:t>]</w:t>
       </w:r>
     </w:p>
     <w:p>
@@ -9512,9 +9857,20 @@
         <w:rPr>
           <w:rFonts w:ascii="Times New Roman" w:eastAsia="Times New Roman" w:hAnsi="Times New Roman" w:cs="Times New Roman"/>
         </w:rPr>
-        <w:t xml:space="preserve">Сравнение, приведённое в таблице 1, показывает, что библиотека </w:t>
-      </w:r>
-      <w:proofErr w:type="spellStart"/>
+        <w:t xml:space="preserve">Сравнение, приведённое в таблице </w:t>
+      </w:r>
+      <w:r>
+        <w:rPr>
+          <w:rFonts w:ascii="Times New Roman" w:eastAsia="Times New Roman" w:hAnsi="Times New Roman" w:cs="Times New Roman"/>
+        </w:rPr>
+        <w:t>2</w:t>
+      </w:r>
+      <w:r>
+        <w:rPr>
+          <w:rFonts w:ascii="Times New Roman" w:eastAsia="Times New Roman" w:hAnsi="Times New Roman" w:cs="Times New Roman"/>
+        </w:rPr>
+        <w:t xml:space="preserve">, показывает, что библиотека </w:t>
+      </w:r>
       <w:r>
         <w:rPr>
           <w:rFonts w:ascii="Times New Roman" w:eastAsia="Times New Roman" w:hAnsi="Times New Roman" w:cs="Times New Roman"/>
@@ -9522,7 +9878,6 @@
         </w:rPr>
         <w:t>Tkinter</w:t>
       </w:r>
-      <w:proofErr w:type="spellEnd"/>
       <w:r>
         <w:rPr>
           <w:rFonts w:ascii="Times New Roman" w:eastAsia="Times New Roman" w:hAnsi="Times New Roman" w:cs="Times New Roman"/>
@@ -9568,7 +9923,6 @@
         </w:rPr>
         <w:t xml:space="preserve"> с официального сайта поставляется с </w:t>
       </w:r>
-      <w:proofErr w:type="spellStart"/>
       <w:r>
         <w:rPr>
           <w:rFonts w:ascii="Times New Roman" w:eastAsia="Times New Roman" w:hAnsi="Times New Roman" w:cs="Times New Roman"/>
@@ -9576,7 +9930,6 @@
         </w:rPr>
         <w:t>Tkinter</w:t>
       </w:r>
-      <w:proofErr w:type="spellEnd"/>
       <w:r>
         <w:rPr>
           <w:rFonts w:ascii="Times New Roman" w:eastAsia="Times New Roman" w:hAnsi="Times New Roman" w:cs="Times New Roman"/>
@@ -9596,7 +9949,6 @@
         </w:rPr>
         <w:t xml:space="preserve">, не предусматривающих её предустановку. Именно поэтому </w:t>
       </w:r>
-      <w:proofErr w:type="spellStart"/>
       <w:r>
         <w:rPr>
           <w:rFonts w:ascii="Times New Roman" w:eastAsia="Times New Roman" w:hAnsi="Times New Roman" w:cs="Times New Roman"/>
@@ -9604,7 +9956,6 @@
         </w:rPr>
         <w:t>Tkinter</w:t>
       </w:r>
-      <w:proofErr w:type="spellEnd"/>
       <w:r>
         <w:rPr>
           <w:rFonts w:ascii="Times New Roman" w:eastAsia="Times New Roman" w:hAnsi="Times New Roman" w:cs="Times New Roman"/>
@@ -9621,9 +9972,9 @@
       </w:pPr>
       <w:bookmarkStart w:id="29" w:name="_Toc234626956"/>
       <w:bookmarkStart w:id="30" w:name="_Toc234627093"/>
-      <w:bookmarkStart w:id="31" w:name="_Toc234627992"/>
-      <w:r>
-        <w:t>2.3 Архитектура приложения и распределение ответственности</w:t>
+      <w:bookmarkStart w:id="31" w:name="_Toc234981137"/>
+      <w:r>
+        <w:t>2.3 Архитектура приложения</w:t>
       </w:r>
       <w:bookmarkEnd w:id="29"/>
       <w:bookmarkEnd w:id="30"/>
@@ -9639,72 +9990,26 @@
         <w:rPr>
           <w:rFonts w:ascii="Times New Roman" w:eastAsia="Times New Roman" w:hAnsi="Times New Roman" w:cs="Times New Roman"/>
         </w:rPr>
-        <w:t xml:space="preserve">Для обеспечения расширяемости и читаемости кода архитектура приложения построена по принципу разделения ответственности между логическим (модельным) слоем, отвечающим за хранение данных структур и реализацию алгоритмов, и слоем представления, отвечающим за отображение состояния структур и обработку действий пользователя. Такое разделение </w:t>
+        <w:t xml:space="preserve">Для эффективного обеспечения расширяемости и читаемости кода архитектура данного приложения построена по базовому принципу разделения ответственности между логическим (модельным) слоем, отвечающим за хранение данных структур и реализацию алгоритмов, и слоем представления, отвечающим за отображение состояния структур и обработку действий </w:t>
       </w:r>
       <w:r>
         <w:rPr>
           <w:rFonts w:ascii="Times New Roman" w:eastAsia="Times New Roman" w:hAnsi="Times New Roman" w:cs="Times New Roman"/>
         </w:rPr>
         <w:lastRenderedPageBreak/>
-        <w:t xml:space="preserve">соответствует общепринятому архитектурному шаблону </w:t>
-      </w:r>
-      <w:r>
-        <w:rPr>
-          <w:rFonts w:ascii="Times New Roman" w:eastAsia="Times New Roman" w:hAnsi="Times New Roman" w:cs="Times New Roman"/>
-          <w:lang w:val="en-US"/>
-        </w:rPr>
-        <w:t>MVC</w:t>
-      </w:r>
-      <w:r>
-        <w:rPr>
-          <w:rFonts w:ascii="Times New Roman" w:eastAsia="Times New Roman" w:hAnsi="Times New Roman" w:cs="Times New Roman"/>
-        </w:rPr>
-        <w:t xml:space="preserve"> (</w:t>
-      </w:r>
-      <w:r>
-        <w:rPr>
-          <w:rFonts w:ascii="Times New Roman" w:eastAsia="Times New Roman" w:hAnsi="Times New Roman" w:cs="Times New Roman"/>
-          <w:lang w:val="en-US"/>
-        </w:rPr>
-        <w:t>Model</w:t>
-      </w:r>
-      <w:r>
-        <w:rPr>
-          <w:rFonts w:ascii="Times New Roman" w:eastAsia="Times New Roman" w:hAnsi="Times New Roman" w:cs="Times New Roman"/>
-        </w:rPr>
-        <w:t>-</w:t>
-      </w:r>
-      <w:r>
-        <w:rPr>
-          <w:rFonts w:ascii="Times New Roman" w:eastAsia="Times New Roman" w:hAnsi="Times New Roman" w:cs="Times New Roman"/>
-          <w:lang w:val="en-US"/>
-        </w:rPr>
-        <w:t>View</w:t>
-      </w:r>
-      <w:r>
-        <w:rPr>
-          <w:rFonts w:ascii="Times New Roman" w:eastAsia="Times New Roman" w:hAnsi="Times New Roman" w:cs="Times New Roman"/>
-        </w:rPr>
-        <w:t>-</w:t>
-      </w:r>
-      <w:r>
-        <w:rPr>
-          <w:rFonts w:ascii="Times New Roman" w:eastAsia="Times New Roman" w:hAnsi="Times New Roman" w:cs="Times New Roman"/>
-          <w:lang w:val="en-US"/>
-        </w:rPr>
-        <w:t>Controller</w:t>
-      </w:r>
-      <w:r>
-        <w:rPr>
-          <w:rFonts w:ascii="Times New Roman" w:eastAsia="Times New Roman" w:hAnsi="Times New Roman" w:cs="Times New Roman"/>
-        </w:rPr>
-        <w:t xml:space="preserve">) </w:t>
-      </w:r>
-      <w:r>
-        <w:rPr>
-          <w:rFonts w:ascii="Times New Roman" w:eastAsia="Times New Roman" w:hAnsi="Times New Roman" w:cs="Times New Roman"/>
-        </w:rPr>
-        <w:t>в его упрощённом для настольных приложений варианте [9].</w:t>
+        <w:t>пользователя. Такое разделение полностью соответствует общепринятому архитектурному шаблону MVC (Model-View-Controller) в его упрощённом для современных настольных приложений варианте [</w:t>
+      </w:r>
+      <w:r>
+        <w:rPr>
+          <w:rFonts w:ascii="Times New Roman" w:eastAsia="Times New Roman" w:hAnsi="Times New Roman" w:cs="Times New Roman"/>
+        </w:rPr>
+        <w:t>12</w:t>
+      </w:r>
+      <w:r>
+        <w:rPr>
+          <w:rFonts w:ascii="Times New Roman" w:eastAsia="Times New Roman" w:hAnsi="Times New Roman" w:cs="Times New Roman"/>
+        </w:rPr>
+        <w:t>].</w:t>
       </w:r>
     </w:p>
     <w:p>
@@ -10048,7 +10353,6 @@
         </w:rPr>
         <w:tab/>
       </w:r>
-      <w:proofErr w:type="spellStart"/>
       <w:r>
         <w:rPr>
           <w:rFonts w:ascii="Times New Roman" w:eastAsia="Times New Roman" w:hAnsi="Times New Roman" w:cs="Times New Roman"/>
@@ -10057,7 +10361,6 @@
         </w:rPr>
         <w:t>BSTNode</w:t>
       </w:r>
-      <w:proofErr w:type="spellEnd"/>
       <w:r>
         <w:rPr>
           <w:rFonts w:ascii="Times New Roman" w:eastAsia="Times New Roman" w:hAnsi="Times New Roman" w:cs="Times New Roman"/>
@@ -10335,7 +10638,6 @@
         </w:rPr>
         <w:t xml:space="preserve">В слое представления реализован базовый класс </w:t>
       </w:r>
-      <w:proofErr w:type="spellStart"/>
       <w:r>
         <w:rPr>
           <w:rFonts w:ascii="Times New Roman" w:eastAsia="Times New Roman" w:hAnsi="Times New Roman" w:cs="Times New Roman"/>
@@ -10344,7 +10646,6 @@
         </w:rPr>
         <w:t>BasePanel</w:t>
       </w:r>
-      <w:proofErr w:type="spellEnd"/>
       <w:r>
         <w:rPr>
           <w:rFonts w:ascii="Times New Roman" w:eastAsia="Times New Roman" w:hAnsi="Times New Roman" w:cs="Times New Roman"/>
@@ -10366,7 +10667,6 @@
         </w:rPr>
         <w:t xml:space="preserve"> </w:t>
       </w:r>
-      <w:proofErr w:type="spellStart"/>
       <w:r>
         <w:rPr>
           <w:rFonts w:ascii="Times New Roman" w:eastAsia="Times New Roman" w:hAnsi="Times New Roman" w:cs="Times New Roman"/>
@@ -10375,7 +10675,6 @@
         </w:rPr>
         <w:t>StackPanel</w:t>
       </w:r>
-      <w:proofErr w:type="spellEnd"/>
       <w:r>
         <w:rPr>
           <w:rFonts w:ascii="Times New Roman" w:eastAsia="Times New Roman" w:hAnsi="Times New Roman" w:cs="Times New Roman"/>
@@ -10383,7 +10682,6 @@
         </w:rPr>
         <w:t xml:space="preserve">, </w:t>
       </w:r>
-      <w:proofErr w:type="spellStart"/>
       <w:r>
         <w:rPr>
           <w:rFonts w:ascii="Times New Roman" w:eastAsia="Times New Roman" w:hAnsi="Times New Roman" w:cs="Times New Roman"/>
@@ -10392,7 +10690,6 @@
         </w:rPr>
         <w:t>QueuePanel</w:t>
       </w:r>
-      <w:proofErr w:type="spellEnd"/>
       <w:r>
         <w:rPr>
           <w:rFonts w:ascii="Times New Roman" w:eastAsia="Times New Roman" w:hAnsi="Times New Roman" w:cs="Times New Roman"/>
@@ -10400,7 +10697,6 @@
         </w:rPr>
         <w:t xml:space="preserve"> и </w:t>
       </w:r>
-      <w:proofErr w:type="spellStart"/>
       <w:r>
         <w:rPr>
           <w:rFonts w:ascii="Times New Roman" w:eastAsia="Times New Roman" w:hAnsi="Times New Roman" w:cs="Times New Roman"/>
@@ -10409,7 +10705,6 @@
         </w:rPr>
         <w:t>BSTPanel</w:t>
       </w:r>
-      <w:proofErr w:type="spellEnd"/>
       <w:r>
         <w:rPr>
           <w:rFonts w:ascii="Times New Roman" w:eastAsia="Times New Roman" w:hAnsi="Times New Roman" w:cs="Times New Roman"/>
@@ -10516,6 +10811,7 @@
         <w:rPr>
           <w:rFonts w:ascii="Times New Roman" w:eastAsia="Times New Roman" w:hAnsi="Times New Roman" w:cs="Times New Roman"/>
         </w:rPr>
+        <w:lastRenderedPageBreak/>
         <w:t xml:space="preserve">Рисунок </w:t>
       </w:r>
       <w:r>
@@ -10545,7 +10841,6 @@
           <w:rFonts w:ascii="Times New Roman" w:eastAsia="Times New Roman" w:hAnsi="Times New Roman" w:cs="Times New Roman"/>
           <w:color w:val="000000" w:themeColor="text1"/>
         </w:rPr>
-        <w:lastRenderedPageBreak/>
         <w:t xml:space="preserve">Каждая из трёх специализированных панелей хранит собственный стек истории состояний (атрибут </w:t>
       </w:r>
       <w:r>
@@ -10588,7 +10883,7 @@
       </w:pPr>
       <w:bookmarkStart w:id="32" w:name="_Toc234626957"/>
       <w:bookmarkStart w:id="33" w:name="_Toc234627094"/>
-      <w:bookmarkStart w:id="34" w:name="_Toc234627993"/>
+      <w:bookmarkStart w:id="34" w:name="_Toc234981138"/>
       <w:r>
         <w:t>2.4 Выбор средств тестирования и контроля корректности</w:t>
       </w:r>
@@ -10612,7 +10907,19 @@
         <w:rPr>
           <w:rFonts w:ascii="Times New Roman" w:eastAsia="Times New Roman" w:hAnsi="Times New Roman" w:cs="Times New Roman"/>
         </w:rPr>
-        <w:t>на каждом шаге выполнения сценария [10]</w:t>
+        <w:t>на каждом шаге выполнения сценария [1</w:t>
+      </w:r>
+      <w:r>
+        <w:rPr>
+          <w:rFonts w:ascii="Times New Roman" w:eastAsia="Times New Roman" w:hAnsi="Times New Roman" w:cs="Times New Roman"/>
+        </w:rPr>
+        <w:t>3</w:t>
+      </w:r>
+      <w:r>
+        <w:rPr>
+          <w:rFonts w:ascii="Times New Roman" w:eastAsia="Times New Roman" w:hAnsi="Times New Roman" w:cs="Times New Roman"/>
+        </w:rPr>
+        <w:t>]</w:t>
       </w:r>
       <w:r>
         <w:rPr>
@@ -10637,7 +10944,19 @@
         <w:rPr>
           <w:rFonts w:ascii="Times New Roman" w:eastAsia="Times New Roman" w:hAnsi="Times New Roman" w:cs="Times New Roman"/>
         </w:rPr>
-        <w:t>стандартные средства автоматического модульного тестирования [11]</w:t>
+        <w:t>стандартные средства автоматического модульного тестирования [1</w:t>
+      </w:r>
+      <w:r>
+        <w:rPr>
+          <w:rFonts w:ascii="Times New Roman" w:eastAsia="Times New Roman" w:hAnsi="Times New Roman" w:cs="Times New Roman"/>
+        </w:rPr>
+        <w:t>4</w:t>
+      </w:r>
+      <w:r>
+        <w:rPr>
+          <w:rFonts w:ascii="Times New Roman" w:eastAsia="Times New Roman" w:hAnsi="Times New Roman" w:cs="Times New Roman"/>
+        </w:rPr>
+        <w:t>]</w:t>
       </w:r>
       <w:r>
         <w:rPr>
@@ -10667,7 +10986,19 @@
         <w:rPr>
           <w:rFonts w:ascii="Times New Roman" w:eastAsia="Times New Roman" w:hAnsi="Times New Roman" w:cs="Times New Roman"/>
         </w:rPr>
-        <w:t>непреднамеренных изменений в визуализации [12]</w:t>
+        <w:t>непреднамеренных изменений в визуализации [1</w:t>
+      </w:r>
+      <w:r>
+        <w:rPr>
+          <w:rFonts w:ascii="Times New Roman" w:eastAsia="Times New Roman" w:hAnsi="Times New Roman" w:cs="Times New Roman"/>
+        </w:rPr>
+        <w:t>5</w:t>
+      </w:r>
+      <w:r>
+        <w:rPr>
+          <w:rFonts w:ascii="Times New Roman" w:eastAsia="Times New Roman" w:hAnsi="Times New Roman" w:cs="Times New Roman"/>
+        </w:rPr>
+        <w:t>]</w:t>
       </w:r>
       <w:r>
         <w:rPr>
@@ -10695,7 +11026,14 @@
         <w:rPr>
           <w:rFonts w:ascii="Times New Roman" w:hAnsi="Times New Roman" w:cs="Times New Roman"/>
         </w:rPr>
-        <w:t>Важно отметить, что раздельное тестирование модельного слоя и слоя представления соответствует общепринятой практике разработки программного обеспечения, при которой логика, не зависящая от пользовательского интерфейса, выносится в отдельно проверяемые модули: это не только упрощает обнаружение ошибок на ранних этапах разработки, но и делает код более пригодным для повторного использования и дальнейшего расширения функциональности приложения.</w:t>
+        <w:t xml:space="preserve">Важно отметить, что раздельное тестирование модельного слоя и слоя представления соответствует общепринятой практике разработки программного обеспечения, при которой логика, не зависящая от пользовательского интерфейса, выносится в отдельно проверяемые модули: это не только упрощает обнаружение ошибок на ранних этапах разработки, но и делает </w:t>
+      </w:r>
+      <w:r>
+        <w:rPr>
+          <w:rFonts w:ascii="Times New Roman" w:hAnsi="Times New Roman" w:cs="Times New Roman"/>
+        </w:rPr>
+        <w:lastRenderedPageBreak/>
+        <w:t>код более пригодным для повторного использования и дальнейшего расширения функциональности приложения.</w:t>
       </w:r>
       <w:r>
         <w:rPr>
@@ -10709,9 +11047,8 @@
         <w:pStyle w:val="aff"/>
         <w:jc w:val="left"/>
       </w:pPr>
-      <w:bookmarkStart w:id="35" w:name="_Toc234627994"/>
-      <w:r>
-        <w:lastRenderedPageBreak/>
+      <w:bookmarkStart w:id="35" w:name="_Toc234981139"/>
+      <w:r>
         <w:t>3 Реализация и тестирование визуализатора структур данных</w:t>
       </w:r>
       <w:bookmarkEnd w:id="35"/>
@@ -10723,7 +11060,7 @@
       </w:pPr>
       <w:bookmarkStart w:id="36" w:name="_Toc234626958"/>
       <w:bookmarkStart w:id="37" w:name="_Toc234627095"/>
-      <w:bookmarkStart w:id="38" w:name="_Toc234627995"/>
+      <w:bookmarkStart w:id="38" w:name="_Toc234981140"/>
       <w:r>
         <w:t>3.1 Общая структура программы и точка входа</w:t>
       </w:r>
@@ -10736,47 +11073,7 @@
         <w:pStyle w:val="af4"/>
       </w:pPr>
       <w:r>
-        <w:t xml:space="preserve">Приложение реализовано в виде единого исполняемого модуля на языке Python 3 с использованием стандартной библиотеки </w:t>
-      </w:r>
-      <w:proofErr w:type="spellStart"/>
-      <w:r>
-        <w:t>tkinter</w:t>
-      </w:r>
-      <w:proofErr w:type="spellEnd"/>
-      <w:r>
-        <w:t xml:space="preserve"> и её расширения </w:t>
-      </w:r>
-      <w:proofErr w:type="spellStart"/>
-      <w:r>
-        <w:t>ttk</w:t>
-      </w:r>
-      <w:proofErr w:type="spellEnd"/>
-      <w:r>
-        <w:t xml:space="preserve"> (предоставляющего стилизованные виджеты, в частности компонент </w:t>
-      </w:r>
-      <w:proofErr w:type="spellStart"/>
-      <w:r>
-        <w:t>Notebook</w:t>
-      </w:r>
-      <w:proofErr w:type="spellEnd"/>
-      <w:r>
-        <w:t xml:space="preserve"> для организации вкладок). Главный класс приложения </w:t>
-      </w:r>
-      <w:proofErr w:type="spellStart"/>
-      <w:r>
-        <w:t>App</w:t>
-      </w:r>
-      <w:proofErr w:type="spellEnd"/>
-      <w:r>
-        <w:t xml:space="preserve"> наследуется от </w:t>
-      </w:r>
-      <w:proofErr w:type="spellStart"/>
-      <w:r>
-        <w:t>tk.Tk</w:t>
-      </w:r>
-      <w:proofErr w:type="spellEnd"/>
-      <w:r>
-        <w:t xml:space="preserve"> и при инициализации создаёт три вкладки </w:t>
+        <w:t xml:space="preserve">Приложение реализовано в виде единого исполняемого модуля на языке Python 3 с использованием стандартной библиотеки tkinter и её расширения ttk (предоставляющего стилизованные виджеты, в частности компонент Notebook для организации вкладок). Главный класс приложения App наследуется от tk.Tk и при инициализации создаёт три вкладки </w:t>
       </w:r>
       <w:r>
         <w:t>–</w:t>
@@ -10802,58 +11099,60 @@
         <w:pStyle w:val="af4"/>
       </w:pPr>
       <w:r>
-        <w:t xml:space="preserve">Метод </w:t>
-      </w:r>
-      <w:proofErr w:type="spellStart"/>
-      <w:proofErr w:type="gramStart"/>
-      <w:r>
-        <w:t>mainloop</w:t>
-      </w:r>
-      <w:proofErr w:type="spellEnd"/>
-      <w:r>
-        <w:t>(</w:t>
-      </w:r>
-      <w:proofErr w:type="gramEnd"/>
-      <w:r>
-        <w:t xml:space="preserve">) запускает основной цикл обработки событий операционной системы (нажатия клавиш, движения мыши, события перерисовки окна), являющийся неотъемлемой частью любого GUI-приложения на </w:t>
-      </w:r>
-      <w:proofErr w:type="spellStart"/>
-      <w:r>
-        <w:t>Tkinter</w:t>
-      </w:r>
-      <w:proofErr w:type="spellEnd"/>
-      <w:r>
-        <w:t xml:space="preserve"> и одинаково функционирующий как под управлением Windows, так и под управлением Linux, поскольку соответствующий цикл реализован внутри библиотеки </w:t>
-      </w:r>
-      <w:proofErr w:type="spellStart"/>
-      <w:r>
-        <w:t>Tcl</w:t>
-      </w:r>
-      <w:proofErr w:type="spellEnd"/>
-      <w:r>
-        <w:t>/</w:t>
-      </w:r>
-      <w:proofErr w:type="spellStart"/>
-      <w:r>
-        <w:t>Tk</w:t>
-      </w:r>
-      <w:proofErr w:type="spellEnd"/>
-      <w:r>
-        <w:t>, а не средствами конкретной ОС.</w:t>
+        <w:t>Метод mainloop() запускает основной цикл обработки событий операционной системы (нажатия клавиш, движения мыши, события перерисовки окна), являющийся неотъемлемой частью любого GUI-приложения на Tkinter и одинаково функционирующий как под управлением Windows, так и под управлением Linux, поскольку соответствующий цикл реализован внутри библиотеки Tcl/Tk, а не средствами конкретной ОС.</w:t>
+      </w:r>
+    </w:p>
+    <w:p>
+      <w:pPr>
+        <w:pStyle w:val="af4"/>
+      </w:pPr>
+      <w:r>
+        <w:t>Логика стека инкапсулирована в классе Stack, использующем внутренний список Python в качестве хранилища элементов. Операция push реализована через метод list.append, добавляющий элемент в конец внутреннего списка (что соответствует логической вершине стека),</w:t>
+      </w:r>
+      <w:r>
+        <w:t xml:space="preserve"> </w:t>
+      </w:r>
+      <w:r>
+        <w:t xml:space="preserve">а операция pop </w:t>
+      </w:r>
+      <w:r>
+        <w:t>–</w:t>
+      </w:r>
+      <w:r>
+        <w:t xml:space="preserve"> через list.pop() без аргумента, удаляющий и возвращающий последний элемент списка. Такая реализация гарантирует выполнение операций push, pop и peek за время O(1), поскольку добавление и удаление элемента в конце динамического массива Python в среднем не требует перераспределения памяти и сдвига остальных элементов. Защита от ошибки извлечения из пустого стека реализована на уровне самого метода (выражение-условие if self._data else None возвращает None при пустом стеке вместо возбуждения исключения IndexError), что упрощает обработку этого случая </w:t>
+      </w:r>
+      <w:r>
+        <w:t>на уровне графического интерфейса [1</w:t>
+      </w:r>
+      <w:r>
+        <w:t>6</w:t>
+      </w:r>
+      <w:r>
+        <w:t>]</w:t>
+      </w:r>
+      <w:r>
+        <w:t>.</w:t>
       </w:r>
     </w:p>
     <w:p>
       <w:pPr>
         <w:pStyle w:val="aff3"/>
+        <w:jc w:val="left"/>
         <w:rPr>
           <w:color w:val="auto"/>
         </w:rPr>
       </w:pPr>
-      <w:bookmarkStart w:id="39" w:name="_Toc234626959"/>
-      <w:bookmarkStart w:id="40" w:name="_Toc234627096"/>
-      <w:bookmarkStart w:id="41" w:name="_Toc234627996"/>
-      <w:r>
-        <w:t>3.2 Реализация и визуализация стека</w:t>
+      <w:bookmarkStart w:id="39" w:name="_Toc234626960"/>
+      <w:bookmarkStart w:id="40" w:name="_Toc234627097"/>
+      <w:bookmarkStart w:id="41" w:name="_Toc234981141"/>
+      <w:r>
+        <w:t>3.</w:t>
+      </w:r>
+      <w:r>
+        <w:t>2</w:t>
+      </w:r>
+      <w:r>
+        <w:t xml:space="preserve"> Панель управления стеком и отображение состояния</w:t>
       </w:r>
       <w:bookmarkEnd w:id="39"/>
       <w:bookmarkEnd w:id="40"/>
@@ -10862,309 +11161,16 @@
     <w:p>
       <w:pPr>
         <w:pStyle w:val="af4"/>
-      </w:pPr>
-      <w:r>
-        <w:t xml:space="preserve">Логика стека инкапсулирована в классе </w:t>
-      </w:r>
-      <w:proofErr w:type="spellStart"/>
-      <w:r>
-        <w:t>Stack</w:t>
-      </w:r>
-      <w:proofErr w:type="spellEnd"/>
-      <w:r>
-        <w:t xml:space="preserve">, использующем внутренний список Python в качестве хранилища элементов. Операция </w:t>
-      </w:r>
-      <w:proofErr w:type="spellStart"/>
-      <w:r>
-        <w:t>push</w:t>
-      </w:r>
-      <w:proofErr w:type="spellEnd"/>
-      <w:r>
-        <w:t xml:space="preserve"> реализована через метод </w:t>
-      </w:r>
-      <w:proofErr w:type="spellStart"/>
-      <w:proofErr w:type="gramStart"/>
-      <w:r>
-        <w:t>list.append</w:t>
-      </w:r>
-      <w:proofErr w:type="spellEnd"/>
-      <w:proofErr w:type="gramEnd"/>
-      <w:r>
-        <w:t>, добавляющий элемент в конец внутреннего списка (что соответствует логической вершине стека),</w:t>
-      </w:r>
-      <w:r>
-        <w:t xml:space="preserve"> </w:t>
-      </w:r>
-      <w:r>
-        <w:t xml:space="preserve">а операция </w:t>
-      </w:r>
-      <w:proofErr w:type="spellStart"/>
-      <w:r>
-        <w:t>pop</w:t>
-      </w:r>
-      <w:proofErr w:type="spellEnd"/>
-      <w:r>
-        <w:t xml:space="preserve"> </w:t>
+        <w:spacing w:after="120"/>
+      </w:pPr>
+      <w:r>
+        <w:t xml:space="preserve">Класс StackPanel связывает экземпляр Stack с виджетом Canvas и набором из четырёх кнопок управления: Push, Pop, Peek и Undo. Метод _draw, вызываемый после выполнения каждой операции, полностью очищает содержимое холста (canvas.delete("all")) и заново отрисовывает все элементы стека в виде вертикальной башни прямоугольников, выстроенной от нижнего края холста вверх </w:t>
       </w:r>
       <w:r>
         <w:t>–</w:t>
       </w:r>
       <w:r>
-        <w:t xml:space="preserve"> через </w:t>
-      </w:r>
-      <w:proofErr w:type="spellStart"/>
-      <w:proofErr w:type="gramStart"/>
-      <w:r>
-        <w:t>list.pop</w:t>
-      </w:r>
-      <w:proofErr w:type="spellEnd"/>
-      <w:r>
-        <w:t>(</w:t>
-      </w:r>
-      <w:proofErr w:type="gramEnd"/>
-      <w:r>
-        <w:t xml:space="preserve">) без аргумента, удаляющий и возвращающий последний элемент списка. Такая реализация гарантирует выполнение операций </w:t>
-      </w:r>
-      <w:proofErr w:type="spellStart"/>
-      <w:r>
-        <w:t>push</w:t>
-      </w:r>
-      <w:proofErr w:type="spellEnd"/>
-      <w:r>
-        <w:t xml:space="preserve">, </w:t>
-      </w:r>
-      <w:proofErr w:type="spellStart"/>
-      <w:r>
-        <w:t>pop</w:t>
-      </w:r>
-      <w:proofErr w:type="spellEnd"/>
-      <w:r>
-        <w:t xml:space="preserve"> и </w:t>
-      </w:r>
-      <w:proofErr w:type="spellStart"/>
-      <w:r>
-        <w:t>peek</w:t>
-      </w:r>
-      <w:proofErr w:type="spellEnd"/>
-      <w:r>
-        <w:t xml:space="preserve"> за время </w:t>
-      </w:r>
-      <w:proofErr w:type="gramStart"/>
-      <w:r>
-        <w:t>O(</w:t>
-      </w:r>
-      <w:proofErr w:type="gramEnd"/>
-      <w:r>
-        <w:t xml:space="preserve">1), поскольку добавление и удаление элемента в конце динамического массива Python в среднем не требует перераспределения памяти и сдвига остальных элементов. Защита от ошибки извлечения из пустого стека реализована на уровне самого метода (выражение-условие </w:t>
-      </w:r>
-      <w:proofErr w:type="spellStart"/>
-      <w:r>
-        <w:t>if</w:t>
-      </w:r>
-      <w:proofErr w:type="spellEnd"/>
-      <w:r>
-        <w:t xml:space="preserve"> </w:t>
-      </w:r>
-      <w:proofErr w:type="spellStart"/>
-      <w:proofErr w:type="gramStart"/>
-      <w:r>
-        <w:t>self</w:t>
-      </w:r>
-      <w:proofErr w:type="spellEnd"/>
-      <w:r>
-        <w:t>._</w:t>
-      </w:r>
-      <w:proofErr w:type="spellStart"/>
-      <w:proofErr w:type="gramEnd"/>
-      <w:r>
-        <w:t>data</w:t>
-      </w:r>
-      <w:proofErr w:type="spellEnd"/>
-      <w:r>
-        <w:t xml:space="preserve"> </w:t>
-      </w:r>
-      <w:proofErr w:type="spellStart"/>
-      <w:r>
-        <w:t>else</w:t>
-      </w:r>
-      <w:proofErr w:type="spellEnd"/>
-      <w:r>
-        <w:t xml:space="preserve"> </w:t>
-      </w:r>
-      <w:proofErr w:type="spellStart"/>
-      <w:r>
-        <w:t>None</w:t>
-      </w:r>
-      <w:proofErr w:type="spellEnd"/>
-      <w:r>
-        <w:t xml:space="preserve"> возвращает </w:t>
-      </w:r>
-      <w:proofErr w:type="spellStart"/>
-      <w:r>
-        <w:t>None</w:t>
-      </w:r>
-      <w:proofErr w:type="spellEnd"/>
-      <w:r>
-        <w:t xml:space="preserve"> при пустом стеке вместо возбуждения исключения </w:t>
-      </w:r>
-      <w:proofErr w:type="spellStart"/>
-      <w:r>
-        <w:t>IndexError</w:t>
-      </w:r>
-      <w:proofErr w:type="spellEnd"/>
-      <w:r>
-        <w:t xml:space="preserve">), что упрощает обработку этого случая </w:t>
-      </w:r>
-      <w:r>
-        <w:t>на уровне графического интерфейса [13]</w:t>
-      </w:r>
-      <w:r>
-        <w:t>.</w:t>
-      </w:r>
-    </w:p>
-    <w:p>
-      <w:pPr>
-        <w:pStyle w:val="aff3"/>
-        <w:jc w:val="left"/>
-        <w:rPr>
-          <w:color w:val="auto"/>
-        </w:rPr>
-      </w:pPr>
-      <w:bookmarkStart w:id="42" w:name="_Toc234626960"/>
-      <w:bookmarkStart w:id="43" w:name="_Toc234627097"/>
-      <w:bookmarkStart w:id="44" w:name="_Toc234627997"/>
-      <w:r>
-        <w:t>3.</w:t>
-      </w:r>
-      <w:r>
-        <w:t>3</w:t>
-      </w:r>
-      <w:r>
-        <w:t xml:space="preserve"> Панель управления стеком и отображение состояния</w:t>
-      </w:r>
-      <w:bookmarkEnd w:id="42"/>
-      <w:bookmarkEnd w:id="43"/>
-      <w:bookmarkEnd w:id="44"/>
-    </w:p>
-    <w:p>
-      <w:pPr>
-        <w:pStyle w:val="af4"/>
-        <w:spacing w:after="120"/>
-      </w:pPr>
-      <w:r>
-        <w:t xml:space="preserve">Класс </w:t>
-      </w:r>
-      <w:proofErr w:type="spellStart"/>
-      <w:r>
-        <w:t>StackPanel</w:t>
-      </w:r>
-      <w:proofErr w:type="spellEnd"/>
-      <w:r>
-        <w:t xml:space="preserve"> связывает экземпляр </w:t>
-      </w:r>
-      <w:proofErr w:type="spellStart"/>
-      <w:r>
-        <w:t>Stack</w:t>
-      </w:r>
-      <w:proofErr w:type="spellEnd"/>
-      <w:r>
-        <w:t xml:space="preserve"> с виджетом </w:t>
-      </w:r>
-      <w:proofErr w:type="spellStart"/>
-      <w:r>
-        <w:t>Canvas</w:t>
-      </w:r>
-      <w:proofErr w:type="spellEnd"/>
-      <w:r>
-        <w:t xml:space="preserve"> и набором из четырёх кнопок управления: </w:t>
-      </w:r>
-      <w:proofErr w:type="spellStart"/>
-      <w:r>
-        <w:t>Push</w:t>
-      </w:r>
-      <w:proofErr w:type="spellEnd"/>
-      <w:r>
-        <w:t xml:space="preserve">, </w:t>
-      </w:r>
-      <w:proofErr w:type="spellStart"/>
-      <w:r>
-        <w:t>Pop</w:t>
-      </w:r>
-      <w:proofErr w:type="spellEnd"/>
-      <w:r>
-        <w:t xml:space="preserve">, </w:t>
-      </w:r>
-      <w:proofErr w:type="spellStart"/>
-      <w:r>
-        <w:t>Peek</w:t>
-      </w:r>
-      <w:proofErr w:type="spellEnd"/>
-      <w:r>
-        <w:t xml:space="preserve"> и </w:t>
-      </w:r>
-      <w:proofErr w:type="spellStart"/>
-      <w:r>
-        <w:t>Undo</w:t>
-      </w:r>
-      <w:proofErr w:type="spellEnd"/>
-      <w:r>
-        <w:t>. Метод _</w:t>
-      </w:r>
-      <w:proofErr w:type="spellStart"/>
-      <w:r>
-        <w:t>draw</w:t>
-      </w:r>
-      <w:proofErr w:type="spellEnd"/>
-      <w:r>
-        <w:t>, вызываемый после выполнения каждой операции, полностью очищает содержимое холста (</w:t>
-      </w:r>
-      <w:proofErr w:type="spellStart"/>
-      <w:proofErr w:type="gramStart"/>
-      <w:r>
-        <w:t>canvas.delete</w:t>
-      </w:r>
-      <w:proofErr w:type="spellEnd"/>
-      <w:proofErr w:type="gramEnd"/>
-      <w:r>
-        <w:t>("</w:t>
-      </w:r>
-      <w:proofErr w:type="spellStart"/>
-      <w:r>
-        <w:t>all</w:t>
-      </w:r>
-      <w:proofErr w:type="spellEnd"/>
-      <w:r>
-        <w:t xml:space="preserve">")) и заново </w:t>
-      </w:r>
-      <w:proofErr w:type="spellStart"/>
-      <w:r>
-        <w:t>отрисовывает</w:t>
-      </w:r>
-      <w:proofErr w:type="spellEnd"/>
-      <w:r>
-        <w:t xml:space="preserve"> все элементы стека в виде вертикальной башни прямоугольников, выстроенной от нижнего края холста вверх </w:t>
-      </w:r>
-      <w:r>
-        <w:t>–</w:t>
-      </w:r>
-      <w:r>
-        <w:t xml:space="preserve"> таким образом, что верхний прямоугольник соответствует элементу, к которому применима следующая операция </w:t>
-      </w:r>
-      <w:proofErr w:type="spellStart"/>
-      <w:r>
-        <w:t>pop</w:t>
-      </w:r>
-      <w:proofErr w:type="spellEnd"/>
-      <w:r>
-        <w:t xml:space="preserve"> или </w:t>
-      </w:r>
-      <w:proofErr w:type="spellStart"/>
-      <w:r>
-        <w:t>peek</w:t>
-      </w:r>
-      <w:proofErr w:type="spellEnd"/>
-      <w:r>
-        <w:t xml:space="preserve">. На рисунке </w:t>
+        <w:t xml:space="preserve"> таким образом, что верхний прямоугольник соответствует элементу, к которому применима следующая операция pop или peek. На рисунке </w:t>
       </w:r>
       <w:r>
         <w:t>4</w:t>
@@ -11174,15 +11180,7 @@
       </w:r>
       <w:r>
         <w:lastRenderedPageBreak/>
-        <w:t xml:space="preserve">состояние интерфейса вкладки «Стек» непосредственно после трёх последовательных операций </w:t>
-      </w:r>
-      <w:proofErr w:type="spellStart"/>
-      <w:r>
-        <w:t>push</w:t>
-      </w:r>
-      <w:proofErr w:type="spellEnd"/>
-      <w:r>
-        <w:t xml:space="preserve"> со значениями 10, 20 и 30.</w:t>
+        <w:t>состояние интерфейса вкладки «Стек» непосредственно после трёх последовательных операций push со значениями 10, 20 и 30.</w:t>
       </w:r>
     </w:p>
     <w:p>
@@ -11195,9 +11193,9 @@
           <w:noProof/>
         </w:rPr>
         <w:drawing>
-          <wp:inline distT="0" distB="0" distL="0" distR="0" wp14:anchorId="5CF1A3F5" wp14:editId="1577D6CD">
-            <wp:extent cx="4678677" cy="3796145"/>
-            <wp:effectExtent l="0" t="0" r="8255" b="0"/>
+          <wp:inline distT="0" distB="0" distL="0" distR="0" wp14:anchorId="5CF1A3F5" wp14:editId="75CF376A">
+            <wp:extent cx="4305300" cy="3493197"/>
+            <wp:effectExtent l="0" t="0" r="0" b="0"/>
             <wp:docPr id="1085925440" name="Рисунок 1"/>
             <wp:cNvGraphicFramePr>
               <a:graphicFrameLocks xmlns:a="http://schemas.openxmlformats.org/drawingml/2006/main" noChangeAspect="1"/>
@@ -11218,7 +11216,7 @@
                   <pic:spPr>
                     <a:xfrm>
                       <a:off x="0" y="0"/>
-                      <a:ext cx="4721660" cy="3831020"/>
+                      <a:ext cx="4362627" cy="3539711"/>
                     </a:xfrm>
                     <a:prstGeom prst="rect">
                       <a:avLst/>
@@ -11255,82 +11253,7 @@
           <w:rFonts w:ascii="Times New Roman" w:eastAsia="Times New Roman" w:hAnsi="Times New Roman" w:cs="Times New Roman"/>
           <w:color w:val="000000" w:themeColor="text1"/>
         </w:rPr>
-        <w:t xml:space="preserve"> – Состояние стека после операций </w:t>
-      </w:r>
-      <w:proofErr w:type="spellStart"/>
-      <w:proofErr w:type="gramStart"/>
-      <w:r>
-        <w:rPr>
-          <w:rFonts w:ascii="Times New Roman" w:eastAsia="Times New Roman" w:hAnsi="Times New Roman" w:cs="Times New Roman"/>
-          <w:color w:val="000000" w:themeColor="text1"/>
-        </w:rPr>
-        <w:t>push</w:t>
-      </w:r>
-      <w:proofErr w:type="spellEnd"/>
-      <w:r>
-        <w:rPr>
-          <w:rFonts w:ascii="Times New Roman" w:eastAsia="Times New Roman" w:hAnsi="Times New Roman" w:cs="Times New Roman"/>
-          <w:color w:val="000000" w:themeColor="text1"/>
-        </w:rPr>
-        <w:t>(</w:t>
-      </w:r>
-      <w:proofErr w:type="gramEnd"/>
-      <w:r>
-        <w:rPr>
-          <w:rFonts w:ascii="Times New Roman" w:eastAsia="Times New Roman" w:hAnsi="Times New Roman" w:cs="Times New Roman"/>
-          <w:color w:val="000000" w:themeColor="text1"/>
-        </w:rPr>
-        <w:t xml:space="preserve">10), </w:t>
-      </w:r>
-      <w:proofErr w:type="spellStart"/>
-      <w:proofErr w:type="gramStart"/>
-      <w:r>
-        <w:rPr>
-          <w:rFonts w:ascii="Times New Roman" w:eastAsia="Times New Roman" w:hAnsi="Times New Roman" w:cs="Times New Roman"/>
-          <w:color w:val="000000" w:themeColor="text1"/>
-        </w:rPr>
-        <w:t>push</w:t>
-      </w:r>
-      <w:proofErr w:type="spellEnd"/>
-      <w:r>
-        <w:rPr>
-          <w:rFonts w:ascii="Times New Roman" w:eastAsia="Times New Roman" w:hAnsi="Times New Roman" w:cs="Times New Roman"/>
-          <w:color w:val="000000" w:themeColor="text1"/>
-        </w:rPr>
-        <w:t>(</w:t>
-      </w:r>
-      <w:proofErr w:type="gramEnd"/>
-      <w:r>
-        <w:rPr>
-          <w:rFonts w:ascii="Times New Roman" w:eastAsia="Times New Roman" w:hAnsi="Times New Roman" w:cs="Times New Roman"/>
-          <w:color w:val="000000" w:themeColor="text1"/>
-        </w:rPr>
-        <w:t xml:space="preserve">20), </w:t>
-      </w:r>
-      <w:proofErr w:type="spellStart"/>
-      <w:proofErr w:type="gramStart"/>
-      <w:r>
-        <w:rPr>
-          <w:rFonts w:ascii="Times New Roman" w:eastAsia="Times New Roman" w:hAnsi="Times New Roman" w:cs="Times New Roman"/>
-          <w:color w:val="000000" w:themeColor="text1"/>
-        </w:rPr>
-        <w:t>push</w:t>
-      </w:r>
-      <w:proofErr w:type="spellEnd"/>
-      <w:r>
-        <w:rPr>
-          <w:rFonts w:ascii="Times New Roman" w:eastAsia="Times New Roman" w:hAnsi="Times New Roman" w:cs="Times New Roman"/>
-          <w:color w:val="000000" w:themeColor="text1"/>
-        </w:rPr>
-        <w:t>(</w:t>
-      </w:r>
-      <w:proofErr w:type="gramEnd"/>
-      <w:r>
-        <w:rPr>
-          <w:rFonts w:ascii="Times New Roman" w:eastAsia="Times New Roman" w:hAnsi="Times New Roman" w:cs="Times New Roman"/>
-          <w:color w:val="000000" w:themeColor="text1"/>
-        </w:rPr>
-        <w:t>30)</w:t>
+        <w:t xml:space="preserve"> – Состояние стека после операций push(10), push(20), push(30)</w:t>
       </w:r>
     </w:p>
     <w:p>
@@ -11339,47 +11262,7 @@
         <w:spacing w:after="120"/>
       </w:pPr>
       <w:r>
-        <w:t xml:space="preserve">При вызове операции </w:t>
-      </w:r>
-      <w:proofErr w:type="spellStart"/>
-      <w:r>
-        <w:t>peek</w:t>
-      </w:r>
-      <w:proofErr w:type="spellEnd"/>
-      <w:r>
-        <w:t xml:space="preserve"> верхний элемент стека выделяется отдельным цветом заливки (параметр </w:t>
-      </w:r>
-      <w:proofErr w:type="spellStart"/>
-      <w:r>
-        <w:t>hl</w:t>
-      </w:r>
-      <w:proofErr w:type="spellEnd"/>
-      <w:r>
-        <w:t>=True метода _</w:t>
-      </w:r>
-      <w:proofErr w:type="spellStart"/>
-      <w:r>
-        <w:t>draw</w:t>
-      </w:r>
-      <w:proofErr w:type="spellEnd"/>
-      <w:r>
-        <w:t xml:space="preserve">), что </w:t>
-      </w:r>
-      <w:proofErr w:type="gramStart"/>
-      <w:r>
-        <w:t>наглядно демонстрирует</w:t>
-      </w:r>
-      <w:proofErr w:type="gramEnd"/>
-      <w:r>
-        <w:t xml:space="preserve">, какой именно элемент возвращается операцией без его извлечения из структуры. Результат вызова </w:t>
-      </w:r>
-      <w:proofErr w:type="spellStart"/>
-      <w:r>
-        <w:t>peek</w:t>
-      </w:r>
-      <w:proofErr w:type="spellEnd"/>
-      <w:r>
-        <w:t xml:space="preserve"> для состояния стека, показанного на рисунке </w:t>
+        <w:t xml:space="preserve">При вызове операции peek верхний элемент стека выделяется отдельным цветом заливки (параметр hl=True метода _draw), что наглядно демонстрирует, какой именно элемент возвращается операцией без его извлечения из структуры. Результат вызова peek для состояния стека, показанного на рисунке </w:t>
       </w:r>
       <w:r>
         <w:t>4</w:t>
@@ -11403,11 +11286,10 @@
         <w:rPr>
           <w:noProof/>
         </w:rPr>
-        <w:lastRenderedPageBreak/>
         <w:drawing>
-          <wp:inline distT="0" distB="0" distL="0" distR="0" wp14:anchorId="4B357796" wp14:editId="17247C35">
-            <wp:extent cx="4625340" cy="3755750"/>
-            <wp:effectExtent l="0" t="0" r="3810" b="0"/>
+          <wp:inline distT="0" distB="0" distL="0" distR="0" wp14:anchorId="4B357796" wp14:editId="6C801FA6">
+            <wp:extent cx="4305300" cy="3495880"/>
+            <wp:effectExtent l="0" t="0" r="0" b="9525"/>
             <wp:docPr id="1164922810" name="Рисунок 1"/>
             <wp:cNvGraphicFramePr>
               <a:graphicFrameLocks xmlns:a="http://schemas.openxmlformats.org/drawingml/2006/main" noChangeAspect="1"/>
@@ -11428,7 +11310,7 @@
                   <pic:spPr>
                     <a:xfrm>
                       <a:off x="0" y="0"/>
-                      <a:ext cx="4675181" cy="3796221"/>
+                      <a:ext cx="4361104" cy="3541193"/>
                     </a:xfrm>
                     <a:prstGeom prst="rect">
                       <a:avLst/>
@@ -11462,31 +11344,16 @@
         <w:rPr>
           <w:rFonts w:ascii="Times New Roman" w:eastAsia="Times New Roman" w:hAnsi="Times New Roman" w:cs="Times New Roman"/>
         </w:rPr>
-        <w:t xml:space="preserve"> – Подсветка верхнего элемента стека при выполнении операции </w:t>
-      </w:r>
-      <w:proofErr w:type="spellStart"/>
-      <w:r>
-        <w:rPr>
-          <w:rFonts w:ascii="Times New Roman" w:eastAsia="Times New Roman" w:hAnsi="Times New Roman" w:cs="Times New Roman"/>
-        </w:rPr>
-        <w:t>peek</w:t>
-      </w:r>
-      <w:proofErr w:type="spellEnd"/>
+        <w:t xml:space="preserve"> – Подсветка верхнего элемента стека при выполнении операции peek</w:t>
+      </w:r>
     </w:p>
     <w:p>
       <w:pPr>
         <w:pStyle w:val="af3"/>
       </w:pPr>
       <w:r>
-        <w:t xml:space="preserve">После выполнения операции </w:t>
-      </w:r>
-      <w:proofErr w:type="spellStart"/>
-      <w:r>
-        <w:t>pop</w:t>
-      </w:r>
-      <w:proofErr w:type="spellEnd"/>
-      <w:r>
-        <w:t xml:space="preserve"> верхний элемент удаляется из внутреннего представления и, соответственно, из отрисованной башни </w:t>
+        <w:lastRenderedPageBreak/>
+        <w:t xml:space="preserve">После выполнения операции pop верхний элемент удаляется из внутреннего представления и, соответственно, из отрисованной башни </w:t>
       </w:r>
       <w:r>
         <w:t>–</w:t>
@@ -11517,9 +11384,9 @@
           <w:noProof/>
         </w:rPr>
         <w:drawing>
-          <wp:inline distT="0" distB="0" distL="0" distR="0" wp14:anchorId="52E701AF" wp14:editId="1C27EFF7">
-            <wp:extent cx="4579936" cy="3719830"/>
-            <wp:effectExtent l="0" t="0" r="0" b="0"/>
+          <wp:inline distT="0" distB="0" distL="0" distR="0" wp14:anchorId="52E701AF" wp14:editId="77B19E75">
+            <wp:extent cx="5066232" cy="4114800"/>
+            <wp:effectExtent l="0" t="0" r="1270" b="0"/>
             <wp:docPr id="2078641739" name="Рисунок 1"/>
             <wp:cNvGraphicFramePr>
               <a:graphicFrameLocks xmlns:a="http://schemas.openxmlformats.org/drawingml/2006/main" noChangeAspect="1"/>
@@ -11540,7 +11407,7 @@
                   <pic:spPr>
                     <a:xfrm>
                       <a:off x="0" y="0"/>
-                      <a:ext cx="4620093" cy="3752445"/>
+                      <a:ext cx="5119335" cy="4157930"/>
                     </a:xfrm>
                     <a:prstGeom prst="rect">
                       <a:avLst/>
@@ -11577,21 +11444,7 @@
         <w:rPr>
           <w:rFonts w:ascii="Times New Roman" w:eastAsia="Times New Roman" w:hAnsi="Times New Roman" w:cs="Times New Roman"/>
         </w:rPr>
-        <w:t xml:space="preserve"> – Состояние стека после выполнения операции </w:t>
-      </w:r>
-      <w:proofErr w:type="spellStart"/>
-      <w:r>
-        <w:rPr>
-          <w:rFonts w:ascii="Times New Roman" w:eastAsia="Times New Roman" w:hAnsi="Times New Roman" w:cs="Times New Roman"/>
-        </w:rPr>
-        <w:t>pop</w:t>
-      </w:r>
-      <w:proofErr w:type="spellEnd"/>
-      <w:r>
-        <w:rPr>
-          <w:rFonts w:ascii="Times New Roman" w:eastAsia="Times New Roman" w:hAnsi="Times New Roman" w:cs="Times New Roman"/>
-        </w:rPr>
-        <w:t xml:space="preserve"> (верхний элемент со значением 30 удалён)</w:t>
+        <w:t xml:space="preserve"> – Состояние стека после выполнения операции pop (верхний элемент со значением 30 удалён)</w:t>
       </w:r>
     </w:p>
     <w:p>
@@ -11606,50 +11459,7 @@
         <w:rPr>
           <w:rFonts w:ascii="Times New Roman" w:hAnsi="Times New Roman" w:cs="Times New Roman"/>
         </w:rPr>
-        <w:lastRenderedPageBreak/>
-        <w:t xml:space="preserve">Разработанный интерфейс обеспечивает прямое взаимодействие с моделью стека, позволяя в реальном времени отслеживать текущее состояние структуры и результаты выполнения методов </w:t>
-      </w:r>
-      <w:proofErr w:type="spellStart"/>
-      <w:r>
-        <w:rPr>
-          <w:rFonts w:ascii="Times New Roman" w:hAnsi="Times New Roman" w:cs="Times New Roman"/>
-        </w:rPr>
-        <w:t>push</w:t>
-      </w:r>
-      <w:proofErr w:type="spellEnd"/>
-      <w:r>
-        <w:rPr>
-          <w:rFonts w:ascii="Times New Roman" w:hAnsi="Times New Roman" w:cs="Times New Roman"/>
-        </w:rPr>
-        <w:t xml:space="preserve">, </w:t>
-      </w:r>
-      <w:proofErr w:type="spellStart"/>
-      <w:r>
-        <w:rPr>
-          <w:rFonts w:ascii="Times New Roman" w:hAnsi="Times New Roman" w:cs="Times New Roman"/>
-        </w:rPr>
-        <w:t>pop</w:t>
-      </w:r>
-      <w:proofErr w:type="spellEnd"/>
-      <w:r>
-        <w:rPr>
-          <w:rFonts w:ascii="Times New Roman" w:hAnsi="Times New Roman" w:cs="Times New Roman"/>
-        </w:rPr>
-        <w:t xml:space="preserve"> и </w:t>
-      </w:r>
-      <w:proofErr w:type="spellStart"/>
-      <w:r>
-        <w:rPr>
-          <w:rFonts w:ascii="Times New Roman" w:hAnsi="Times New Roman" w:cs="Times New Roman"/>
-        </w:rPr>
-        <w:t>peek</w:t>
-      </w:r>
-      <w:proofErr w:type="spellEnd"/>
-      <w:r>
-        <w:rPr>
-          <w:rFonts w:ascii="Times New Roman" w:hAnsi="Times New Roman" w:cs="Times New Roman"/>
-        </w:rPr>
-        <w:t>.</w:t>
+        <w:t>Разработанный интерфейс обеспечивает прямое взаимодействие с моделью стека, позволяя в реальном времени отслеживать текущее состояние структуры и результаты выполнения методов push, pop и peek.</w:t>
       </w:r>
     </w:p>
     <w:p>
@@ -11659,32 +11469,24 @@
           <w:color w:val="auto"/>
         </w:rPr>
       </w:pPr>
-      <w:bookmarkStart w:id="45" w:name="_Toc234626961"/>
-      <w:bookmarkStart w:id="46" w:name="_Toc234627098"/>
-      <w:bookmarkStart w:id="47" w:name="_Toc234627998"/>
+      <w:bookmarkStart w:id="42" w:name="_Toc234626961"/>
+      <w:bookmarkStart w:id="43" w:name="_Toc234627098"/>
+      <w:bookmarkStart w:id="44" w:name="_Toc234981142"/>
       <w:r>
         <w:t>3.</w:t>
       </w:r>
       <w:r>
-        <w:t>4</w:t>
+        <w:t>3</w:t>
       </w:r>
       <w:r>
         <w:t xml:space="preserve"> </w:t>
       </w:r>
-      <w:bookmarkEnd w:id="45"/>
-      <w:bookmarkEnd w:id="46"/>
-      <w:bookmarkEnd w:id="47"/>
-      <w:r>
-        <w:t xml:space="preserve">Механизм </w:t>
-      </w:r>
-      <w:proofErr w:type="spellStart"/>
-      <w:r>
-        <w:t>Undo</w:t>
-      </w:r>
-      <w:proofErr w:type="spellEnd"/>
-      <w:r>
-        <w:t xml:space="preserve"> для стека</w:t>
-      </w:r>
+      <w:bookmarkEnd w:id="42"/>
+      <w:bookmarkEnd w:id="43"/>
+      <w:r>
+        <w:t>Механизм Undo для стека</w:t>
+      </w:r>
+      <w:bookmarkEnd w:id="44"/>
     </w:p>
     <w:p>
       <w:pPr>
@@ -11699,73 +11501,7 @@
         <w:rPr>
           <w:rFonts w:ascii="Times New Roman" w:eastAsia="Times New Roman" w:hAnsi="Times New Roman" w:cs="Times New Roman"/>
         </w:rPr>
-        <w:t>Перед выполнением каждой изменяющей состояние операции (</w:t>
-      </w:r>
-      <w:proofErr w:type="spellStart"/>
-      <w:r>
-        <w:rPr>
-          <w:rFonts w:ascii="Times New Roman" w:eastAsia="Times New Roman" w:hAnsi="Times New Roman" w:cs="Times New Roman"/>
-        </w:rPr>
-        <w:t>push</w:t>
-      </w:r>
-      <w:proofErr w:type="spellEnd"/>
-      <w:r>
-        <w:rPr>
-          <w:rFonts w:ascii="Times New Roman" w:eastAsia="Times New Roman" w:hAnsi="Times New Roman" w:cs="Times New Roman"/>
-        </w:rPr>
-        <w:t xml:space="preserve">, </w:t>
-      </w:r>
-      <w:proofErr w:type="spellStart"/>
-      <w:r>
-        <w:rPr>
-          <w:rFonts w:ascii="Times New Roman" w:eastAsia="Times New Roman" w:hAnsi="Times New Roman" w:cs="Times New Roman"/>
-        </w:rPr>
-        <w:t>pop</w:t>
-      </w:r>
-      <w:proofErr w:type="spellEnd"/>
-      <w:r>
-        <w:rPr>
-          <w:rFonts w:ascii="Times New Roman" w:eastAsia="Times New Roman" w:hAnsi="Times New Roman" w:cs="Times New Roman"/>
-        </w:rPr>
-        <w:t xml:space="preserve">) текущее состояние стека сохраняется в список </w:t>
-      </w:r>
-      <w:proofErr w:type="spellStart"/>
-      <w:proofErr w:type="gramStart"/>
-      <w:r>
-        <w:rPr>
-          <w:rFonts w:ascii="Times New Roman" w:eastAsia="Times New Roman" w:hAnsi="Times New Roman" w:cs="Times New Roman"/>
-        </w:rPr>
-        <w:t>self.history</w:t>
-      </w:r>
-      <w:proofErr w:type="spellEnd"/>
-      <w:proofErr w:type="gramEnd"/>
-      <w:r>
-        <w:rPr>
-          <w:rFonts w:ascii="Times New Roman" w:eastAsia="Times New Roman" w:hAnsi="Times New Roman" w:cs="Times New Roman"/>
-        </w:rPr>
-        <w:t xml:space="preserve"> путём вызова метода </w:t>
-      </w:r>
-      <w:proofErr w:type="spellStart"/>
-      <w:proofErr w:type="gramStart"/>
-      <w:r>
-        <w:rPr>
-          <w:rFonts w:ascii="Times New Roman" w:eastAsia="Times New Roman" w:hAnsi="Times New Roman" w:cs="Times New Roman"/>
-        </w:rPr>
-        <w:t>copy</w:t>
-      </w:r>
-      <w:proofErr w:type="spellEnd"/>
-      <w:r>
-        <w:rPr>
-          <w:rFonts w:ascii="Times New Roman" w:eastAsia="Times New Roman" w:hAnsi="Times New Roman" w:cs="Times New Roman"/>
-        </w:rPr>
-        <w:t>(</w:t>
-      </w:r>
-      <w:proofErr w:type="gramEnd"/>
-      <w:r>
-        <w:rPr>
-          <w:rFonts w:ascii="Times New Roman" w:eastAsia="Times New Roman" w:hAnsi="Times New Roman" w:cs="Times New Roman"/>
-        </w:rPr>
-        <w:t>), создающего независимую копию внутреннего списка значений. Использование копии, а не прямой ссылки на исходный список, является важным техническим решением: поскольку списки в Python являются изменяемым</w:t>
+        <w:t>Перед выполнением каждой изменяющей состояние операции (push, pop) текущее состояние стека сохраняется в список self.history путём вызова метода copy(), создающего независимую копию внутреннего списка значений. Использование копии, а не прямой ссылки на исходный список, является важным техническим решением: поскольку списки в Python являются изменяемым</w:t>
       </w:r>
       <w:r>
         <w:rPr>
@@ -11777,13 +11513,32 @@
         <w:rPr>
           <w:rFonts w:ascii="Times New Roman" w:eastAsia="Times New Roman" w:hAnsi="Times New Roman" w:cs="Times New Roman"/>
         </w:rPr>
-        <w:t xml:space="preserve">типом данных, сохранение ссылки вместо копии привело бы к тому, что все элементы истории указывали бы на один и тот же объект в памяти, и любое изменение текущего состояния стека автоматически отражалось бы на всех ранее сохранённых снимках, делая механизм отмены операций неработоспособным. Такой подход к организации истории изменений близок к паттерну проектирования «Снимок», широко применяемому для реализации отмены действий в текстовых и графических редакторах </w:t>
-      </w:r>
-      <w:r>
-        <w:rPr>
-          <w:rFonts w:ascii="Times New Roman" w:eastAsia="Times New Roman" w:hAnsi="Times New Roman" w:cs="Times New Roman"/>
-        </w:rPr>
-        <w:t>и других интерактивных приложениях [14]</w:t>
+        <w:t xml:space="preserve">типом данных, сохранение ссылки вместо копии привело бы к тому, что все элементы истории указывали бы на один и тот же объект в памяти, и любое изменение текущего состояния стека автоматически отражалось бы на всех ранее сохранённых снимках, делая механизм отмены операций неработоспособным. Такой подход к организации истории изменений близок к паттерну проектирования «Снимок», широко применяемому для </w:t>
+      </w:r>
+      <w:r>
+        <w:rPr>
+          <w:rFonts w:ascii="Times New Roman" w:eastAsia="Times New Roman" w:hAnsi="Times New Roman" w:cs="Times New Roman"/>
+        </w:rPr>
+        <w:lastRenderedPageBreak/>
+        <w:t xml:space="preserve">реализации отмены действий в текстовых и графических редакторах </w:t>
+      </w:r>
+      <w:r>
+        <w:rPr>
+          <w:rFonts w:ascii="Times New Roman" w:eastAsia="Times New Roman" w:hAnsi="Times New Roman" w:cs="Times New Roman"/>
+        </w:rPr>
+        <w:t>и других интерактивных приложениях [1</w:t>
+      </w:r>
+      <w:r>
+        <w:rPr>
+          <w:rFonts w:ascii="Times New Roman" w:eastAsia="Times New Roman" w:hAnsi="Times New Roman" w:cs="Times New Roman"/>
+        </w:rPr>
+        <w:t>7</w:t>
+      </w:r>
+      <w:r>
+        <w:rPr>
+          <w:rFonts w:ascii="Times New Roman" w:eastAsia="Times New Roman" w:hAnsi="Times New Roman" w:cs="Times New Roman"/>
+        </w:rPr>
+        <w:t>]</w:t>
       </w:r>
       <w:r>
         <w:rPr>
@@ -11795,35 +11550,7 @@
         <w:rPr>
           <w:rFonts w:ascii="Times New Roman" w:eastAsia="Times New Roman" w:hAnsi="Times New Roman" w:cs="Times New Roman"/>
         </w:rPr>
-        <w:t xml:space="preserve"> При нажатии кнопки </w:t>
-      </w:r>
-      <w:proofErr w:type="spellStart"/>
-      <w:r>
-        <w:rPr>
-          <w:rFonts w:ascii="Times New Roman" w:eastAsia="Times New Roman" w:hAnsi="Times New Roman" w:cs="Times New Roman"/>
-        </w:rPr>
-        <w:t>Undo</w:t>
-      </w:r>
-      <w:proofErr w:type="spellEnd"/>
-      <w:r>
-        <w:rPr>
-          <w:rFonts w:ascii="Times New Roman" w:eastAsia="Times New Roman" w:hAnsi="Times New Roman" w:cs="Times New Roman"/>
-        </w:rPr>
-        <w:t xml:space="preserve"> последний сохранённый снимок состояния извлекается из </w:t>
-      </w:r>
-      <w:proofErr w:type="spellStart"/>
-      <w:r>
-        <w:rPr>
-          <w:rFonts w:ascii="Times New Roman" w:eastAsia="Times New Roman" w:hAnsi="Times New Roman" w:cs="Times New Roman"/>
-        </w:rPr>
-        <w:t>history</w:t>
-      </w:r>
-      <w:proofErr w:type="spellEnd"/>
-      <w:r>
-        <w:rPr>
-          <w:rFonts w:ascii="Times New Roman" w:eastAsia="Times New Roman" w:hAnsi="Times New Roman" w:cs="Times New Roman"/>
-        </w:rPr>
-        <w:t xml:space="preserve"> и становится текущим состоянием стека, после чего выполняется перерисовка холста, обеспечивающая визуальное отражение восстановленного состояния для пользователя. На рисунке </w:t>
+        <w:t xml:space="preserve"> При нажатии кнопки Undo последний сохранённый снимок состояния извлекается из history и становится текущим состоянием стека, после чего выполняется перерисовка холста, обеспечивающая визуальное отражение восстановленного состояния для пользователя. На рисунке </w:t>
       </w:r>
       <w:r>
         <w:rPr>
@@ -11835,21 +11562,7 @@
         <w:rPr>
           <w:rFonts w:ascii="Times New Roman" w:eastAsia="Times New Roman" w:hAnsi="Times New Roman" w:cs="Times New Roman"/>
         </w:rPr>
-        <w:t xml:space="preserve"> показан результат отмены последней операции </w:t>
-      </w:r>
-      <w:proofErr w:type="spellStart"/>
-      <w:r>
-        <w:rPr>
-          <w:rFonts w:ascii="Times New Roman" w:eastAsia="Times New Roman" w:hAnsi="Times New Roman" w:cs="Times New Roman"/>
-        </w:rPr>
-        <w:t>pop</w:t>
-      </w:r>
-      <w:proofErr w:type="spellEnd"/>
-      <w:r>
-        <w:rPr>
-          <w:rFonts w:ascii="Times New Roman" w:eastAsia="Times New Roman" w:hAnsi="Times New Roman" w:cs="Times New Roman"/>
-        </w:rPr>
-        <w:t xml:space="preserve">, выполненной для иллюстрации на рисунке </w:t>
+        <w:t xml:space="preserve"> показан результат отмены последней операции pop, выполненной для иллюстрации на рисунке </w:t>
       </w:r>
       <w:r>
         <w:rPr>
@@ -11898,8 +11611,8 @@
           <w:noProof/>
         </w:rPr>
         <w:drawing>
-          <wp:inline distT="0" distB="0" distL="0" distR="0" wp14:anchorId="2BF7632F" wp14:editId="2E1C07A0">
-            <wp:extent cx="4695882" cy="3816927"/>
+          <wp:inline distT="0" distB="0" distL="0" distR="0" wp14:anchorId="2BF7632F" wp14:editId="557B11C4">
+            <wp:extent cx="4996724" cy="4061460"/>
             <wp:effectExtent l="0" t="0" r="0" b="0"/>
             <wp:docPr id="1627172444" name="Рисунок 1"/>
             <wp:cNvGraphicFramePr>
@@ -11921,7 +11634,7 @@
                   <pic:spPr>
                     <a:xfrm>
                       <a:off x="0" y="0"/>
-                      <a:ext cx="4742237" cy="3854606"/>
+                      <a:ext cx="5048177" cy="4103282"/>
                     </a:xfrm>
                     <a:prstGeom prst="rect">
                       <a:avLst/>
@@ -12007,7 +11720,6 @@
         <w:rPr>
           <w:rFonts w:ascii="Times New Roman" w:hAnsi="Times New Roman" w:cs="Times New Roman"/>
         </w:rPr>
-        <w:lastRenderedPageBreak/>
         <w:t>Представленный механизм сохранения состояний дает возможность корректно возвращаться к предыдущим этапам работы со стеком, гарантируя целостность данных при отмене последних действий пользователя.</w:t>
       </w:r>
     </w:p>
@@ -12018,41 +11730,98 @@
           <w:color w:val="auto"/>
         </w:rPr>
       </w:pPr>
-      <w:bookmarkStart w:id="48" w:name="_Toc234626962"/>
-      <w:bookmarkStart w:id="49" w:name="_Toc234627099"/>
-      <w:bookmarkStart w:id="50" w:name="_Toc234627999"/>
+      <w:bookmarkStart w:id="45" w:name="_Toc234626962"/>
+      <w:bookmarkStart w:id="46" w:name="_Toc234627099"/>
+      <w:bookmarkStart w:id="47" w:name="_Toc234981143"/>
       <w:r>
         <w:t>3.</w:t>
       </w:r>
       <w:r>
+        <w:t>4</w:t>
+      </w:r>
+      <w:r>
+        <w:t xml:space="preserve"> </w:t>
+      </w:r>
+      <w:r>
+        <w:t>Реализация</w:t>
+      </w:r>
+      <w:r>
+        <w:t xml:space="preserve"> и </w:t>
+      </w:r>
+      <w:r>
+        <w:t>визуализация</w:t>
+      </w:r>
+      <w:r>
+        <w:t xml:space="preserve"> очереди</w:t>
+      </w:r>
+      <w:bookmarkEnd w:id="45"/>
+      <w:bookmarkEnd w:id="46"/>
+      <w:bookmarkEnd w:id="47"/>
+    </w:p>
+    <w:p>
+      <w:pPr>
+        <w:pStyle w:val="aff5"/>
+        <w:spacing w:line="360" w:lineRule="auto"/>
+      </w:pPr>
+      <w:bookmarkStart w:id="48" w:name="_Toc234626963"/>
+      <w:bookmarkStart w:id="49" w:name="_Toc234627100"/>
+      <w:bookmarkStart w:id="50" w:name="_Toc234628000"/>
+      <w:bookmarkStart w:id="51" w:name="_Toc234981144"/>
+      <w:r>
+        <w:t>3.</w:t>
+      </w:r>
+      <w:r>
         <w:t>5</w:t>
       </w:r>
       <w:r>
-        <w:t xml:space="preserve"> </w:t>
-      </w:r>
-      <w:r>
-        <w:t>Реализация</w:t>
-      </w:r>
-      <w:r>
-        <w:t xml:space="preserve"> и </w:t>
-      </w:r>
-      <w:r>
-        <w:t>визуализация</w:t>
-      </w:r>
-      <w:r>
-        <w:t xml:space="preserve"> очереди</w:t>
+        <w:t xml:space="preserve">.1 Класс </w:t>
+      </w:r>
+      <w:r>
+        <w:t>Queue</w:t>
+      </w:r>
+      <w:r>
+        <w:t xml:space="preserve"> и его операции</w:t>
       </w:r>
       <w:bookmarkEnd w:id="48"/>
       <w:bookmarkEnd w:id="49"/>
       <w:bookmarkEnd w:id="50"/>
+      <w:bookmarkEnd w:id="51"/>
+    </w:p>
+    <w:p>
+      <w:pPr>
+        <w:pStyle w:val="af4"/>
+      </w:pPr>
+      <w:r>
+        <w:t>Класс Queue по структуре аналогичен классу Stack, однако реализует операции в соответствии с дисциплиной FIFO. Операция enqueue, как и push, добавляет элемент в конец внутреннего списка методом append, тогда как операция dequeue, в отличие от pop, извлекает элемент с начала списка методом pop(0)</w:t>
+      </w:r>
+    </w:p>
+    <w:p>
+      <w:pPr>
+        <w:pStyle w:val="af4"/>
+      </w:pPr>
+      <w:r>
+        <w:t xml:space="preserve">Необходимо отметить, что вызов list.pop(0) для динамического массива Python требует сдвига всех оставшихся элементов на одну позицию влево и потому выполняется за время O(n), а не O(1), как в случае стека. Для целей учебной визуализации, где число одновременно </w:t>
+      </w:r>
+      <w:r>
+        <w:lastRenderedPageBreak/>
+        <w:t>отображаемых элементов очереди ограничено размерами холста (как правило, не более 10–15 элементов), эта особенность не оказывает заметного влияния на отзывчивость интерфейса; при необходимости масштабирования решения для больших объёмов данных внутреннее представление очереди целесообразно заменить на структуру collections.deque из стандартной библиотеки Python</w:t>
+      </w:r>
+      <w:r>
+        <w:t>3</w:t>
+      </w:r>
+      <w:r>
+        <w:t>, обеспечивающую амортизированную сложность O(1) для операций добавления и извлечения с обоих концов.</w:t>
+      </w:r>
     </w:p>
     <w:p>
       <w:pPr>
         <w:pStyle w:val="aff5"/>
-      </w:pPr>
-      <w:bookmarkStart w:id="51" w:name="_Toc234626963"/>
-      <w:bookmarkStart w:id="52" w:name="_Toc234627100"/>
-      <w:bookmarkStart w:id="53" w:name="_Toc234628000"/>
+        <w:spacing w:line="360" w:lineRule="auto"/>
+      </w:pPr>
+      <w:bookmarkStart w:id="52" w:name="_Toc234626964"/>
+      <w:bookmarkStart w:id="53" w:name="_Toc234627101"/>
+      <w:bookmarkStart w:id="54" w:name="_Toc234628001"/>
+      <w:bookmarkStart w:id="55" w:name="_Toc234981145"/>
       <w:r>
         <w:t>3.</w:t>
       </w:r>
@@ -12060,228 +11829,22 @@
         <w:t>5</w:t>
       </w:r>
       <w:r>
-        <w:t xml:space="preserve">.1 Класс </w:t>
-      </w:r>
-      <w:proofErr w:type="spellStart"/>
-      <w:r>
-        <w:t>Queue</w:t>
-      </w:r>
-      <w:proofErr w:type="spellEnd"/>
-      <w:r>
-        <w:t xml:space="preserve"> и его операции</w:t>
-      </w:r>
-      <w:bookmarkEnd w:id="51"/>
+        <w:t>.2 Панель управления очередью и отображение состояния</w:t>
+      </w:r>
       <w:bookmarkEnd w:id="52"/>
       <w:bookmarkEnd w:id="53"/>
-    </w:p>
-    <w:p>
-      <w:pPr>
-        <w:pStyle w:val="af4"/>
-      </w:pPr>
-      <w:r>
-        <w:t xml:space="preserve">Класс </w:t>
-      </w:r>
-      <w:proofErr w:type="spellStart"/>
-      <w:r>
-        <w:t>Queue</w:t>
-      </w:r>
-      <w:proofErr w:type="spellEnd"/>
-      <w:r>
-        <w:t xml:space="preserve"> по структуре аналогичен классу </w:t>
-      </w:r>
-      <w:proofErr w:type="spellStart"/>
-      <w:r>
-        <w:t>Stack</w:t>
-      </w:r>
-      <w:proofErr w:type="spellEnd"/>
-      <w:r>
-        <w:t xml:space="preserve">, однако реализует операции в соответствии с дисциплиной FIFO. Операция </w:t>
-      </w:r>
-      <w:proofErr w:type="spellStart"/>
-      <w:r>
-        <w:t>enqueue</w:t>
-      </w:r>
-      <w:proofErr w:type="spellEnd"/>
-      <w:r>
-        <w:t xml:space="preserve">, как и </w:t>
-      </w:r>
-      <w:proofErr w:type="spellStart"/>
-      <w:r>
-        <w:t>push</w:t>
-      </w:r>
-      <w:proofErr w:type="spellEnd"/>
-      <w:r>
-        <w:t xml:space="preserve">, добавляет элемент в конец внутреннего списка методом </w:t>
-      </w:r>
-      <w:proofErr w:type="spellStart"/>
-      <w:r>
-        <w:t>append</w:t>
-      </w:r>
-      <w:proofErr w:type="spellEnd"/>
-      <w:r>
-        <w:t xml:space="preserve">, тогда как операция </w:t>
-      </w:r>
-      <w:proofErr w:type="spellStart"/>
-      <w:r>
-        <w:t>dequeue</w:t>
-      </w:r>
-      <w:proofErr w:type="spellEnd"/>
-      <w:r>
-        <w:t xml:space="preserve">, в отличие от </w:t>
-      </w:r>
-      <w:proofErr w:type="spellStart"/>
-      <w:r>
-        <w:t>pop</w:t>
-      </w:r>
-      <w:proofErr w:type="spellEnd"/>
-      <w:r>
-        <w:t xml:space="preserve">, извлекает элемент с начала списка методом </w:t>
-      </w:r>
-      <w:proofErr w:type="spellStart"/>
-      <w:proofErr w:type="gramStart"/>
-      <w:r>
-        <w:t>pop</w:t>
-      </w:r>
-      <w:proofErr w:type="spellEnd"/>
-      <w:r>
-        <w:t>(</w:t>
-      </w:r>
-      <w:proofErr w:type="gramEnd"/>
-      <w:r>
-        <w:t>0)</w:t>
-      </w:r>
-    </w:p>
-    <w:p>
-      <w:pPr>
-        <w:pStyle w:val="af4"/>
-      </w:pPr>
-      <w:r>
-        <w:t xml:space="preserve">Необходимо отметить, что вызов </w:t>
-      </w:r>
-      <w:proofErr w:type="spellStart"/>
-      <w:proofErr w:type="gramStart"/>
-      <w:r>
-        <w:t>list.pop</w:t>
-      </w:r>
-      <w:proofErr w:type="spellEnd"/>
-      <w:r>
-        <w:t>(</w:t>
-      </w:r>
-      <w:proofErr w:type="gramEnd"/>
-      <w:r>
-        <w:t xml:space="preserve">0) для динамического массива Python требует сдвига всех оставшихся элементов на одну позицию влево и потому выполняется за время O(n), а не </w:t>
-      </w:r>
-      <w:proofErr w:type="gramStart"/>
-      <w:r>
-        <w:t>O(</w:t>
-      </w:r>
-      <w:proofErr w:type="gramEnd"/>
-      <w:r>
-        <w:t xml:space="preserve">1), как в случае стека. Для целей учебной визуализации, где число одновременно отображаемых элементов очереди ограничено размерами холста (как правило, не более 10–15 элементов), эта особенность не оказывает заметного влияния на отзывчивость интерфейса; при необходимости масштабирования решения для больших объёмов данных внутреннее представление очереди целесообразно заменить на структуру </w:t>
-      </w:r>
-      <w:proofErr w:type="spellStart"/>
-      <w:r>
-        <w:t>collections.deque</w:t>
-      </w:r>
-      <w:proofErr w:type="spellEnd"/>
-      <w:r>
-        <w:t xml:space="preserve"> из стандартной библиотеки Python</w:t>
-      </w:r>
-      <w:r>
-        <w:t>3</w:t>
-      </w:r>
-      <w:r>
-        <w:t>, обеспечивающую амортизированную сложность O(1) для операций добавления и извлечения с обоих концов.</w:t>
-      </w:r>
-    </w:p>
-    <w:p>
-      <w:pPr>
-        <w:pStyle w:val="aff5"/>
-      </w:pPr>
-      <w:bookmarkStart w:id="54" w:name="_Toc234626964"/>
-      <w:bookmarkStart w:id="55" w:name="_Toc234627101"/>
-      <w:bookmarkStart w:id="56" w:name="_Toc234628001"/>
-      <w:r>
-        <w:t>3.</w:t>
-      </w:r>
-      <w:r>
-        <w:t>5</w:t>
-      </w:r>
-      <w:r>
-        <w:t>.2 Панель управления очередью и отображение состояния</w:t>
-      </w:r>
       <w:bookmarkEnd w:id="54"/>
       <w:bookmarkEnd w:id="55"/>
-      <w:bookmarkEnd w:id="56"/>
     </w:p>
     <w:p>
       <w:pPr>
         <w:pStyle w:val="af3"/>
       </w:pPr>
       <w:r>
-        <w:t xml:space="preserve">Класс </w:t>
-      </w:r>
-      <w:proofErr w:type="spellStart"/>
-      <w:r>
-        <w:t>QueuePanel</w:t>
-      </w:r>
-      <w:proofErr w:type="spellEnd"/>
-      <w:r>
-        <w:t xml:space="preserve"> </w:t>
-      </w:r>
-      <w:proofErr w:type="spellStart"/>
-      <w:r>
-        <w:t>отрисовывает</w:t>
-      </w:r>
-      <w:proofErr w:type="spellEnd"/>
-      <w:r>
-        <w:t xml:space="preserve"> элементы очереди в виде горизонтального ряда прямоугольников слева направо, с подписями «</w:t>
-      </w:r>
-      <w:proofErr w:type="spellStart"/>
-      <w:r>
-        <w:t>front</w:t>
-      </w:r>
-      <w:proofErr w:type="spellEnd"/>
-      <w:r>
-        <w:t>» над первым элементом и «</w:t>
-      </w:r>
-      <w:proofErr w:type="spellStart"/>
-      <w:r>
-        <w:t>back</w:t>
-      </w:r>
-      <w:proofErr w:type="spellEnd"/>
-      <w:r>
-        <w:t>» под последним, что наглядно показывает направление движения элементов: новые значения добавляются справа (со стороны подписи «</w:t>
-      </w:r>
-      <w:proofErr w:type="spellStart"/>
-      <w:r>
-        <w:t>back</w:t>
-      </w:r>
-      <w:proofErr w:type="spellEnd"/>
-      <w:r>
-        <w:t>»), а извлекаются слева (со стороны подписи «</w:t>
-      </w:r>
-      <w:proofErr w:type="spellStart"/>
-      <w:r>
-        <w:t>front</w:t>
-      </w:r>
-      <w:proofErr w:type="spellEnd"/>
-      <w:r>
-        <w:t xml:space="preserve">»). Состояние очереди после четырёх последовательных операций </w:t>
-      </w:r>
-      <w:proofErr w:type="spellStart"/>
-      <w:r>
-        <w:t>enqueue</w:t>
-      </w:r>
-      <w:proofErr w:type="spellEnd"/>
-      <w:r>
-        <w:t xml:space="preserve"> со значениями 5, 15, 25 и 35 показано на рисунке </w:t>
-      </w:r>
-      <w:r>
-        <w:t>8</w:t>
-      </w:r>
-      <w:r>
-        <w:t>.</w:t>
+        <w:t>К</w:t>
+      </w:r>
+      <w:r>
+        <w:t>ласс QueuePanel непосредственно отрисовывает все текущие элементы исследуемой очереди в виде последовательного горизонтального ряда прямоугольников строго слева направо, с соответствующими текстовыми подписями «front» над первым элементом и «back» под последним из них, что наглядно и максимально прозрачно показывает пользователю общее направление движения элементов внутри структуры: новые значения добавляются справа (со стороны подписи «back»), а извлекаются слева (со стороны подписи «front»). Текущее визуальное состояние очереди после успешного выполнения четырёх последовательных операций добавления enqueue со значениями 5, 15, 25 и 35 детально показано на приведённом ниже рисунке 8.</w:t>
       </w:r>
     </w:p>
     <w:p>
@@ -12293,11 +11856,10 @@
         <w:rPr>
           <w:noProof/>
         </w:rPr>
-        <w:lastRenderedPageBreak/>
         <w:drawing>
-          <wp:inline distT="0" distB="0" distL="0" distR="0" wp14:anchorId="649F8BDB" wp14:editId="194B6CC5">
-            <wp:extent cx="4807527" cy="3919148"/>
-            <wp:effectExtent l="0" t="0" r="0" b="5715"/>
+          <wp:inline distT="0" distB="0" distL="0" distR="0" wp14:anchorId="649F8BDB" wp14:editId="6B246499">
+            <wp:extent cx="4729722" cy="3855720"/>
+            <wp:effectExtent l="0" t="0" r="0" b="0"/>
             <wp:docPr id="944673723" name="Рисунок 1"/>
             <wp:cNvGraphicFramePr>
               <a:graphicFrameLocks xmlns:a="http://schemas.openxmlformats.org/drawingml/2006/main" noChangeAspect="1"/>
@@ -12318,7 +11880,7 @@
                   <pic:spPr>
                     <a:xfrm>
                       <a:off x="0" y="0"/>
-                      <a:ext cx="4824975" cy="3933372"/>
+                      <a:ext cx="4755605" cy="3876820"/>
                     </a:xfrm>
                     <a:prstGeom prst="rect">
                       <a:avLst/>
@@ -12352,63 +11914,7 @@
         <w:rPr>
           <w:rFonts w:ascii="Times New Roman" w:eastAsia="Times New Roman" w:hAnsi="Times New Roman" w:cs="Times New Roman"/>
         </w:rPr>
-        <w:t xml:space="preserve"> – Состояние очереди после операций </w:t>
-      </w:r>
-      <w:proofErr w:type="spellStart"/>
-      <w:r>
-        <w:rPr>
-          <w:rFonts w:ascii="Times New Roman" w:eastAsia="Times New Roman" w:hAnsi="Times New Roman" w:cs="Times New Roman"/>
-        </w:rPr>
-        <w:t>enqueue</w:t>
-      </w:r>
-      <w:proofErr w:type="spellEnd"/>
-      <w:r>
-        <w:rPr>
-          <w:rFonts w:ascii="Times New Roman" w:eastAsia="Times New Roman" w:hAnsi="Times New Roman" w:cs="Times New Roman"/>
-        </w:rPr>
-        <w:t xml:space="preserve">, </w:t>
-      </w:r>
-      <w:proofErr w:type="spellStart"/>
-      <w:r>
-        <w:rPr>
-          <w:rFonts w:ascii="Times New Roman" w:eastAsia="Times New Roman" w:hAnsi="Times New Roman" w:cs="Times New Roman"/>
-        </w:rPr>
-        <w:t>enqueue</w:t>
-      </w:r>
-      <w:proofErr w:type="spellEnd"/>
-      <w:r>
-        <w:rPr>
-          <w:rFonts w:ascii="Times New Roman" w:eastAsia="Times New Roman" w:hAnsi="Times New Roman" w:cs="Times New Roman"/>
-        </w:rPr>
-        <w:t xml:space="preserve">, </w:t>
-      </w:r>
-      <w:proofErr w:type="spellStart"/>
-      <w:r>
-        <w:rPr>
-          <w:rFonts w:ascii="Times New Roman" w:eastAsia="Times New Roman" w:hAnsi="Times New Roman" w:cs="Times New Roman"/>
-        </w:rPr>
-        <w:t>enqueue</w:t>
-      </w:r>
-      <w:proofErr w:type="spellEnd"/>
-      <w:r>
-        <w:rPr>
-          <w:rFonts w:ascii="Times New Roman" w:eastAsia="Times New Roman" w:hAnsi="Times New Roman" w:cs="Times New Roman"/>
-        </w:rPr>
-        <w:t xml:space="preserve">, </w:t>
-      </w:r>
-      <w:proofErr w:type="spellStart"/>
-      <w:r>
-        <w:rPr>
-          <w:rFonts w:ascii="Times New Roman" w:eastAsia="Times New Roman" w:hAnsi="Times New Roman" w:cs="Times New Roman"/>
-        </w:rPr>
-        <w:t>enqueue</w:t>
-      </w:r>
-      <w:proofErr w:type="spellEnd"/>
-      <w:r>
-        <w:rPr>
-          <w:rFonts w:ascii="Times New Roman" w:eastAsia="Times New Roman" w:hAnsi="Times New Roman" w:cs="Times New Roman"/>
-        </w:rPr>
-        <w:t xml:space="preserve"> </w:t>
+        <w:t xml:space="preserve"> – Состояние очереди после операций enqueue, enqueue, enqueue, enqueue </w:t>
       </w:r>
     </w:p>
     <w:p>
@@ -12416,23 +11922,7 @@
         <w:pStyle w:val="af3"/>
       </w:pPr>
       <w:r>
-        <w:t xml:space="preserve">Вызываемая в графическом интерфейсе операция </w:t>
-      </w:r>
-      <w:proofErr w:type="spellStart"/>
-      <w:r>
-        <w:t>front</w:t>
-      </w:r>
-      <w:proofErr w:type="spellEnd"/>
-      <w:r>
-        <w:t xml:space="preserve">, аналогично стандартному методу </w:t>
-      </w:r>
-      <w:proofErr w:type="spellStart"/>
-      <w:r>
-        <w:t>peek</w:t>
-      </w:r>
-      <w:proofErr w:type="spellEnd"/>
-      <w:r>
-        <w:t xml:space="preserve"> для стека, визуально выделяет первый элемент текущей очереди контрастной цветовой подсветкой без его непосредственного извлечения (рисунок </w:t>
+        <w:t xml:space="preserve">Вызываемая в графическом интерфейсе операция front, аналогично стандартному методу peek для стека, визуально выделяет первый элемент текущей очереди контрастной цветовой подсветкой без его непосредственного извлечения (рисунок </w:t>
       </w:r>
       <w:r>
         <w:t>9</w:t>
@@ -12450,10 +11940,11 @@
         <w:rPr>
           <w:noProof/>
         </w:rPr>
+        <w:lastRenderedPageBreak/>
         <w:drawing>
-          <wp:inline distT="0" distB="0" distL="0" distR="0" wp14:anchorId="46DD4AFC" wp14:editId="362BB85D">
-            <wp:extent cx="4516582" cy="3663690"/>
-            <wp:effectExtent l="0" t="0" r="0" b="0"/>
+          <wp:inline distT="0" distB="0" distL="0" distR="0" wp14:anchorId="46DD4AFC" wp14:editId="0F3D0F44">
+            <wp:extent cx="4396349" cy="3566160"/>
+            <wp:effectExtent l="0" t="0" r="4445" b="0"/>
             <wp:docPr id="982510999" name="Рисунок 1"/>
             <wp:cNvGraphicFramePr>
               <a:graphicFrameLocks xmlns:a="http://schemas.openxmlformats.org/drawingml/2006/main" noChangeAspect="1"/>
@@ -12474,7 +11965,7 @@
                   <pic:spPr>
                     <a:xfrm>
                       <a:off x="0" y="0"/>
-                      <a:ext cx="4566279" cy="3704002"/>
+                      <a:ext cx="4455487" cy="3614131"/>
                     </a:xfrm>
                     <a:prstGeom prst="rect">
                       <a:avLst/>
@@ -12508,32 +11999,15 @@
         <w:rPr>
           <w:rFonts w:ascii="Times New Roman" w:eastAsia="Times New Roman" w:hAnsi="Times New Roman" w:cs="Times New Roman"/>
         </w:rPr>
-        <w:t xml:space="preserve"> – Подсветка первого элемента очереди при выполнении операции </w:t>
-      </w:r>
-      <w:proofErr w:type="spellStart"/>
-      <w:r>
-        <w:rPr>
-          <w:rFonts w:ascii="Times New Roman" w:eastAsia="Times New Roman" w:hAnsi="Times New Roman" w:cs="Times New Roman"/>
-        </w:rPr>
-        <w:t>front</w:t>
-      </w:r>
-      <w:proofErr w:type="spellEnd"/>
+        <w:t xml:space="preserve"> – Подсветка первого элемента очереди при выполнении операции front</w:t>
+      </w:r>
     </w:p>
     <w:p>
       <w:pPr>
         <w:pStyle w:val="af4"/>
       </w:pPr>
       <w:r>
-        <w:lastRenderedPageBreak/>
-        <w:t xml:space="preserve">Операция </w:t>
-      </w:r>
-      <w:proofErr w:type="spellStart"/>
-      <w:r>
-        <w:t>dequeue</w:t>
-      </w:r>
-      <w:proofErr w:type="spellEnd"/>
-      <w:r>
-        <w:t xml:space="preserve"> удаляет этот элемент из структуры, сдвигая визуальное представление оставшихся элементов (рисунок </w:t>
+        <w:t xml:space="preserve">Операция dequeue удаляет этот элемент из структуры, сдвигая визуальное представление оставшихся элементов (рисунок </w:t>
       </w:r>
       <w:r>
         <w:t>10</w:t>
@@ -12552,9 +12026,9 @@
           <w:noProof/>
         </w:rPr>
         <w:drawing>
-          <wp:inline distT="0" distB="0" distL="0" distR="0" wp14:anchorId="3630266C" wp14:editId="1BD5CC16">
-            <wp:extent cx="4433454" cy="3597176"/>
-            <wp:effectExtent l="0" t="0" r="5715" b="3810"/>
+          <wp:inline distT="0" distB="0" distL="0" distR="0" wp14:anchorId="3630266C" wp14:editId="4B9F5F4E">
+            <wp:extent cx="4198620" cy="3406638"/>
+            <wp:effectExtent l="0" t="0" r="0" b="3810"/>
             <wp:docPr id="1847839858" name="Рисунок 1"/>
             <wp:cNvGraphicFramePr>
               <a:graphicFrameLocks xmlns:a="http://schemas.openxmlformats.org/drawingml/2006/main" noChangeAspect="1"/>
@@ -12575,7 +12049,7 @@
                   <pic:spPr>
                     <a:xfrm>
                       <a:off x="0" y="0"/>
-                      <a:ext cx="4448497" cy="3609382"/>
+                      <a:ext cx="4217864" cy="3422252"/>
                     </a:xfrm>
                     <a:prstGeom prst="rect">
                       <a:avLst/>
@@ -12612,26 +12086,12 @@
         <w:rPr>
           <w:rFonts w:ascii="Times New Roman" w:eastAsia="Times New Roman" w:hAnsi="Times New Roman" w:cs="Times New Roman"/>
         </w:rPr>
-        <w:t xml:space="preserve"> – Состояние очереди после выполнения операции </w:t>
-      </w:r>
-      <w:proofErr w:type="spellStart"/>
-      <w:r>
-        <w:rPr>
-          <w:rFonts w:ascii="Times New Roman" w:eastAsia="Times New Roman" w:hAnsi="Times New Roman" w:cs="Times New Roman"/>
-        </w:rPr>
-        <w:t>dequeue</w:t>
-      </w:r>
-      <w:proofErr w:type="spellEnd"/>
-      <w:r>
-        <w:rPr>
-          <w:rFonts w:ascii="Times New Roman" w:eastAsia="Times New Roman" w:hAnsi="Times New Roman" w:cs="Times New Roman"/>
-        </w:rPr>
-        <w:t xml:space="preserve"> (элемент со значением 5 извлечён из начала очереди)</w:t>
-      </w:r>
-    </w:p>
-    <w:p>
-      <w:pPr>
-        <w:spacing w:after="240" w:line="360" w:lineRule="auto"/>
+        <w:t xml:space="preserve"> – Состояние очереди после выполнения операции dequeue (элемент со значением 5 извлечён из начала очереди)</w:t>
+      </w:r>
+    </w:p>
+    <w:p>
+      <w:pPr>
+        <w:spacing w:after="0" w:line="360" w:lineRule="auto"/>
         <w:ind w:firstLine="709"/>
         <w:rPr>
           <w:rFonts w:ascii="Times New Roman" w:hAnsi="Times New Roman" w:cs="Times New Roman"/>
@@ -12641,61 +12101,29 @@
         <w:rPr>
           <w:rFonts w:ascii="Times New Roman" w:hAnsi="Times New Roman" w:cs="Times New Roman"/>
         </w:rPr>
-        <w:t>Графические элементы управления корректно визуализируют принцип FIFO, синхронно обновляя отображение модели при добавлении (</w:t>
-      </w:r>
-      <w:proofErr w:type="spellStart"/>
-      <w:r>
-        <w:rPr>
-          <w:rFonts w:ascii="Times New Roman" w:hAnsi="Times New Roman" w:cs="Times New Roman"/>
-        </w:rPr>
-        <w:t>enqueue</w:t>
-      </w:r>
-      <w:proofErr w:type="spellEnd"/>
-      <w:r>
-        <w:rPr>
-          <w:rFonts w:ascii="Times New Roman" w:hAnsi="Times New Roman" w:cs="Times New Roman"/>
-        </w:rPr>
-        <w:t>) или извлечении (</w:t>
-      </w:r>
-      <w:proofErr w:type="spellStart"/>
-      <w:r>
-        <w:rPr>
-          <w:rFonts w:ascii="Times New Roman" w:hAnsi="Times New Roman" w:cs="Times New Roman"/>
-        </w:rPr>
-        <w:t>dequeue</w:t>
-      </w:r>
-      <w:proofErr w:type="spellEnd"/>
-      <w:r>
-        <w:rPr>
-          <w:rFonts w:ascii="Times New Roman" w:hAnsi="Times New Roman" w:cs="Times New Roman"/>
-        </w:rPr>
-        <w:t>) элементов из очереди.</w:t>
+        <w:t>Графические элементы управления корректно визуализируют принцип FIFO, синхронно обновляя отображение модели при добавлении (enqueue) или извлечении (dequeue) элементов из очереди.</w:t>
       </w:r>
     </w:p>
     <w:p>
       <w:pPr>
         <w:pStyle w:val="aff5"/>
-      </w:pPr>
-      <w:bookmarkStart w:id="57" w:name="_Toc234626965"/>
-      <w:bookmarkStart w:id="58" w:name="_Toc234627102"/>
-      <w:bookmarkStart w:id="59" w:name="_Toc234628002"/>
-      <w:r>
+        <w:spacing w:line="360" w:lineRule="auto"/>
+      </w:pPr>
+      <w:bookmarkStart w:id="56" w:name="_Toc234626965"/>
+      <w:bookmarkStart w:id="57" w:name="_Toc234627102"/>
+      <w:bookmarkStart w:id="58" w:name="_Toc234628002"/>
+      <w:bookmarkStart w:id="59" w:name="_Toc234981146"/>
+      <w:r>
+        <w:lastRenderedPageBreak/>
         <w:t>3.</w:t>
       </w:r>
       <w:r>
         <w:t>5</w:t>
       </w:r>
       <w:r>
-        <w:t xml:space="preserve">.3 Механизм </w:t>
-      </w:r>
-      <w:proofErr w:type="spellStart"/>
-      <w:r>
-        <w:t>Undo</w:t>
-      </w:r>
-      <w:proofErr w:type="spellEnd"/>
-      <w:r>
-        <w:t xml:space="preserve"> для очереди</w:t>
-      </w:r>
+        <w:t>.3 Механизм Undo для очереди</w:t>
+      </w:r>
+      <w:bookmarkEnd w:id="56"/>
       <w:bookmarkEnd w:id="57"/>
       <w:bookmarkEnd w:id="58"/>
       <w:bookmarkEnd w:id="59"/>
@@ -12705,34 +12133,13 @@
         <w:pStyle w:val="af4"/>
       </w:pPr>
       <w:r>
-        <w:t xml:space="preserve">Механизм отмены действия для очереди реализован полностью аналогично механизму, описанному в подразделе 3.2.3 для стека: перед каждой изменяющей операцией сохраняется копия состояния, а вызов </w:t>
-      </w:r>
-      <w:proofErr w:type="spellStart"/>
-      <w:r>
-        <w:t>Undo</w:t>
-      </w:r>
-      <w:proofErr w:type="spellEnd"/>
-      <w:r>
-        <w:t xml:space="preserve"> восстанавливает предыдущий сохранённый снимок. Идентичность реализации данного механизма для всех трёх структур данных, рассматриваемых в настоящей работе, подтверждает универсальность выбранного архитектурного решения и упрощает сопровождение кода в дальнейшем </w:t>
+        <w:t xml:space="preserve">Механизм отмены действия для очереди реализован полностью аналогично механизму, описанному в подразделе 3.2.3 для стека: перед каждой изменяющей операцией сохраняется копия состояния, а вызов Undo восстанавливает предыдущий сохранённый снимок. Идентичность реализации данного механизма для всех трёх структур данных, рассматриваемых в настоящей работе, подтверждает универсальность выбранного архитектурного решения и упрощает сопровождение кода в дальнейшем </w:t>
       </w:r>
       <w:r>
         <w:t>–</w:t>
       </w:r>
       <w:r>
-        <w:t xml:space="preserve"> добавление аналогичной функциональности для новой структуры данных, не предусмотренной текущим заданием, потребовало бы лишь реализации метода </w:t>
-      </w:r>
-      <w:proofErr w:type="spellStart"/>
-      <w:proofErr w:type="gramStart"/>
-      <w:r>
-        <w:t>copy</w:t>
-      </w:r>
-      <w:proofErr w:type="spellEnd"/>
-      <w:r>
-        <w:t>(</w:t>
-      </w:r>
-      <w:proofErr w:type="gramEnd"/>
-      <w:r>
-        <w:t>) для её класса модели.</w:t>
+        <w:t xml:space="preserve"> добавление аналогичной функциональности для новой структуры данных, не предусмотренной текущим заданием, потребовало бы лишь реализации метода copy() для её класса модели.</w:t>
       </w:r>
     </w:p>
     <w:p>
@@ -12741,7 +12148,7 @@
       </w:pPr>
       <w:bookmarkStart w:id="60" w:name="_Toc234626966"/>
       <w:bookmarkStart w:id="61" w:name="_Toc234627103"/>
-      <w:bookmarkStart w:id="62" w:name="_Toc234628003"/>
+      <w:bookmarkStart w:id="62" w:name="_Toc234981147"/>
       <w:r>
         <w:t>3.</w:t>
       </w:r>
@@ -12757,89 +12164,19 @@
     </w:p>
     <w:p>
       <w:pPr>
-        <w:pStyle w:val="aff5"/>
-      </w:pPr>
-      <w:bookmarkStart w:id="63" w:name="_Toc234626967"/>
-      <w:bookmarkStart w:id="64" w:name="_Toc234627104"/>
-      <w:bookmarkStart w:id="65" w:name="_Toc234628004"/>
-      <w:r>
-        <w:t>3.</w:t>
-      </w:r>
-      <w:r>
-        <w:t>6</w:t>
-      </w:r>
-      <w:r>
-        <w:t xml:space="preserve">.1 </w:t>
-      </w:r>
-      <w:r>
-        <w:t>Классы</w:t>
-      </w:r>
-      <w:r>
-        <w:t xml:space="preserve"> </w:t>
-      </w:r>
-      <w:proofErr w:type="spellStart"/>
-      <w:r>
-        <w:t>BSTNode</w:t>
-      </w:r>
-      <w:proofErr w:type="spellEnd"/>
-      <w:r>
-        <w:t xml:space="preserve"> и BST</w:t>
-      </w:r>
-      <w:bookmarkEnd w:id="63"/>
-      <w:bookmarkEnd w:id="64"/>
-      <w:bookmarkEnd w:id="65"/>
-    </w:p>
-    <w:p>
-      <w:pPr>
         <w:pStyle w:val="af4"/>
         <w:rPr>
           <w:rFonts w:ascii="Arial" w:eastAsia="Arial" w:hAnsi="Arial" w:cs="Arial"/>
         </w:rPr>
       </w:pPr>
       <w:r>
-        <w:t xml:space="preserve">Узел дерева представлен минималистичным классом </w:t>
-      </w:r>
-      <w:proofErr w:type="spellStart"/>
-      <w:r>
-        <w:t>BSTNode</w:t>
-      </w:r>
-      <w:proofErr w:type="spellEnd"/>
-      <w:r>
-        <w:t>, хранящим значение узла и ссылки на левого и правого потомка (</w:t>
-      </w:r>
-      <w:proofErr w:type="spellStart"/>
-      <w:r>
-        <w:t>None</w:t>
-      </w:r>
-      <w:proofErr w:type="spellEnd"/>
-      <w:r>
-        <w:t xml:space="preserve"> при отсутствии соответствующего потомка). Класс BST хранит ссылку на корневой узел и реализует три основные операции рекурсивно </w:t>
+        <w:t xml:space="preserve">Узел дерева представлен минималистичным классом BSTNode, хранящим значение узла и ссылки на левого и правого потомка (None при отсутствии соответствующего потомка). Класс BST хранит ссылку на корневой узел и реализует три основные операции рекурсивно </w:t>
       </w:r>
       <w:r>
         <w:t>–</w:t>
       </w:r>
       <w:r>
-        <w:t xml:space="preserve"> </w:t>
-      </w:r>
-      <w:r>
-        <w:lastRenderedPageBreak/>
-        <w:t>через приватные вспомогательные методы с префиксом подчёркивания (_</w:t>
-      </w:r>
-      <w:proofErr w:type="spellStart"/>
-      <w:r>
-        <w:t>insert</w:t>
-      </w:r>
-      <w:proofErr w:type="spellEnd"/>
-      <w:r>
-        <w:t>, _</w:t>
-      </w:r>
-      <w:proofErr w:type="spellStart"/>
-      <w:r>
-        <w:t>delete</w:t>
-      </w:r>
-      <w:proofErr w:type="spellEnd"/>
-      <w:r>
-        <w:t>), принимающие текущий узел поддерева и возвращающие обновлённую ссылку на него, что является типичным идиоматическим приёмом реализации рекурсивных операций над деревьями на языке Python.</w:t>
+        <w:t xml:space="preserve"> через приватные вспомогательные методы с префиксом подчёркивания (_insert, _delete), принимающие текущий узел поддерева и возвращающие обновлённую ссылку на него, что является типичным идиоматическим приёмом реализации рекурсивных операций над деревьями на языке Python.</w:t>
       </w:r>
     </w:p>
     <w:p>
@@ -12847,36 +12184,8 @@
         <w:pStyle w:val="af4"/>
       </w:pPr>
       <w:r>
-        <w:t xml:space="preserve">Операция поиска реализована итеративно (без рекурсии) и одновременно накапливает список пройденных значений узлов в атрибуте </w:t>
-      </w:r>
-      <w:proofErr w:type="spellStart"/>
-      <w:r>
-        <w:t>last_path</w:t>
-      </w:r>
-      <w:proofErr w:type="spellEnd"/>
-      <w:r>
-        <w:t>, который впоследствии используется слоем визуализации для подсветки пути поиска.</w:t>
-      </w:r>
-    </w:p>
-    <w:p>
-      <w:pPr>
-        <w:pStyle w:val="aff5"/>
-      </w:pPr>
-      <w:bookmarkStart w:id="66" w:name="_Toc234626968"/>
-      <w:bookmarkStart w:id="67" w:name="_Toc234627105"/>
-      <w:bookmarkStart w:id="68" w:name="_Toc234628005"/>
-      <w:r>
-        <w:t>3.</w:t>
-      </w:r>
-      <w:r>
-        <w:t>6</w:t>
-      </w:r>
-      <w:r>
-        <w:t>.2 Операция удаления узла с двумя потомками</w:t>
-      </w:r>
-      <w:bookmarkEnd w:id="66"/>
-      <w:bookmarkEnd w:id="67"/>
-      <w:bookmarkEnd w:id="68"/>
+        <w:t>Операция поиска реализована итеративно (без рекурсии) и одновременно накапливает список пройденных значений узлов в атрибуте last_path, который впоследствии используется слоем визуализации для подсветки пути поиска.</w:t>
+      </w:r>
     </w:p>
     <w:p>
       <w:pPr>
@@ -12915,9 +12224,10 @@
         <w:rPr>
           <w:noProof/>
         </w:rPr>
+        <w:lastRenderedPageBreak/>
         <w:drawing>
-          <wp:inline distT="0" distB="0" distL="0" distR="0" wp14:anchorId="55700954" wp14:editId="6E530BEB">
-            <wp:extent cx="4179211" cy="3394363"/>
+          <wp:inline distT="0" distB="0" distL="0" distR="0" wp14:anchorId="55700954" wp14:editId="7B907070">
+            <wp:extent cx="4081129" cy="3314700"/>
             <wp:effectExtent l="0" t="0" r="0" b="0"/>
             <wp:docPr id="470606608" name="Рисунок 1"/>
             <wp:cNvGraphicFramePr>
@@ -12939,7 +12249,7 @@
                   <pic:spPr>
                     <a:xfrm>
                       <a:off x="0" y="0"/>
-                      <a:ext cx="4184400" cy="3398577"/>
+                      <a:ext cx="4107027" cy="3335734"/>
                     </a:xfrm>
                     <a:prstGeom prst="rect">
                       <a:avLst/>
@@ -12981,25 +12291,13 @@
         <w:pStyle w:val="af4"/>
       </w:pPr>
       <w:r>
-        <w:t xml:space="preserve">При выполнении операции </w:t>
-      </w:r>
-      <w:proofErr w:type="spellStart"/>
-      <w:r>
-        <w:t>search</w:t>
-      </w:r>
-      <w:proofErr w:type="spellEnd"/>
-      <w:r>
-        <w:t xml:space="preserve"> со значением 40 на построенном дереве путь поиска проходит через узлы 50 и 30 перед обнаружением искомого значения. Узлы пути (за исключением целевого) подсвечиваются на холсте жёлтым цветом, а сам найденный узел </w:t>
+        <w:t xml:space="preserve">При выполнении операции search со значением 40 на построенном дереве путь поиска проходит через узлы 50 и 30 перед обнаружением искомого значения. Узлы пути (за исключением целевого) подсвечиваются на холсте жёлтым цветом, а сам найденный узел </w:t>
       </w:r>
       <w:r>
         <w:t>–</w:t>
       </w:r>
       <w:r>
-        <w:t xml:space="preserve"> </w:t>
-      </w:r>
-      <w:r>
-        <w:lastRenderedPageBreak/>
-        <w:t>зелёным; одновременно строка пути добавляется в текстовый журнал операций в виде списка [50, 30, 40]. Такая цветовая индикация и логирование позволяют пользователю наглядно проследить каждый шаг алгоритма и сопоставить его с теоретическим описанием. Результат данной операции показан на рисунке 1</w:t>
+        <w:t xml:space="preserve"> зелёным; одновременно строка пути добавляется в текстовый журнал операций в виде списка [50, 30, 40]. Такая цветовая индикация и логирование позволяют пользователю наглядно проследить каждый шаг алгоритма и сопоставить его с теоретическим описанием. Результат данной операции показан на рисунке 1</w:t>
       </w:r>
       <w:r>
         <w:t>2</w:t>
@@ -13018,9 +12316,9 @@
           <w:noProof/>
         </w:rPr>
         <w:drawing>
-          <wp:inline distT="0" distB="0" distL="0" distR="0" wp14:anchorId="260A9DAF" wp14:editId="74E77F98">
-            <wp:extent cx="4262755" cy="3473272"/>
-            <wp:effectExtent l="0" t="0" r="4445" b="0"/>
+          <wp:inline distT="0" distB="0" distL="0" distR="0" wp14:anchorId="260A9DAF" wp14:editId="59138AF5">
+            <wp:extent cx="4206240" cy="3427224"/>
+            <wp:effectExtent l="0" t="0" r="0" b="0"/>
             <wp:docPr id="186095317" name="Рисунок 1"/>
             <wp:cNvGraphicFramePr>
               <a:graphicFrameLocks xmlns:a="http://schemas.openxmlformats.org/drawingml/2006/main" noChangeAspect="1"/>
@@ -13041,7 +12339,7 @@
                   <pic:spPr>
                     <a:xfrm>
                       <a:off x="0" y="0"/>
-                      <a:ext cx="4296751" cy="3500972"/>
+                      <a:ext cx="4206240" cy="3427224"/>
                     </a:xfrm>
                     <a:prstGeom prst="rect">
                       <a:avLst/>
@@ -13084,13 +12382,8 @@
         <w:spacing w:after="240"/>
       </w:pPr>
       <w:r>
-        <w:t>В том случае, если искомое значение в дереве отсутствует, путь поиска прерывается на последнем посещённом узле, после которого требуемое движение в пустое поддерево невозможно; в рабочий журнал заносится соответствующая текстовая запись с указанием пройденного пути и статуса «не найден», как наглядно показано на рисунке 1</w:t>
-      </w:r>
-      <w:r>
-        <w:t>3</w:t>
-      </w:r>
-      <w:r>
-        <w:t>.</w:t>
+        <w:lastRenderedPageBreak/>
+        <w:t>В том конкретном случае, если определённое искомое значение в текущем дереве полностью отсутствует, весь путь поиска автоматически прерывается на последнем посещённом узле, после которого дальнейшее требуемое движение в пустое поддерево становится невозможно; в рабочий журнал программы сразу же заносится текстовая запись с указанием пройденного пути и финального статуса «не найден», как достаточно наглядно показано на приведённом рисунке 13.</w:t>
       </w:r>
     </w:p>
     <w:p>
@@ -13102,11 +12395,10 @@
         <w:rPr>
           <w:noProof/>
         </w:rPr>
-        <w:lastRenderedPageBreak/>
         <w:drawing>
-          <wp:inline distT="0" distB="0" distL="0" distR="0" wp14:anchorId="30C82B0E" wp14:editId="3C3E15AD">
-            <wp:extent cx="4402840" cy="3588327"/>
-            <wp:effectExtent l="0" t="0" r="0" b="0"/>
+          <wp:inline distT="0" distB="0" distL="0" distR="0" wp14:anchorId="30C82B0E" wp14:editId="7A8610D9">
+            <wp:extent cx="4721578" cy="3848100"/>
+            <wp:effectExtent l="0" t="0" r="3175" b="0"/>
             <wp:docPr id="195056838" name="Рисунок 1"/>
             <wp:cNvGraphicFramePr>
               <a:graphicFrameLocks xmlns:a="http://schemas.openxmlformats.org/drawingml/2006/main" noChangeAspect="1"/>
@@ -13127,7 +12419,7 @@
                   <pic:spPr>
                     <a:xfrm>
                       <a:off x="0" y="0"/>
-                      <a:ext cx="4429395" cy="3609969"/>
+                      <a:ext cx="4727855" cy="3853216"/>
                     </a:xfrm>
                     <a:prstGeom prst="rect">
                       <a:avLst/>
@@ -13170,13 +12462,7 @@
         <w:spacing w:after="240"/>
       </w:pPr>
       <w:r>
-        <w:t>Выполняемое удаление узла со значением 30, имеющего двух потомков (20 и 40), наглядно демонстрирует работу алгоритма, описанного в начале данного подраздела: узел 30 автоматически замещается значением 40 (минимальным значением своего правого поддерева, в данном случае состоящего из единственного узла), а исходный узел 40 безвозвратно удаляется из дерева как лист. Сформированная итоговая структура дерева после данной операции показана на рисунке 1</w:t>
-      </w:r>
-      <w:r>
-        <w:t>4</w:t>
-      </w:r>
-      <w:r>
-        <w:t xml:space="preserve"> – узел со значением 40 теперь является прямым потомком корня, замещая удалённый узел 30, при этом узел 20 остался на своём законном месте в качестве левого потомка нового узла 40.</w:t>
+        <w:t>Выполняемое на данном практическом этапе удаление узла со значением 30, изначально имеющего двух непосредственных потомков (20 и 40), весьма наглядно демонстрирует работу алгоритма, ранее подробно описанного в самом начале данного подраздела: узел 30 автоматически замещается значением 40 (минимальным значением своего правого поддерева, в данном конкретном случае состоящего лишь из единственного узла), а исходный узел 40 безвозвратно удаляется из структуры дерева как лист. Сформированная итоговая структура бинарного дерева после данной операции показана на рисунке 14 – узел со значением 40 теперь является прямым потомком корня, успешно замещая удалённый узел 30, при этом узел 20 остался на своём законном месте в качестве левого потомка нового элемента 40.</w:t>
       </w:r>
     </w:p>
     <w:p>
@@ -13190,9 +12476,9 @@
         </w:rPr>
         <w:lastRenderedPageBreak/>
         <w:drawing>
-          <wp:inline distT="0" distB="0" distL="0" distR="0" wp14:anchorId="33BD5ABA" wp14:editId="5D426A91">
-            <wp:extent cx="4652083" cy="3782291"/>
-            <wp:effectExtent l="0" t="0" r="0" b="8890"/>
+          <wp:inline distT="0" distB="0" distL="0" distR="0" wp14:anchorId="33BD5ABA" wp14:editId="128AC357">
+            <wp:extent cx="5112180" cy="4156364"/>
+            <wp:effectExtent l="0" t="0" r="0" b="0"/>
             <wp:docPr id="1081230462" name="Рисунок 1"/>
             <wp:cNvGraphicFramePr>
               <a:graphicFrameLocks xmlns:a="http://schemas.openxmlformats.org/drawingml/2006/main" noChangeAspect="1"/>
@@ -13213,7 +12499,7 @@
                   <pic:spPr>
                     <a:xfrm>
                       <a:off x="0" y="0"/>
-                      <a:ext cx="4657598" cy="3786775"/>
+                      <a:ext cx="5126950" cy="4168373"/>
                     </a:xfrm>
                     <a:prstGeom prst="rect">
                       <a:avLst/>
@@ -13270,68 +12556,121 @@
     </w:p>
     <w:p>
       <w:pPr>
-        <w:pStyle w:val="aff5"/>
-      </w:pPr>
-      <w:bookmarkStart w:id="69" w:name="_Toc234626969"/>
-      <w:bookmarkStart w:id="70" w:name="_Toc234627106"/>
-      <w:bookmarkStart w:id="71" w:name="_Toc234628006"/>
-      <w:r>
+        <w:pStyle w:val="af4"/>
+      </w:pPr>
+      <w:r>
+        <w:t xml:space="preserve">Поскольку Tkinter не предоставляет встроенного механизма автоматической раскладки деревьев, в приложении реализован собственный рекурсивный алгоритм вычисления координат узлов _calc_positions, основанный на представлении дерева в виде неявной нумерации полного двоичного дерева (аналогичной нумерации узлов в пирамиде, она же binary heap): корень получает условный индекс 1, левый потомок узла с индексом i получает индекс 2i−1, а правый </w:t>
+      </w:r>
+      <w:r>
+        <w:t>–</w:t>
+      </w:r>
+      <w:r>
+        <w:t xml:space="preserve"> индекс 2i.</w:t>
+      </w:r>
+    </w:p>
+    <w:p>
+      <w:pPr>
+        <w:pStyle w:val="af4"/>
+      </w:pPr>
+      <w:r>
+        <w:t>Текущая горизонтальная координата каждого отдельного узла вычисляется строго пропорционально его условному индексу относительно удвоенного на каждом последующем уровне общего числа возможных позиций (параметр total), что в конечном итоге обеспечивает максимально равномерное распределение узлов по всей доступной ширине холста без возникновения нежелательных пересечений линий связи даже для сложных несимметричных деревьев, а соответствующая вертикальная координата заданного элемента гарантированно определяется глубиной нахождения узла (level), умноженной на определённый фиксированный шаг между соседними уровнями визуализации.</w:t>
+      </w:r>
+    </w:p>
+    <w:p>
+      <w:pPr>
+        <w:pStyle w:val="aff3"/>
+      </w:pPr>
+      <w:bookmarkStart w:id="63" w:name="_Toc234626970"/>
+      <w:bookmarkStart w:id="64" w:name="_Toc234627107"/>
+      <w:bookmarkStart w:id="65" w:name="_Toc234981148"/>
+      <w:r>
+        <w:lastRenderedPageBreak/>
         <w:t>3.</w:t>
       </w:r>
       <w:r>
-        <w:t>6</w:t>
-      </w:r>
-      <w:r>
-        <w:t>.3 Алгоритм размещения узлов на холсте</w:t>
-      </w:r>
-      <w:bookmarkEnd w:id="69"/>
-      <w:bookmarkEnd w:id="70"/>
-      <w:bookmarkEnd w:id="71"/>
+        <w:t>7</w:t>
+      </w:r>
+      <w:r>
+        <w:t xml:space="preserve"> Тестирование корректности реализованных алгоритмов</w:t>
+      </w:r>
+      <w:bookmarkEnd w:id="63"/>
+      <w:bookmarkEnd w:id="64"/>
+      <w:bookmarkEnd w:id="65"/>
     </w:p>
     <w:p>
       <w:pPr>
         <w:pStyle w:val="af4"/>
       </w:pPr>
       <w:r>
-        <w:t xml:space="preserve">Поскольку </w:t>
-      </w:r>
-      <w:proofErr w:type="spellStart"/>
-      <w:r>
-        <w:t>Tkinter</w:t>
-      </w:r>
-      <w:proofErr w:type="spellEnd"/>
-      <w:r>
-        <w:t xml:space="preserve"> не предоставляет встроенного механизма автоматической раскладки деревьев, в приложении реализован собственный рекурсивный алгоритм вычисления координат узлов _</w:t>
-      </w:r>
-      <w:proofErr w:type="spellStart"/>
-      <w:r>
-        <w:t>calc_positions</w:t>
-      </w:r>
-      <w:proofErr w:type="spellEnd"/>
-      <w:r>
-        <w:t xml:space="preserve">, основанный на представлении дерева в виде неявной нумерации полного двоичного дерева (аналогичной нумерации узлов в пирамиде, она же </w:t>
-      </w:r>
-      <w:proofErr w:type="spellStart"/>
-      <w:r>
-        <w:t>binary</w:t>
-      </w:r>
-      <w:proofErr w:type="spellEnd"/>
-      <w:r>
-        <w:t xml:space="preserve"> </w:t>
-      </w:r>
-      <w:proofErr w:type="spellStart"/>
-      <w:r>
-        <w:t>heap</w:t>
-      </w:r>
-      <w:proofErr w:type="spellEnd"/>
-      <w:r>
-        <w:t xml:space="preserve">): корень получает условный индекс 1, левый потомок узла с индексом i получает индекс 2i−1, а правый </w:t>
+        <w:t>Тестирование разработанного приложения проводилось по двум направлениям: проверка корректности самой логики структур данных на контрольных наборах значений и проверка работоспособности графического интерфейса и его реакции на пользовательские действия путём автоматизированного сценарного прогона приложения с фиксацией состояния холста после каждого шага. В рамках первого направления на вход алгоритмам подавались эталонные последовательности операций, включая вырожденные и граничные случаи (пустые структуры, многократные вставки и удаления), после чего результаты сравнивались с ожидаемыми. Для графической части были подготовлены сценарии, воспроизводящие типичные действия пользователя: последовательное добавление, перемещение и удаление узлов, а также изменение параметров визуализации. Сохранённые скриншоты холста после каждого шага позволили отследить корректность отрисовки, отсутствие артефактов и своевременное обновление изображения при любых манипуляциях.</w:t>
+      </w:r>
+    </w:p>
+    <w:p>
+      <w:pPr>
+        <w:pStyle w:val="af4"/>
+      </w:pPr>
+      <w:r>
+        <w:t xml:space="preserve">Для стека выполнен следующий контрольный сценарий: последовательные операции </w:t>
+      </w:r>
+      <w:r>
+        <w:rPr>
+          <w:lang w:val="en-US"/>
+        </w:rPr>
+        <w:t>push</w:t>
+      </w:r>
+      <w:r>
+        <w:t xml:space="preserve"> со значениями 10, 20 и 30, затем операция </w:t>
+      </w:r>
+      <w:r>
+        <w:rPr>
+          <w:lang w:val="en-US"/>
+        </w:rPr>
+        <w:t>peek</w:t>
+      </w:r>
+      <w:r>
+        <w:t xml:space="preserve"> (ожидаемый результат </w:t>
       </w:r>
       <w:r>
         <w:t>–</w:t>
       </w:r>
       <w:r>
-        <w:t xml:space="preserve"> индекс 2i.</w:t>
+        <w:t xml:space="preserve"> 30, верхний элемент), затем операция </w:t>
+      </w:r>
+      <w:r>
+        <w:rPr>
+          <w:lang w:val="en-US"/>
+        </w:rPr>
+        <w:t>pop</w:t>
+      </w:r>
+      <w:r>
+        <w:t xml:space="preserve"> (ожидаемый результат </w:t>
+      </w:r>
+      <w:r>
+        <w:t>–</w:t>
+      </w:r>
+      <w:r>
+        <w:t xml:space="preserve"> извлечено значение 30, в стеке остаются 10 и 20), затем операция </w:t>
+      </w:r>
+      <w:r>
+        <w:rPr>
+          <w:lang w:val="en-US"/>
+        </w:rPr>
+        <w:t>Undo</w:t>
+      </w:r>
+      <w:r>
+        <w:t xml:space="preserve"> (ожидаемый результат </w:t>
+      </w:r>
+      <w:r>
+        <w:t>–</w:t>
+      </w:r>
+      <w:r>
+        <w:t xml:space="preserve"> восстановление стека к состоянию </w:t>
+      </w:r>
+      <w:r>
+        <w:t xml:space="preserve">[10, 20, 30]). </w:t>
+      </w:r>
+      <w:r>
+        <w:t>Все шаги сценария дали ожидаемый результат, что подтверждается последовательностью иллюстраций на рисунках 2–5 настоящего отчёта.</w:t>
       </w:r>
     </w:p>
     <w:p>
@@ -13339,275 +12678,57 @@
         <w:pStyle w:val="af4"/>
       </w:pPr>
       <w:r>
-        <w:t xml:space="preserve">Горизонтальная координата узла вычисляется пропорционально его условному индексу относительно удвоенного на каждом уровне общего числа возможных позиций (параметр </w:t>
-      </w:r>
-      <w:proofErr w:type="spellStart"/>
-      <w:r>
-        <w:t>total</w:t>
-      </w:r>
-      <w:proofErr w:type="spellEnd"/>
-      <w:r>
-        <w:t>), что обеспечивает равномерное распределение узлов по ширине холста без пересечений линий связи даже для несимметричных деревьев, а вертикальная координата определяется глубиной узла (</w:t>
-      </w:r>
-      <w:proofErr w:type="spellStart"/>
-      <w:r>
-        <w:t>level</w:t>
-      </w:r>
-      <w:proofErr w:type="spellEnd"/>
-      <w:r>
-        <w:t>), умноженной на фиксированный шаг между уровнями.</w:t>
-      </w:r>
-    </w:p>
-    <w:p>
-      <w:pPr>
-        <w:pStyle w:val="aff3"/>
-      </w:pPr>
-      <w:bookmarkStart w:id="72" w:name="_Toc234626970"/>
-      <w:bookmarkStart w:id="73" w:name="_Toc234627107"/>
-      <w:bookmarkStart w:id="74" w:name="_Toc234628007"/>
-      <w:r>
-        <w:t>3.</w:t>
-      </w:r>
-      <w:r>
-        <w:t>7</w:t>
-      </w:r>
-      <w:r>
-        <w:t xml:space="preserve"> Тестирование корректности реализованных алгоритмов</w:t>
-      </w:r>
-      <w:bookmarkEnd w:id="72"/>
-      <w:bookmarkEnd w:id="73"/>
-      <w:bookmarkEnd w:id="74"/>
+        <w:t xml:space="preserve">Для очереди выполнен аналогичный сценарий: операции enqueue со значениями 5, 15, 25 и 35 (с проверкой того, что новые элементы добавляются справа, в конец очереди), операция front (ожидаемый результат </w:t>
+      </w:r>
+      <w:r>
+        <w:t>–</w:t>
+      </w:r>
+      <w:r>
+        <w:t xml:space="preserve"> 5, первый добавленный элемент), операция dequeue (ожидаемый результат </w:t>
+      </w:r>
+      <w:r>
+        <w:t>–</w:t>
+      </w:r>
+      <w:r>
+        <w:t xml:space="preserve"> извлечено значение 5, в очереди остаются 15, 25, 35 </w:t>
+      </w:r>
+      <w:r>
+        <w:t>–</w:t>
+      </w:r>
+      <w:r>
+        <w:t xml:space="preserve"> то есть проверена корректность дисциплины FIFO в противовес дисциплине LIFO стека), и операция Undo. Результаты данного сценария отражены на рисунках 6–8.</w:t>
+      </w:r>
     </w:p>
     <w:p>
       <w:pPr>
         <w:pStyle w:val="af4"/>
       </w:pPr>
       <w:r>
-        <w:t xml:space="preserve">Тестирование разработанного приложения проводилось по двум направлениям: проверка корректности самой логики структур данных на контрольных наборах значений и </w:t>
-      </w:r>
-      <w:r>
-        <w:lastRenderedPageBreak/>
-        <w:t>проверка работоспособности графического интерфейса и его реакции на пользовательские действия путём автоматизированного сценарного прогона приложения с фиксацией состояния холста после каждого шага. В рамках первого направления на вход алгоритмам подавались эталонные последовательности операций, включая вырожденные и граничные случаи (пустые структуры, многократные вставки и удаления), после чего результаты сравнивались с ожидаемыми. Для графической части были подготовлены сценарии, воспроизводящие типичные действия пользователя: последовательное добавление, перемещение и удаление узлов, а также изменение параметров визуализации. Сохранённые скриншоты холста после каждого шага позволили отследить корректность отрисовки, отсутствие артефактов и своевременное обновление изображения при любых манипуляциях.</w:t>
-      </w:r>
-    </w:p>
-    <w:p>
-      <w:pPr>
-        <w:pStyle w:val="aff5"/>
-      </w:pPr>
-      <w:bookmarkStart w:id="75" w:name="_Toc234626971"/>
-      <w:bookmarkStart w:id="76" w:name="_Toc234627108"/>
-      <w:bookmarkStart w:id="77" w:name="_Toc234628008"/>
-      <w:r>
-        <w:t>3.</w:t>
-      </w:r>
-      <w:r>
-        <w:t>7</w:t>
-      </w:r>
-      <w:r>
-        <w:t>.1 Сценарии тестирования стека</w:t>
-      </w:r>
-      <w:bookmarkEnd w:id="75"/>
-      <w:bookmarkEnd w:id="76"/>
-      <w:bookmarkEnd w:id="77"/>
-    </w:p>
-    <w:p>
-      <w:pPr>
-        <w:pStyle w:val="af4"/>
-      </w:pPr>
-      <w:r>
-        <w:t xml:space="preserve">Для стека выполнен следующий контрольный сценарий: последовательные операции </w:t>
-      </w:r>
-      <w:r>
-        <w:rPr>
-          <w:lang w:val="en-US"/>
-        </w:rPr>
-        <w:t>push</w:t>
-      </w:r>
-      <w:r>
-        <w:t xml:space="preserve"> со значениями 10, 20 и 30, затем операция </w:t>
-      </w:r>
-      <w:r>
-        <w:rPr>
-          <w:lang w:val="en-US"/>
-        </w:rPr>
-        <w:t>peek</w:t>
-      </w:r>
-      <w:r>
-        <w:t xml:space="preserve"> (ожидаемый результат </w:t>
+        <w:t xml:space="preserve">Для дерева поиска выполнен наиболее развёрнутый сценарий, включающий построение контрольного дерева из семи значений (50, 30, 70, 20, 40, 60, 80), поиск присутствующего значения 40 (ожидаемый результат </w:t>
       </w:r>
       <w:r>
         <w:t>–</w:t>
       </w:r>
       <w:r>
-        <w:t xml:space="preserve"> 30, верхний элемент), затем операция </w:t>
-      </w:r>
-      <w:r>
-        <w:rPr>
-          <w:lang w:val="en-US"/>
-        </w:rPr>
-        <w:t>pop</w:t>
-      </w:r>
-      <w:r>
-        <w:t xml:space="preserve"> (ожидаемый результат </w:t>
+        <w:t xml:space="preserve"> найдено, путь [50, 30, 40]), поиск отсутствующего значения 99 (ожидаемый результат </w:t>
       </w:r>
       <w:r>
         <w:t>–</w:t>
       </w:r>
       <w:r>
-        <w:t xml:space="preserve"> извлечено значение 30, в стеке остаются 10 и 20), затем операция </w:t>
-      </w:r>
-      <w:r>
-        <w:rPr>
-          <w:lang w:val="en-US"/>
-        </w:rPr>
-        <w:t>Undo</w:t>
-      </w:r>
-      <w:r>
-        <w:t xml:space="preserve"> (ожидаемый результат </w:t>
+        <w:t xml:space="preserve"> не найдено, путь [50, 70, 80]) и удаление узла 30 с двумя потомками (ожидаемый результат </w:t>
       </w:r>
       <w:r>
         <w:t>–</w:t>
       </w:r>
       <w:r>
-        <w:t xml:space="preserve"> восстановление стека к состоянию </w:t>
-      </w:r>
-      <w:r>
-        <w:t xml:space="preserve">[10, 20, 30]). </w:t>
-      </w:r>
-      <w:r>
-        <w:t>Все шаги сценария дали ожидаемый результат, что подтверждается последовательностью иллюстраций на рисунках 2–5 настоящего отчёта.</w:t>
-      </w:r>
-    </w:p>
-    <w:p>
-      <w:pPr>
-        <w:pStyle w:val="aff5"/>
-      </w:pPr>
-      <w:bookmarkStart w:id="78" w:name="_Toc234626972"/>
-      <w:bookmarkStart w:id="79" w:name="_Toc234627109"/>
-      <w:bookmarkStart w:id="80" w:name="_Toc234628009"/>
-      <w:r>
-        <w:t>3.</w:t>
-      </w:r>
-      <w:r>
-        <w:t>7</w:t>
-      </w:r>
-      <w:r>
-        <w:t>.2 Сценарии тестирования очереди</w:t>
-      </w:r>
-      <w:bookmarkEnd w:id="78"/>
-      <w:bookmarkEnd w:id="79"/>
-      <w:bookmarkEnd w:id="80"/>
-    </w:p>
-    <w:p>
-      <w:pPr>
-        <w:pStyle w:val="af4"/>
-      </w:pPr>
-      <w:r>
-        <w:t xml:space="preserve">Для очереди выполнен аналогичный сценарий: операции </w:t>
-      </w:r>
-      <w:proofErr w:type="spellStart"/>
-      <w:r>
-        <w:t>enqueue</w:t>
-      </w:r>
-      <w:proofErr w:type="spellEnd"/>
-      <w:r>
-        <w:t xml:space="preserve"> со значениями 5, 15, 25 и 35 (с проверкой того, что новые элементы добавляются справа, в конец очереди), операция </w:t>
-      </w:r>
-      <w:proofErr w:type="spellStart"/>
-      <w:r>
-        <w:t>front</w:t>
-      </w:r>
-      <w:proofErr w:type="spellEnd"/>
-      <w:r>
-        <w:t xml:space="preserve"> (ожидаемый результат </w:t>
-      </w:r>
-      <w:r>
-        <w:t>–</w:t>
-      </w:r>
-      <w:r>
-        <w:t xml:space="preserve"> 5, первый добавленный элемент), операция </w:t>
-      </w:r>
-      <w:proofErr w:type="spellStart"/>
-      <w:r>
-        <w:t>dequeue</w:t>
-      </w:r>
-      <w:proofErr w:type="spellEnd"/>
-      <w:r>
-        <w:t xml:space="preserve"> (ожидаемый результат </w:t>
-      </w:r>
-      <w:r>
-        <w:t>–</w:t>
-      </w:r>
-      <w:r>
-        <w:t xml:space="preserve"> извлечено значение 5, в очереди остаются 15, 25, 35 </w:t>
-      </w:r>
-      <w:r>
-        <w:t>–</w:t>
-      </w:r>
-      <w:r>
-        <w:t xml:space="preserve"> то есть проверена корректность дисциплины FIFO в противовес дисциплине LIFO стека), и операция </w:t>
-      </w:r>
-      <w:proofErr w:type="spellStart"/>
-      <w:r>
-        <w:t>Undo</w:t>
-      </w:r>
-      <w:proofErr w:type="spellEnd"/>
-      <w:r>
-        <w:t>. Результаты данного сценария отражены на рисунках 6–8.</w:t>
-      </w:r>
-    </w:p>
-    <w:p>
-      <w:pPr>
-        <w:pStyle w:val="aff5"/>
-      </w:pPr>
-      <w:bookmarkStart w:id="81" w:name="_Toc234626973"/>
-      <w:bookmarkStart w:id="82" w:name="_Toc234627110"/>
-      <w:bookmarkStart w:id="83" w:name="_Toc234628010"/>
-      <w:r>
-        <w:t>3.</w:t>
-      </w:r>
-      <w:r>
-        <w:t>7</w:t>
-      </w:r>
-      <w:r>
-        <w:t>.3 Сценарии тестирования двоичного дерева поиска</w:t>
-      </w:r>
-      <w:bookmarkEnd w:id="81"/>
-      <w:bookmarkEnd w:id="82"/>
-      <w:bookmarkEnd w:id="83"/>
-    </w:p>
-    <w:p>
-      <w:pPr>
-        <w:pStyle w:val="af4"/>
-      </w:pPr>
-      <w:r>
-        <w:t xml:space="preserve">Для дерева поиска выполнен наиболее развёрнутый сценарий, включающий построение контрольного дерева из семи значений (50, 30, 70, 20, 40, 60, 80), поиск присутствующего значения 40 (ожидаемый результат </w:t>
-      </w:r>
-      <w:r>
-        <w:t>–</w:t>
-      </w:r>
-      <w:r>
-        <w:t xml:space="preserve"> найдено, путь [50, 30, 40]), поиск отсутствующего значения 99 (ожидаемый результат </w:t>
-      </w:r>
-      <w:r>
-        <w:t>–</w:t>
-      </w:r>
-      <w:r>
-        <w:t xml:space="preserve"> не найдено, путь [50, 70, 80]) и удаление узла 30 с двумя потомками (ожидаемый результат </w:t>
-      </w:r>
-      <w:r>
-        <w:t>–</w:t>
-      </w:r>
-      <w:r>
-        <w:t xml:space="preserve"> узел замещён значением 40 из правого поддерева в соответствии с алгоритмом, описанным в подразделе 3.4.2). Дополнительно проверена операция </w:t>
-      </w:r>
-      <w:proofErr w:type="spellStart"/>
-      <w:r>
-        <w:t>Undo</w:t>
-      </w:r>
-      <w:proofErr w:type="spellEnd"/>
-      <w:r>
-        <w:t>, корректно восстанавливающая дерево к состоянию, предшествовавшему удалению. Результаты данного сценария отражены на рисунках 9–12. Сводная таблица контрольных сценариев тестирования и их результатов представлена в таблице 2.</w:t>
+        <w:t xml:space="preserve"> узел замещён значением 40 из правого поддерева в соответствии с алгоритмом, описанным в подразделе 3.4.2). Дополнительно проверена операция Undo, корректно восстанавливающая дерево к состоянию, предшествовавшему удалению. Результаты данного сценария отражены на рисунках 9–12. Сводная таблица контрольных сценариев тестирования и их результатов представлена в таблице </w:t>
+      </w:r>
+      <w:r>
+        <w:t>3</w:t>
+      </w:r>
+      <w:r>
+        <w:t>.</w:t>
       </w:r>
     </w:p>
     <w:p>
@@ -13626,7 +12747,7 @@
         <w:rPr>
           <w:rFonts w:ascii="Times New Roman" w:eastAsia="Times New Roman" w:hAnsi="Times New Roman" w:cs="Times New Roman"/>
         </w:rPr>
-        <w:t>2</w:t>
+        <w:t>3</w:t>
       </w:r>
       <w:r>
         <w:rPr>
@@ -13782,72 +12903,13 @@
                 <w:rFonts w:ascii="Times New Roman" w:hAnsi="Times New Roman" w:cs="Times New Roman"/>
               </w:rPr>
             </w:pPr>
-            <w:proofErr w:type="spellStart"/>
-            <w:proofErr w:type="gramStart"/>
             <w:r>
               <w:rPr>
                 <w:rFonts w:ascii="Times New Roman" w:eastAsia="Times New Roman" w:hAnsi="Times New Roman" w:cs="Times New Roman"/>
                 <w:color w:val="000000" w:themeColor="text1"/>
               </w:rPr>
-              <w:t>push</w:t>
-            </w:r>
-            <w:proofErr w:type="spellEnd"/>
-            <w:r>
-              <w:rPr>
-                <w:rFonts w:ascii="Times New Roman" w:eastAsia="Times New Roman" w:hAnsi="Times New Roman" w:cs="Times New Roman"/>
-                <w:color w:val="000000" w:themeColor="text1"/>
-              </w:rPr>
-              <w:t>(</w:t>
-            </w:r>
-            <w:proofErr w:type="gramEnd"/>
-            <w:r>
-              <w:rPr>
-                <w:rFonts w:ascii="Times New Roman" w:eastAsia="Times New Roman" w:hAnsi="Times New Roman" w:cs="Times New Roman"/>
-                <w:color w:val="000000" w:themeColor="text1"/>
-              </w:rPr>
-              <w:t xml:space="preserve">10,20,30) → </w:t>
-            </w:r>
-            <w:proofErr w:type="spellStart"/>
-            <w:r>
-              <w:rPr>
-                <w:rFonts w:ascii="Times New Roman" w:eastAsia="Times New Roman" w:hAnsi="Times New Roman" w:cs="Times New Roman"/>
-                <w:color w:val="000000" w:themeColor="text1"/>
-              </w:rPr>
-              <w:t>peek</w:t>
-            </w:r>
-            <w:proofErr w:type="spellEnd"/>
-            <w:r>
-              <w:rPr>
-                <w:rFonts w:ascii="Times New Roman" w:eastAsia="Times New Roman" w:hAnsi="Times New Roman" w:cs="Times New Roman"/>
-                <w:color w:val="000000" w:themeColor="text1"/>
-              </w:rPr>
-              <w:t xml:space="preserve"> → </w:t>
-            </w:r>
-            <w:proofErr w:type="spellStart"/>
-            <w:r>
-              <w:rPr>
-                <w:rFonts w:ascii="Times New Roman" w:eastAsia="Times New Roman" w:hAnsi="Times New Roman" w:cs="Times New Roman"/>
-                <w:color w:val="000000" w:themeColor="text1"/>
-              </w:rPr>
-              <w:t>pop</w:t>
-            </w:r>
-            <w:proofErr w:type="spellEnd"/>
-            <w:r>
-              <w:rPr>
-                <w:rFonts w:ascii="Times New Roman" w:eastAsia="Times New Roman" w:hAnsi="Times New Roman" w:cs="Times New Roman"/>
-                <w:color w:val="000000" w:themeColor="text1"/>
-              </w:rPr>
-              <w:t xml:space="preserve"> → </w:t>
-            </w:r>
-            <w:proofErr w:type="spellStart"/>
-            <w:r>
-              <w:rPr>
-                <w:rFonts w:ascii="Times New Roman" w:eastAsia="Times New Roman" w:hAnsi="Times New Roman" w:cs="Times New Roman"/>
-                <w:color w:val="000000" w:themeColor="text1"/>
-              </w:rPr>
-              <w:t>undo</w:t>
-            </w:r>
-            <w:proofErr w:type="spellEnd"/>
+              <w:t>push(10,20,30) → peek → pop → undo</w:t>
+            </w:r>
           </w:p>
         </w:tc>
         <w:tc>
@@ -13867,39 +12929,7 @@
                 <w:rFonts w:ascii="Times New Roman" w:eastAsia="Times New Roman" w:hAnsi="Times New Roman" w:cs="Times New Roman"/>
                 <w:color w:val="000000" w:themeColor="text1"/>
               </w:rPr>
-              <w:t xml:space="preserve">Вершина 30, после </w:t>
-            </w:r>
-            <w:proofErr w:type="spellStart"/>
-            <w:r>
-              <w:rPr>
-                <w:rFonts w:ascii="Times New Roman" w:eastAsia="Times New Roman" w:hAnsi="Times New Roman" w:cs="Times New Roman"/>
-                <w:color w:val="000000" w:themeColor="text1"/>
-              </w:rPr>
-              <w:t>pop</w:t>
-            </w:r>
-            <w:proofErr w:type="spellEnd"/>
-            <w:r>
-              <w:rPr>
-                <w:rFonts w:ascii="Times New Roman" w:eastAsia="Times New Roman" w:hAnsi="Times New Roman" w:cs="Times New Roman"/>
-                <w:color w:val="000000" w:themeColor="text1"/>
-              </w:rPr>
-              <w:t xml:space="preserve"> вершина 20, после </w:t>
-            </w:r>
-            <w:proofErr w:type="spellStart"/>
-            <w:r>
-              <w:rPr>
-                <w:rFonts w:ascii="Times New Roman" w:eastAsia="Times New Roman" w:hAnsi="Times New Roman" w:cs="Times New Roman"/>
-                <w:color w:val="000000" w:themeColor="text1"/>
-              </w:rPr>
-              <w:t>undo</w:t>
-            </w:r>
-            <w:proofErr w:type="spellEnd"/>
-            <w:r>
-              <w:rPr>
-                <w:rFonts w:ascii="Times New Roman" w:eastAsia="Times New Roman" w:hAnsi="Times New Roman" w:cs="Times New Roman"/>
-                <w:color w:val="000000" w:themeColor="text1"/>
-              </w:rPr>
-              <w:t xml:space="preserve"> вершина 30</w:t>
+              <w:t>Вершина 30, после pop вершина 20, после undo вершина 30</w:t>
             </w:r>
           </w:p>
         </w:tc>
@@ -13915,7 +12945,6 @@
                 <w:color w:val="000000" w:themeColor="text1"/>
               </w:rPr>
             </w:pPr>
-            <w:proofErr w:type="spellStart"/>
             <w:r>
               <w:rPr>
                 <w:rFonts w:ascii="Times New Roman" w:eastAsia="Times New Roman" w:hAnsi="Times New Roman" w:cs="Times New Roman"/>
@@ -13924,7 +12953,6 @@
               </w:rPr>
               <w:t>пройден</w:t>
             </w:r>
-            <w:proofErr w:type="spellEnd"/>
           </w:p>
         </w:tc>
       </w:tr>
@@ -13962,72 +12990,13 @@
                 <w:rFonts w:ascii="Times New Roman" w:hAnsi="Times New Roman" w:cs="Times New Roman"/>
               </w:rPr>
             </w:pPr>
-            <w:proofErr w:type="spellStart"/>
-            <w:proofErr w:type="gramStart"/>
             <w:r>
               <w:rPr>
                 <w:rFonts w:ascii="Times New Roman" w:eastAsia="Times New Roman" w:hAnsi="Times New Roman" w:cs="Times New Roman"/>
                 <w:color w:val="000000" w:themeColor="text1"/>
               </w:rPr>
-              <w:t>enqueue</w:t>
-            </w:r>
-            <w:proofErr w:type="spellEnd"/>
-            <w:r>
-              <w:rPr>
-                <w:rFonts w:ascii="Times New Roman" w:eastAsia="Times New Roman" w:hAnsi="Times New Roman" w:cs="Times New Roman"/>
-                <w:color w:val="000000" w:themeColor="text1"/>
-              </w:rPr>
-              <w:t>(</w:t>
-            </w:r>
-            <w:proofErr w:type="gramEnd"/>
-            <w:r>
-              <w:rPr>
-                <w:rFonts w:ascii="Times New Roman" w:eastAsia="Times New Roman" w:hAnsi="Times New Roman" w:cs="Times New Roman"/>
-                <w:color w:val="000000" w:themeColor="text1"/>
-              </w:rPr>
-              <w:t xml:space="preserve">5,15,25,35) → </w:t>
-            </w:r>
-            <w:proofErr w:type="spellStart"/>
-            <w:r>
-              <w:rPr>
-                <w:rFonts w:ascii="Times New Roman" w:eastAsia="Times New Roman" w:hAnsi="Times New Roman" w:cs="Times New Roman"/>
-                <w:color w:val="000000" w:themeColor="text1"/>
-              </w:rPr>
-              <w:t>front</w:t>
-            </w:r>
-            <w:proofErr w:type="spellEnd"/>
-            <w:r>
-              <w:rPr>
-                <w:rFonts w:ascii="Times New Roman" w:eastAsia="Times New Roman" w:hAnsi="Times New Roman" w:cs="Times New Roman"/>
-                <w:color w:val="000000" w:themeColor="text1"/>
-              </w:rPr>
-              <w:t xml:space="preserve"> → </w:t>
-            </w:r>
-            <w:proofErr w:type="spellStart"/>
-            <w:r>
-              <w:rPr>
-                <w:rFonts w:ascii="Times New Roman" w:eastAsia="Times New Roman" w:hAnsi="Times New Roman" w:cs="Times New Roman"/>
-                <w:color w:val="000000" w:themeColor="text1"/>
-              </w:rPr>
-              <w:t>dequeue</w:t>
-            </w:r>
-            <w:proofErr w:type="spellEnd"/>
-            <w:r>
-              <w:rPr>
-                <w:rFonts w:ascii="Times New Roman" w:eastAsia="Times New Roman" w:hAnsi="Times New Roman" w:cs="Times New Roman"/>
-                <w:color w:val="000000" w:themeColor="text1"/>
-              </w:rPr>
-              <w:t xml:space="preserve"> → </w:t>
-            </w:r>
-            <w:proofErr w:type="spellStart"/>
-            <w:r>
-              <w:rPr>
-                <w:rFonts w:ascii="Times New Roman" w:eastAsia="Times New Roman" w:hAnsi="Times New Roman" w:cs="Times New Roman"/>
-                <w:color w:val="000000" w:themeColor="text1"/>
-              </w:rPr>
-              <w:t>undo</w:t>
-            </w:r>
-            <w:proofErr w:type="spellEnd"/>
+              <w:t>enqueue(5,15,25,35) → front → dequeue → undo</w:t>
+            </w:r>
           </w:p>
         </w:tc>
         <w:tc>
@@ -14047,39 +13016,7 @@
                 <w:rFonts w:ascii="Times New Roman" w:eastAsia="Times New Roman" w:hAnsi="Times New Roman" w:cs="Times New Roman"/>
                 <w:color w:val="000000" w:themeColor="text1"/>
               </w:rPr>
-              <w:t xml:space="preserve">Начало очереди 5, после </w:t>
-            </w:r>
-            <w:proofErr w:type="spellStart"/>
-            <w:r>
-              <w:rPr>
-                <w:rFonts w:ascii="Times New Roman" w:eastAsia="Times New Roman" w:hAnsi="Times New Roman" w:cs="Times New Roman"/>
-                <w:color w:val="000000" w:themeColor="text1"/>
-              </w:rPr>
-              <w:t>dequeue</w:t>
-            </w:r>
-            <w:proofErr w:type="spellEnd"/>
-            <w:r>
-              <w:rPr>
-                <w:rFonts w:ascii="Times New Roman" w:eastAsia="Times New Roman" w:hAnsi="Times New Roman" w:cs="Times New Roman"/>
-                <w:color w:val="000000" w:themeColor="text1"/>
-              </w:rPr>
-              <w:t xml:space="preserve"> начало 15, после </w:t>
-            </w:r>
-            <w:proofErr w:type="spellStart"/>
-            <w:r>
-              <w:rPr>
-                <w:rFonts w:ascii="Times New Roman" w:eastAsia="Times New Roman" w:hAnsi="Times New Roman" w:cs="Times New Roman"/>
-                <w:color w:val="000000" w:themeColor="text1"/>
-              </w:rPr>
-              <w:t>undo</w:t>
-            </w:r>
-            <w:proofErr w:type="spellEnd"/>
-            <w:r>
-              <w:rPr>
-                <w:rFonts w:ascii="Times New Roman" w:eastAsia="Times New Roman" w:hAnsi="Times New Roman" w:cs="Times New Roman"/>
-                <w:color w:val="000000" w:themeColor="text1"/>
-              </w:rPr>
-              <w:t xml:space="preserve"> начало 5</w:t>
+              <w:t>Начало очереди 5, после dequeue начало 15, после undo начало 5</w:t>
             </w:r>
           </w:p>
         </w:tc>
@@ -14095,7 +13032,6 @@
                 <w:color w:val="000000" w:themeColor="text1"/>
               </w:rPr>
             </w:pPr>
-            <w:proofErr w:type="spellStart"/>
             <w:r>
               <w:rPr>
                 <w:rFonts w:ascii="Times New Roman" w:eastAsia="Times New Roman" w:hAnsi="Times New Roman" w:cs="Times New Roman"/>
@@ -14104,7 +13040,6 @@
               </w:rPr>
               <w:t>пройден</w:t>
             </w:r>
-            <w:proofErr w:type="spellEnd"/>
           </w:p>
         </w:tc>
       </w:tr>
@@ -14142,41 +13077,13 @@
                 <w:rFonts w:ascii="Times New Roman" w:hAnsi="Times New Roman" w:cs="Times New Roman"/>
               </w:rPr>
             </w:pPr>
-            <w:proofErr w:type="gramStart"/>
             <w:r>
               <w:rPr>
                 <w:rFonts w:ascii="Times New Roman" w:eastAsia="Times New Roman" w:hAnsi="Times New Roman" w:cs="Times New Roman"/>
                 <w:color w:val="000000" w:themeColor="text1"/>
                 <w:lang w:val="en-US"/>
               </w:rPr>
-              <w:t>insert(</w:t>
-            </w:r>
-            <w:proofErr w:type="gramEnd"/>
-            <w:r>
-              <w:rPr>
-                <w:rFonts w:ascii="Times New Roman" w:eastAsia="Times New Roman" w:hAnsi="Times New Roman" w:cs="Times New Roman"/>
-                <w:color w:val="000000" w:themeColor="text1"/>
-                <w:lang w:val="en-US"/>
-              </w:rPr>
-              <w:t xml:space="preserve">50,30,70,20,40,60,80) → </w:t>
-            </w:r>
-            <w:proofErr w:type="gramStart"/>
-            <w:r>
-              <w:rPr>
-                <w:rFonts w:ascii="Times New Roman" w:eastAsia="Times New Roman" w:hAnsi="Times New Roman" w:cs="Times New Roman"/>
-                <w:color w:val="000000" w:themeColor="text1"/>
-                <w:lang w:val="en-US"/>
-              </w:rPr>
-              <w:t>search(</w:t>
-            </w:r>
-            <w:proofErr w:type="gramEnd"/>
-            <w:r>
-              <w:rPr>
-                <w:rFonts w:ascii="Times New Roman" w:eastAsia="Times New Roman" w:hAnsi="Times New Roman" w:cs="Times New Roman"/>
-                <w:color w:val="000000" w:themeColor="text1"/>
-                <w:lang w:val="en-US"/>
-              </w:rPr>
-              <w:t>40)</w:t>
+              <w:t>insert(50,30,70,20,40,60,80) → search(40)</w:t>
             </w:r>
           </w:p>
         </w:tc>
@@ -14192,41 +13099,13 @@
                 <w:color w:val="000000" w:themeColor="text1"/>
               </w:rPr>
             </w:pPr>
-            <w:proofErr w:type="spellStart"/>
             <w:r>
               <w:rPr>
                 <w:rFonts w:ascii="Times New Roman" w:eastAsia="Times New Roman" w:hAnsi="Times New Roman" w:cs="Times New Roman"/>
                 <w:color w:val="000000" w:themeColor="text1"/>
                 <w:lang w:val="en-US"/>
               </w:rPr>
-              <w:t>Найдено</w:t>
-            </w:r>
-            <w:proofErr w:type="spellEnd"/>
-            <w:r>
-              <w:rPr>
-                <w:rFonts w:ascii="Times New Roman" w:eastAsia="Times New Roman" w:hAnsi="Times New Roman" w:cs="Times New Roman"/>
-                <w:color w:val="000000" w:themeColor="text1"/>
-                <w:lang w:val="en-US"/>
-              </w:rPr>
-              <w:t xml:space="preserve">, </w:t>
-            </w:r>
-            <w:proofErr w:type="spellStart"/>
-            <w:r>
-              <w:rPr>
-                <w:rFonts w:ascii="Times New Roman" w:eastAsia="Times New Roman" w:hAnsi="Times New Roman" w:cs="Times New Roman"/>
-                <w:color w:val="000000" w:themeColor="text1"/>
-                <w:lang w:val="en-US"/>
-              </w:rPr>
-              <w:t>путь</w:t>
-            </w:r>
-            <w:proofErr w:type="spellEnd"/>
-            <w:r>
-              <w:rPr>
-                <w:rFonts w:ascii="Times New Roman" w:eastAsia="Times New Roman" w:hAnsi="Times New Roman" w:cs="Times New Roman"/>
-                <w:color w:val="000000" w:themeColor="text1"/>
-                <w:lang w:val="en-US"/>
-              </w:rPr>
-              <w:t xml:space="preserve"> [50, 30, 40]</w:t>
+              <w:t>Найдено, путь [50, 30, 40]</w:t>
             </w:r>
           </w:p>
         </w:tc>
@@ -14242,7 +13121,6 @@
                 <w:color w:val="000000" w:themeColor="text1"/>
               </w:rPr>
             </w:pPr>
-            <w:proofErr w:type="spellStart"/>
             <w:r>
               <w:rPr>
                 <w:rFonts w:ascii="Times New Roman" w:eastAsia="Times New Roman" w:hAnsi="Times New Roman" w:cs="Times New Roman"/>
@@ -14251,7 +13129,6 @@
               </w:rPr>
               <w:t>пройден</w:t>
             </w:r>
-            <w:proofErr w:type="spellEnd"/>
           </w:p>
         </w:tc>
       </w:tr>
@@ -14289,7 +13166,6 @@
                 <w:rFonts w:ascii="Times New Roman" w:hAnsi="Times New Roman" w:cs="Times New Roman"/>
               </w:rPr>
             </w:pPr>
-            <w:proofErr w:type="gramStart"/>
             <w:r>
               <w:rPr>
                 <w:rFonts w:ascii="Times New Roman" w:eastAsia="Times New Roman" w:hAnsi="Times New Roman" w:cs="Times New Roman"/>
@@ -14303,15 +13179,7 @@
                 <w:rFonts w:ascii="Times New Roman" w:eastAsia="Times New Roman" w:hAnsi="Times New Roman" w:cs="Times New Roman"/>
                 <w:color w:val="000000" w:themeColor="text1"/>
               </w:rPr>
-              <w:t>(</w:t>
-            </w:r>
-            <w:proofErr w:type="gramEnd"/>
-            <w:r>
-              <w:rPr>
-                <w:rFonts w:ascii="Times New Roman" w:eastAsia="Times New Roman" w:hAnsi="Times New Roman" w:cs="Times New Roman"/>
-                <w:color w:val="000000" w:themeColor="text1"/>
-              </w:rPr>
-              <w:t>99) на том же дереве</w:t>
+              <w:t>(99) на том же дереве</w:t>
             </w:r>
           </w:p>
         </w:tc>
@@ -14327,59 +13195,13 @@
                 <w:color w:val="000000" w:themeColor="text1"/>
               </w:rPr>
             </w:pPr>
-            <w:proofErr w:type="spellStart"/>
             <w:r>
               <w:rPr>
                 <w:rFonts w:ascii="Times New Roman" w:eastAsia="Times New Roman" w:hAnsi="Times New Roman" w:cs="Times New Roman"/>
                 <w:color w:val="000000" w:themeColor="text1"/>
                 <w:lang w:val="en-US"/>
               </w:rPr>
-              <w:t>Не</w:t>
-            </w:r>
-            <w:proofErr w:type="spellEnd"/>
-            <w:r>
-              <w:rPr>
-                <w:rFonts w:ascii="Times New Roman" w:eastAsia="Times New Roman" w:hAnsi="Times New Roman" w:cs="Times New Roman"/>
-                <w:color w:val="000000" w:themeColor="text1"/>
-                <w:lang w:val="en-US"/>
-              </w:rPr>
-              <w:t xml:space="preserve"> </w:t>
-            </w:r>
-            <w:proofErr w:type="spellStart"/>
-            <w:r>
-              <w:rPr>
-                <w:rFonts w:ascii="Times New Roman" w:eastAsia="Times New Roman" w:hAnsi="Times New Roman" w:cs="Times New Roman"/>
-                <w:color w:val="000000" w:themeColor="text1"/>
-                <w:lang w:val="en-US"/>
-              </w:rPr>
-              <w:t>найдено</w:t>
-            </w:r>
-            <w:proofErr w:type="spellEnd"/>
-            <w:r>
-              <w:rPr>
-                <w:rFonts w:ascii="Times New Roman" w:eastAsia="Times New Roman" w:hAnsi="Times New Roman" w:cs="Times New Roman"/>
-                <w:color w:val="000000" w:themeColor="text1"/>
-                <w:lang w:val="en-US"/>
-              </w:rPr>
-              <w:t xml:space="preserve">, </w:t>
-            </w:r>
-            <w:proofErr w:type="spellStart"/>
-            <w:r>
-              <w:rPr>
-                <w:rFonts w:ascii="Times New Roman" w:eastAsia="Times New Roman" w:hAnsi="Times New Roman" w:cs="Times New Roman"/>
-                <w:color w:val="000000" w:themeColor="text1"/>
-                <w:lang w:val="en-US"/>
-              </w:rPr>
-              <w:t>путь</w:t>
-            </w:r>
-            <w:proofErr w:type="spellEnd"/>
-            <w:r>
-              <w:rPr>
-                <w:rFonts w:ascii="Times New Roman" w:eastAsia="Times New Roman" w:hAnsi="Times New Roman" w:cs="Times New Roman"/>
-                <w:color w:val="000000" w:themeColor="text1"/>
-                <w:lang w:val="en-US"/>
-              </w:rPr>
-              <w:t xml:space="preserve"> [50, 70, 80]</w:t>
+              <w:t>Не найдено, путь [50, 70, 80]</w:t>
             </w:r>
           </w:p>
         </w:tc>
@@ -14395,7 +13217,6 @@
                 <w:color w:val="000000" w:themeColor="text1"/>
               </w:rPr>
             </w:pPr>
-            <w:proofErr w:type="spellStart"/>
             <w:r>
               <w:rPr>
                 <w:rFonts w:ascii="Times New Roman" w:eastAsia="Times New Roman" w:hAnsi="Times New Roman" w:cs="Times New Roman"/>
@@ -14404,7 +13225,6 @@
               </w:rPr>
               <w:t>пройден</w:t>
             </w:r>
-            <w:proofErr w:type="spellEnd"/>
           </w:p>
         </w:tc>
       </w:tr>
@@ -14442,40 +13262,13 @@
                 <w:rFonts w:ascii="Times New Roman" w:hAnsi="Times New Roman" w:cs="Times New Roman"/>
               </w:rPr>
             </w:pPr>
-            <w:proofErr w:type="spellStart"/>
-            <w:proofErr w:type="gramStart"/>
             <w:r>
               <w:rPr>
                 <w:rFonts w:ascii="Times New Roman" w:eastAsia="Times New Roman" w:hAnsi="Times New Roman" w:cs="Times New Roman"/>
                 <w:color w:val="000000" w:themeColor="text1"/>
               </w:rPr>
-              <w:t>delete</w:t>
-            </w:r>
-            <w:proofErr w:type="spellEnd"/>
-            <w:r>
-              <w:rPr>
-                <w:rFonts w:ascii="Times New Roman" w:eastAsia="Times New Roman" w:hAnsi="Times New Roman" w:cs="Times New Roman"/>
-                <w:color w:val="000000" w:themeColor="text1"/>
-              </w:rPr>
-              <w:t>(</w:t>
-            </w:r>
-            <w:proofErr w:type="gramEnd"/>
-            <w:r>
-              <w:rPr>
-                <w:rFonts w:ascii="Times New Roman" w:eastAsia="Times New Roman" w:hAnsi="Times New Roman" w:cs="Times New Roman"/>
-                <w:color w:val="000000" w:themeColor="text1"/>
-              </w:rPr>
-              <w:t xml:space="preserve">30) → </w:t>
-            </w:r>
-            <w:proofErr w:type="spellStart"/>
-            <w:r>
-              <w:rPr>
-                <w:rFonts w:ascii="Times New Roman" w:eastAsia="Times New Roman" w:hAnsi="Times New Roman" w:cs="Times New Roman"/>
-                <w:color w:val="000000" w:themeColor="text1"/>
-              </w:rPr>
-              <w:t>undo</w:t>
-            </w:r>
-            <w:proofErr w:type="spellEnd"/>
+              <w:t>delete(30) → undo</w:t>
+            </w:r>
           </w:p>
         </w:tc>
         <w:tc>
@@ -14495,23 +13288,7 @@
                 <w:rFonts w:ascii="Times New Roman" w:eastAsia="Times New Roman" w:hAnsi="Times New Roman" w:cs="Times New Roman"/>
                 <w:color w:val="000000" w:themeColor="text1"/>
               </w:rPr>
-              <w:t xml:space="preserve">Узел 30 замещён значением 40; </w:t>
-            </w:r>
-            <w:proofErr w:type="spellStart"/>
-            <w:r>
-              <w:rPr>
-                <w:rFonts w:ascii="Times New Roman" w:eastAsia="Times New Roman" w:hAnsi="Times New Roman" w:cs="Times New Roman"/>
-                <w:color w:val="000000" w:themeColor="text1"/>
-              </w:rPr>
-              <w:t>undo</w:t>
-            </w:r>
-            <w:proofErr w:type="spellEnd"/>
-            <w:r>
-              <w:rPr>
-                <w:rFonts w:ascii="Times New Roman" w:eastAsia="Times New Roman" w:hAnsi="Times New Roman" w:cs="Times New Roman"/>
-                <w:color w:val="000000" w:themeColor="text1"/>
-              </w:rPr>
-              <w:t xml:space="preserve"> восстанавливает узел 30</w:t>
+              <w:t>Узел 30 замещён значением 40; undo восстанавливает узел 30</w:t>
             </w:r>
           </w:p>
         </w:tc>
@@ -14527,7 +13304,6 @@
                 <w:color w:val="000000" w:themeColor="text1"/>
               </w:rPr>
             </w:pPr>
-            <w:proofErr w:type="spellStart"/>
             <w:r>
               <w:rPr>
                 <w:rFonts w:ascii="Times New Roman" w:eastAsia="Times New Roman" w:hAnsi="Times New Roman" w:cs="Times New Roman"/>
@@ -14536,7 +13312,6 @@
               </w:rPr>
               <w:t>пройден</w:t>
             </w:r>
-            <w:proofErr w:type="spellEnd"/>
           </w:p>
         </w:tc>
       </w:tr>
@@ -14547,24 +13322,22 @@
         <w:spacing w:before="120"/>
       </w:pPr>
       <w:r>
-        <w:t xml:space="preserve">Анализ данных, приведённых в таблице 2, позволяет сделать вывод о корректной реализации базовых операций визуализатора: вставка, поиск и удаление выполняются в соответствии с логикой бинарного дерева поиска, а механизм </w:t>
-      </w:r>
-      <w:proofErr w:type="spellStart"/>
-      <w:r>
-        <w:t>Undo</w:t>
-      </w:r>
-      <w:proofErr w:type="spellEnd"/>
-      <w:r>
-        <w:t xml:space="preserve"> обеспечивает надёжный возврат к предыдущим состояниям.</w:t>
+        <w:t xml:space="preserve">Анализ данных, приведённых в таблице </w:t>
+      </w:r>
+      <w:r>
+        <w:t>3</w:t>
+      </w:r>
+      <w:r>
+        <w:t>, позволяет сделать вывод о корректной реализации базовых операций визуализатора: вставка, поиск и удаление выполняются в соответствии с логикой бинарного дерева поиска, а механизм Undo обеспечивает надёжный возврат к предыдущим состояниям.</w:t>
       </w:r>
     </w:p>
     <w:p>
       <w:pPr>
         <w:pStyle w:val="aff3"/>
       </w:pPr>
-      <w:bookmarkStart w:id="84" w:name="_Toc234626975"/>
-      <w:bookmarkStart w:id="85" w:name="_Toc234627112"/>
-      <w:bookmarkStart w:id="86" w:name="_Toc234628011"/>
+      <w:bookmarkStart w:id="66" w:name="_Toc234626975"/>
+      <w:bookmarkStart w:id="67" w:name="_Toc234627112"/>
+      <w:bookmarkStart w:id="68" w:name="_Toc234981149"/>
       <w:r>
         <w:t>3.</w:t>
       </w:r>
@@ -14574,9 +13347,9 @@
       <w:r>
         <w:t xml:space="preserve"> Проверка кроссплатформенной работоспособности</w:t>
       </w:r>
-      <w:bookmarkEnd w:id="84"/>
-      <w:bookmarkEnd w:id="85"/>
-      <w:bookmarkEnd w:id="86"/>
+      <w:bookmarkEnd w:id="66"/>
+      <w:bookmarkEnd w:id="67"/>
+      <w:bookmarkEnd w:id="68"/>
     </w:p>
     <w:p>
       <w:pPr>
@@ -14597,69 +13370,25 @@
         <w:rPr>
           <w:rFonts w:ascii="Times New Roman" w:eastAsia="Times New Roman" w:hAnsi="Times New Roman" w:cs="Times New Roman"/>
         </w:rPr>
-        <w:t xml:space="preserve">Собранный средствами </w:t>
-      </w:r>
-      <w:proofErr w:type="spellStart"/>
-      <w:r>
-        <w:rPr>
-          <w:rFonts w:ascii="Times New Roman" w:eastAsia="Times New Roman" w:hAnsi="Times New Roman" w:cs="Times New Roman"/>
-        </w:rPr>
-        <w:t>PyInstaller</w:t>
-      </w:r>
-      <w:proofErr w:type="spellEnd"/>
-      <w:r>
-        <w:rPr>
-          <w:rFonts w:ascii="Times New Roman" w:eastAsia="Times New Roman" w:hAnsi="Times New Roman" w:cs="Times New Roman"/>
-        </w:rPr>
-        <w:t xml:space="preserve"> [15] автономный исполняемый файл был запущен в среде Linux (Ubuntu).</w:t>
-      </w:r>
-      <w:r>
-        <w:rPr>
-          <w:rFonts w:ascii="Times New Roman" w:eastAsia="Times New Roman" w:hAnsi="Times New Roman" w:cs="Times New Roman"/>
-        </w:rPr>
-        <w:t xml:space="preserve"> Приложение запустилось без ошибок, что служит прямым практическим подтверждением кроссплатформенности разработанного решения, обоснованной теоретически в подразделе 2.3. Фактический запуск и корректная визуальная работа автономного исполняемого файла в среде Linux являются эмпирическим доказательством того же тезиса, который для среды Windows обеспечивается идентичным способом сборки. Поскольку </w:t>
-      </w:r>
-      <w:proofErr w:type="spellStart"/>
-      <w:r>
-        <w:rPr>
-          <w:rFonts w:ascii="Times New Roman" w:eastAsia="Times New Roman" w:hAnsi="Times New Roman" w:cs="Times New Roman"/>
-        </w:rPr>
-        <w:t>PyInstaller</w:t>
-      </w:r>
-      <w:proofErr w:type="spellEnd"/>
-      <w:r>
-        <w:rPr>
-          <w:rFonts w:ascii="Times New Roman" w:eastAsia="Times New Roman" w:hAnsi="Times New Roman" w:cs="Times New Roman"/>
-        </w:rPr>
-        <w:t xml:space="preserve"> упаковывает все необходимые библиотеки и зависимости, включая привязки </w:t>
-      </w:r>
-      <w:proofErr w:type="spellStart"/>
-      <w:r>
-        <w:rPr>
-          <w:rFonts w:ascii="Times New Roman" w:eastAsia="Times New Roman" w:hAnsi="Times New Roman" w:cs="Times New Roman"/>
-        </w:rPr>
-        <w:t>Tcl</w:t>
-      </w:r>
-      <w:proofErr w:type="spellEnd"/>
-      <w:r>
-        <w:rPr>
-          <w:rFonts w:ascii="Times New Roman" w:eastAsia="Times New Roman" w:hAnsi="Times New Roman" w:cs="Times New Roman"/>
-        </w:rPr>
-        <w:t>/</w:t>
-      </w:r>
-      <w:proofErr w:type="spellStart"/>
-      <w:r>
-        <w:rPr>
-          <w:rFonts w:ascii="Times New Roman" w:eastAsia="Times New Roman" w:hAnsi="Times New Roman" w:cs="Times New Roman"/>
-        </w:rPr>
-        <w:t>Tk</w:t>
-      </w:r>
-      <w:proofErr w:type="spellEnd"/>
-      <w:r>
-        <w:rPr>
-          <w:rFonts w:ascii="Times New Roman" w:eastAsia="Times New Roman" w:hAnsi="Times New Roman" w:cs="Times New Roman"/>
-        </w:rPr>
-        <w:t>, непосредственно в исполняемый файл, приложение не требует от пользователя установки интерпретатора Python или каких-либо дополнительных системных пакетов, что делает развёртывание программы на обеих платформах тривиальным и не создаёт препятствий для конечного пользователя.</w:t>
+        <w:t>Собранный средствами PyInstaller [1</w:t>
+      </w:r>
+      <w:r>
+        <w:rPr>
+          <w:rFonts w:ascii="Times New Roman" w:eastAsia="Times New Roman" w:hAnsi="Times New Roman" w:cs="Times New Roman"/>
+        </w:rPr>
+        <w:t>8</w:t>
+      </w:r>
+      <w:r>
+        <w:rPr>
+          <w:rFonts w:ascii="Times New Roman" w:eastAsia="Times New Roman" w:hAnsi="Times New Roman" w:cs="Times New Roman"/>
+        </w:rPr>
+        <w:t>] автономный исполняемый файл был запущен в среде Linux (Ubuntu).</w:t>
+      </w:r>
+      <w:r>
+        <w:rPr>
+          <w:rFonts w:ascii="Times New Roman" w:eastAsia="Times New Roman" w:hAnsi="Times New Roman" w:cs="Times New Roman"/>
+        </w:rPr>
+        <w:t xml:space="preserve"> Приложение запустилось без ошибок, что служит прямым практическим подтверждением кроссплатформенности разработанного решения, обоснованной теоретически в подразделе 2.3. Фактический запуск и корректная визуальная работа автономного исполняемого файла в среде Linux являются эмпирическим доказательством того же тезиса, который для среды Windows обеспечивается идентичным способом сборки. Поскольку PyInstaller упаковывает все необходимые библиотеки и зависимости, включая привязки Tcl/Tk, непосредственно в исполняемый файл, приложение не требует от пользователя установки интерпретатора Python или каких-либо дополнительных системных пакетов, что делает развёртывание программы на обеих платформах тривиальным и не создаёт препятствий для конечного пользователя.</w:t>
       </w:r>
     </w:p>
     <w:p>
@@ -14669,9 +13398,9 @@
           <w:rFonts w:eastAsia="Arial"/>
         </w:rPr>
       </w:pPr>
-      <w:bookmarkStart w:id="87" w:name="_Toc234626976"/>
-      <w:bookmarkStart w:id="88" w:name="_Toc234627113"/>
-      <w:bookmarkStart w:id="89" w:name="_Toc234628012"/>
+      <w:bookmarkStart w:id="69" w:name="_Toc234626976"/>
+      <w:bookmarkStart w:id="70" w:name="_Toc234627113"/>
+      <w:bookmarkStart w:id="71" w:name="_Toc234981150"/>
       <w:r>
         <w:rPr>
           <w:rFonts w:eastAsia="Arial"/>
@@ -14679,9 +13408,9 @@
         <w:lastRenderedPageBreak/>
         <w:t>Заключение</w:t>
       </w:r>
-      <w:bookmarkEnd w:id="87"/>
-      <w:bookmarkEnd w:id="88"/>
-      <w:bookmarkEnd w:id="89"/>
+      <w:bookmarkEnd w:id="69"/>
+      <w:bookmarkEnd w:id="70"/>
+      <w:bookmarkEnd w:id="71"/>
     </w:p>
     <w:p>
       <w:pPr>
@@ -14706,15 +13435,7 @@
         <w:t xml:space="preserve"> </w:t>
       </w:r>
       <w:r>
-        <w:t xml:space="preserve">Проведён сравнительный анализ доступных средств реализации кроссплатформенного графического интерфейса на языке Python, по результатам которого обоснованно выбрана стандартная библиотека </w:t>
-      </w:r>
-      <w:proofErr w:type="spellStart"/>
-      <w:r>
-        <w:t>Tkinter</w:t>
-      </w:r>
-      <w:proofErr w:type="spellEnd"/>
-      <w:r>
-        <w:t xml:space="preserve"> как решение, обеспечивающее необходимую переносимость между операционными системами Windows и Linux без дополнительных внешних зависимостей.</w:t>
+        <w:t>Проведён сравнительный анализ доступных средств реализации кроссплатформенного графического интерфейса на языке Python, по результатам которого обоснованно выбрана стандартная библиотека Tkinter как решение, обеспечивающее необходимую переносимость между операционными системами Windows и Linux без дополнительных внешних зависимостей.</w:t>
       </w:r>
     </w:p>
     <w:p>
@@ -14738,21 +13459,35 @@
         <w:pStyle w:val="af4"/>
       </w:pPr>
       <w:r>
-        <w:t>Заявленное требование кроссплатформенности выполнено и подтверждено не только теоретическим обоснованием выбора технологического стека, но и практической проверкой: приложение было запущено и протестировано непосредственно в среде Linux, при этом все продемонстрированные в отчёте иллюстрации работы интерфейса получены в результате такого запуска, без внесения каких-либо изменений в исходный код приложения по сравнению с его эталонной версией, разработанной для среды Windows.</w:t>
-      </w:r>
-      <w:r>
-        <w:t xml:space="preserve"> Все необходимые для ознакомления материалы проекта, включая исходный код разработанного программного обеспечения и автономные исполняемые файлы для целевых операционных систем Windows (EXE) и Linux (ELF), были в полном объёме выгружены в удаленный репозиторий на платформе </w:t>
-      </w:r>
-      <w:proofErr w:type="spellStart"/>
-      <w:r>
-        <w:t>GitHub</w:t>
-      </w:r>
-      <w:proofErr w:type="spellEnd"/>
+        <w:t xml:space="preserve">Заявленное требование кроссплатформенности выполнено и подтверждено не только теоретическим обоснованием выбора технологического стека, но и практической проверкой: приложение было запущено и протестировано непосредственно в среде Linux, при этом все продемонстрированные в отчёте иллюстрации работы интерфейса получены в результате такого запуска, без внесения каких-либо изменений в исходный код приложения по </w:t>
+      </w:r>
+      <w:r>
+        <w:rPr>
+          <w:sz w:val="22"/>
+          <w:szCs w:val="22"/>
+        </w:rPr>
+        <w:t>сравнению</w:t>
+      </w:r>
+      <w:r>
+        <w:t xml:space="preserve"> с его эталонной версией, разработанной для среды Windows.</w:t>
+      </w:r>
+      <w:r>
+        <w:t xml:space="preserve"> Все необходимые для ознакомления материалы проекта, включая исходный код разработанного программного обеспечения и автономные исполняемые файлы для целевых операционных систем Windows (EXE) и Linux (ELF), были в полном объёме выгружены в удаленный репозиторий на платформе GitHub</w:t>
+      </w:r>
       <w:r>
         <w:t xml:space="preserve"> </w:t>
       </w:r>
       <w:r>
-        <w:t>[16]</w:t>
+        <w:t>по ссылке</w:t>
+      </w:r>
+      <w:r>
+        <w:t>:</w:t>
+      </w:r>
+      <w:r>
+        <w:t xml:space="preserve"> </w:t>
+      </w:r>
+      <w:r>
+        <w:t>https://github.com/Alelovv/DataStructures</w:t>
       </w:r>
       <w:r>
         <w:t>.</w:t>
@@ -14800,11 +13535,11 @@
           <w:szCs w:val="28"/>
         </w:rPr>
       </w:pPr>
-      <w:bookmarkStart w:id="90" w:name="_Toc475027387"/>
-      <w:bookmarkStart w:id="91" w:name="_Toc906697886"/>
-      <w:bookmarkStart w:id="92" w:name="_Toc234626977"/>
-      <w:bookmarkStart w:id="93" w:name="_Toc234627114"/>
-      <w:bookmarkStart w:id="94" w:name="_Toc234628013"/>
+      <w:bookmarkStart w:id="72" w:name="_Toc475027387"/>
+      <w:bookmarkStart w:id="73" w:name="_Toc906697886"/>
+      <w:bookmarkStart w:id="74" w:name="_Toc234626977"/>
+      <w:bookmarkStart w:id="75" w:name="_Toc234627114"/>
+      <w:bookmarkStart w:id="76" w:name="_Toc234981151"/>
       <w:r>
         <w:rPr>
           <w:rFonts w:ascii="Arial" w:eastAsia="Arial" w:hAnsi="Arial" w:cs="Arial"/>
@@ -14850,14 +13585,16 @@
         </w:rPr>
         <w:t>источников</w:t>
       </w:r>
-      <w:bookmarkEnd w:id="90"/>
-      <w:bookmarkEnd w:id="91"/>
-      <w:bookmarkEnd w:id="92"/>
-      <w:bookmarkEnd w:id="93"/>
-      <w:bookmarkEnd w:id="94"/>
-    </w:p>
-    <w:p>
-      <w:pPr>
+      <w:bookmarkEnd w:id="72"/>
+      <w:bookmarkEnd w:id="73"/>
+      <w:bookmarkEnd w:id="74"/>
+      <w:bookmarkEnd w:id="75"/>
+      <w:bookmarkEnd w:id="76"/>
+    </w:p>
+    <w:p>
+      <w:pPr>
+        <w:widowControl w:val="0"/>
+        <w:suppressAutoHyphens/>
         <w:spacing w:after="0" w:line="360" w:lineRule="auto"/>
         <w:ind w:firstLine="708"/>
         <w:jc w:val="both"/>
@@ -14889,6 +13626,8 @@
     </w:p>
     <w:p>
       <w:pPr>
+        <w:widowControl w:val="0"/>
+        <w:suppressAutoHyphens/>
         <w:spacing w:after="0" w:line="360" w:lineRule="auto"/>
         <w:ind w:firstLine="708"/>
         <w:jc w:val="both"/>
@@ -14900,67 +13639,25 @@
         <w:rPr>
           <w:rFonts w:ascii="Times New Roman" w:eastAsia="Times New Roman" w:hAnsi="Times New Roman" w:cs="Times New Roman"/>
         </w:rPr>
-        <w:t xml:space="preserve">2 </w:t>
-      </w:r>
-      <w:proofErr w:type="spellStart"/>
-      <w:r>
-        <w:rPr>
-          <w:rFonts w:ascii="Times New Roman" w:eastAsia="Times New Roman" w:hAnsi="Times New Roman" w:cs="Times New Roman"/>
-        </w:rPr>
-        <w:t>Кормен</w:t>
-      </w:r>
-      <w:proofErr w:type="spellEnd"/>
-      <w:r>
-        <w:rPr>
-          <w:rFonts w:ascii="Times New Roman" w:eastAsia="Times New Roman" w:hAnsi="Times New Roman" w:cs="Times New Roman"/>
-        </w:rPr>
-        <w:t xml:space="preserve">, Т. Алгоритмы: построение и анализ / Т. </w:t>
-      </w:r>
-      <w:proofErr w:type="spellStart"/>
-      <w:r>
-        <w:rPr>
-          <w:rFonts w:ascii="Times New Roman" w:eastAsia="Times New Roman" w:hAnsi="Times New Roman" w:cs="Times New Roman"/>
-        </w:rPr>
-        <w:t>Кормен</w:t>
-      </w:r>
-      <w:proofErr w:type="spellEnd"/>
-      <w:r>
-        <w:rPr>
-          <w:rFonts w:ascii="Times New Roman" w:eastAsia="Times New Roman" w:hAnsi="Times New Roman" w:cs="Times New Roman"/>
-        </w:rPr>
-        <w:t xml:space="preserve">, Ч. </w:t>
-      </w:r>
-      <w:proofErr w:type="spellStart"/>
-      <w:r>
-        <w:rPr>
-          <w:rFonts w:ascii="Times New Roman" w:eastAsia="Times New Roman" w:hAnsi="Times New Roman" w:cs="Times New Roman"/>
-        </w:rPr>
-        <w:t>Лейзерсон</w:t>
-      </w:r>
-      <w:proofErr w:type="spellEnd"/>
-      <w:r>
-        <w:rPr>
-          <w:rFonts w:ascii="Times New Roman" w:eastAsia="Times New Roman" w:hAnsi="Times New Roman" w:cs="Times New Roman"/>
-        </w:rPr>
-        <w:t xml:space="preserve">, Р. </w:t>
-      </w:r>
-      <w:proofErr w:type="spellStart"/>
-      <w:r>
-        <w:rPr>
-          <w:rFonts w:ascii="Times New Roman" w:eastAsia="Times New Roman" w:hAnsi="Times New Roman" w:cs="Times New Roman"/>
-        </w:rPr>
-        <w:t>Ривест</w:t>
-      </w:r>
-      <w:proofErr w:type="spellEnd"/>
-      <w:r>
-        <w:rPr>
-          <w:rFonts w:ascii="Times New Roman" w:eastAsia="Times New Roman" w:hAnsi="Times New Roman" w:cs="Times New Roman"/>
-        </w:rPr>
-        <w:t>, К. Штайн ; пер. с англ. – 3-е изд. – Москва : Вильямс, 2013. – 1328 с.</w:t>
-      </w:r>
-    </w:p>
-    <w:p>
-      <w:pPr>
+        <w:t>2</w:t>
+      </w:r>
+      <w:r>
+        <w:rPr>
+          <w:rFonts w:ascii="Times New Roman" w:eastAsia="Times New Roman" w:hAnsi="Times New Roman" w:cs="Times New Roman"/>
+        </w:rPr>
+        <w:t xml:space="preserve"> </w:t>
+      </w:r>
+      <w:r>
+        <w:rPr>
+          <w:rFonts w:ascii="Times New Roman" w:eastAsia="Times New Roman" w:hAnsi="Times New Roman" w:cs="Times New Roman"/>
+        </w:rPr>
+        <w:t>Кормен, Т. Алгоритмы: построение и анализ / Т. Кормен, Ч. Лейзерсон, Р. Ривест, К. Штайн ; пер. с англ. – 3-е изд. – Москва : Вильямс, 2013. – 1328 с.</w:t>
+      </w:r>
+    </w:p>
+    <w:p>
+      <w:pPr>
+        <w:widowControl w:val="0"/>
+        <w:suppressAutoHyphens/>
         <w:spacing w:after="0" w:line="360" w:lineRule="auto"/>
         <w:ind w:firstLine="708"/>
         <w:jc w:val="both"/>
@@ -14972,25 +13669,163 @@
         <w:rPr>
           <w:rFonts w:ascii="Times New Roman" w:eastAsia="Times New Roman" w:hAnsi="Times New Roman" w:cs="Times New Roman"/>
         </w:rPr>
-        <w:t xml:space="preserve">3 ГОСТ 19.701–90 (ИСО 5807–85). Единая система программной документации. Схемы алгоритмов, программ, данных и систем. Условные обозначения и правила выполнения. – Москва : </w:t>
-      </w:r>
-      <w:proofErr w:type="spellStart"/>
-      <w:r>
-        <w:rPr>
-          <w:rFonts w:ascii="Times New Roman" w:eastAsia="Times New Roman" w:hAnsi="Times New Roman" w:cs="Times New Roman"/>
-        </w:rPr>
-        <w:t>Стандартинформ</w:t>
-      </w:r>
-      <w:proofErr w:type="spellEnd"/>
-      <w:r>
-        <w:rPr>
-          <w:rFonts w:ascii="Times New Roman" w:eastAsia="Times New Roman" w:hAnsi="Times New Roman" w:cs="Times New Roman"/>
-        </w:rPr>
-        <w:t>, 2010. – 26 с.</w:t>
-      </w:r>
-    </w:p>
-    <w:p>
-      <w:pPr>
+        <w:t>3 ГОСТ 19.701–90 (ИСО 5807–85). Единая система программной документации. Схемы алгоритмов, программ, данных и систем. Условные обозначения и правила выполнения. – Москва : Стандартинформ, 2010. – 26 с.</w:t>
+      </w:r>
+    </w:p>
+    <w:p>
+      <w:pPr>
+        <w:widowControl w:val="0"/>
+        <w:suppressAutoHyphens/>
+        <w:spacing w:after="0" w:line="360" w:lineRule="auto"/>
+        <w:ind w:firstLine="708"/>
+        <w:jc w:val="both"/>
+        <w:rPr>
+          <w:rFonts w:ascii="Times New Roman" w:eastAsia="Times New Roman" w:hAnsi="Times New Roman" w:cs="Times New Roman"/>
+        </w:rPr>
+      </w:pPr>
+      <w:r>
+        <w:rPr>
+          <w:rFonts w:ascii="Times New Roman" w:eastAsia="Times New Roman" w:hAnsi="Times New Roman" w:cs="Times New Roman"/>
+        </w:rPr>
+        <w:t xml:space="preserve">4 </w:t>
+      </w:r>
+      <w:r>
+        <w:rPr>
+          <w:rFonts w:ascii="Times New Roman" w:eastAsia="Times New Roman" w:hAnsi="Times New Roman" w:cs="Times New Roman"/>
+        </w:rPr>
+        <w:t xml:space="preserve">Модуль collections [Электронный ресурс]. – Режим доступа: </w:t>
+      </w:r>
+      <w:r>
+        <w:rPr>
+          <w:rFonts w:ascii="Times New Roman" w:eastAsia="Times New Roman" w:hAnsi="Times New Roman" w:cs="Times New Roman"/>
+        </w:rPr>
+        <w:t>https://docs.python.org/3/l</w:t>
+      </w:r>
+      <w:r>
+        <w:rPr>
+          <w:rFonts w:ascii="Times New Roman" w:eastAsia="Times New Roman" w:hAnsi="Times New Roman" w:cs="Times New Roman"/>
+        </w:rPr>
+        <w:br/>
+      </w:r>
+      <w:r>
+        <w:rPr>
+          <w:rFonts w:ascii="Times New Roman" w:eastAsia="Times New Roman" w:hAnsi="Times New Roman" w:cs="Times New Roman"/>
+        </w:rPr>
+        <w:t>ibrary/collections.html (дата обращения: 08.06.2026).</w:t>
+      </w:r>
+    </w:p>
+    <w:p>
+      <w:pPr>
+        <w:widowControl w:val="0"/>
+        <w:suppressAutoHyphens/>
+        <w:spacing w:after="0" w:line="360" w:lineRule="auto"/>
+        <w:ind w:firstLine="708"/>
+        <w:jc w:val="both"/>
+        <w:rPr>
+          <w:rFonts w:ascii="Times New Roman" w:eastAsia="Times New Roman" w:hAnsi="Times New Roman" w:cs="Times New Roman"/>
+        </w:rPr>
+      </w:pPr>
+      <w:r>
+        <w:rPr>
+          <w:rFonts w:ascii="Times New Roman" w:eastAsia="Times New Roman" w:hAnsi="Times New Roman" w:cs="Times New Roman"/>
+        </w:rPr>
+        <w:t>5</w:t>
+      </w:r>
+      <w:r>
+        <w:t xml:space="preserve"> </w:t>
+      </w:r>
+      <w:r>
+        <w:rPr>
+          <w:rFonts w:ascii="Times New Roman" w:eastAsia="Times New Roman" w:hAnsi="Times New Roman" w:cs="Times New Roman"/>
+        </w:rPr>
+        <w:t>Документация Java SE [Электронный ресурс]. – Режим доступа: https://docs.oracle.com</w:t>
+      </w:r>
+      <w:r>
+        <w:rPr>
+          <w:rFonts w:ascii="Times New Roman" w:eastAsia="Times New Roman" w:hAnsi="Times New Roman" w:cs="Times New Roman"/>
+        </w:rPr>
+        <w:br/>
+      </w:r>
+      <w:r>
+        <w:rPr>
+          <w:rFonts w:ascii="Times New Roman" w:eastAsia="Times New Roman" w:hAnsi="Times New Roman" w:cs="Times New Roman"/>
+        </w:rPr>
+        <w:t>/en/java/javase/ (дата обращения: 09.06.2026).</w:t>
+      </w:r>
+    </w:p>
+    <w:p>
+      <w:pPr>
+        <w:widowControl w:val="0"/>
+        <w:suppressAutoHyphens/>
+        <w:spacing w:after="0" w:line="360" w:lineRule="auto"/>
+        <w:ind w:firstLine="708"/>
+        <w:jc w:val="both"/>
+        <w:rPr>
+          <w:rFonts w:ascii="Times New Roman" w:eastAsia="Times New Roman" w:hAnsi="Times New Roman" w:cs="Times New Roman"/>
+        </w:rPr>
+      </w:pPr>
+      <w:r>
+        <w:rPr>
+          <w:rFonts w:ascii="Times New Roman" w:eastAsia="Times New Roman" w:hAnsi="Times New Roman" w:cs="Times New Roman"/>
+        </w:rPr>
+        <w:t>6</w:t>
+      </w:r>
+      <w:r>
+        <w:t xml:space="preserve"> </w:t>
+      </w:r>
+      <w:r>
+        <w:rPr>
+          <w:rFonts w:ascii="Times New Roman" w:eastAsia="Times New Roman" w:hAnsi="Times New Roman" w:cs="Times New Roman"/>
+        </w:rPr>
+        <w:t>Документация Qt 6 [Электронный ресурс]. – Режим доступа: https://doc.qt.io/qt-6/ (дата обращения: 09.06.2026).</w:t>
+      </w:r>
+    </w:p>
+    <w:p>
+      <w:pPr>
+        <w:widowControl w:val="0"/>
+        <w:suppressAutoHyphens/>
+        <w:spacing w:after="0" w:line="360" w:lineRule="auto"/>
+        <w:ind w:firstLine="708"/>
+        <w:jc w:val="both"/>
+        <w:rPr>
+          <w:rFonts w:ascii="Times New Roman" w:eastAsia="Times New Roman" w:hAnsi="Times New Roman" w:cs="Times New Roman"/>
+        </w:rPr>
+      </w:pPr>
+      <w:r>
+        <w:rPr>
+          <w:rFonts w:ascii="Times New Roman" w:eastAsia="Times New Roman" w:hAnsi="Times New Roman" w:cs="Times New Roman"/>
+        </w:rPr>
+        <w:t xml:space="preserve">7 </w:t>
+      </w:r>
+      <w:r>
+        <w:rPr>
+          <w:rFonts w:ascii="Times New Roman" w:eastAsia="Times New Roman" w:hAnsi="Times New Roman" w:cs="Times New Roman"/>
+        </w:rPr>
+        <w:t xml:space="preserve">Документация .NET MAUI [Электронный ресурс]. – Режим доступа: </w:t>
+      </w:r>
+      <w:r>
+        <w:rPr>
+          <w:rFonts w:ascii="Times New Roman" w:eastAsia="Times New Roman" w:hAnsi="Times New Roman" w:cs="Times New Roman"/>
+        </w:rPr>
+        <w:t>https://learn.micro</w:t>
+      </w:r>
+      <w:r>
+        <w:rPr>
+          <w:rFonts w:ascii="Times New Roman" w:eastAsia="Times New Roman" w:hAnsi="Times New Roman" w:cs="Times New Roman"/>
+        </w:rPr>
+        <w:br/>
+      </w:r>
+      <w:r>
+        <w:rPr>
+          <w:rFonts w:ascii="Times New Roman" w:eastAsia="Times New Roman" w:hAnsi="Times New Roman" w:cs="Times New Roman"/>
+        </w:rPr>
+        <w:t>soft.com/en-us/dotnet/maui/ (дата обращения: 09.06.2026).</w:t>
+      </w:r>
+    </w:p>
+    <w:p>
+      <w:pPr>
+        <w:widowControl w:val="0"/>
+        <w:suppressAutoHyphens/>
         <w:spacing w:after="0" w:line="360" w:lineRule="auto"/>
         <w:jc w:val="both"/>
         <w:rPr>
@@ -15002,31 +13837,39 @@
           <w:rFonts w:ascii="Times New Roman" w:eastAsia="Times New Roman" w:hAnsi="Times New Roman" w:cs="Times New Roman"/>
         </w:rPr>
         <w:tab/>
-        <w:t xml:space="preserve">4 </w:t>
-      </w:r>
-      <w:r>
-        <w:rPr>
-          <w:rFonts w:ascii="Times New Roman" w:eastAsia="Times New Roman" w:hAnsi="Times New Roman" w:cs="Times New Roman"/>
-        </w:rPr>
-        <w:t xml:space="preserve">Модуль </w:t>
-      </w:r>
-      <w:proofErr w:type="spellStart"/>
-      <w:r>
-        <w:rPr>
-          <w:rFonts w:ascii="Times New Roman" w:eastAsia="Times New Roman" w:hAnsi="Times New Roman" w:cs="Times New Roman"/>
-        </w:rPr>
-        <w:t>collections</w:t>
-      </w:r>
-      <w:proofErr w:type="spellEnd"/>
-      <w:r>
-        <w:rPr>
-          <w:rFonts w:ascii="Times New Roman" w:eastAsia="Times New Roman" w:hAnsi="Times New Roman" w:cs="Times New Roman"/>
-        </w:rPr>
-        <w:t xml:space="preserve"> [Электронный ресурс]. – Режим доступа: https://docs.python.org/3/library/collections.html (дата обращения: 08.06.2026).</w:t>
-      </w:r>
-    </w:p>
-    <w:p>
-      <w:pPr>
+      </w:r>
+      <w:r>
+        <w:rPr>
+          <w:rFonts w:ascii="Times New Roman" w:eastAsia="Times New Roman" w:hAnsi="Times New Roman" w:cs="Times New Roman"/>
+        </w:rPr>
+        <w:t>8</w:t>
+      </w:r>
+      <w:r>
+        <w:t xml:space="preserve"> </w:t>
+      </w:r>
+      <w:r>
+        <w:rPr>
+          <w:rFonts w:ascii="Times New Roman" w:eastAsia="Times New Roman" w:hAnsi="Times New Roman" w:cs="Times New Roman"/>
+        </w:rPr>
+        <w:t>Модуль tkinter [Электронный ресурс]. – Режим доступа: https://docs.python.org/3/libr</w:t>
+      </w:r>
+      <w:r>
+        <w:rPr>
+          <w:rFonts w:ascii="Times New Roman" w:eastAsia="Times New Roman" w:hAnsi="Times New Roman" w:cs="Times New Roman"/>
+        </w:rPr>
+        <w:br/>
+      </w:r>
+      <w:r>
+        <w:rPr>
+          <w:rFonts w:ascii="Times New Roman" w:eastAsia="Times New Roman" w:hAnsi="Times New Roman" w:cs="Times New Roman"/>
+        </w:rPr>
+        <w:t>ary/tkinter.html (дата обращения: 10.06.2026).</w:t>
+      </w:r>
+    </w:p>
+    <w:p>
+      <w:pPr>
+        <w:widowControl w:val="0"/>
+        <w:suppressAutoHyphens/>
         <w:spacing w:after="0" w:line="360" w:lineRule="auto"/>
         <w:jc w:val="both"/>
         <w:rPr>
@@ -15038,7 +13881,12 @@
           <w:rFonts w:ascii="Times New Roman" w:eastAsia="Times New Roman" w:hAnsi="Times New Roman" w:cs="Times New Roman"/>
         </w:rPr>
         <w:tab/>
-        <w:t>5</w:t>
+      </w:r>
+      <w:r>
+        <w:rPr>
+          <w:rFonts w:ascii="Times New Roman" w:eastAsia="Times New Roman" w:hAnsi="Times New Roman" w:cs="Times New Roman"/>
+        </w:rPr>
+        <w:t>9</w:t>
       </w:r>
       <w:r>
         <w:t xml:space="preserve"> </w:t>
@@ -15047,25 +13895,25 @@
         <w:rPr>
           <w:rFonts w:ascii="Times New Roman" w:eastAsia="Times New Roman" w:hAnsi="Times New Roman" w:cs="Times New Roman"/>
         </w:rPr>
-        <w:t xml:space="preserve">Модуль </w:t>
-      </w:r>
-      <w:proofErr w:type="spellStart"/>
-      <w:r>
-        <w:rPr>
-          <w:rFonts w:ascii="Times New Roman" w:eastAsia="Times New Roman" w:hAnsi="Times New Roman" w:cs="Times New Roman"/>
-        </w:rPr>
-        <w:t>tkinter</w:t>
-      </w:r>
-      <w:proofErr w:type="spellEnd"/>
-      <w:r>
-        <w:rPr>
-          <w:rFonts w:ascii="Times New Roman" w:eastAsia="Times New Roman" w:hAnsi="Times New Roman" w:cs="Times New Roman"/>
-        </w:rPr>
-        <w:t xml:space="preserve"> [Электронный ресурс]. – Режим доступа: https://docs.python.org/3/library/tkinter.html (дата обращения: 10.06.2026).</w:t>
-      </w:r>
-    </w:p>
-    <w:p>
-      <w:pPr>
+        <w:t>Документация Qt for Python (PySide6) [Электронный ресурс]. – Режим доступа: https:/</w:t>
+      </w:r>
+      <w:r>
+        <w:rPr>
+          <w:rFonts w:ascii="Times New Roman" w:eastAsia="Times New Roman" w:hAnsi="Times New Roman" w:cs="Times New Roman"/>
+        </w:rPr>
+        <w:br/>
+      </w:r>
+      <w:r>
+        <w:rPr>
+          <w:rFonts w:ascii="Times New Roman" w:eastAsia="Times New Roman" w:hAnsi="Times New Roman" w:cs="Times New Roman"/>
+        </w:rPr>
+        <w:t>/doc.qt.io/qtforpython/ (дата обращения: 10.06.2026).</w:t>
+      </w:r>
+    </w:p>
+    <w:p>
+      <w:pPr>
+        <w:widowControl w:val="0"/>
+        <w:suppressAutoHyphens/>
         <w:spacing w:after="0" w:line="360" w:lineRule="auto"/>
         <w:jc w:val="both"/>
         <w:rPr>
@@ -15077,48 +13925,54 @@
           <w:rFonts w:ascii="Times New Roman" w:eastAsia="Times New Roman" w:hAnsi="Times New Roman" w:cs="Times New Roman"/>
         </w:rPr>
         <w:tab/>
-        <w:t>6</w:t>
-      </w:r>
-      <w:r>
+      </w:r>
+      <w:r>
+        <w:rPr>
+          <w:rFonts w:ascii="Times New Roman" w:eastAsia="Times New Roman" w:hAnsi="Times New Roman" w:cs="Times New Roman"/>
+        </w:rPr>
+        <w:t>10</w:t>
+      </w:r>
+      <w:r>
+        <w:rPr>
+          <w:rFonts w:ascii="Times New Roman" w:eastAsia="Times New Roman" w:hAnsi="Times New Roman" w:cs="Times New Roman"/>
+        </w:rPr>
         <w:t xml:space="preserve"> </w:t>
       </w:r>
       <w:r>
         <w:rPr>
           <w:rFonts w:ascii="Times New Roman" w:eastAsia="Times New Roman" w:hAnsi="Times New Roman" w:cs="Times New Roman"/>
         </w:rPr>
-        <w:t xml:space="preserve">Документация </w:t>
-      </w:r>
-      <w:proofErr w:type="spellStart"/>
-      <w:r>
-        <w:rPr>
-          <w:rFonts w:ascii="Times New Roman" w:eastAsia="Times New Roman" w:hAnsi="Times New Roman" w:cs="Times New Roman"/>
-        </w:rPr>
-        <w:t>Qt</w:t>
-      </w:r>
-      <w:proofErr w:type="spellEnd"/>
-      <w:r>
-        <w:rPr>
-          <w:rFonts w:ascii="Times New Roman" w:eastAsia="Times New Roman" w:hAnsi="Times New Roman" w:cs="Times New Roman"/>
-        </w:rPr>
-        <w:t xml:space="preserve"> </w:t>
-      </w:r>
-      <w:proofErr w:type="spellStart"/>
-      <w:r>
-        <w:rPr>
-          <w:rFonts w:ascii="Times New Roman" w:eastAsia="Times New Roman" w:hAnsi="Times New Roman" w:cs="Times New Roman"/>
-        </w:rPr>
-        <w:t>for</w:t>
-      </w:r>
-      <w:proofErr w:type="spellEnd"/>
-      <w:r>
-        <w:rPr>
-          <w:rFonts w:ascii="Times New Roman" w:eastAsia="Times New Roman" w:hAnsi="Times New Roman" w:cs="Times New Roman"/>
-        </w:rPr>
-        <w:t xml:space="preserve"> Python (PySide6) [Электронный ресурс]. – Режим доступа: https://doc.qt.io/qtforpython/ (дата обращения: 10.06.2026).</w:t>
-      </w:r>
-    </w:p>
-    <w:p>
-      <w:pPr>
+        <w:t xml:space="preserve">Документация Flask [Электронный ресурс]. – Режим доступа: </w:t>
+      </w:r>
+      <w:r>
+        <w:rPr>
+          <w:rFonts w:ascii="Times New Roman" w:eastAsia="Times New Roman" w:hAnsi="Times New Roman" w:cs="Times New Roman"/>
+        </w:rPr>
+        <w:t>https://flask.palletsproje</w:t>
+      </w:r>
+      <w:r>
+        <w:rPr>
+          <w:rFonts w:ascii="Times New Roman" w:eastAsia="Times New Roman" w:hAnsi="Times New Roman" w:cs="Times New Roman"/>
+        </w:rPr>
+        <w:br/>
+      </w:r>
+      <w:r>
+        <w:rPr>
+          <w:rFonts w:ascii="Times New Roman" w:eastAsia="Times New Roman" w:hAnsi="Times New Roman" w:cs="Times New Roman"/>
+        </w:rPr>
+        <w:t>c</w:t>
+      </w:r>
+      <w:r>
+        <w:rPr>
+          <w:rFonts w:ascii="Times New Roman" w:eastAsia="Times New Roman" w:hAnsi="Times New Roman" w:cs="Times New Roman"/>
+        </w:rPr>
+        <w:t>ts.com/ (дата обращения: 10.06.2026).</w:t>
+      </w:r>
+    </w:p>
+    <w:p>
+      <w:pPr>
+        <w:widowControl w:val="0"/>
+        <w:suppressAutoHyphens/>
         <w:spacing w:after="0" w:line="360" w:lineRule="auto"/>
         <w:jc w:val="both"/>
         <w:rPr>
@@ -15130,31 +13984,51 @@
           <w:rFonts w:ascii="Times New Roman" w:eastAsia="Times New Roman" w:hAnsi="Times New Roman" w:cs="Times New Roman"/>
         </w:rPr>
         <w:tab/>
-        <w:t xml:space="preserve">7 </w:t>
-      </w:r>
-      <w:r>
-        <w:rPr>
-          <w:rFonts w:ascii="Times New Roman" w:eastAsia="Times New Roman" w:hAnsi="Times New Roman" w:cs="Times New Roman"/>
-        </w:rPr>
-        <w:t xml:space="preserve">Документация </w:t>
-      </w:r>
-      <w:proofErr w:type="spellStart"/>
-      <w:r>
-        <w:rPr>
-          <w:rFonts w:ascii="Times New Roman" w:eastAsia="Times New Roman" w:hAnsi="Times New Roman" w:cs="Times New Roman"/>
-        </w:rPr>
-        <w:t>Flask</w:t>
-      </w:r>
-      <w:proofErr w:type="spellEnd"/>
-      <w:r>
-        <w:rPr>
-          <w:rFonts w:ascii="Times New Roman" w:eastAsia="Times New Roman" w:hAnsi="Times New Roman" w:cs="Times New Roman"/>
-        </w:rPr>
-        <w:t xml:space="preserve"> [Электронный ресурс]. – Режим доступа: https://flask.palletsprojects.com/ (дата обращения: 10.06.2026).</w:t>
-      </w:r>
-    </w:p>
-    <w:p>
-      <w:pPr>
+      </w:r>
+      <w:r>
+        <w:rPr>
+          <w:rFonts w:ascii="Times New Roman" w:eastAsia="Times New Roman" w:hAnsi="Times New Roman" w:cs="Times New Roman"/>
+        </w:rPr>
+        <w:t>11</w:t>
+      </w:r>
+      <w:r>
+        <w:t xml:space="preserve"> </w:t>
+      </w:r>
+      <w:r>
+        <w:rPr>
+          <w:rFonts w:ascii="Times New Roman" w:eastAsia="Times New Roman" w:hAnsi="Times New Roman" w:cs="Times New Roman"/>
+        </w:rPr>
+        <w:t xml:space="preserve">Документация Django [Электронный ресурс]. – Режим доступа: </w:t>
+      </w:r>
+      <w:r>
+        <w:rPr>
+          <w:rFonts w:ascii="Times New Roman" w:eastAsia="Times New Roman" w:hAnsi="Times New Roman" w:cs="Times New Roman"/>
+        </w:rPr>
+        <w:t>https://docs.djangopro</w:t>
+      </w:r>
+      <w:r>
+        <w:rPr>
+          <w:rFonts w:ascii="Times New Roman" w:eastAsia="Times New Roman" w:hAnsi="Times New Roman" w:cs="Times New Roman"/>
+        </w:rPr>
+        <w:br/>
+      </w:r>
+      <w:r>
+        <w:rPr>
+          <w:rFonts w:ascii="Times New Roman" w:eastAsia="Times New Roman" w:hAnsi="Times New Roman" w:cs="Times New Roman"/>
+        </w:rPr>
+        <w:t>j</w:t>
+      </w:r>
+      <w:r>
+        <w:rPr>
+          <w:rFonts w:ascii="Times New Roman" w:eastAsia="Times New Roman" w:hAnsi="Times New Roman" w:cs="Times New Roman"/>
+        </w:rPr>
+        <w:t>ect.com/ (дата обращения: 10.06.2026).</w:t>
+      </w:r>
+    </w:p>
+    <w:p>
+      <w:pPr>
+        <w:widowControl w:val="0"/>
+        <w:suppressAutoHyphens/>
         <w:spacing w:after="0" w:line="360" w:lineRule="auto"/>
         <w:jc w:val="both"/>
         <w:rPr>
@@ -15166,7 +14040,12 @@
           <w:rFonts w:ascii="Times New Roman" w:eastAsia="Times New Roman" w:hAnsi="Times New Roman" w:cs="Times New Roman"/>
         </w:rPr>
         <w:tab/>
-        <w:t>8</w:t>
+      </w:r>
+      <w:r>
+        <w:rPr>
+          <w:rFonts w:ascii="Times New Roman" w:eastAsia="Times New Roman" w:hAnsi="Times New Roman" w:cs="Times New Roman"/>
+        </w:rPr>
+        <w:t>12</w:t>
       </w:r>
       <w:r>
         <w:t xml:space="preserve"> </w:t>
@@ -15175,25 +14054,25 @@
         <w:rPr>
           <w:rFonts w:ascii="Times New Roman" w:eastAsia="Times New Roman" w:hAnsi="Times New Roman" w:cs="Times New Roman"/>
         </w:rPr>
-        <w:t xml:space="preserve">Документация </w:t>
-      </w:r>
-      <w:proofErr w:type="spellStart"/>
-      <w:r>
-        <w:rPr>
-          <w:rFonts w:ascii="Times New Roman" w:eastAsia="Times New Roman" w:hAnsi="Times New Roman" w:cs="Times New Roman"/>
-        </w:rPr>
-        <w:t>Django</w:t>
-      </w:r>
-      <w:proofErr w:type="spellEnd"/>
-      <w:r>
-        <w:rPr>
-          <w:rFonts w:ascii="Times New Roman" w:eastAsia="Times New Roman" w:hAnsi="Times New Roman" w:cs="Times New Roman"/>
-        </w:rPr>
-        <w:t xml:space="preserve"> [Электронный ресурс]. – Режим доступа: https://docs.djangoproject.com/ (дата обращения: 10.06.2026).</w:t>
-      </w:r>
-    </w:p>
-    <w:p>
-      <w:pPr>
+        <w:t>Ларман, К. Применение UML 2.0 и шаблонов проектирования : практическое руковод</w:t>
+      </w:r>
+      <w:r>
+        <w:rPr>
+          <w:rFonts w:ascii="Times New Roman" w:eastAsia="Times New Roman" w:hAnsi="Times New Roman" w:cs="Times New Roman"/>
+        </w:rPr>
+        <w:br/>
+      </w:r>
+      <w:r>
+        <w:rPr>
+          <w:rFonts w:ascii="Times New Roman" w:eastAsia="Times New Roman" w:hAnsi="Times New Roman" w:cs="Times New Roman"/>
+        </w:rPr>
+        <w:t>ство / К. Ларман ; пер. с англ. – 3-е изд. – Москва : Вильямс, 2013. – 736 с.</w:t>
+      </w:r>
+    </w:p>
+    <w:p>
+      <w:pPr>
+        <w:widowControl w:val="0"/>
+        <w:suppressAutoHyphens/>
         <w:spacing w:after="0" w:line="360" w:lineRule="auto"/>
         <w:jc w:val="both"/>
         <w:rPr>
@@ -15205,42 +14084,40 @@
           <w:rFonts w:ascii="Times New Roman" w:eastAsia="Times New Roman" w:hAnsi="Times New Roman" w:cs="Times New Roman"/>
         </w:rPr>
         <w:tab/>
-        <w:t>9</w:t>
+        <w:t>1</w:t>
+      </w:r>
+      <w:r>
+        <w:rPr>
+          <w:rFonts w:ascii="Times New Roman" w:eastAsia="Times New Roman" w:hAnsi="Times New Roman" w:cs="Times New Roman"/>
+        </w:rPr>
+        <w:t>3</w:t>
       </w:r>
       <w:r>
         <w:t xml:space="preserve"> </w:t>
       </w:r>
-      <w:proofErr w:type="spellStart"/>
-      <w:r>
-        <w:rPr>
-          <w:rFonts w:ascii="Times New Roman" w:eastAsia="Times New Roman" w:hAnsi="Times New Roman" w:cs="Times New Roman"/>
-        </w:rPr>
-        <w:t>Ларман</w:t>
-      </w:r>
-      <w:proofErr w:type="spellEnd"/>
-      <w:r>
-        <w:rPr>
-          <w:rFonts w:ascii="Times New Roman" w:eastAsia="Times New Roman" w:hAnsi="Times New Roman" w:cs="Times New Roman"/>
-        </w:rPr>
-        <w:t xml:space="preserve">, К. Применение UML 2.0 и шаблонов проектирования : практическое руководство / К. </w:t>
-      </w:r>
-      <w:proofErr w:type="spellStart"/>
-      <w:r>
-        <w:rPr>
-          <w:rFonts w:ascii="Times New Roman" w:eastAsia="Times New Roman" w:hAnsi="Times New Roman" w:cs="Times New Roman"/>
-        </w:rPr>
-        <w:t>Ларман</w:t>
-      </w:r>
-      <w:proofErr w:type="spellEnd"/>
-      <w:r>
-        <w:rPr>
-          <w:rFonts w:ascii="Times New Roman" w:eastAsia="Times New Roman" w:hAnsi="Times New Roman" w:cs="Times New Roman"/>
-        </w:rPr>
-        <w:t xml:space="preserve"> ; пер. с англ. – 3-е изд. – Москва : Вильямс, 2013. – 736 с.</w:t>
-      </w:r>
-    </w:p>
-    <w:p>
-      <w:pPr>
+      <w:r>
+        <w:rPr>
+          <w:rFonts w:ascii="Times New Roman" w:eastAsia="Times New Roman" w:hAnsi="Times New Roman" w:cs="Times New Roman"/>
+        </w:rPr>
+        <w:t>Майерс, Г. Искусство тестирования программ / Г. Майерс, Т. Баджетт, К. Сандлер ; п</w:t>
+      </w:r>
+      <w:r>
+        <w:rPr>
+          <w:rFonts w:ascii="Times New Roman" w:eastAsia="Times New Roman" w:hAnsi="Times New Roman" w:cs="Times New Roman"/>
+        </w:rPr>
+        <w:br/>
+      </w:r>
+      <w:r>
+        <w:rPr>
+          <w:rFonts w:ascii="Times New Roman" w:eastAsia="Times New Roman" w:hAnsi="Times New Roman" w:cs="Times New Roman"/>
+        </w:rPr>
+        <w:t>ер. с англ. – 3-е изд. – Москва : Диалектика, 2019. – 272 с.</w:t>
+      </w:r>
+    </w:p>
+    <w:p>
+      <w:pPr>
+        <w:widowControl w:val="0"/>
+        <w:suppressAutoHyphens/>
         <w:spacing w:after="0" w:line="360" w:lineRule="auto"/>
         <w:jc w:val="both"/>
         <w:rPr>
@@ -15252,7 +14129,13 @@
           <w:rFonts w:ascii="Times New Roman" w:eastAsia="Times New Roman" w:hAnsi="Times New Roman" w:cs="Times New Roman"/>
         </w:rPr>
         <w:tab/>
-        <w:t>10</w:t>
+        <w:t>1</w:t>
+      </w:r>
+      <w:r>
+        <w:rPr>
+          <w:rFonts w:ascii="Times New Roman" w:eastAsia="Times New Roman" w:hAnsi="Times New Roman" w:cs="Times New Roman"/>
+        </w:rPr>
+        <w:t>4</w:t>
       </w:r>
       <w:r>
         <w:t xml:space="preserve"> </w:t>
@@ -15261,25 +14144,31 @@
         <w:rPr>
           <w:rFonts w:ascii="Times New Roman" w:eastAsia="Times New Roman" w:hAnsi="Times New Roman" w:cs="Times New Roman"/>
         </w:rPr>
-        <w:t xml:space="preserve">Майерс, Г. Искусство тестирования программ / Г. Майерс, Т. </w:t>
-      </w:r>
-      <w:proofErr w:type="spellStart"/>
-      <w:r>
-        <w:rPr>
-          <w:rFonts w:ascii="Times New Roman" w:eastAsia="Times New Roman" w:hAnsi="Times New Roman" w:cs="Times New Roman"/>
-        </w:rPr>
-        <w:t>Баджетт</w:t>
-      </w:r>
-      <w:proofErr w:type="spellEnd"/>
-      <w:r>
-        <w:rPr>
-          <w:rFonts w:ascii="Times New Roman" w:eastAsia="Times New Roman" w:hAnsi="Times New Roman" w:cs="Times New Roman"/>
-        </w:rPr>
-        <w:t>, К. Сандлер ; пер. с англ. – 3-е изд. – Москва : Диалектика, 2019. – 272 с.</w:t>
-      </w:r>
-    </w:p>
-    <w:p>
-      <w:pPr>
+        <w:t xml:space="preserve">Модуль unittest [Электронный ресурс]. – Режим доступа: </w:t>
+      </w:r>
+      <w:r>
+        <w:rPr>
+          <w:rFonts w:ascii="Times New Roman" w:eastAsia="Times New Roman" w:hAnsi="Times New Roman" w:cs="Times New Roman"/>
+        </w:rPr>
+        <w:t>https://docs.python.org/3/libr</w:t>
+      </w:r>
+      <w:r>
+        <w:rPr>
+          <w:rFonts w:ascii="Times New Roman" w:eastAsia="Times New Roman" w:hAnsi="Times New Roman" w:cs="Times New Roman"/>
+        </w:rPr>
+        <w:br/>
+      </w:r>
+      <w:r>
+        <w:rPr>
+          <w:rFonts w:ascii="Times New Roman" w:eastAsia="Times New Roman" w:hAnsi="Times New Roman" w:cs="Times New Roman"/>
+        </w:rPr>
+        <w:t>ary/unittest.html (дата обращения: 14.06.2026).</w:t>
+      </w:r>
+    </w:p>
+    <w:p>
+      <w:pPr>
+        <w:widowControl w:val="0"/>
+        <w:suppressAutoHyphens/>
         <w:spacing w:after="0" w:line="360" w:lineRule="auto"/>
         <w:jc w:val="both"/>
         <w:rPr>
@@ -15291,34 +14180,41 @@
           <w:rFonts w:ascii="Times New Roman" w:eastAsia="Times New Roman" w:hAnsi="Times New Roman" w:cs="Times New Roman"/>
         </w:rPr>
         <w:tab/>
-        <w:t>11</w:t>
+        <w:t>1</w:t>
+      </w:r>
+      <w:r>
+        <w:rPr>
+          <w:rFonts w:ascii="Times New Roman" w:eastAsia="Times New Roman" w:hAnsi="Times New Roman" w:cs="Times New Roman"/>
+        </w:rPr>
+        <w:t>5</w:t>
       </w:r>
       <w:r>
         <w:t xml:space="preserve"> </w:t>
       </w:r>
       <w:r>
         <w:rPr>
-          <w:rFonts w:ascii="Times New Roman" w:eastAsia="Times New Roman" w:hAnsi="Times New Roman" w:cs="Times New Roman"/>
-        </w:rPr>
-        <w:t xml:space="preserve">Модуль </w:t>
-      </w:r>
-      <w:proofErr w:type="spellStart"/>
-      <w:r>
-        <w:rPr>
-          <w:rFonts w:ascii="Times New Roman" w:eastAsia="Times New Roman" w:hAnsi="Times New Roman" w:cs="Times New Roman"/>
-        </w:rPr>
-        <w:t>unittest</w:t>
-      </w:r>
-      <w:proofErr w:type="spellEnd"/>
-      <w:r>
-        <w:rPr>
-          <w:rFonts w:ascii="Times New Roman" w:eastAsia="Times New Roman" w:hAnsi="Times New Roman" w:cs="Times New Roman"/>
-        </w:rPr>
-        <w:t xml:space="preserve"> [Электронный ресурс]. – Режим доступа: https://docs.python.org/3/library/unittest.html (дата обращения: 14.06.2026).</w:t>
-      </w:r>
-    </w:p>
-    <w:p>
-      <w:pPr>
+          <w:rFonts w:ascii="Times New Roman" w:hAnsi="Times New Roman" w:cs="Times New Roman"/>
+        </w:rPr>
+        <w:t>Документация</w:t>
+      </w:r>
+      <w:r>
+        <w:rPr>
+          <w:rFonts w:ascii="Times New Roman" w:eastAsia="Times New Roman" w:hAnsi="Times New Roman" w:cs="Times New Roman"/>
+        </w:rPr>
+        <w:t xml:space="preserve"> библиотеки Pillow (PIL Fork) [Электронный ресурс]. – Режим доступа: </w:t>
+      </w:r>
+      <w:r>
+        <w:rPr>
+          <w:rFonts w:ascii="Times New Roman" w:eastAsia="Times New Roman" w:hAnsi="Times New Roman" w:cs="Times New Roman"/>
+        </w:rPr>
+        <w:lastRenderedPageBreak/>
+        <w:t>https://pillow.readthedocs.io/ (дата обращения: 14.06.2026).</w:t>
+      </w:r>
+    </w:p>
+    <w:p>
+      <w:pPr>
+        <w:widowControl w:val="0"/>
+        <w:suppressAutoHyphens/>
         <w:spacing w:after="0" w:line="360" w:lineRule="auto"/>
         <w:jc w:val="both"/>
         <w:rPr>
@@ -15330,54 +14226,40 @@
           <w:rFonts w:ascii="Times New Roman" w:eastAsia="Times New Roman" w:hAnsi="Times New Roman" w:cs="Times New Roman"/>
         </w:rPr>
         <w:tab/>
-        <w:t>12</w:t>
+        <w:t>1</w:t>
+      </w:r>
+      <w:r>
+        <w:rPr>
+          <w:rFonts w:ascii="Times New Roman" w:eastAsia="Times New Roman" w:hAnsi="Times New Roman" w:cs="Times New Roman"/>
+        </w:rPr>
+        <w:t>6</w:t>
       </w:r>
       <w:r>
         <w:t xml:space="preserve"> </w:t>
       </w:r>
       <w:r>
         <w:rPr>
-          <w:rFonts w:ascii="Times New Roman" w:hAnsi="Times New Roman" w:cs="Times New Roman"/>
-        </w:rPr>
-        <w:t>Документация</w:t>
-      </w:r>
-      <w:r>
-        <w:rPr>
-          <w:rFonts w:ascii="Times New Roman" w:eastAsia="Times New Roman" w:hAnsi="Times New Roman" w:cs="Times New Roman"/>
-        </w:rPr>
-        <w:t xml:space="preserve"> библиотеки </w:t>
-      </w:r>
-      <w:proofErr w:type="spellStart"/>
-      <w:r>
-        <w:rPr>
-          <w:rFonts w:ascii="Times New Roman" w:eastAsia="Times New Roman" w:hAnsi="Times New Roman" w:cs="Times New Roman"/>
-        </w:rPr>
-        <w:t>Pillow</w:t>
-      </w:r>
-      <w:proofErr w:type="spellEnd"/>
-      <w:r>
-        <w:rPr>
-          <w:rFonts w:ascii="Times New Roman" w:eastAsia="Times New Roman" w:hAnsi="Times New Roman" w:cs="Times New Roman"/>
-        </w:rPr>
-        <w:t xml:space="preserve"> (PIL </w:t>
-      </w:r>
-      <w:proofErr w:type="spellStart"/>
-      <w:r>
-        <w:rPr>
-          <w:rFonts w:ascii="Times New Roman" w:eastAsia="Times New Roman" w:hAnsi="Times New Roman" w:cs="Times New Roman"/>
-        </w:rPr>
-        <w:t>Fork</w:t>
-      </w:r>
-      <w:proofErr w:type="spellEnd"/>
-      <w:r>
-        <w:rPr>
-          <w:rFonts w:ascii="Times New Roman" w:eastAsia="Times New Roman" w:hAnsi="Times New Roman" w:cs="Times New Roman"/>
-        </w:rPr>
-        <w:t>) [Электронный ресурс]. – Режим доступа: https://pillow.readthedocs.io/ (дата обращения: 14.06.2026).</w:t>
-      </w:r>
-    </w:p>
-    <w:p>
-      <w:pPr>
+          <w:rFonts w:ascii="Times New Roman" w:eastAsia="Times New Roman" w:hAnsi="Times New Roman" w:cs="Times New Roman"/>
+        </w:rPr>
+        <w:t>Лутц, М. Изучаем Python : в 2 т. Т. 1 / М. Лутц ; пер. с англ. – 5-е изд. – Санкт-Петербур</w:t>
+      </w:r>
+      <w:r>
+        <w:rPr>
+          <w:rFonts w:ascii="Times New Roman" w:eastAsia="Times New Roman" w:hAnsi="Times New Roman" w:cs="Times New Roman"/>
+        </w:rPr>
+        <w:br/>
+      </w:r>
+      <w:r>
+        <w:rPr>
+          <w:rFonts w:ascii="Times New Roman" w:eastAsia="Times New Roman" w:hAnsi="Times New Roman" w:cs="Times New Roman"/>
+        </w:rPr>
+        <w:t>г : Питер, 2019. – 832 с.</w:t>
+      </w:r>
+    </w:p>
+    <w:p>
+      <w:pPr>
+        <w:widowControl w:val="0"/>
+        <w:suppressAutoHyphens/>
         <w:spacing w:after="0" w:line="360" w:lineRule="auto"/>
         <w:jc w:val="both"/>
         <w:rPr>
@@ -15389,7 +14271,13 @@
           <w:rFonts w:ascii="Times New Roman" w:eastAsia="Times New Roman" w:hAnsi="Times New Roman" w:cs="Times New Roman"/>
         </w:rPr>
         <w:tab/>
-        <w:t>13</w:t>
+        <w:t>1</w:t>
+      </w:r>
+      <w:r>
+        <w:rPr>
+          <w:rFonts w:ascii="Times New Roman" w:eastAsia="Times New Roman" w:hAnsi="Times New Roman" w:cs="Times New Roman"/>
+        </w:rPr>
+        <w:t>7</w:t>
       </w:r>
       <w:r>
         <w:t xml:space="preserve"> </w:t>
@@ -15398,11 +14286,13 @@
         <w:rPr>
           <w:rFonts w:ascii="Times New Roman" w:eastAsia="Times New Roman" w:hAnsi="Times New Roman" w:cs="Times New Roman"/>
         </w:rPr>
-        <w:t>Лутц, М. Изучаем Python : в 2 т. Т. 1 / М. Лутц ; пер. с англ. – 5-е изд. – Санкт-Петербург : Питер, 2019. – 832 с.</w:t>
-      </w:r>
-    </w:p>
-    <w:p>
-      <w:pPr>
+        <w:t>Гамма, Э. Приёмы объектно-ориентированного проектирования. Паттерны проектир</w:t>
+      </w:r>
+    </w:p>
+    <w:p>
+      <w:pPr>
+        <w:widowControl w:val="0"/>
+        <w:suppressAutoHyphens/>
         <w:spacing w:after="0" w:line="360" w:lineRule="auto"/>
         <w:jc w:val="both"/>
         <w:rPr>
@@ -15413,35 +14303,13 @@
         <w:rPr>
           <w:rFonts w:ascii="Times New Roman" w:eastAsia="Times New Roman" w:hAnsi="Times New Roman" w:cs="Times New Roman"/>
         </w:rPr>
-        <w:tab/>
-        <w:t>14</w:t>
-      </w:r>
-      <w:r>
-        <w:t xml:space="preserve"> </w:t>
-      </w:r>
-      <w:r>
-        <w:rPr>
-          <w:rFonts w:ascii="Times New Roman" w:eastAsia="Times New Roman" w:hAnsi="Times New Roman" w:cs="Times New Roman"/>
-        </w:rPr>
-        <w:t xml:space="preserve">Гамма, Э. Приёмы объектно-ориентированного проектирования. Паттерны проектирования / Э. Гамма, Р. Хелм, Р. Джонсон, Дж. </w:t>
-      </w:r>
-      <w:proofErr w:type="spellStart"/>
-      <w:r>
-        <w:rPr>
-          <w:rFonts w:ascii="Times New Roman" w:eastAsia="Times New Roman" w:hAnsi="Times New Roman" w:cs="Times New Roman"/>
-        </w:rPr>
-        <w:t>Влиссидес</w:t>
-      </w:r>
-      <w:proofErr w:type="spellEnd"/>
-      <w:r>
-        <w:rPr>
-          <w:rFonts w:ascii="Times New Roman" w:eastAsia="Times New Roman" w:hAnsi="Times New Roman" w:cs="Times New Roman"/>
-        </w:rPr>
-        <w:t xml:space="preserve"> ; пер. с англ. – Санкт-Петербург : Питер, 2020. – 366 с.</w:t>
-      </w:r>
-    </w:p>
-    <w:p>
-      <w:pPr>
+        <w:t>ования / Э. Гамма, Р. Хелм, Р. Джонсон, Дж. Влиссидес ; пер. с англ. – Санкт-Петербург : Питер, 2020. – 366 с.</w:t>
+      </w:r>
+    </w:p>
+    <w:p>
+      <w:pPr>
+        <w:widowControl w:val="0"/>
+        <w:suppressAutoHyphens/>
         <w:spacing w:after="0" w:line="360" w:lineRule="auto"/>
         <w:jc w:val="both"/>
         <w:rPr>
@@ -15452,9 +14320,14 @@
         <w:rPr>
           <w:rFonts w:ascii="Times New Roman" w:eastAsia="Times New Roman" w:hAnsi="Times New Roman" w:cs="Times New Roman"/>
         </w:rPr>
-        <w:lastRenderedPageBreak/>
         <w:tab/>
-        <w:t>15</w:t>
+        <w:t>1</w:t>
+      </w:r>
+      <w:r>
+        <w:rPr>
+          <w:rFonts w:ascii="Times New Roman" w:eastAsia="Times New Roman" w:hAnsi="Times New Roman" w:cs="Times New Roman"/>
+        </w:rPr>
+        <w:t>8</w:t>
       </w:r>
       <w:r>
         <w:t xml:space="preserve"> </w:t>
@@ -15463,72 +14336,36 @@
         <w:rPr>
           <w:rFonts w:ascii="Times New Roman" w:eastAsia="Times New Roman" w:hAnsi="Times New Roman" w:cs="Times New Roman"/>
         </w:rPr>
-        <w:t xml:space="preserve">Документация </w:t>
-      </w:r>
-      <w:proofErr w:type="spellStart"/>
-      <w:r>
-        <w:rPr>
-          <w:rFonts w:ascii="Times New Roman" w:eastAsia="Times New Roman" w:hAnsi="Times New Roman" w:cs="Times New Roman"/>
-        </w:rPr>
-        <w:t>PyInstaller</w:t>
-      </w:r>
-      <w:proofErr w:type="spellEnd"/>
-      <w:r>
-        <w:rPr>
-          <w:rFonts w:ascii="Times New Roman" w:eastAsia="Times New Roman" w:hAnsi="Times New Roman" w:cs="Times New Roman"/>
-        </w:rPr>
-        <w:t xml:space="preserve"> [Электронный ресурс]. – Режим доступа: https://pyinstaller.org/en/stable/ (дата обращения: 18.06.2026).</w:t>
-      </w:r>
-    </w:p>
-    <w:p>
-      <w:pPr>
+        <w:t>Документация PyInstaller [Электронный ресурс]. – Режим доступа: https://pyinstaller.</w:t>
+      </w:r>
+      <w:r>
+        <w:rPr>
+          <w:rFonts w:ascii="Times New Roman" w:eastAsia="Times New Roman" w:hAnsi="Times New Roman" w:cs="Times New Roman"/>
+        </w:rPr>
+        <w:br/>
+      </w:r>
+      <w:r>
+        <w:rPr>
+          <w:rFonts w:ascii="Times New Roman" w:eastAsia="Times New Roman" w:hAnsi="Times New Roman" w:cs="Times New Roman"/>
+        </w:rPr>
+        <w:t>org/en/stable/ (дата обращения: 18.06.2026).</w:t>
+      </w:r>
+    </w:p>
+    <w:p>
+      <w:pPr>
+        <w:widowControl w:val="0"/>
+        <w:suppressAutoHyphens/>
         <w:spacing w:after="0" w:line="360" w:lineRule="auto"/>
         <w:jc w:val="both"/>
         <w:rPr>
           <w:rFonts w:ascii="Times New Roman" w:eastAsia="Times New Roman" w:hAnsi="Times New Roman" w:cs="Times New Roman"/>
         </w:rPr>
       </w:pPr>
-      <w:r>
-        <w:rPr>
-          <w:rFonts w:ascii="Times New Roman" w:eastAsia="Times New Roman" w:hAnsi="Times New Roman" w:cs="Times New Roman"/>
-        </w:rPr>
-        <w:tab/>
-      </w:r>
-      <w:r>
-        <w:rPr>
-          <w:rFonts w:ascii="Times New Roman" w:eastAsia="Times New Roman" w:hAnsi="Times New Roman" w:cs="Times New Roman"/>
-        </w:rPr>
-        <w:t xml:space="preserve">16 Разработка кроссплатформенного программного обеспечения для визуализации структур </w:t>
-      </w:r>
-      <w:proofErr w:type="gramStart"/>
-      <w:r>
-        <w:rPr>
-          <w:rFonts w:ascii="Times New Roman" w:eastAsia="Times New Roman" w:hAnsi="Times New Roman" w:cs="Times New Roman"/>
-        </w:rPr>
-        <w:t>данных :</w:t>
-      </w:r>
-      <w:proofErr w:type="gramEnd"/>
-      <w:r>
-        <w:rPr>
-          <w:rFonts w:ascii="Times New Roman" w:eastAsia="Times New Roman" w:hAnsi="Times New Roman" w:cs="Times New Roman"/>
-        </w:rPr>
-        <w:t xml:space="preserve"> электронный репозиторий проекта [Электронный ресурс]. — Режим доступа: </w:t>
-      </w:r>
-      <w:r>
-        <w:rPr>
-          <w:rFonts w:ascii="Times New Roman" w:eastAsia="Times New Roman" w:hAnsi="Times New Roman" w:cs="Times New Roman"/>
-        </w:rPr>
-        <w:t>https://github.com/Alelovv/DataStructures</w:t>
-      </w:r>
-      <w:r>
-        <w:rPr>
-          <w:rFonts w:ascii="Times New Roman" w:eastAsia="Times New Roman" w:hAnsi="Times New Roman" w:cs="Times New Roman"/>
-        </w:rPr>
-        <w:t xml:space="preserve"> (дата обращения: 12.07.2026).</w:t>
-      </w:r>
-    </w:p>
-    <w:p>
-      <w:pPr>
+    </w:p>
+    <w:p>
+      <w:pPr>
+        <w:widowControl w:val="0"/>
+        <w:suppressAutoHyphens/>
         <w:spacing w:after="0" w:line="360" w:lineRule="auto"/>
         <w:jc w:val="both"/>
         <w:rPr>
@@ -15538,6 +14375,8 @@
     </w:p>
     <w:p>
       <w:pPr>
+        <w:widowControl w:val="0"/>
+        <w:suppressAutoHyphens/>
         <w:spacing w:after="0" w:line="360" w:lineRule="auto"/>
         <w:jc w:val="both"/>
         <w:rPr>
@@ -15547,6 +14386,8 @@
     </w:p>
     <w:p>
       <w:pPr>
+        <w:widowControl w:val="0"/>
+        <w:suppressAutoHyphens/>
         <w:spacing w:after="0" w:line="360" w:lineRule="auto"/>
         <w:jc w:val="both"/>
         <w:rPr>
@@ -15556,6 +14397,8 @@
     </w:p>
     <w:p>
       <w:pPr>
+        <w:widowControl w:val="0"/>
+        <w:suppressAutoHyphens/>
         <w:spacing w:after="0" w:line="360" w:lineRule="auto"/>
         <w:jc w:val="both"/>
         <w:rPr>
@@ -15565,6 +14408,8 @@
     </w:p>
     <w:p>
       <w:pPr>
+        <w:widowControl w:val="0"/>
+        <w:suppressAutoHyphens/>
         <w:spacing w:after="0" w:line="360" w:lineRule="auto"/>
         <w:jc w:val="both"/>
         <w:rPr>
@@ -15574,6 +14419,8 @@
     </w:p>
     <w:p>
       <w:pPr>
+        <w:widowControl w:val="0"/>
+        <w:suppressAutoHyphens/>
         <w:spacing w:after="0" w:line="360" w:lineRule="auto"/>
         <w:jc w:val="both"/>
         <w:rPr>
@@ -15583,6 +14430,8 @@
     </w:p>
     <w:p>
       <w:pPr>
+        <w:widowControl w:val="0"/>
+        <w:suppressAutoHyphens/>
         <w:spacing w:after="0" w:line="360" w:lineRule="auto"/>
         <w:jc w:val="both"/>
         <w:rPr>
@@ -15592,6 +14441,8 @@
     </w:p>
     <w:p>
       <w:pPr>
+        <w:widowControl w:val="0"/>
+        <w:suppressAutoHyphens/>
         <w:spacing w:after="0" w:line="360" w:lineRule="auto"/>
         <w:jc w:val="both"/>
         <w:rPr>
@@ -15601,6 +14452,8 @@
     </w:p>
     <w:p>
       <w:pPr>
+        <w:widowControl w:val="0"/>
+        <w:suppressAutoHyphens/>
         <w:spacing w:after="0" w:line="360" w:lineRule="auto"/>
         <w:jc w:val="both"/>
         <w:rPr>
@@ -15610,6 +14463,8 @@
     </w:p>
     <w:p>
       <w:pPr>
+        <w:widowControl w:val="0"/>
+        <w:suppressAutoHyphens/>
         <w:spacing w:after="0" w:line="360" w:lineRule="auto"/>
         <w:jc w:val="both"/>
         <w:rPr>
@@ -15619,6 +14474,8 @@
     </w:p>
     <w:p>
       <w:pPr>
+        <w:widowControl w:val="0"/>
+        <w:suppressAutoHyphens/>
         <w:spacing w:after="0" w:line="360" w:lineRule="auto"/>
         <w:jc w:val="both"/>
         <w:rPr>
@@ -15628,6 +14485,8 @@
     </w:p>
     <w:p>
       <w:pPr>
+        <w:widowControl w:val="0"/>
+        <w:suppressAutoHyphens/>
         <w:spacing w:after="0" w:line="360" w:lineRule="auto"/>
         <w:jc w:val="both"/>
         <w:rPr>
@@ -15637,6 +14496,8 @@
     </w:p>
     <w:p>
       <w:pPr>
+        <w:widowControl w:val="0"/>
+        <w:suppressAutoHyphens/>
         <w:spacing w:after="0" w:line="360" w:lineRule="auto"/>
         <w:jc w:val="both"/>
         <w:rPr>
@@ -15646,6 +14507,8 @@
     </w:p>
     <w:p>
       <w:pPr>
+        <w:widowControl w:val="0"/>
+        <w:suppressAutoHyphens/>
         <w:spacing w:after="0" w:line="360" w:lineRule="auto"/>
         <w:jc w:val="both"/>
         <w:rPr>
@@ -15655,6 +14518,8 @@
     </w:p>
     <w:p>
       <w:pPr>
+        <w:widowControl w:val="0"/>
+        <w:suppressAutoHyphens/>
         <w:spacing w:after="0" w:line="360" w:lineRule="auto"/>
         <w:jc w:val="both"/>
         <w:rPr>
@@ -15664,6 +14529,8 @@
     </w:p>
     <w:p>
       <w:pPr>
+        <w:widowControl w:val="0"/>
+        <w:suppressAutoHyphens/>
         <w:spacing w:after="0" w:line="360" w:lineRule="auto"/>
         <w:jc w:val="both"/>
         <w:rPr>
@@ -15673,6 +14540,8 @@
     </w:p>
     <w:p>
       <w:pPr>
+        <w:widowControl w:val="0"/>
+        <w:suppressAutoHyphens/>
         <w:spacing w:after="0" w:line="360" w:lineRule="auto"/>
         <w:jc w:val="both"/>
         <w:rPr>
@@ -15682,6 +14551,8 @@
     </w:p>
     <w:p>
       <w:pPr>
+        <w:widowControl w:val="0"/>
+        <w:suppressAutoHyphens/>
         <w:spacing w:after="0" w:line="360" w:lineRule="auto"/>
         <w:jc w:val="both"/>
         <w:rPr>
@@ -15691,6 +14562,8 @@
     </w:p>
     <w:p>
       <w:pPr>
+        <w:widowControl w:val="0"/>
+        <w:suppressAutoHyphens/>
         <w:spacing w:after="0" w:line="360" w:lineRule="auto"/>
         <w:jc w:val="both"/>
         <w:rPr>
@@ -15700,6 +14573,8 @@
     </w:p>
     <w:p>
       <w:pPr>
+        <w:widowControl w:val="0"/>
+        <w:suppressAutoHyphens/>
         <w:spacing w:after="0" w:line="360" w:lineRule="auto"/>
         <w:jc w:val="both"/>
         <w:rPr>
@@ -15709,6 +14584,8 @@
     </w:p>
     <w:p>
       <w:pPr>
+        <w:widowControl w:val="0"/>
+        <w:suppressAutoHyphens/>
         <w:spacing w:after="0" w:line="360" w:lineRule="auto"/>
         <w:jc w:val="both"/>
         <w:rPr>
@@ -15718,6 +14595,8 @@
     </w:p>
     <w:p>
       <w:pPr>
+        <w:widowControl w:val="0"/>
+        <w:suppressAutoHyphens/>
         <w:spacing w:after="0" w:line="360" w:lineRule="auto"/>
         <w:jc w:val="both"/>
         <w:rPr>
@@ -15727,6 +14606,8 @@
     </w:p>
     <w:p>
       <w:pPr>
+        <w:widowControl w:val="0"/>
+        <w:suppressAutoHyphens/>
         <w:spacing w:after="0" w:line="360" w:lineRule="auto"/>
         <w:jc w:val="both"/>
         <w:rPr>
@@ -15736,6 +14617,8 @@
     </w:p>
     <w:p>
       <w:pPr>
+        <w:widowControl w:val="0"/>
+        <w:suppressAutoHyphens/>
         <w:spacing w:after="0" w:line="360" w:lineRule="auto"/>
         <w:jc w:val="both"/>
         <w:rPr>
@@ -15745,6 +14628,8 @@
     </w:p>
     <w:p>
       <w:pPr>
+        <w:widowControl w:val="0"/>
+        <w:suppressAutoHyphens/>
         <w:spacing w:after="0" w:line="360" w:lineRule="auto"/>
         <w:jc w:val="both"/>
         <w:rPr>
@@ -15754,6 +14639,8 @@
     </w:p>
     <w:p>
       <w:pPr>
+        <w:widowControl w:val="0"/>
+        <w:suppressAutoHyphens/>
         <w:spacing w:after="0" w:line="360" w:lineRule="auto"/>
         <w:jc w:val="both"/>
         <w:rPr>
@@ -15763,51 +14650,8 @@
     </w:p>
     <w:p>
       <w:pPr>
-        <w:spacing w:after="0" w:line="360" w:lineRule="auto"/>
-        <w:jc w:val="both"/>
-        <w:rPr>
-          <w:rFonts w:ascii="Times New Roman" w:eastAsia="Times New Roman" w:hAnsi="Times New Roman" w:cs="Times New Roman"/>
-        </w:rPr>
-      </w:pPr>
-    </w:p>
-    <w:p>
-      <w:pPr>
-        <w:spacing w:after="0" w:line="360" w:lineRule="auto"/>
-        <w:jc w:val="both"/>
-        <w:rPr>
-          <w:rFonts w:ascii="Times New Roman" w:eastAsia="Times New Roman" w:hAnsi="Times New Roman" w:cs="Times New Roman"/>
-        </w:rPr>
-      </w:pPr>
-    </w:p>
-    <w:p>
-      <w:pPr>
-        <w:spacing w:after="0" w:line="360" w:lineRule="auto"/>
-        <w:jc w:val="both"/>
-        <w:rPr>
-          <w:rFonts w:ascii="Times New Roman" w:eastAsia="Times New Roman" w:hAnsi="Times New Roman" w:cs="Times New Roman"/>
-        </w:rPr>
-      </w:pPr>
-    </w:p>
-    <w:p>
-      <w:pPr>
-        <w:spacing w:after="0" w:line="360" w:lineRule="auto"/>
-        <w:jc w:val="both"/>
-        <w:rPr>
-          <w:rFonts w:ascii="Times New Roman" w:eastAsia="Times New Roman" w:hAnsi="Times New Roman" w:cs="Times New Roman"/>
-        </w:rPr>
-      </w:pPr>
-    </w:p>
-    <w:p>
-      <w:pPr>
-        <w:spacing w:after="0" w:line="360" w:lineRule="auto"/>
-        <w:jc w:val="both"/>
-        <w:rPr>
-          <w:rFonts w:ascii="Times New Roman" w:eastAsia="Times New Roman" w:hAnsi="Times New Roman" w:cs="Times New Roman"/>
-        </w:rPr>
-      </w:pPr>
-    </w:p>
-    <w:p>
-      <w:pPr>
+        <w:widowControl w:val="0"/>
+        <w:suppressAutoHyphens/>
         <w:spacing w:after="0" w:line="360" w:lineRule="auto"/>
         <w:jc w:val="both"/>
         <w:rPr>
@@ -15843,9 +14687,9 @@
           <w:lang w:eastAsia="ru-RU"/>
         </w:rPr>
       </w:pPr>
-      <w:bookmarkStart w:id="95" w:name="_Toc234626978"/>
-      <w:bookmarkStart w:id="96" w:name="_Toc234627115"/>
-      <w:bookmarkStart w:id="97" w:name="_Toc234628014"/>
+      <w:bookmarkStart w:id="77" w:name="_Toc234626978"/>
+      <w:bookmarkStart w:id="78" w:name="_Toc234627115"/>
+      <w:bookmarkStart w:id="79" w:name="_Toc234981152"/>
       <w:r>
         <w:rPr>
           <w:lang w:eastAsia="ru-RU"/>
@@ -15864,9 +14708,9 @@
         </w:rPr>
         <w:t>)</w:t>
       </w:r>
-      <w:bookmarkEnd w:id="95"/>
-      <w:bookmarkEnd w:id="96"/>
-      <w:bookmarkEnd w:id="97"/>
+      <w:bookmarkEnd w:id="77"/>
+      <w:bookmarkEnd w:id="78"/>
+      <w:bookmarkEnd w:id="79"/>
     </w:p>
     <w:p>
       <w:pPr>
@@ -15876,6 +14720,7 @@
           <w:lang w:eastAsia="ru-RU"/>
         </w:rPr>
       </w:pPr>
+      <w:bookmarkStart w:id="80" w:name="_Toc234981153"/>
       <w:r>
         <w:rPr>
           <w:noProof/>
@@ -15930,6 +14775,7 @@
           </wp:inline>
         </w:drawing>
       </w:r>
+      <w:bookmarkEnd w:id="80"/>
     </w:p>
     <w:p>
       <w:pPr>
